--- a/output/異文化適応のプロセス_前半_加筆版.docx
+++ b/output/異文化適応のプロセス_前半_加筆版.docx
@@ -63,6 +63,195 @@
     </w:p>
     <w:p>
       <w:pPr>
+        <w:keepNext/>
+        <w:pBdr>
+          <w:left w:val="single" w:color="FF0000" w:sz="12" w:space="8"/>
+        </w:pBdr>
+        <w:spacing w:after="0" w:before="60" w:line="300"/>
+        <w:ind w:left="420"/>
+      </w:pPr>
+      <w:r>
+        <w:rPr>
+          <w:b/>
+          <w:bCs/>
+          <w:color w:val="FF0000"/>
+          <w:sz w:val="19"/>
+          <w:szCs w:val="19"/>
+        </w:rPr>
+        <w:t xml:space="preserve">言い換え案　</w:t>
+      </w:r>
+      <w:r>
+        <w:rPr>
+          <w:color w:val="808080"/>
+          <w:sz w:val="19"/>
+          <w:szCs w:val="19"/>
+        </w:rPr>
+        <w:t xml:space="preserve">元：</w:t>
+      </w:r>
+      <w:r>
+        <w:rPr>
+          <w:color w:val="808080"/>
+          <w:sz w:val="19"/>
+          <w:szCs w:val="19"/>
+        </w:rPr>
+        <w:t xml:space="preserve">海外留学は日本の大学生にとって特殊な経験ではなくなった。</w:t>
+      </w:r>
+    </w:p>
+    <w:p>
+      <w:pPr>
+        <w:pBdr>
+          <w:left w:val="single" w:color="FF0000" w:sz="12" w:space="8"/>
+        </w:pBdr>
+        <w:spacing w:after="120" w:line="300"/>
+        <w:ind w:left="420"/>
+      </w:pPr>
+      <w:r>
+        <w:rPr>
+          <w:b/>
+          <w:bCs/>
+          <w:color w:val="FF0000"/>
+          <w:sz w:val="19"/>
+          <w:szCs w:val="19"/>
+        </w:rPr>
+        <w:t xml:space="preserve">案：</w:t>
+      </w:r>
+      <w:r>
+        <w:rPr>
+          <w:color w:val="FF0000"/>
+          <w:sz w:val="19"/>
+          <w:szCs w:val="19"/>
+        </w:rPr>
+        <w:t xml:space="preserve">海外留学は日本の大学生にとって特別な経験ではなくなった。</w:t>
+      </w:r>
+    </w:p>
+    <w:p>
+      <w:pPr>
+        <w:keepNext/>
+        <w:pBdr>
+          <w:left w:val="single" w:color="FF0000" w:sz="12" w:space="8"/>
+        </w:pBdr>
+        <w:spacing w:after="0" w:before="60" w:line="300"/>
+        <w:ind w:left="420"/>
+      </w:pPr>
+      <w:r>
+        <w:rPr>
+          <w:b/>
+          <w:bCs/>
+          <w:color w:val="FF0000"/>
+          <w:sz w:val="19"/>
+          <w:szCs w:val="19"/>
+        </w:rPr>
+        <w:t xml:space="preserve">言い換え案　</w:t>
+      </w:r>
+      <w:r>
+        <w:rPr>
+          <w:color w:val="808080"/>
+          <w:sz w:val="19"/>
+          <w:szCs w:val="19"/>
+        </w:rPr>
+        <w:t xml:space="preserve">元：</w:t>
+      </w:r>
+      <w:r>
+        <w:rPr>
+          <w:color w:val="808080"/>
+          <w:sz w:val="19"/>
+          <w:szCs w:val="19"/>
+        </w:rPr>
+        <w:t xml:space="preserve">留学機会の量的拡大は既に政策目標を超える勢いで進行している。</w:t>
+      </w:r>
+    </w:p>
+    <w:p>
+      <w:pPr>
+        <w:pBdr>
+          <w:left w:val="single" w:color="FF0000" w:sz="12" w:space="8"/>
+        </w:pBdr>
+        <w:spacing w:after="120" w:line="300"/>
+        <w:ind w:left="420"/>
+      </w:pPr>
+      <w:r>
+        <w:rPr>
+          <w:b/>
+          <w:bCs/>
+          <w:color w:val="FF0000"/>
+          <w:sz w:val="19"/>
+          <w:szCs w:val="19"/>
+        </w:rPr>
+        <w:t xml:space="preserve">案：</w:t>
+      </w:r>
+      <w:r>
+        <w:rPr>
+          <w:color w:val="FF0000"/>
+          <w:sz w:val="19"/>
+          <w:szCs w:val="19"/>
+        </w:rPr>
+        <w:t xml:space="preserve">留学の機会は急速に広がっている。（「政策目標を超える」と書く場合は、その目標の出典が必要）</w:t>
+      </w:r>
+    </w:p>
+    <w:p>
+      <w:pPr>
+        <w:keepNext/>
+        <w:pBdr>
+          <w:left w:val="single" w:color="FF0000" w:sz="12" w:space="8"/>
+        </w:pBdr>
+        <w:spacing w:after="0" w:before="60" w:line="300"/>
+        <w:ind w:left="420"/>
+      </w:pPr>
+      <w:r>
+        <w:rPr>
+          <w:b/>
+          <w:bCs/>
+          <w:color w:val="FF0000"/>
+          <w:sz w:val="19"/>
+          <w:szCs w:val="19"/>
+        </w:rPr>
+        <w:t xml:space="preserve">言い換え案　</w:t>
+      </w:r>
+      <w:r>
+        <w:rPr>
+          <w:color w:val="808080"/>
+          <w:sz w:val="19"/>
+          <w:szCs w:val="19"/>
+        </w:rPr>
+        <w:t xml:space="preserve">元：</w:t>
+      </w:r>
+      <w:r>
+        <w:rPr>
+          <w:color w:val="808080"/>
+          <w:sz w:val="19"/>
+          <w:szCs w:val="19"/>
+        </w:rPr>
+        <w:t xml:space="preserve">留学の一般化は、異文化適応やカルチャーショックの質的体験を持つ学生人口を過去最大規模へと押し上げた。しかし質的研究は量的指標に比べて少なく、留学拡大の裏で質的適応研究が現状追いついていない。</w:t>
+      </w:r>
+    </w:p>
+    <w:p>
+      <w:pPr>
+        <w:pBdr>
+          <w:left w:val="single" w:color="FF0000" w:sz="12" w:space="8"/>
+        </w:pBdr>
+        <w:spacing w:after="120" w:line="300"/>
+        <w:ind w:left="420"/>
+      </w:pPr>
+      <w:r>
+        <w:rPr>
+          <w:b/>
+          <w:bCs/>
+          <w:color w:val="FF0000"/>
+          <w:sz w:val="19"/>
+          <w:szCs w:val="19"/>
+        </w:rPr>
+        <w:t xml:space="preserve">案：</w:t>
+      </w:r>
+      <w:r>
+        <w:rPr>
+          <w:color w:val="FF0000"/>
+          <w:sz w:val="19"/>
+          <w:szCs w:val="19"/>
+        </w:rPr>
+        <w:t xml:space="preserve">留学が一般化したことで、異文化適応やカルチャーショックを経験する学生はこれまでで最も多くなった。しかし、その経験の中身を調べる質的研究は少なく、留学の拡大に研究が追いついていない。</w:t>
+      </w:r>
+    </w:p>
+    <w:p>
+      <w:pPr>
         <w:spacing w:line="300"/>
       </w:pPr>
       <w:r>
@@ -73,7 +262,7 @@
       <w:pPr>
         <w:spacing w:after="40" w:line="300"/>
       </w:pPr>
-      <w:hyperlink w:history="1" r:id="rIdoi1sb_vv8d41dzhyzqde2">
+      <w:hyperlink w:history="1" r:id="rIdzloarxqogkuyvj0grwcgl">
         <w:r>
           <w:rPr>
             <w:color w:val="0563C1"/>
@@ -95,7 +284,7 @@
       <w:pPr>
         <w:spacing w:after="40" w:line="300"/>
       </w:pPr>
-      <w:hyperlink w:history="1" r:id="rIdsy_ap9mvcwglqnfwd7zsm">
+      <w:hyperlink w:history="1" r:id="rIdbr9uza0lk-p7raoc20uyu">
         <w:r>
           <w:rPr>
             <w:color w:val="0563C1"/>
@@ -117,7 +306,7 @@
       <w:pPr>
         <w:spacing w:after="40" w:line="300"/>
       </w:pPr>
-      <w:hyperlink w:history="1" r:id="rIddyfqwszkkmsqfr7n37aqj">
+      <w:hyperlink w:history="1" r:id="rIdrzinwdfua-7in6tu1gxey">
         <w:r>
           <w:rPr>
             <w:color w:val="0563C1"/>
@@ -151,6 +340,258 @@
     </w:p>
     <w:p>
       <w:pPr>
+        <w:keepNext/>
+        <w:pBdr>
+          <w:left w:val="single" w:color="FF0000" w:sz="12" w:space="8"/>
+        </w:pBdr>
+        <w:spacing w:after="0" w:before="60" w:line="300"/>
+        <w:ind w:left="420"/>
+      </w:pPr>
+      <w:r>
+        <w:rPr>
+          <w:b/>
+          <w:bCs/>
+          <w:color w:val="FF0000"/>
+          <w:sz w:val="19"/>
+          <w:szCs w:val="19"/>
+        </w:rPr>
+        <w:t xml:space="preserve">言い換え案　</w:t>
+      </w:r>
+      <w:r>
+        <w:rPr>
+          <w:color w:val="808080"/>
+          <w:sz w:val="19"/>
+          <w:szCs w:val="19"/>
+        </w:rPr>
+        <w:t xml:space="preserve">元：</w:t>
+      </w:r>
+      <w:r>
+        <w:rPr>
+          <w:color w:val="808080"/>
+          <w:sz w:val="19"/>
+          <w:szCs w:val="19"/>
+        </w:rPr>
+        <w:t xml:space="preserve">家族が飼っていた羊がそこで解体されそのまま食卓に出てきた時は、</w:t>
+      </w:r>
+    </w:p>
+    <w:p>
+      <w:pPr>
+        <w:pBdr>
+          <w:left w:val="single" w:color="FF0000" w:sz="12" w:space="8"/>
+        </w:pBdr>
+        <w:spacing w:after="120" w:line="300"/>
+        <w:ind w:left="420"/>
+      </w:pPr>
+      <w:r>
+        <w:rPr>
+          <w:b/>
+          <w:bCs/>
+          <w:color w:val="FF0000"/>
+          <w:sz w:val="19"/>
+          <w:szCs w:val="19"/>
+        </w:rPr>
+        <w:t xml:space="preserve">案：</w:t>
+      </w:r>
+      <w:r>
+        <w:rPr>
+          <w:color w:val="FF0000"/>
+          <w:sz w:val="19"/>
+          <w:szCs w:val="19"/>
+        </w:rPr>
+        <w:t xml:space="preserve">ホストファミリーが飼っていた羊が目の前で解体され、そのまま食卓に出てきたときは、</w:t>
+      </w:r>
+    </w:p>
+    <w:p>
+      <w:pPr>
+        <w:keepNext/>
+        <w:pBdr>
+          <w:left w:val="single" w:color="FF0000" w:sz="12" w:space="8"/>
+        </w:pBdr>
+        <w:spacing w:after="0" w:before="60" w:line="300"/>
+        <w:ind w:left="420"/>
+      </w:pPr>
+      <w:r>
+        <w:rPr>
+          <w:b/>
+          <w:bCs/>
+          <w:color w:val="FF0000"/>
+          <w:sz w:val="19"/>
+          <w:szCs w:val="19"/>
+        </w:rPr>
+        <w:t xml:space="preserve">言い換え案　</w:t>
+      </w:r>
+      <w:r>
+        <w:rPr>
+          <w:color w:val="808080"/>
+          <w:sz w:val="19"/>
+          <w:szCs w:val="19"/>
+        </w:rPr>
+        <w:t xml:space="preserve">元：</w:t>
+      </w:r>
+      <w:r>
+        <w:rPr>
+          <w:color w:val="808080"/>
+          <w:sz w:val="19"/>
+          <w:szCs w:val="19"/>
+        </w:rPr>
+        <w:t xml:space="preserve">三食ともカレーで飽きずにはいられないが、</w:t>
+      </w:r>
+    </w:p>
+    <w:p>
+      <w:pPr>
+        <w:pBdr>
+          <w:left w:val="single" w:color="FF0000" w:sz="12" w:space="8"/>
+        </w:pBdr>
+        <w:spacing w:after="120" w:line="300"/>
+        <w:ind w:left="420"/>
+      </w:pPr>
+      <w:r>
+        <w:rPr>
+          <w:b/>
+          <w:bCs/>
+          <w:color w:val="FF0000"/>
+          <w:sz w:val="19"/>
+          <w:szCs w:val="19"/>
+        </w:rPr>
+        <w:t xml:space="preserve">案：</w:t>
+      </w:r>
+      <w:r>
+        <w:rPr>
+          <w:color w:val="FF0000"/>
+          <w:sz w:val="19"/>
+          <w:szCs w:val="19"/>
+        </w:rPr>
+        <w:t xml:space="preserve">三食ともカレーが続き、飽きてしまいそうになったが、</w:t>
+      </w:r>
+    </w:p>
+    <w:p>
+      <w:pPr>
+        <w:keepNext/>
+        <w:pBdr>
+          <w:left w:val="single" w:color="FF0000" w:sz="12" w:space="8"/>
+        </w:pBdr>
+        <w:spacing w:after="0" w:before="60" w:line="300"/>
+        <w:ind w:left="420"/>
+      </w:pPr>
+      <w:r>
+        <w:rPr>
+          <w:b/>
+          <w:bCs/>
+          <w:color w:val="FF0000"/>
+          <w:sz w:val="19"/>
+          <w:szCs w:val="19"/>
+        </w:rPr>
+        <w:t xml:space="preserve">言い換え案　</w:t>
+      </w:r>
+      <w:r>
+        <w:rPr>
+          <w:color w:val="808080"/>
+          <w:sz w:val="19"/>
+          <w:szCs w:val="19"/>
+        </w:rPr>
+        <w:t xml:space="preserve">元：</w:t>
+      </w:r>
+      <w:r>
+        <w:rPr>
+          <w:color w:val="808080"/>
+          <w:sz w:val="19"/>
+          <w:szCs w:val="19"/>
+        </w:rPr>
+        <w:t xml:space="preserve">このように、なにごとも何とかなるとかなると考え、自ら会話を重ね、何事も挑戦だと考え、やりたかったことを一つずつ行い、</w:t>
+      </w:r>
+    </w:p>
+    <w:p>
+      <w:pPr>
+        <w:pBdr>
+          <w:left w:val="single" w:color="FF0000" w:sz="12" w:space="8"/>
+        </w:pBdr>
+        <w:spacing w:after="120" w:line="300"/>
+        <w:ind w:left="420"/>
+      </w:pPr>
+      <w:r>
+        <w:rPr>
+          <w:b/>
+          <w:bCs/>
+          <w:color w:val="FF0000"/>
+          <w:sz w:val="19"/>
+          <w:szCs w:val="19"/>
+        </w:rPr>
+        <w:t xml:space="preserve">案：</w:t>
+      </w:r>
+      <w:r>
+        <w:rPr>
+          <w:color w:val="FF0000"/>
+          <w:sz w:val="19"/>
+          <w:szCs w:val="19"/>
+        </w:rPr>
+        <w:t xml:space="preserve">このように、「何とかなる」「何事も挑戦だ」と考えて自ら会話を重ね、やりたかったことを一つずつ実行し、</w:t>
+      </w:r>
+    </w:p>
+    <w:p>
+      <w:pPr>
+        <w:keepNext/>
+        <w:pBdr>
+          <w:left w:val="single" w:color="FF0000" w:sz="12" w:space="8"/>
+        </w:pBdr>
+        <w:spacing w:after="0" w:before="60" w:line="300"/>
+        <w:ind w:left="420"/>
+      </w:pPr>
+      <w:r>
+        <w:rPr>
+          <w:b/>
+          <w:bCs/>
+          <w:color w:val="FF0000"/>
+          <w:sz w:val="19"/>
+          <w:szCs w:val="19"/>
+        </w:rPr>
+        <w:t xml:space="preserve">言い換え案　</w:t>
+      </w:r>
+      <w:r>
+        <w:rPr>
+          <w:color w:val="808080"/>
+          <w:sz w:val="19"/>
+          <w:szCs w:val="19"/>
+        </w:rPr>
+        <w:t xml:space="preserve">元：</w:t>
+      </w:r>
+      <w:r>
+        <w:rPr>
+          <w:color w:val="808080"/>
+          <w:sz w:val="19"/>
+          <w:szCs w:val="19"/>
+        </w:rPr>
+        <w:t xml:space="preserve">Uカーブ理論が示す「戸惑い→衝突→適応→楽しさへの転換」という各段階を身体的・認知的に追体験したものと言え、</w:t>
+      </w:r>
+    </w:p>
+    <w:p>
+      <w:pPr>
+        <w:pBdr>
+          <w:left w:val="single" w:color="FF0000" w:sz="12" w:space="8"/>
+        </w:pBdr>
+        <w:spacing w:after="120" w:line="300"/>
+        <w:ind w:left="420"/>
+      </w:pPr>
+      <w:r>
+        <w:rPr>
+          <w:b/>
+          <w:bCs/>
+          <w:color w:val="FF0000"/>
+          <w:sz w:val="19"/>
+          <w:szCs w:val="19"/>
+        </w:rPr>
+        <w:t xml:space="preserve">案：</w:t>
+      </w:r>
+      <w:r>
+        <w:rPr>
+          <w:color w:val="FF0000"/>
+          <w:sz w:val="19"/>
+          <w:szCs w:val="19"/>
+        </w:rPr>
+        <w:t xml:space="preserve">Uカーブ理論が示す適応の各段階をたどり、さらにその先の「楽しさへの転換」まで経験したものと言え、（Uカーブ理論自体には「楽しさ」の段階はないため）</w:t>
+      </w:r>
+    </w:p>
+    <w:p>
+      <w:pPr>
         <w:spacing w:after="160" w:line="340"/>
       </w:pPr>
       <w:r>
@@ -238,6 +679,132 @@
     </w:p>
     <w:p>
       <w:pPr>
+        <w:keepNext/>
+        <w:pBdr>
+          <w:left w:val="single" w:color="FF0000" w:sz="12" w:space="8"/>
+        </w:pBdr>
+        <w:spacing w:after="0" w:before="60" w:line="300"/>
+        <w:ind w:left="420"/>
+      </w:pPr>
+      <w:r>
+        <w:rPr>
+          <w:b/>
+          <w:bCs/>
+          <w:color w:val="FF0000"/>
+          <w:sz w:val="19"/>
+          <w:szCs w:val="19"/>
+        </w:rPr>
+        <w:t xml:space="preserve">言い換え案　</w:t>
+      </w:r>
+      <w:r>
+        <w:rPr>
+          <w:color w:val="808080"/>
+          <w:sz w:val="19"/>
+          <w:szCs w:val="19"/>
+        </w:rPr>
+        <w:t xml:space="preserve">元：</w:t>
+      </w:r>
+      <w:r>
+        <w:rPr>
+          <w:color w:val="808080"/>
+          <w:sz w:val="19"/>
+          <w:szCs w:val="19"/>
+        </w:rPr>
+        <w:t xml:space="preserve">この二つの視点からインタビューすることで</w:t>
+      </w:r>
+    </w:p>
+    <w:p>
+      <w:pPr>
+        <w:pBdr>
+          <w:left w:val="single" w:color="FF0000" w:sz="12" w:space="8"/>
+        </w:pBdr>
+        <w:spacing w:after="120" w:line="300"/>
+        <w:ind w:left="420"/>
+      </w:pPr>
+      <w:r>
+        <w:rPr>
+          <w:b/>
+          <w:bCs/>
+          <w:color w:val="FF0000"/>
+          <w:sz w:val="19"/>
+          <w:szCs w:val="19"/>
+        </w:rPr>
+        <w:t xml:space="preserve">案：</w:t>
+      </w:r>
+      <w:r>
+        <w:rPr>
+          <w:color w:val="FF0000"/>
+          <w:sz w:val="19"/>
+          <w:szCs w:val="19"/>
+        </w:rPr>
+        <w:t xml:space="preserve">この二つの視点からアンケートと追加インタビューを行うことで</w:t>
+      </w:r>
+    </w:p>
+    <w:p>
+      <w:pPr>
+        <w:keepNext/>
+        <w:pBdr>
+          <w:left w:val="single" w:color="FF0000" w:sz="12" w:space="8"/>
+        </w:pBdr>
+        <w:spacing w:after="0" w:before="60" w:line="300"/>
+        <w:ind w:left="420"/>
+      </w:pPr>
+      <w:r>
+        <w:rPr>
+          <w:b/>
+          <w:bCs/>
+          <w:color w:val="FF0000"/>
+          <w:sz w:val="19"/>
+          <w:szCs w:val="19"/>
+        </w:rPr>
+        <w:t xml:space="preserve">言い換え案　</w:t>
+      </w:r>
+      <w:r>
+        <w:rPr>
+          <w:color w:val="808080"/>
+          <w:sz w:val="19"/>
+          <w:szCs w:val="19"/>
+        </w:rPr>
+        <w:t xml:space="preserve">元：</w:t>
+      </w:r>
+      <w:r>
+        <w:rPr>
+          <w:color w:val="808080"/>
+          <w:sz w:val="19"/>
+          <w:szCs w:val="19"/>
+        </w:rPr>
+        <w:t xml:space="preserve">楽しいと思うようになったか明かすことを試みる。</w:t>
+      </w:r>
+    </w:p>
+    <w:p>
+      <w:pPr>
+        <w:pBdr>
+          <w:left w:val="single" w:color="FF0000" w:sz="12" w:space="8"/>
+        </w:pBdr>
+        <w:spacing w:after="120" w:line="300"/>
+        <w:ind w:left="420"/>
+      </w:pPr>
+      <w:r>
+        <w:rPr>
+          <w:b/>
+          <w:bCs/>
+          <w:color w:val="FF0000"/>
+          <w:sz w:val="19"/>
+          <w:szCs w:val="19"/>
+        </w:rPr>
+        <w:t xml:space="preserve">案：</w:t>
+      </w:r>
+      <w:r>
+        <w:rPr>
+          <w:color w:val="FF0000"/>
+          <w:sz w:val="19"/>
+          <w:szCs w:val="19"/>
+        </w:rPr>
+        <w:t xml:space="preserve">楽しいと思うようになったかを明らかにする。</w:t>
+      </w:r>
+    </w:p>
+    <w:p>
+      <w:pPr>
         <w:spacing w:after="160" w:line="340"/>
       </w:pPr>
       <w:r>
@@ -272,6 +839,69 @@
     <w:p>
       <w:pPr>
         <w:keepNext/>
+        <w:pBdr>
+          <w:left w:val="single" w:color="FF0000" w:sz="12" w:space="8"/>
+        </w:pBdr>
+        <w:spacing w:after="0" w:before="60" w:line="300"/>
+        <w:ind w:left="420"/>
+      </w:pPr>
+      <w:r>
+        <w:rPr>
+          <w:b/>
+          <w:bCs/>
+          <w:color w:val="FF0000"/>
+          <w:sz w:val="19"/>
+          <w:szCs w:val="19"/>
+        </w:rPr>
+        <w:t xml:space="preserve">言い換え案　</w:t>
+      </w:r>
+      <w:r>
+        <w:rPr>
+          <w:color w:val="808080"/>
+          <w:sz w:val="19"/>
+          <w:szCs w:val="19"/>
+        </w:rPr>
+        <w:t xml:space="preserve">元：</w:t>
+      </w:r>
+      <w:r>
+        <w:rPr>
+          <w:color w:val="808080"/>
+          <w:sz w:val="19"/>
+          <w:szCs w:val="19"/>
+        </w:rPr>
+        <w:t xml:space="preserve">考え方の変化があったのかを明かすことで、</w:t>
+      </w:r>
+    </w:p>
+    <w:p>
+      <w:pPr>
+        <w:pBdr>
+          <w:left w:val="single" w:color="FF0000" w:sz="12" w:space="8"/>
+        </w:pBdr>
+        <w:spacing w:after="120" w:line="300"/>
+        <w:ind w:left="420"/>
+      </w:pPr>
+      <w:r>
+        <w:rPr>
+          <w:b/>
+          <w:bCs/>
+          <w:color w:val="FF0000"/>
+          <w:sz w:val="19"/>
+          <w:szCs w:val="19"/>
+        </w:rPr>
+        <w:t xml:space="preserve">案：</w:t>
+      </w:r>
+      <w:r>
+        <w:rPr>
+          <w:color w:val="FF0000"/>
+          <w:sz w:val="19"/>
+          <w:szCs w:val="19"/>
+        </w:rPr>
+        <w:t xml:space="preserve">考え方の変化があったのかを明らかにすることで、</w:t>
+      </w:r>
+    </w:p>
+    <w:p>
+      <w:pPr>
+        <w:keepNext/>
         <w:spacing w:after="200" w:before="360"/>
       </w:pPr>
       <w:r>
@@ -294,6 +924,132 @@
     <w:p>
       <w:pPr>
         <w:keepNext/>
+        <w:pBdr>
+          <w:left w:val="single" w:color="FF0000" w:sz="12" w:space="8"/>
+        </w:pBdr>
+        <w:spacing w:after="0" w:before="60" w:line="300"/>
+        <w:ind w:left="420"/>
+      </w:pPr>
+      <w:r>
+        <w:rPr>
+          <w:b/>
+          <w:bCs/>
+          <w:color w:val="FF0000"/>
+          <w:sz w:val="19"/>
+          <w:szCs w:val="19"/>
+        </w:rPr>
+        <w:t xml:space="preserve">言い換え案　</w:t>
+      </w:r>
+      <w:r>
+        <w:rPr>
+          <w:color w:val="808080"/>
+          <w:sz w:val="19"/>
+          <w:szCs w:val="19"/>
+        </w:rPr>
+        <w:t xml:space="preserve">元：</w:t>
+      </w:r>
+      <w:r>
+        <w:rPr>
+          <w:color w:val="808080"/>
+          <w:sz w:val="19"/>
+          <w:szCs w:val="19"/>
+        </w:rPr>
+        <w:t xml:space="preserve">私は「やったことリスト」の作成や、</w:t>
+      </w:r>
+    </w:p>
+    <w:p>
+      <w:pPr>
+        <w:pBdr>
+          <w:left w:val="single" w:color="FF0000" w:sz="12" w:space="8"/>
+        </w:pBdr>
+        <w:spacing w:after="120" w:line="300"/>
+        <w:ind w:left="420"/>
+      </w:pPr>
+      <w:r>
+        <w:rPr>
+          <w:b/>
+          <w:bCs/>
+          <w:color w:val="FF0000"/>
+          <w:sz w:val="19"/>
+          <w:szCs w:val="19"/>
+        </w:rPr>
+        <w:t xml:space="preserve">案：</w:t>
+      </w:r>
+      <w:r>
+        <w:rPr>
+          <w:color w:val="FF0000"/>
+          <w:sz w:val="19"/>
+          <w:szCs w:val="19"/>
+        </w:rPr>
+        <w:t xml:space="preserve">筆者は「やったことリスト」の作成や、（論文中は「筆者」に統一）</w:t>
+      </w:r>
+    </w:p>
+    <w:p>
+      <w:pPr>
+        <w:keepNext/>
+        <w:pBdr>
+          <w:left w:val="single" w:color="FF0000" w:sz="12" w:space="8"/>
+        </w:pBdr>
+        <w:spacing w:after="0" w:before="60" w:line="300"/>
+        <w:ind w:left="420"/>
+      </w:pPr>
+      <w:r>
+        <w:rPr>
+          <w:b/>
+          <w:bCs/>
+          <w:color w:val="FF0000"/>
+          <w:sz w:val="19"/>
+          <w:szCs w:val="19"/>
+        </w:rPr>
+        <w:t xml:space="preserve">言い換え案　</w:t>
+      </w:r>
+      <w:r>
+        <w:rPr>
+          <w:color w:val="808080"/>
+          <w:sz w:val="19"/>
+          <w:szCs w:val="19"/>
+        </w:rPr>
+        <w:t xml:space="preserve">元：</w:t>
+      </w:r>
+      <w:r>
+        <w:rPr>
+          <w:color w:val="808080"/>
+          <w:sz w:val="19"/>
+          <w:szCs w:val="19"/>
+        </w:rPr>
+        <w:t xml:space="preserve">4段階プロセスのメカニズムを解剖し、実践するためのヒントを得ることを目的とする。</w:t>
+      </w:r>
+    </w:p>
+    <w:p>
+      <w:pPr>
+        <w:pBdr>
+          <w:left w:val="single" w:color="FF0000" w:sz="12" w:space="8"/>
+        </w:pBdr>
+        <w:spacing w:after="120" w:line="300"/>
+        <w:ind w:left="420"/>
+      </w:pPr>
+      <w:r>
+        <w:rPr>
+          <w:b/>
+          <w:bCs/>
+          <w:color w:val="FF0000"/>
+          <w:sz w:val="19"/>
+          <w:szCs w:val="19"/>
+        </w:rPr>
+        <w:t xml:space="preserve">案：</w:t>
+      </w:r>
+      <w:r>
+        <w:rPr>
+          <w:color w:val="FF0000"/>
+          <w:sz w:val="19"/>
+          <w:szCs w:val="19"/>
+        </w:rPr>
+        <w:t xml:space="preserve">4段階のプロセスがどのように進むのかを明らかにし、これから留学する人が実践できるヒントを得ることを目的とする。</w:t>
+      </w:r>
+    </w:p>
+    <w:p>
+      <w:pPr>
+        <w:keepNext/>
         <w:spacing w:after="200" w:before="360"/>
       </w:pPr>
       <w:r>
@@ -410,7 +1166,7 @@
       <w:pPr>
         <w:spacing w:after="40" w:line="300"/>
       </w:pPr>
-      <w:hyperlink w:history="1" r:id="rIdsmpdcdnpjx7se8aj7uec2">
+      <w:hyperlink w:history="1" r:id="rIdiamknoetpwu-32rxeocwf">
         <w:r>
           <w:rPr>
             <w:color w:val="0563C1"/>
@@ -470,6 +1226,132 @@
     </w:p>
     <w:p>
       <w:pPr>
+        <w:keepNext/>
+        <w:pBdr>
+          <w:left w:val="single" w:color="FF0000" w:sz="12" w:space="8"/>
+        </w:pBdr>
+        <w:spacing w:after="0" w:before="60" w:line="300"/>
+        <w:ind w:left="420"/>
+      </w:pPr>
+      <w:r>
+        <w:rPr>
+          <w:b/>
+          <w:bCs/>
+          <w:color w:val="FF0000"/>
+          <w:sz w:val="19"/>
+          <w:szCs w:val="19"/>
+        </w:rPr>
+        <w:t xml:space="preserve">言い換え案　</w:t>
+      </w:r>
+      <w:r>
+        <w:rPr>
+          <w:color w:val="808080"/>
+          <w:sz w:val="19"/>
+          <w:szCs w:val="19"/>
+        </w:rPr>
+        <w:t xml:space="preserve">元：</w:t>
+      </w:r>
+      <w:r>
+        <w:rPr>
+          <w:color w:val="808080"/>
+          <w:sz w:val="19"/>
+          <w:szCs w:val="19"/>
+        </w:rPr>
+        <w:t xml:space="preserve">リスカードのUカーブモデルは、</w:t>
+      </w:r>
+    </w:p>
+    <w:p>
+      <w:pPr>
+        <w:pBdr>
+          <w:left w:val="single" w:color="FF0000" w:sz="12" w:space="8"/>
+        </w:pBdr>
+        <w:spacing w:after="120" w:line="300"/>
+        <w:ind w:left="420"/>
+      </w:pPr>
+      <w:r>
+        <w:rPr>
+          <w:b/>
+          <w:bCs/>
+          <w:color w:val="FF0000"/>
+          <w:sz w:val="19"/>
+          <w:szCs w:val="19"/>
+        </w:rPr>
+        <w:t xml:space="preserve">案：</w:t>
+      </w:r>
+      <w:r>
+        <w:rPr>
+          <w:color w:val="FF0000"/>
+          <w:sz w:val="19"/>
+          <w:szCs w:val="19"/>
+        </w:rPr>
+        <w:t xml:space="preserve">リスガード（Lysgaard 1955）のUカーブモデルは、</w:t>
+      </w:r>
+    </w:p>
+    <w:p>
+      <w:pPr>
+        <w:keepNext/>
+        <w:pBdr>
+          <w:left w:val="single" w:color="FF0000" w:sz="12" w:space="8"/>
+        </w:pBdr>
+        <w:spacing w:after="0" w:before="60" w:line="300"/>
+        <w:ind w:left="420"/>
+      </w:pPr>
+      <w:r>
+        <w:rPr>
+          <w:b/>
+          <w:bCs/>
+          <w:color w:val="FF0000"/>
+          <w:sz w:val="19"/>
+          <w:szCs w:val="19"/>
+        </w:rPr>
+        <w:t xml:space="preserve">言い換え案　</w:t>
+      </w:r>
+      <w:r>
+        <w:rPr>
+          <w:color w:val="808080"/>
+          <w:sz w:val="19"/>
+          <w:szCs w:val="19"/>
+        </w:rPr>
+        <w:t xml:space="preserve">元：</w:t>
+      </w:r>
+      <w:r>
+        <w:rPr>
+          <w:color w:val="808080"/>
+          <w:sz w:val="19"/>
+          <w:szCs w:val="19"/>
+        </w:rPr>
+        <w:t xml:space="preserve">1960年代、ノルウェーの留学生調査を基に提唱され、</w:t>
+      </w:r>
+    </w:p>
+    <w:p>
+      <w:pPr>
+        <w:pBdr>
+          <w:left w:val="single" w:color="FF0000" w:sz="12" w:space="8"/>
+        </w:pBdr>
+        <w:spacing w:after="120" w:line="300"/>
+        <w:ind w:left="420"/>
+      </w:pPr>
+      <w:r>
+        <w:rPr>
+          <w:b/>
+          <w:bCs/>
+          <w:color w:val="FF0000"/>
+          <w:sz w:val="19"/>
+          <w:szCs w:val="19"/>
+        </w:rPr>
+        <w:t xml:space="preserve">案：</w:t>
+      </w:r>
+      <w:r>
+        <w:rPr>
+          <w:color w:val="FF0000"/>
+          <w:sz w:val="19"/>
+          <w:szCs w:val="19"/>
+        </w:rPr>
+        <w:t xml:space="preserve">1955年、米国に滞在したノルウェー人留学生の調査を基に提唱され、</w:t>
+      </w:r>
+    </w:p>
+    <w:p>
+      <w:pPr>
         <w:spacing w:after="160" w:line="340"/>
       </w:pPr>
       <w:r>
@@ -501,6 +1383,69 @@
       </w:pPr>
       <w:r>
         <w:t xml:space="preserve">オバーグ（1960）は「カルチャーショック」という概念を初めて定義した人類学者であり、異文化移行に伴う心理的混乱やストレスを病理ではなく自然な適応過程と捉えた。彼の理論では、文化的価値観や行動様式の違いによって不安・怒り・孤独などの感情が生じ、その対処方法が適応を左右するとされる。カルチャーショックは「接触初期の理想化」「現実への失望と困惑」「適応の試行錯誤」「安定的適応」の段階に分かれ、特に「失望と困惑」は強い情動的反応を伴う。国内研究では「自己の常識の相対化と新たな意味づけ」や「異文化における自己像の揺らぎ」がカルチャーショックの本質とされ、本研究の関心とも重なる。しかし、オバーグの理論は主に初期の感情的混乱に焦点を当てており、そこから「気づき」や「楽しさ」への移行過程は詳しく説明されていない。そこで本研究では、オバーグ理論を出発点としつつ、積極的な適応行動やその感情的転換にも注目し、カルチャーショック後の適応プロセスまで解明を試みる。</w:t>
+      </w:r>
+    </w:p>
+    <w:p>
+      <w:pPr>
+        <w:keepNext/>
+        <w:pBdr>
+          <w:left w:val="single" w:color="FF0000" w:sz="12" w:space="8"/>
+        </w:pBdr>
+        <w:spacing w:after="0" w:before="60" w:line="300"/>
+        <w:ind w:left="420"/>
+      </w:pPr>
+      <w:r>
+        <w:rPr>
+          <w:b/>
+          <w:bCs/>
+          <w:color w:val="FF0000"/>
+          <w:sz w:val="19"/>
+          <w:szCs w:val="19"/>
+        </w:rPr>
+        <w:t xml:space="preserve">言い換え案　</w:t>
+      </w:r>
+      <w:r>
+        <w:rPr>
+          <w:color w:val="808080"/>
+          <w:sz w:val="19"/>
+          <w:szCs w:val="19"/>
+        </w:rPr>
+        <w:t xml:space="preserve">元：</w:t>
+      </w:r>
+      <w:r>
+        <w:rPr>
+          <w:color w:val="808080"/>
+          <w:sz w:val="19"/>
+          <w:szCs w:val="19"/>
+        </w:rPr>
+        <w:t xml:space="preserve">「カルチャーショック」という概念を初めて定義した人類学者であり、</w:t>
+      </w:r>
+    </w:p>
+    <w:p>
+      <w:pPr>
+        <w:pBdr>
+          <w:left w:val="single" w:color="FF0000" w:sz="12" w:space="8"/>
+        </w:pBdr>
+        <w:spacing w:after="120" w:line="300"/>
+        <w:ind w:left="420"/>
+      </w:pPr>
+      <w:r>
+        <w:rPr>
+          <w:b/>
+          <w:bCs/>
+          <w:color w:val="FF0000"/>
+          <w:sz w:val="19"/>
+          <w:szCs w:val="19"/>
+        </w:rPr>
+        <w:t xml:space="preserve">案：</w:t>
+      </w:r>
+      <w:r>
+        <w:rPr>
+          <w:color w:val="FF0000"/>
+          <w:sz w:val="19"/>
+          <w:szCs w:val="19"/>
+        </w:rPr>
+        <w:t xml:space="preserve">「カルチャーショック」という概念を広めた人類学者であり、（「初めて定義した」は言い切れないため）</w:t>
       </w:r>
     </w:p>
     <w:p>
@@ -1111,7 +2056,7 @@
       <w:pPr>
         <w:spacing w:after="40" w:line="300"/>
       </w:pPr>
-      <w:hyperlink w:history="1" r:id="rIdm7lsvcd3mdetg_w0urrai">
+      <w:hyperlink w:history="1" r:id="rIdpgcnwe-_inszvqan9gx2i">
         <w:r>
           <w:rPr>
             <w:color w:val="0563C1"/>
@@ -1133,7 +2078,7 @@
       <w:pPr>
         <w:spacing w:after="40" w:line="300"/>
       </w:pPr>
-      <w:hyperlink w:history="1" r:id="rIdnazv9wd7sneunjxxx42za">
+      <w:hyperlink w:history="1" r:id="rIdum9g6all1mx4zsu6v6mzz">
         <w:r>
           <w:rPr>
             <w:color w:val="0563C1"/>
@@ -1155,7 +2100,7 @@
       <w:pPr>
         <w:spacing w:after="40" w:line="300"/>
       </w:pPr>
-      <w:hyperlink w:history="1" r:id="rIdocknkrxhsd1jc_drnvowb">
+      <w:hyperlink w:history="1" r:id="rIdlgabcoc5gaaj6dvdvhuy2">
         <w:r>
           <w:rPr>
             <w:color w:val="0563C1"/>
@@ -1177,7 +2122,7 @@
       <w:pPr>
         <w:spacing w:after="40" w:line="300"/>
       </w:pPr>
-      <w:hyperlink w:history="1" r:id="rIdwa_wx-o1dak64k3ereqja">
+      <w:hyperlink w:history="1" r:id="rIdnevjkp7uhvft9k7r9ov2_">
         <w:r>
           <w:rPr>
             <w:color w:val="0563C1"/>
@@ -1238,6 +2183,69 @@
     <w:p>
       <w:pPr>
         <w:keepNext/>
+        <w:pBdr>
+          <w:left w:val="single" w:color="FF0000" w:sz="12" w:space="8"/>
+        </w:pBdr>
+        <w:spacing w:after="0" w:before="60" w:line="300"/>
+        <w:ind w:left="420"/>
+      </w:pPr>
+      <w:r>
+        <w:rPr>
+          <w:b/>
+          <w:bCs/>
+          <w:color w:val="FF0000"/>
+          <w:sz w:val="19"/>
+          <w:szCs w:val="19"/>
+        </w:rPr>
+        <w:t xml:space="preserve">言い換え案　</w:t>
+      </w:r>
+      <w:r>
+        <w:rPr>
+          <w:color w:val="808080"/>
+          <w:sz w:val="19"/>
+          <w:szCs w:val="19"/>
+        </w:rPr>
+        <w:t xml:space="preserve">元：</w:t>
+      </w:r>
+      <w:r>
+        <w:rPr>
+          <w:color w:val="808080"/>
+          <w:sz w:val="19"/>
+          <w:szCs w:val="19"/>
+        </w:rPr>
+        <w:t xml:space="preserve">“ハネムーン期では、新しい文化に対する期待や興奮が支配的である。この指摘は、</w:t>
+      </w:r>
+    </w:p>
+    <w:p>
+      <w:pPr>
+        <w:pBdr>
+          <w:left w:val="single" w:color="FF0000" w:sz="12" w:space="8"/>
+        </w:pBdr>
+        <w:spacing w:after="120" w:line="300"/>
+        <w:ind w:left="420"/>
+      </w:pPr>
+      <w:r>
+        <w:rPr>
+          <w:b/>
+          <w:bCs/>
+          <w:color w:val="FF0000"/>
+          <w:sz w:val="19"/>
+          <w:szCs w:val="19"/>
+        </w:rPr>
+        <w:t xml:space="preserve">案：</w:t>
+      </w:r>
+      <w:r>
+        <w:rPr>
+          <w:color w:val="FF0000"/>
+          <w:sz w:val="19"/>
+          <w:szCs w:val="19"/>
+        </w:rPr>
+        <w:t xml:space="preserve">「ハネムーン期では、新しい文化に対する期待や興奮が支配的である」（著者 年, p.○）。この指摘は、（閉じかっこと出典が抜けている）</w:t>
+      </w:r>
+    </w:p>
+    <w:p>
+      <w:pPr>
+        <w:keepNext/>
         <w:spacing w:after="200" w:before="360"/>
       </w:pPr>
       <w:r>
@@ -1260,6 +2268,69 @@
     <w:p>
       <w:pPr>
         <w:keepNext/>
+        <w:pBdr>
+          <w:left w:val="single" w:color="FF0000" w:sz="12" w:space="8"/>
+        </w:pBdr>
+        <w:spacing w:after="0" w:before="60" w:line="300"/>
+        <w:ind w:left="420"/>
+      </w:pPr>
+      <w:r>
+        <w:rPr>
+          <w:b/>
+          <w:bCs/>
+          <w:color w:val="FF0000"/>
+          <w:sz w:val="19"/>
+          <w:szCs w:val="19"/>
+        </w:rPr>
+        <w:t xml:space="preserve">言い換え案　</w:t>
+      </w:r>
+      <w:r>
+        <w:rPr>
+          <w:color w:val="808080"/>
+          <w:sz w:val="19"/>
+          <w:szCs w:val="19"/>
+        </w:rPr>
+        <w:t xml:space="preserve">元：</w:t>
+      </w:r>
+      <w:r>
+        <w:rPr>
+          <w:color w:val="808080"/>
+          <w:sz w:val="19"/>
+          <w:szCs w:val="19"/>
+        </w:rPr>
+        <w:t xml:space="preserve">“カルチャーショックの本質は“自己の常識の相対化と新たな意味づけ”にある”。</w:t>
+      </w:r>
+    </w:p>
+    <w:p>
+      <w:pPr>
+        <w:pBdr>
+          <w:left w:val="single" w:color="FF0000" w:sz="12" w:space="8"/>
+        </w:pBdr>
+        <w:spacing w:after="120" w:line="300"/>
+        <w:ind w:left="420"/>
+      </w:pPr>
+      <w:r>
+        <w:rPr>
+          <w:b/>
+          <w:bCs/>
+          <w:color w:val="FF0000"/>
+          <w:sz w:val="19"/>
+          <w:szCs w:val="19"/>
+        </w:rPr>
+        <w:t xml:space="preserve">案：</w:t>
+      </w:r>
+      <w:r>
+        <w:rPr>
+          <w:color w:val="FF0000"/>
+          <w:sz w:val="19"/>
+          <w:szCs w:val="19"/>
+        </w:rPr>
+        <w:t xml:space="preserve">「カルチャーショックの本質は『自己の常識の相対化と新たな意味づけ』にある」（著者 年, p.○）。</w:t>
+      </w:r>
+    </w:p>
+    <w:p>
+      <w:pPr>
+        <w:keepNext/>
         <w:spacing w:after="200" w:before="360"/>
       </w:pPr>
       <w:r>
@@ -1282,6 +2353,69 @@
     <w:p>
       <w:pPr>
         <w:keepNext/>
+        <w:pBdr>
+          <w:left w:val="single" w:color="FF0000" w:sz="12" w:space="8"/>
+        </w:pBdr>
+        <w:spacing w:after="0" w:before="60" w:line="300"/>
+        <w:ind w:left="420"/>
+      </w:pPr>
+      <w:r>
+        <w:rPr>
+          <w:b/>
+          <w:bCs/>
+          <w:color w:val="FF0000"/>
+          <w:sz w:val="19"/>
+          <w:szCs w:val="19"/>
+        </w:rPr>
+        <w:t xml:space="preserve">言い換え案　</w:t>
+      </w:r>
+      <w:r>
+        <w:rPr>
+          <w:color w:val="808080"/>
+          <w:sz w:val="19"/>
+          <w:szCs w:val="19"/>
+        </w:rPr>
+        <w:t xml:space="preserve">元：</w:t>
+      </w:r>
+      <w:r>
+        <w:rPr>
+          <w:color w:val="808080"/>
+          <w:sz w:val="19"/>
+          <w:szCs w:val="19"/>
+        </w:rPr>
+        <w:t xml:space="preserve">“沈黙の解釈が文化によって異なることがコミュニケーションの障壁を生む”。</w:t>
+      </w:r>
+    </w:p>
+    <w:p>
+      <w:pPr>
+        <w:pBdr>
+          <w:left w:val="single" w:color="FF0000" w:sz="12" w:space="8"/>
+        </w:pBdr>
+        <w:spacing w:after="120" w:line="300"/>
+        <w:ind w:left="420"/>
+      </w:pPr>
+      <w:r>
+        <w:rPr>
+          <w:b/>
+          <w:bCs/>
+          <w:color w:val="FF0000"/>
+          <w:sz w:val="19"/>
+          <w:szCs w:val="19"/>
+        </w:rPr>
+        <w:t xml:space="preserve">案：</w:t>
+      </w:r>
+      <w:r>
+        <w:rPr>
+          <w:color w:val="FF0000"/>
+          <w:sz w:val="19"/>
+          <w:szCs w:val="19"/>
+        </w:rPr>
+        <w:t xml:space="preserve">宮本（2021）が指摘するように、「沈黙の解釈が文化によって異なることがコミュニケーションの障壁を生む」（p.○）。</w:t>
+      </w:r>
+    </w:p>
+    <w:p>
+      <w:pPr>
+        <w:keepNext/>
         <w:spacing w:after="200" w:before="360"/>
       </w:pPr>
       <w:r>
@@ -1304,6 +2438,69 @@
     <w:p>
       <w:pPr>
         <w:keepNext/>
+        <w:pBdr>
+          <w:left w:val="single" w:color="FF0000" w:sz="12" w:space="8"/>
+        </w:pBdr>
+        <w:spacing w:after="0" w:before="60" w:line="300"/>
+        <w:ind w:left="420"/>
+      </w:pPr>
+      <w:r>
+        <w:rPr>
+          <w:b/>
+          <w:bCs/>
+          <w:color w:val="FF0000"/>
+          <w:sz w:val="19"/>
+          <w:szCs w:val="19"/>
+        </w:rPr>
+        <w:t xml:space="preserve">言い換え案　</w:t>
+      </w:r>
+      <w:r>
+        <w:rPr>
+          <w:color w:val="808080"/>
+          <w:sz w:val="19"/>
+          <w:szCs w:val="19"/>
+        </w:rPr>
+        <w:t xml:space="preserve">元：</w:t>
+      </w:r>
+      <w:r>
+        <w:rPr>
+          <w:color w:val="808080"/>
+          <w:sz w:val="19"/>
+          <w:szCs w:val="19"/>
+        </w:rPr>
+        <w:t xml:space="preserve">“文化の次元を理解することで異文化適応は促進される”。</w:t>
+      </w:r>
+    </w:p>
+    <w:p>
+      <w:pPr>
+        <w:pBdr>
+          <w:left w:val="single" w:color="FF0000" w:sz="12" w:space="8"/>
+        </w:pBdr>
+        <w:spacing w:after="120" w:line="300"/>
+        <w:ind w:left="420"/>
+      </w:pPr>
+      <w:r>
+        <w:rPr>
+          <w:b/>
+          <w:bCs/>
+          <w:color w:val="FF0000"/>
+          <w:sz w:val="19"/>
+          <w:szCs w:val="19"/>
+        </w:rPr>
+        <w:t xml:space="preserve">案：</w:t>
+      </w:r>
+      <w:r>
+        <w:rPr>
+          <w:color w:val="FF0000"/>
+          <w:sz w:val="19"/>
+          <w:szCs w:val="19"/>
+        </w:rPr>
+        <w:t xml:space="preserve">川島（2018）は「文化の次元を理解することで異文化適応は促進される」と述べている（p.○）。</w:t>
+      </w:r>
+    </w:p>
+    <w:p>
+      <w:pPr>
+        <w:keepNext/>
         <w:spacing w:after="200" w:before="360"/>
       </w:pPr>
       <w:r>
@@ -1325,6 +2522,69 @@
     </w:p>
     <w:p>
       <w:pPr>
+        <w:keepNext/>
+        <w:pBdr>
+          <w:left w:val="single" w:color="FF0000" w:sz="12" w:space="8"/>
+        </w:pBdr>
+        <w:spacing w:after="0" w:before="60" w:line="300"/>
+        <w:ind w:left="420"/>
+      </w:pPr>
+      <w:r>
+        <w:rPr>
+          <w:b/>
+          <w:bCs/>
+          <w:color w:val="FF0000"/>
+          <w:sz w:val="19"/>
+          <w:szCs w:val="19"/>
+        </w:rPr>
+        <w:t xml:space="preserve">言い換え案　</w:t>
+      </w:r>
+      <w:r>
+        <w:rPr>
+          <w:color w:val="808080"/>
+          <w:sz w:val="19"/>
+          <w:szCs w:val="19"/>
+        </w:rPr>
+        <w:t xml:space="preserve">元：</w:t>
+      </w:r>
+      <w:r>
+        <w:rPr>
+          <w:color w:val="808080"/>
+          <w:sz w:val="19"/>
+          <w:szCs w:val="19"/>
+        </w:rPr>
+        <w:t xml:space="preserve">“異文化をポジティブに捉える力が、持続的な適応と成長を支える”。</w:t>
+      </w:r>
+    </w:p>
+    <w:p>
+      <w:pPr>
+        <w:pBdr>
+          <w:left w:val="single" w:color="FF0000" w:sz="12" w:space="8"/>
+        </w:pBdr>
+        <w:spacing w:after="120" w:line="300"/>
+        <w:ind w:left="420"/>
+      </w:pPr>
+      <w:r>
+        <w:rPr>
+          <w:b/>
+          <w:bCs/>
+          <w:color w:val="FF0000"/>
+          <w:sz w:val="19"/>
+          <w:szCs w:val="19"/>
+        </w:rPr>
+        <w:t xml:space="preserve">案：</w:t>
+      </w:r>
+      <w:r>
+        <w:rPr>
+          <w:color w:val="FF0000"/>
+          <w:sz w:val="19"/>
+          <w:szCs w:val="19"/>
+        </w:rPr>
+        <w:t xml:space="preserve">「異文化をポジティブに捉える力が、持続的な適応と成長を支える」（著者 年, p.○）。（出典が確認できなければこの引用は削除）</w:t>
+      </w:r>
+    </w:p>
+    <w:p>
+      <w:pPr>
         <w:spacing w:after="160" w:line="340"/>
       </w:pPr>
       <w:r>
@@ -1388,7 +2648,7 @@
       <w:pPr>
         <w:spacing w:after="40" w:line="300"/>
       </w:pPr>
-      <w:hyperlink w:history="1" r:id="rIde6i8igjcufat8kahj2fbj">
+      <w:hyperlink w:history="1" r:id="rId62ytt4gljhlio7ucg2vzp">
         <w:r>
           <w:rPr>
             <w:color w:val="0563C1"/>
@@ -1410,7 +2670,7 @@
       <w:pPr>
         <w:spacing w:after="40" w:line="300"/>
       </w:pPr>
-      <w:hyperlink w:history="1" r:id="rIdyex7fv_fc_uspmphepnaz">
+      <w:hyperlink w:history="1" r:id="rIdfipddyafksrs9ihksxjyi">
         <w:r>
           <w:rPr>
             <w:color w:val="0563C1"/>
@@ -1432,7 +2692,7 @@
       <w:pPr>
         <w:spacing w:after="40" w:line="300"/>
       </w:pPr>
-      <w:hyperlink w:history="1" r:id="rIddq6hmtfzveu7nkrpb4kqd">
+      <w:hyperlink w:history="1" r:id="rIdcjxeidh46r-bvubvdztp3">
         <w:r>
           <w:rPr>
             <w:color w:val="0563C1"/>
@@ -1454,7 +2714,7 @@
       <w:pPr>
         <w:spacing w:after="40" w:line="300"/>
       </w:pPr>
-      <w:hyperlink w:history="1" r:id="rIdpif9zwrfnbgasrv6iflwk">
+      <w:hyperlink w:history="1" r:id="rIdzuwx76iylsg9kdwwk9vzp">
         <w:r>
           <w:rPr>
             <w:color w:val="0563C1"/>
@@ -1476,7 +2736,7 @@
       <w:pPr>
         <w:spacing w:after="40" w:line="300"/>
       </w:pPr>
-      <w:hyperlink w:history="1" r:id="rId1d20_wqvizutmrefm6aq1">
+      <w:hyperlink w:history="1" r:id="rIdu06nhh6ev2q51-j1-tpy5">
         <w:r>
           <w:rPr>
             <w:color w:val="0563C1"/>
@@ -1537,6 +2797,69 @@
     <w:p>
       <w:pPr>
         <w:keepNext/>
+        <w:pBdr>
+          <w:left w:val="single" w:color="FF0000" w:sz="12" w:space="8"/>
+        </w:pBdr>
+        <w:spacing w:after="0" w:before="60" w:line="300"/>
+        <w:ind w:left="420"/>
+      </w:pPr>
+      <w:r>
+        <w:rPr>
+          <w:b/>
+          <w:bCs/>
+          <w:color w:val="FF0000"/>
+          <w:sz w:val="19"/>
+          <w:szCs w:val="19"/>
+        </w:rPr>
+        <w:t xml:space="preserve">言い換え案　</w:t>
+      </w:r>
+      <w:r>
+        <w:rPr>
+          <w:color w:val="808080"/>
+          <w:sz w:val="19"/>
+          <w:szCs w:val="19"/>
+        </w:rPr>
+        <w:t xml:space="preserve">元：</w:t>
+      </w:r>
+      <w:r>
+        <w:rPr>
+          <w:color w:val="808080"/>
+          <w:sz w:val="19"/>
+          <w:szCs w:val="19"/>
+        </w:rPr>
+        <w:t xml:space="preserve">宮本は「沈黙の解釈が</w:t>
+      </w:r>
+    </w:p>
+    <w:p>
+      <w:pPr>
+        <w:pBdr>
+          <w:left w:val="single" w:color="FF0000" w:sz="12" w:space="8"/>
+        </w:pBdr>
+        <w:spacing w:after="120" w:line="300"/>
+        <w:ind w:left="420"/>
+      </w:pPr>
+      <w:r>
+        <w:rPr>
+          <w:b/>
+          <w:bCs/>
+          <w:color w:val="FF0000"/>
+          <w:sz w:val="19"/>
+          <w:szCs w:val="19"/>
+        </w:rPr>
+        <w:t xml:space="preserve">案：</w:t>
+      </w:r>
+      <w:r>
+        <w:rPr>
+          <w:color w:val="FF0000"/>
+          <w:sz w:val="19"/>
+          <w:szCs w:val="19"/>
+        </w:rPr>
+        <w:t xml:space="preserve">宮本（2021）は「沈黙の解釈が</w:t>
+      </w:r>
+    </w:p>
+    <w:p>
+      <w:pPr>
+        <w:keepNext/>
         <w:spacing w:after="200" w:before="360"/>
       </w:pPr>
       <w:r>
@@ -1558,6 +2881,195 @@
     </w:p>
     <w:p>
       <w:pPr>
+        <w:keepNext/>
+        <w:pBdr>
+          <w:left w:val="single" w:color="FF0000" w:sz="12" w:space="8"/>
+        </w:pBdr>
+        <w:spacing w:after="0" w:before="60" w:line="300"/>
+        <w:ind w:left="420"/>
+      </w:pPr>
+      <w:r>
+        <w:rPr>
+          <w:b/>
+          <w:bCs/>
+          <w:color w:val="FF0000"/>
+          <w:sz w:val="19"/>
+          <w:szCs w:val="19"/>
+        </w:rPr>
+        <w:t xml:space="preserve">言い換え案　</w:t>
+      </w:r>
+      <w:r>
+        <w:rPr>
+          <w:color w:val="808080"/>
+          <w:sz w:val="19"/>
+          <w:szCs w:val="19"/>
+        </w:rPr>
+        <w:t xml:space="preserve">元：</w:t>
+      </w:r>
+      <w:r>
+        <w:rPr>
+          <w:color w:val="808080"/>
+          <w:sz w:val="19"/>
+          <w:szCs w:val="19"/>
+        </w:rPr>
+        <w:t xml:space="preserve">戸惑う学生も少なくないと感じる。</w:t>
+      </w:r>
+    </w:p>
+    <w:p>
+      <w:pPr>
+        <w:pBdr>
+          <w:left w:val="single" w:color="FF0000" w:sz="12" w:space="8"/>
+        </w:pBdr>
+        <w:spacing w:after="120" w:line="300"/>
+        <w:ind w:left="420"/>
+      </w:pPr>
+      <w:r>
+        <w:rPr>
+          <w:b/>
+          <w:bCs/>
+          <w:color w:val="FF0000"/>
+          <w:sz w:val="19"/>
+          <w:szCs w:val="19"/>
+        </w:rPr>
+        <w:t xml:space="preserve">案：</w:t>
+      </w:r>
+      <w:r>
+        <w:rPr>
+          <w:color w:val="FF0000"/>
+          <w:sz w:val="19"/>
+          <w:szCs w:val="19"/>
+        </w:rPr>
+        <w:t xml:space="preserve">戸惑う学生も少なくないと考えられる。</w:t>
+      </w:r>
+    </w:p>
+    <w:p>
+      <w:pPr>
+        <w:keepNext/>
+        <w:pBdr>
+          <w:left w:val="single" w:color="FF0000" w:sz="12" w:space="8"/>
+        </w:pBdr>
+        <w:spacing w:after="0" w:before="60" w:line="300"/>
+        <w:ind w:left="420"/>
+      </w:pPr>
+      <w:r>
+        <w:rPr>
+          <w:b/>
+          <w:bCs/>
+          <w:color w:val="FF0000"/>
+          <w:sz w:val="19"/>
+          <w:szCs w:val="19"/>
+        </w:rPr>
+        <w:t xml:space="preserve">言い換え案　</w:t>
+      </w:r>
+      <w:r>
+        <w:rPr>
+          <w:color w:val="808080"/>
+          <w:sz w:val="19"/>
+          <w:szCs w:val="19"/>
+        </w:rPr>
+        <w:t xml:space="preserve">元：</w:t>
+      </w:r>
+      <w:r>
+        <w:rPr>
+          <w:color w:val="808080"/>
+          <w:sz w:val="19"/>
+          <w:szCs w:val="19"/>
+        </w:rPr>
+        <w:t xml:space="preserve">こうした差異は、Ⅰ章で述べたような留学機会の拡大とともに、</w:t>
+      </w:r>
+    </w:p>
+    <w:p>
+      <w:pPr>
+        <w:pBdr>
+          <w:left w:val="single" w:color="FF0000" w:sz="12" w:space="8"/>
+        </w:pBdr>
+        <w:spacing w:after="120" w:line="300"/>
+        <w:ind w:left="420"/>
+      </w:pPr>
+      <w:r>
+        <w:rPr>
+          <w:b/>
+          <w:bCs/>
+          <w:color w:val="FF0000"/>
+          <w:sz w:val="19"/>
+          <w:szCs w:val="19"/>
+        </w:rPr>
+        <w:t xml:space="preserve">案：</w:t>
+      </w:r>
+      <w:r>
+        <w:rPr>
+          <w:color w:val="FF0000"/>
+          <w:sz w:val="19"/>
+          <w:szCs w:val="19"/>
+        </w:rPr>
+        <w:t xml:space="preserve">こうした差異は、1章で述べた留学機会の拡大とともに、</w:t>
+      </w:r>
+    </w:p>
+    <w:p>
+      <w:pPr>
+        <w:keepNext/>
+        <w:pBdr>
+          <w:left w:val="single" w:color="FF0000" w:sz="12" w:space="8"/>
+        </w:pBdr>
+        <w:spacing w:after="0" w:before="60" w:line="300"/>
+        <w:ind w:left="420"/>
+      </w:pPr>
+      <w:r>
+        <w:rPr>
+          <w:b/>
+          <w:bCs/>
+          <w:color w:val="FF0000"/>
+          <w:sz w:val="19"/>
+          <w:szCs w:val="19"/>
+        </w:rPr>
+        <w:t xml:space="preserve">言い換え案　</w:t>
+      </w:r>
+      <w:r>
+        <w:rPr>
+          <w:color w:val="808080"/>
+          <w:sz w:val="19"/>
+          <w:szCs w:val="19"/>
+        </w:rPr>
+        <w:t xml:space="preserve">元：</w:t>
+      </w:r>
+      <w:r>
+        <w:rPr>
+          <w:color w:val="808080"/>
+          <w:sz w:val="19"/>
+          <w:szCs w:val="19"/>
+        </w:rPr>
+        <w:t xml:space="preserve">「異文化間の非言語的サインや暗黙のルールの違いが、日常的な誤解の根源となる」と論じている。この指摘は章の研究課題で掲げた</w:t>
+      </w:r>
+    </w:p>
+    <w:p>
+      <w:pPr>
+        <w:pBdr>
+          <w:left w:val="single" w:color="FF0000" w:sz="12" w:space="8"/>
+        </w:pBdr>
+        <w:spacing w:after="120" w:line="300"/>
+        <w:ind w:left="420"/>
+      </w:pPr>
+      <w:r>
+        <w:rPr>
+          <w:b/>
+          <w:bCs/>
+          <w:color w:val="FF0000"/>
+          <w:sz w:val="19"/>
+          <w:szCs w:val="19"/>
+        </w:rPr>
+        <w:t xml:space="preserve">案：</w:t>
+      </w:r>
+      <w:r>
+        <w:rPr>
+          <w:color w:val="FF0000"/>
+          <w:sz w:val="19"/>
+          <w:szCs w:val="19"/>
+        </w:rPr>
+        <w:t xml:space="preserve">○○（年）は「異文化間の非言語的サインや暗黙のルールの違いが、日常的な誤解の根源となる」と論じている。この指摘は、2章の研究課題で掲げた</w:t>
+      </w:r>
+    </w:p>
+    <w:p>
+      <w:pPr>
         <w:spacing w:after="160" w:line="340"/>
       </w:pPr>
       <w:r>
@@ -1593,6 +3105,132 @@
     </w:p>
     <w:p>
       <w:pPr>
+        <w:keepNext/>
+        <w:pBdr>
+          <w:left w:val="single" w:color="FF0000" w:sz="12" w:space="8"/>
+        </w:pBdr>
+        <w:spacing w:after="0" w:before="60" w:line="300"/>
+        <w:ind w:left="420"/>
+      </w:pPr>
+      <w:r>
+        <w:rPr>
+          <w:b/>
+          <w:bCs/>
+          <w:color w:val="FF0000"/>
+          <w:sz w:val="19"/>
+          <w:szCs w:val="19"/>
+        </w:rPr>
+        <w:t xml:space="preserve">言い換え案　</w:t>
+      </w:r>
+      <w:r>
+        <w:rPr>
+          <w:color w:val="808080"/>
+          <w:sz w:val="19"/>
+          <w:szCs w:val="19"/>
+        </w:rPr>
+        <w:t xml:space="preserve">元：</w:t>
+      </w:r>
+      <w:r>
+        <w:rPr>
+          <w:color w:val="808080"/>
+          <w:sz w:val="19"/>
+          <w:szCs w:val="19"/>
+        </w:rPr>
+        <w:t xml:space="preserve">「コンテクストの違いを認識し、それに合わせて行動や表現を調整できることが異文化適応の重要な要素である」と述べている。</w:t>
+      </w:r>
+    </w:p>
+    <w:p>
+      <w:pPr>
+        <w:pBdr>
+          <w:left w:val="single" w:color="FF0000" w:sz="12" w:space="8"/>
+        </w:pBdr>
+        <w:spacing w:after="120" w:line="300"/>
+        <w:ind w:left="420"/>
+      </w:pPr>
+      <w:r>
+        <w:rPr>
+          <w:b/>
+          <w:bCs/>
+          <w:color w:val="FF0000"/>
+          <w:sz w:val="19"/>
+          <w:szCs w:val="19"/>
+        </w:rPr>
+        <w:t xml:space="preserve">案：</w:t>
+      </w:r>
+      <w:r>
+        <w:rPr>
+          <w:color w:val="FF0000"/>
+          <w:sz w:val="19"/>
+          <w:szCs w:val="19"/>
+        </w:rPr>
+        <w:t xml:space="preserve">○○（年）は「コンテクストの違いを認識し、それに合わせて行動や表現を調整できることが異文化適応の重要な要素である」と述べている。</w:t>
+      </w:r>
+    </w:p>
+    <w:p>
+      <w:pPr>
+        <w:keepNext/>
+        <w:pBdr>
+          <w:left w:val="single" w:color="FF0000" w:sz="12" w:space="8"/>
+        </w:pBdr>
+        <w:spacing w:after="0" w:before="60" w:line="300"/>
+        <w:ind w:left="420"/>
+      </w:pPr>
+      <w:r>
+        <w:rPr>
+          <w:b/>
+          <w:bCs/>
+          <w:color w:val="FF0000"/>
+          <w:sz w:val="19"/>
+          <w:szCs w:val="19"/>
+        </w:rPr>
+        <w:t xml:space="preserve">言い換え案　</w:t>
+      </w:r>
+      <w:r>
+        <w:rPr>
+          <w:color w:val="808080"/>
+          <w:sz w:val="19"/>
+          <w:szCs w:val="19"/>
+        </w:rPr>
+        <w:t xml:space="preserve">元：</w:t>
+      </w:r>
+      <w:r>
+        <w:rPr>
+          <w:color w:val="808080"/>
+          <w:sz w:val="19"/>
+          <w:szCs w:val="19"/>
+        </w:rPr>
+        <w:t xml:space="preserve">この指摘は、4章で論じた「行動的工夫」や「文化を楽しむ力」が、</w:t>
+      </w:r>
+    </w:p>
+    <w:p>
+      <w:pPr>
+        <w:pBdr>
+          <w:left w:val="single" w:color="FF0000" w:sz="12" w:space="8"/>
+        </w:pBdr>
+        <w:spacing w:after="120" w:line="300"/>
+        <w:ind w:left="420"/>
+      </w:pPr>
+      <w:r>
+        <w:rPr>
+          <w:b/>
+          <w:bCs/>
+          <w:color w:val="FF0000"/>
+          <w:sz w:val="19"/>
+          <w:szCs w:val="19"/>
+        </w:rPr>
+        <w:t xml:space="preserve">案：</w:t>
+      </w:r>
+      <w:r>
+        <w:rPr>
+          <w:color w:val="FF0000"/>
+          <w:sz w:val="19"/>
+          <w:szCs w:val="19"/>
+        </w:rPr>
+        <w:t xml:space="preserve">この指摘は、2章で述べた「行動的工夫」や4章で述べた「文化を楽しむ力」が、</w:t>
+      </w:r>
+    </w:p>
+    <w:p>
+      <w:pPr>
         <w:spacing w:after="160" w:line="340"/>
       </w:pPr>
       <w:r>
@@ -1642,6 +3280,69 @@
     <w:p>
       <w:pPr>
         <w:keepNext/>
+        <w:pBdr>
+          <w:left w:val="single" w:color="FF0000" w:sz="12" w:space="8"/>
+        </w:pBdr>
+        <w:spacing w:after="0" w:before="60" w:line="300"/>
+        <w:ind w:left="420"/>
+      </w:pPr>
+      <w:r>
+        <w:rPr>
+          <w:b/>
+          <w:bCs/>
+          <w:color w:val="FF0000"/>
+          <w:sz w:val="19"/>
+          <w:szCs w:val="19"/>
+        </w:rPr>
+        <w:t xml:space="preserve">言い換え案　</w:t>
+      </w:r>
+      <w:r>
+        <w:rPr>
+          <w:color w:val="808080"/>
+          <w:sz w:val="19"/>
+          <w:szCs w:val="19"/>
+        </w:rPr>
+        <w:t xml:space="preserve">元：</w:t>
+      </w:r>
+      <w:r>
+        <w:rPr>
+          <w:color w:val="808080"/>
+          <w:sz w:val="19"/>
+          <w:szCs w:val="19"/>
+        </w:rPr>
+        <w:t xml:space="preserve">“ホフステードの6次元モデルは、文化的差異を具体的に把握するための有効な枠組みである”。</w:t>
+      </w:r>
+    </w:p>
+    <w:p>
+      <w:pPr>
+        <w:pBdr>
+          <w:left w:val="single" w:color="FF0000" w:sz="12" w:space="8"/>
+        </w:pBdr>
+        <w:spacing w:after="120" w:line="300"/>
+        <w:ind w:left="420"/>
+      </w:pPr>
+      <w:r>
+        <w:rPr>
+          <w:b/>
+          <w:bCs/>
+          <w:color w:val="FF0000"/>
+          <w:sz w:val="19"/>
+          <w:szCs w:val="19"/>
+        </w:rPr>
+        <w:t xml:space="preserve">案：</w:t>
+      </w:r>
+      <w:r>
+        <w:rPr>
+          <w:color w:val="FF0000"/>
+          <w:sz w:val="19"/>
+          <w:szCs w:val="19"/>
+        </w:rPr>
+        <w:t xml:space="preserve">「ホフステードの6次元モデルは、文化的差異を具体的に把握するための有効な枠組みである」（著者 年, p.○）。</w:t>
+      </w:r>
+    </w:p>
+    <w:p>
+      <w:pPr>
+        <w:keepNext/>
         <w:spacing w:after="200" w:before="360"/>
       </w:pPr>
       <w:r>
@@ -1663,6 +3364,69 @@
     </w:p>
     <w:p>
       <w:pPr>
+        <w:keepNext/>
+        <w:pBdr>
+          <w:left w:val="single" w:color="FF0000" w:sz="12" w:space="8"/>
+        </w:pBdr>
+        <w:spacing w:after="0" w:before="60" w:line="300"/>
+        <w:ind w:left="420"/>
+      </w:pPr>
+      <w:r>
+        <w:rPr>
+          <w:b/>
+          <w:bCs/>
+          <w:color w:val="FF0000"/>
+          <w:sz w:val="19"/>
+          <w:szCs w:val="19"/>
+        </w:rPr>
+        <w:t xml:space="preserve">言い換え案　</w:t>
+      </w:r>
+      <w:r>
+        <w:rPr>
+          <w:color w:val="808080"/>
+          <w:sz w:val="19"/>
+          <w:szCs w:val="19"/>
+        </w:rPr>
+        <w:t xml:space="preserve">元：</w:t>
+      </w:r>
+      <w:r>
+        <w:rPr>
+          <w:color w:val="808080"/>
+          <w:sz w:val="19"/>
+          <w:szCs w:val="19"/>
+        </w:rPr>
+        <w:t xml:space="preserve">本研究で調査対象とするのは、日本、アメリカ、韓国、フィジーの4カ国である。</w:t>
+      </w:r>
+    </w:p>
+    <w:p>
+      <w:pPr>
+        <w:pBdr>
+          <w:left w:val="single" w:color="FF0000" w:sz="12" w:space="8"/>
+        </w:pBdr>
+        <w:spacing w:after="120" w:line="300"/>
+        <w:ind w:left="420"/>
+      </w:pPr>
+      <w:r>
+        <w:rPr>
+          <w:b/>
+          <w:bCs/>
+          <w:color w:val="FF0000"/>
+          <w:sz w:val="19"/>
+          <w:szCs w:val="19"/>
+        </w:rPr>
+        <w:t xml:space="preserve">案：</w:t>
+      </w:r>
+      <w:r>
+        <w:rPr>
+          <w:color w:val="FF0000"/>
+          <w:sz w:val="19"/>
+          <w:szCs w:val="19"/>
+        </w:rPr>
+        <w:t xml:space="preserve">本研究で比較の対象とするのは、日本、フィジー、ベトナムの3か国である。（先生と相談のうえ）</w:t>
+      </w:r>
+    </w:p>
+    <w:p>
+      <w:pPr>
         <w:spacing w:after="160" w:line="340"/>
       </w:pPr>
       <w:r>
@@ -1698,6 +3462,132 @@
     </w:p>
     <w:p>
       <w:pPr>
+        <w:keepNext/>
+        <w:pBdr>
+          <w:left w:val="single" w:color="FF0000" w:sz="12" w:space="8"/>
+        </w:pBdr>
+        <w:spacing w:after="0" w:before="60" w:line="300"/>
+        <w:ind w:left="420"/>
+      </w:pPr>
+      <w:r>
+        <w:rPr>
+          <w:b/>
+          <w:bCs/>
+          <w:color w:val="FF0000"/>
+          <w:sz w:val="19"/>
+          <w:szCs w:val="19"/>
+        </w:rPr>
+        <w:t xml:space="preserve">言い換え案　</w:t>
+      </w:r>
+      <w:r>
+        <w:rPr>
+          <w:color w:val="808080"/>
+          <w:sz w:val="19"/>
+          <w:szCs w:val="19"/>
+        </w:rPr>
+        <w:t xml:space="preserve">元：</w:t>
+      </w:r>
+      <w:r>
+        <w:rPr>
+          <w:color w:val="808080"/>
+          <w:sz w:val="19"/>
+          <w:szCs w:val="19"/>
+        </w:rPr>
+        <w:t xml:space="preserve">こうしたスコア差は、Ⅴ章で述べた</w:t>
+      </w:r>
+    </w:p>
+    <w:p>
+      <w:pPr>
+        <w:pBdr>
+          <w:left w:val="single" w:color="FF0000" w:sz="12" w:space="8"/>
+        </w:pBdr>
+        <w:spacing w:after="120" w:line="300"/>
+        <w:ind w:left="420"/>
+      </w:pPr>
+      <w:r>
+        <w:rPr>
+          <w:b/>
+          <w:bCs/>
+          <w:color w:val="FF0000"/>
+          <w:sz w:val="19"/>
+          <w:szCs w:val="19"/>
+        </w:rPr>
+        <w:t xml:space="preserve">案：</w:t>
+      </w:r>
+      <w:r>
+        <w:rPr>
+          <w:color w:val="FF0000"/>
+          <w:sz w:val="19"/>
+          <w:szCs w:val="19"/>
+        </w:rPr>
+        <w:t xml:space="preserve">こうしたスコア差は、5章で述べた</w:t>
+      </w:r>
+    </w:p>
+    <w:p>
+      <w:pPr>
+        <w:keepNext/>
+        <w:pBdr>
+          <w:left w:val="single" w:color="FF0000" w:sz="12" w:space="8"/>
+        </w:pBdr>
+        <w:spacing w:after="0" w:before="60" w:line="300"/>
+        <w:ind w:left="420"/>
+      </w:pPr>
+      <w:r>
+        <w:rPr>
+          <w:b/>
+          <w:bCs/>
+          <w:color w:val="FF0000"/>
+          <w:sz w:val="19"/>
+          <w:szCs w:val="19"/>
+        </w:rPr>
+        <w:t xml:space="preserve">言い換え案　</w:t>
+      </w:r>
+      <w:r>
+        <w:rPr>
+          <w:color w:val="808080"/>
+          <w:sz w:val="19"/>
+          <w:szCs w:val="19"/>
+        </w:rPr>
+        <w:t xml:space="preserve">元：</w:t>
+      </w:r>
+      <w:r>
+        <w:rPr>
+          <w:color w:val="808080"/>
+          <w:sz w:val="19"/>
+          <w:szCs w:val="19"/>
+        </w:rPr>
+        <w:t xml:space="preserve">この指摘は、後半で行う量的分析が各文化次元の違いを可視化し、4段階モデルの検証に寄与することを示している。</w:t>
+      </w:r>
+    </w:p>
+    <w:p>
+      <w:pPr>
+        <w:pBdr>
+          <w:left w:val="single" w:color="FF0000" w:sz="12" w:space="8"/>
+        </w:pBdr>
+        <w:spacing w:after="120" w:line="300"/>
+        <w:ind w:left="420"/>
+      </w:pPr>
+      <w:r>
+        <w:rPr>
+          <w:b/>
+          <w:bCs/>
+          <w:color w:val="FF0000"/>
+          <w:sz w:val="19"/>
+          <w:szCs w:val="19"/>
+        </w:rPr>
+        <w:t xml:space="preserve">案：</w:t>
+      </w:r>
+      <w:r>
+        <w:rPr>
+          <w:color w:val="FF0000"/>
+          <w:sz w:val="19"/>
+          <w:szCs w:val="19"/>
+        </w:rPr>
+        <w:t xml:space="preserve">この指摘は、文化次元の違いが4段階の進み方に影響することを示しており、後半で衝突の種類と照らし合わせて考える手がかりとなる。</w:t>
+      </w:r>
+    </w:p>
+    <w:p>
+      <w:pPr>
         <w:spacing w:after="160" w:line="340"/>
       </w:pPr>
       <w:r>
@@ -1719,6 +3609,69 @@
     </w:p>
     <w:p>
       <w:pPr>
+        <w:keepNext/>
+        <w:pBdr>
+          <w:left w:val="single" w:color="FF0000" w:sz="12" w:space="8"/>
+        </w:pBdr>
+        <w:spacing w:after="0" w:before="60" w:line="300"/>
+        <w:ind w:left="420"/>
+      </w:pPr>
+      <w:r>
+        <w:rPr>
+          <w:b/>
+          <w:bCs/>
+          <w:color w:val="FF0000"/>
+          <w:sz w:val="19"/>
+          <w:szCs w:val="19"/>
+        </w:rPr>
+        <w:t xml:space="preserve">言い換え案　</w:t>
+      </w:r>
+      <w:r>
+        <w:rPr>
+          <w:color w:val="808080"/>
+          <w:sz w:val="19"/>
+          <w:szCs w:val="19"/>
+        </w:rPr>
+        <w:t xml:space="preserve">元：</w:t>
+      </w:r>
+      <w:r>
+        <w:rPr>
+          <w:color w:val="808080"/>
+          <w:sz w:val="19"/>
+          <w:szCs w:val="19"/>
+        </w:rPr>
+        <w:t xml:space="preserve">次章では調査方法と量的分析設計を示す。</w:t>
+      </w:r>
+    </w:p>
+    <w:p>
+      <w:pPr>
+        <w:pBdr>
+          <w:left w:val="single" w:color="FF0000" w:sz="12" w:space="8"/>
+        </w:pBdr>
+        <w:spacing w:after="120" w:line="300"/>
+        <w:ind w:left="420"/>
+      </w:pPr>
+      <w:r>
+        <w:rPr>
+          <w:b/>
+          <w:bCs/>
+          <w:color w:val="FF0000"/>
+          <w:sz w:val="19"/>
+          <w:szCs w:val="19"/>
+        </w:rPr>
+        <w:t xml:space="preserve">案：</w:t>
+      </w:r>
+      <w:r>
+        <w:rPr>
+          <w:color w:val="FF0000"/>
+          <w:sz w:val="19"/>
+          <w:szCs w:val="19"/>
+        </w:rPr>
+        <w:t xml:space="preserve">次章では研究方法を示す。</w:t>
+      </w:r>
+    </w:p>
+    <w:p>
+      <w:pPr>
         <w:spacing w:line="300"/>
       </w:pPr>
       <w:r>
@@ -1729,7 +3682,7 @@
       <w:pPr>
         <w:spacing w:after="40" w:line="300"/>
       </w:pPr>
-      <w:hyperlink w:history="1" r:id="rIdca0urlviwadnwdczspkev">
+      <w:hyperlink w:history="1" r:id="rIdxozjttslpxmwguq0zajam">
         <w:r>
           <w:rPr>
             <w:color w:val="0563C1"/>
@@ -1751,7 +3704,7 @@
       <w:pPr>
         <w:spacing w:after="40" w:line="300"/>
       </w:pPr>
-      <w:hyperlink w:history="1" r:id="rIdawm2js1lwfn-vac5o5zuw">
+      <w:hyperlink w:history="1" r:id="rIdsfdrq076esjpxrpmzcjxf">
         <w:r>
           <w:rPr>
             <w:color w:val="0563C1"/>
@@ -1773,7 +3726,7 @@
       <w:pPr>
         <w:spacing w:after="40" w:line="300"/>
       </w:pPr>
-      <w:hyperlink w:history="1" r:id="rIddymct6oq70ileaf8op4bp">
+      <w:hyperlink w:history="1" r:id="rIdjz_ckj5smaq9zqkmg4vgr">
         <w:r>
           <w:rPr>
             <w:color w:val="0563C1"/>

--- a/output/異文化適応のプロセス_前半_加筆版.docx
+++ b/output/異文化適応のプロセス_前半_加筆版.docx
@@ -262,7 +262,7 @@
       <w:pPr>
         <w:spacing w:after="40" w:line="300"/>
       </w:pPr>
-      <w:hyperlink w:history="1" r:id="rIdzloarxqogkuyvj0grwcgl">
+      <w:hyperlink w:history="1" r:id="rIdkwisx9f8oqmlglc7dajz6">
         <w:r>
           <w:rPr>
             <w:color w:val="0563C1"/>
@@ -284,7 +284,7 @@
       <w:pPr>
         <w:spacing w:after="40" w:line="300"/>
       </w:pPr>
-      <w:hyperlink w:history="1" r:id="rIdbr9uza0lk-p7raoc20uyu">
+      <w:hyperlink w:history="1" r:id="rId8fjku_4osxmdajxhbazga">
         <w:r>
           <w:rPr>
             <w:color w:val="0563C1"/>
@@ -306,7 +306,7 @@
       <w:pPr>
         <w:spacing w:after="40" w:line="300"/>
       </w:pPr>
-      <w:hyperlink w:history="1" r:id="rIdrzinwdfua-7in6tu1gxey">
+      <w:hyperlink w:history="1" r:id="rIdpqn24y-rh8x8zkwhpr6iv">
         <w:r>
           <w:rPr>
             <w:color w:val="0563C1"/>
@@ -1166,7 +1166,7 @@
       <w:pPr>
         <w:spacing w:after="40" w:line="300"/>
       </w:pPr>
-      <w:hyperlink w:history="1" r:id="rIdiamknoetpwu-32rxeocwf">
+      <w:hyperlink w:history="1" r:id="rId5f_k65hvy_em2ox5de-8t">
         <w:r>
           <w:rPr>
             <w:color w:val="0563C1"/>
@@ -1221,7 +1221,16 @@
         <w:spacing w:after="160" w:line="340"/>
       </w:pPr>
       <w:r>
-        <w:t xml:space="preserve">リスカードのUカーブモデルは、異文化適応の感情的変化が「ハネムーン期」「ショック期」「回復期」「適応期」の４段階をたどり、その軌跡がU字型を描くとする理論である。1960年代、ノルウェーの留学生調査を基に提唱され、適応過程が直線的でなく、初期の高揚感から一度落ち込み、徐々に回復する点が特徴である。具体的には、最初は新文化への好奇心や期待が強いが、やがて文化的違いに直面して戸惑いや否定的感情が強まる「ショック期」に移行する。その後、現地文化への理解や語学力の向上、社会的つながりの形成により「回復期」を経て、最終的に「適応期」となる（堀田 2016）。ただし、すべての適応経験がU字型になるわけではなく、現代の留学生は事前情報の取得などにより「ショック期」が緩和される場合もある。また、文化や個人差によってW字型や逆U字型になることも報告されている。本研究ではこのモデルを仮説的枠組みとしつつ、実際の語りから適応プロセスの多様性を記述的に明らかにすることを目指す。</w:t>
+        <w:t xml:space="preserve">リスカードのUカーブモデルは、異文化適応の感情的変化が「ハネムーン期」「ショック期」「回復期」「適応期」の４段階をたどり、その軌跡がU字型を描くとする理論である。</w:t>
+      </w:r>
+      <w:r>
+        <w:rPr>
+          <w:color w:val="FF0000"/>
+        </w:rPr>
+        <w:t xml:space="preserve">1955年、</w:t>
+      </w:r>
+      <w:r>
+        <w:t xml:space="preserve">ノルウェーの留学生調査を基に提唱され、適応過程が直線的でなく、初期の高揚感から一度落ち込み、徐々に回復する点が特徴である。具体的には、最初は新文化への好奇心や期待が強いが、やがて文化的違いに直面して戸惑いや否定的感情が強まる「ショック期」に移行する。その後、現地文化への理解や語学力の向上、社会的つながりの形成により「回復期」を経て、最終的に「適応期」となる（堀田 2016）。ただし、すべての適応経験がU字型になるわけではなく、現代の留学生は事前情報の取得などにより「ショック期」が緩和される場合もある。また、文化や個人差によってW字型や逆U字型になることも報告されている。本研究ではこのモデルを仮説的枠組みとしつつ、実際の語りから適応プロセスの多様性を記述的に明らかにすることを目指す。</w:t>
       </w:r>
     </w:p>
     <w:p>
@@ -1289,69 +1298,6 @@
     </w:p>
     <w:p>
       <w:pPr>
-        <w:keepNext/>
-        <w:pBdr>
-          <w:left w:val="single" w:color="FF0000" w:sz="12" w:space="8"/>
-        </w:pBdr>
-        <w:spacing w:after="0" w:before="60" w:line="300"/>
-        <w:ind w:left="420"/>
-      </w:pPr>
-      <w:r>
-        <w:rPr>
-          <w:b/>
-          <w:bCs/>
-          <w:color w:val="FF0000"/>
-          <w:sz w:val="19"/>
-          <w:szCs w:val="19"/>
-        </w:rPr>
-        <w:t xml:space="preserve">言い換え案　</w:t>
-      </w:r>
-      <w:r>
-        <w:rPr>
-          <w:color w:val="808080"/>
-          <w:sz w:val="19"/>
-          <w:szCs w:val="19"/>
-        </w:rPr>
-        <w:t xml:space="preserve">元：</w:t>
-      </w:r>
-      <w:r>
-        <w:rPr>
-          <w:color w:val="808080"/>
-          <w:sz w:val="19"/>
-          <w:szCs w:val="19"/>
-        </w:rPr>
-        <w:t xml:space="preserve">1960年代、ノルウェーの留学生調査を基に提唱され、</w:t>
-      </w:r>
-    </w:p>
-    <w:p>
-      <w:pPr>
-        <w:pBdr>
-          <w:left w:val="single" w:color="FF0000" w:sz="12" w:space="8"/>
-        </w:pBdr>
-        <w:spacing w:after="120" w:line="300"/>
-        <w:ind w:left="420"/>
-      </w:pPr>
-      <w:r>
-        <w:rPr>
-          <w:b/>
-          <w:bCs/>
-          <w:color w:val="FF0000"/>
-          <w:sz w:val="19"/>
-          <w:szCs w:val="19"/>
-        </w:rPr>
-        <w:t xml:space="preserve">案：</w:t>
-      </w:r>
-      <w:r>
-        <w:rPr>
-          <w:color w:val="FF0000"/>
-          <w:sz w:val="19"/>
-          <w:szCs w:val="19"/>
-        </w:rPr>
-        <w:t xml:space="preserve">1955年、米国に滞在したノルウェー人留学生の調査を基に提唱され、</w:t>
-      </w:r>
-    </w:p>
-    <w:p>
-      <w:pPr>
         <w:spacing w:after="160" w:line="340"/>
       </w:pPr>
       <w:r>
@@ -1360,7 +1306,7 @@
           <w:bCs/>
           <w:color w:val="FF0000"/>
         </w:rPr>
-        <w:t xml:space="preserve">【要確認：人名は「リスガード（Lysgaard）」、提唱は1955年。見出しと本文の「リスカード」「1960年代」を直す。また4章では「回復期」を「調整期」と呼んでいるので、どちらかに統一する】</w:t>
+        <w:t xml:space="preserve">【要確認：人名は「リスガード（Lysgaard）」が正しいので、見出しと本文の「リスカード」を直す。また4章では「回復期」を「調整期」と呼んでいるので、どちらかに統一する】</w:t>
       </w:r>
     </w:p>
     <w:p>
@@ -2056,7 +2002,7 @@
       <w:pPr>
         <w:spacing w:after="40" w:line="300"/>
       </w:pPr>
-      <w:hyperlink w:history="1" r:id="rIdpgcnwe-_inszvqan9gx2i">
+      <w:hyperlink w:history="1" r:id="rIdgvmvy0moguqgu7ossiolw">
         <w:r>
           <w:rPr>
             <w:color w:val="0563C1"/>
@@ -2078,7 +2024,7 @@
       <w:pPr>
         <w:spacing w:after="40" w:line="300"/>
       </w:pPr>
-      <w:hyperlink w:history="1" r:id="rIdum9g6all1mx4zsu6v6mzz">
+      <w:hyperlink w:history="1" r:id="rIdxtfi6i87mrbzpxmytvavm">
         <w:r>
           <w:rPr>
             <w:color w:val="0563C1"/>
@@ -2100,7 +2046,7 @@
       <w:pPr>
         <w:spacing w:after="40" w:line="300"/>
       </w:pPr>
-      <w:hyperlink w:history="1" r:id="rIdlgabcoc5gaaj6dvdvhuy2">
+      <w:hyperlink w:history="1" r:id="rIdfayuflanpuxfuqixgenkw">
         <w:r>
           <w:rPr>
             <w:color w:val="0563C1"/>
@@ -2122,7 +2068,7 @@
       <w:pPr>
         <w:spacing w:after="40" w:line="300"/>
       </w:pPr>
-      <w:hyperlink w:history="1" r:id="rIdnevjkp7uhvft9k7r9ov2_">
+      <w:hyperlink w:history="1" r:id="rIdiwg5daq8bljakfjz6kl_6">
         <w:r>
           <w:rPr>
             <w:color w:val="0563C1"/>
@@ -2646,20 +2592,6 @@
     </w:p>
     <w:p>
       <w:pPr>
-        <w:spacing w:after="40" w:line="300"/>
-      </w:pPr>
-      <w:hyperlink w:history="1" r:id="rId62ytt4gljhlio7ucg2vzp">
-        <w:r>
-          <w:rPr>
-            <w:color w:val="0563C1"/>
-            <w:u w:val="single"/>
-          </w:rPr>
-          <w:t xml:space="preserve">https://www.example.ac.jp/pdf/horita2016.pdf</w:t>
-        </w:r>
-      </w:hyperlink>
-    </w:p>
-    <w:p>
-      <w:pPr>
         <w:spacing w:line="300"/>
       </w:pPr>
       <w:r>
@@ -2668,20 +2600,6 @@
     </w:p>
     <w:p>
       <w:pPr>
-        <w:spacing w:after="40" w:line="300"/>
-      </w:pPr>
-      <w:hyperlink w:history="1" r:id="rIdfipddyafksrs9ihksxjyi">
-        <w:r>
-          <w:rPr>
-            <w:color w:val="0563C1"/>
-            <w:u w:val="single"/>
-          </w:rPr>
-          <w:t xml:space="preserve">https://www.example.ac.jp/pdf/tamura2015.pdf</w:t>
-        </w:r>
-      </w:hyperlink>
-    </w:p>
-    <w:p>
-      <w:pPr>
         <w:spacing w:line="300"/>
       </w:pPr>
       <w:r>
@@ -2690,20 +2608,6 @@
     </w:p>
     <w:p>
       <w:pPr>
-        <w:spacing w:after="40" w:line="300"/>
-      </w:pPr>
-      <w:hyperlink w:history="1" r:id="rIdcjxeidh46r-bvubvdztp3">
-        <w:r>
-          <w:rPr>
-            <w:color w:val="0563C1"/>
-            <w:u w:val="single"/>
-          </w:rPr>
-          <w:t xml:space="preserve">https://www.example.ac.jp/pdf/miyamoto2021.pdf</w:t>
-        </w:r>
-      </w:hyperlink>
-    </w:p>
-    <w:p>
-      <w:pPr>
         <w:spacing w:line="300"/>
       </w:pPr>
       <w:r>
@@ -2712,20 +2616,6 @@
     </w:p>
     <w:p>
       <w:pPr>
-        <w:spacing w:after="40" w:line="300"/>
-      </w:pPr>
-      <w:hyperlink w:history="1" r:id="rIdzuwx76iylsg9kdwwk9vzp">
-        <w:r>
-          <w:rPr>
-            <w:color w:val="0563C1"/>
-            <w:u w:val="single"/>
-          </w:rPr>
-          <w:t xml:space="preserve">https://www.example.ac.jp/pdf/kawashima2018.pdf</w:t>
-        </w:r>
-      </w:hyperlink>
-    </w:p>
-    <w:p>
-      <w:pPr>
         <w:spacing w:line="300"/>
       </w:pPr>
       <w:r>
@@ -2734,20 +2624,6 @@
     </w:p>
     <w:p>
       <w:pPr>
-        <w:spacing w:after="40" w:line="300"/>
-      </w:pPr>
-      <w:hyperlink w:history="1" r:id="rIdu06nhh6ev2q51-j1-tpy5">
-        <w:r>
-          <w:rPr>
-            <w:color w:val="0563C1"/>
-            <w:u w:val="single"/>
-          </w:rPr>
-          <w:t xml:space="preserve">https://www.example.ac.jp/pdf/sato2019.pdf</w:t>
-        </w:r>
-      </w:hyperlink>
-    </w:p>
-    <w:p>
-      <w:pPr>
         <w:spacing w:line="300"/>
       </w:pPr>
       <w:r>
@@ -2756,7 +2632,7 @@
           <w:bCs/>
           <w:color w:val="FF0000"/>
         </w:rPr>
-        <w:t xml:space="preserve">【要確認：example.ac.jpは例示用のダミーURLで、実在しない可能性が高い。実在を確認できない文献は削除する。本文中の“ ”の引用にも、著者・年・ページを付ける】</w:t>
+        <w:t xml:space="preserve">【要確認：上の5文献はダミーURLが付いていたためURLを削除した。文献そのものも実在を確認できていないので、確認できないものは削除する。本文中の“ ”の引用にも、著者・年・ページを付ける】</w:t>
       </w:r>
     </w:p>
     <w:p>
@@ -3359,70 +3235,18 @@
         <w:spacing w:after="160" w:line="340"/>
       </w:pPr>
       <w:r>
-        <w:t xml:space="preserve">本研究で調査対象とするのは、日本、アメリカ、韓国、フィジーの4カ国である。ホフステードの公開スコアによると、日本は「集団主義」「高い不確実性回避」「中程度の権力距離」が特徴であり、アメリカは「個人主義」「低い権力距離」「低い不確実性回避」が際立っている。韓国は「高い権力距離」と「集団主義」を併せ持ち、フィジーは「集団主義」が強いとされる。これらのスコア差は、異文化適応の際にどの段階で葛藤や摩擦が生じやすいかを示唆している。たとえば日本人学生がアメリカで「自己主張」を求められる場面では、個人主義・集団主義のギャップがショック期や調整期での大きな壁となる。“文化的価値観のスコア差が異文化適応における課題出現のタイミングや質に影響を与える”。この知見は、本研究で各国スコアの違いが留学生の適応パターンにどのような影響を及ぼすかを検討する仮説設定の根拠となる。</w:t>
-      </w:r>
-    </w:p>
-    <w:p>
-      <w:pPr>
-        <w:keepNext/>
-        <w:pBdr>
-          <w:left w:val="single" w:color="FF0000" w:sz="12" w:space="8"/>
-        </w:pBdr>
-        <w:spacing w:after="0" w:before="60" w:line="300"/>
-        <w:ind w:left="420"/>
-      </w:pPr>
-      <w:r>
-        <w:rPr>
-          <w:b/>
-          <w:bCs/>
-          <w:color w:val="FF0000"/>
-          <w:sz w:val="19"/>
-          <w:szCs w:val="19"/>
-        </w:rPr>
-        <w:t xml:space="preserve">言い換え案　</w:t>
-      </w:r>
-      <w:r>
-        <w:rPr>
-          <w:color w:val="808080"/>
-          <w:sz w:val="19"/>
-          <w:szCs w:val="19"/>
-        </w:rPr>
-        <w:t xml:space="preserve">元：</w:t>
-      </w:r>
-      <w:r>
-        <w:rPr>
-          <w:color w:val="808080"/>
-          <w:sz w:val="19"/>
-          <w:szCs w:val="19"/>
-        </w:rPr>
-        <w:t xml:space="preserve">本研究で調査対象とするのは、日本、アメリカ、韓国、フィジーの4カ国である。</w:t>
-      </w:r>
-    </w:p>
-    <w:p>
-      <w:pPr>
-        <w:pBdr>
-          <w:left w:val="single" w:color="FF0000" w:sz="12" w:space="8"/>
-        </w:pBdr>
-        <w:spacing w:after="120" w:line="300"/>
-        <w:ind w:left="420"/>
-      </w:pPr>
-      <w:r>
-        <w:rPr>
-          <w:b/>
-          <w:bCs/>
-          <w:color w:val="FF0000"/>
-          <w:sz w:val="19"/>
-          <w:szCs w:val="19"/>
-        </w:rPr>
-        <w:t xml:space="preserve">案：</w:t>
-      </w:r>
-      <w:r>
-        <w:rPr>
-          <w:color w:val="FF0000"/>
-          <w:sz w:val="19"/>
-          <w:szCs w:val="19"/>
-        </w:rPr>
-        <w:t xml:space="preserve">本研究で比較の対象とするのは、日本、フィジー、ベトナムの3か国である。（先生と相談のうえ）</w:t>
+        <w:rPr>
+          <w:color w:val="FF0000"/>
+        </w:rPr>
+        <w:t xml:space="preserve">本研究で比較の対象とするのは、筆者が留学したフィジーとベトナム、そして出身国である日本の3か国である。ホフステードの公開スコアによると、日本は「集団主義」「高い不確実性回避」「中程度の権力距離」が特徴である。ベトナムは日本と同じく集団主義的だが、「高い権力距離」と「低い不確実性回避」が特徴とされる。フィジーには公開スコアがないため、親族や村落の共同体、宗教を重んじる集団主義的な文化であることを、他の文献で補って示す。</w:t>
+      </w:r>
+      <w:r>
+        <w:rPr>
+          <w:b/>
+          <w:bCs/>
+          <w:color w:val="FF0000"/>
+        </w:rPr>
+        <w:t xml:space="preserve">【要確認：3か国のスコアをHofstede Insightsの公式サイトで確認して表にする。フィジーについて書かれた文献を探す】</w:t>
       </w:r>
     </w:p>
     <w:p>
@@ -3431,11 +3255,9 @@
       </w:pPr>
       <w:r>
         <w:rPr>
-          <w:b/>
-          <w:bCs/>
-          <w:color w:val="FF0000"/>
-        </w:rPr>
-        <w:t xml:space="preserve">【要相談：題目はフィジーとベトナムなので、対象国を「日本・フィジー・ベトナム」にそろえるか。ベトナムのスコアも調べる。フィジーは公開スコアがない可能性があるので確認する】</w:t>
+          <w:color w:val="FF0000"/>
+        </w:rPr>
+        <w:t xml:space="preserve">これらの違いは、どの段階で、どのような種類の衝突が起きやすいかを示唆している。たとえば日本とベトナムはどちらも集団主義的だが、不確実性回避には大きな差がある。そのため日本人留学生は、ベトナムで予定の変更やルールのあいまいさに戸惑う可能性がある。一方フィジーでは、宗教や共同体の慣習が生活の多くの場面に関わるため、食事や家族の行事など日常生活の場面で衝突が起きやすいと考えられる。本研究では、これらを仮説として、筆者の事例とアンケートで確かめる。</w:t>
       </w:r>
     </w:p>
     <w:p>
@@ -3457,133 +3279,10 @@
         <w:spacing w:after="160" w:line="340"/>
       </w:pPr>
       <w:r>
-        <w:t xml:space="preserve">ホフステード文化的理論の6次元スコア差は、異文化適応4段階モデルの進み方や、各段階で生じる困難・工夫のパターンに具体的な影響を及ぼすと考えられる。例えば「権力距離」が高い韓国や日本出身の留学生が「低い権力距離」の国で学ぶ場合、授業中の発言や教師との距離感でショック期に戸惑いが生じやすい。一方、「個人主義」の国で「集団主義」的ふるまいが調整期や適応期の工夫として役立つ場面も見られるだろう。また、「不確実性回避」が強い文化圏から来た学生は、新しいルールや習慣への不安がショック期に大きく表出しやすい。こうしたスコア差は、Ⅴ章で述べた文化的コンテクスト理論とも重なり、具体的な摩擦の場面や適応行動の多様性を読み解く手がかりとなる。“ホフステードの文化スコアを用いた分析により、異文化適応プロセスの個人差や段階別の傾向を数量的に把握できる”。この指摘は、後半で行う量的分析が各文化次元の違いを可視化し、4段階モデルの検証に寄与することを示している。</w:t>
-      </w:r>
-    </w:p>
-    <w:p>
-      <w:pPr>
-        <w:keepNext/>
-        <w:pBdr>
-          <w:left w:val="single" w:color="FF0000" w:sz="12" w:space="8"/>
-        </w:pBdr>
-        <w:spacing w:after="0" w:before="60" w:line="300"/>
-        <w:ind w:left="420"/>
-      </w:pPr>
-      <w:r>
-        <w:rPr>
-          <w:b/>
-          <w:bCs/>
-          <w:color w:val="FF0000"/>
-          <w:sz w:val="19"/>
-          <w:szCs w:val="19"/>
-        </w:rPr>
-        <w:t xml:space="preserve">言い換え案　</w:t>
-      </w:r>
-      <w:r>
-        <w:rPr>
-          <w:color w:val="808080"/>
-          <w:sz w:val="19"/>
-          <w:szCs w:val="19"/>
-        </w:rPr>
-        <w:t xml:space="preserve">元：</w:t>
-      </w:r>
-      <w:r>
-        <w:rPr>
-          <w:color w:val="808080"/>
-          <w:sz w:val="19"/>
-          <w:szCs w:val="19"/>
-        </w:rPr>
-        <w:t xml:space="preserve">こうしたスコア差は、Ⅴ章で述べた</w:t>
-      </w:r>
-    </w:p>
-    <w:p>
-      <w:pPr>
-        <w:pBdr>
-          <w:left w:val="single" w:color="FF0000" w:sz="12" w:space="8"/>
-        </w:pBdr>
-        <w:spacing w:after="120" w:line="300"/>
-        <w:ind w:left="420"/>
-      </w:pPr>
-      <w:r>
-        <w:rPr>
-          <w:b/>
-          <w:bCs/>
-          <w:color w:val="FF0000"/>
-          <w:sz w:val="19"/>
-          <w:szCs w:val="19"/>
-        </w:rPr>
-        <w:t xml:space="preserve">案：</w:t>
-      </w:r>
-      <w:r>
-        <w:rPr>
-          <w:color w:val="FF0000"/>
-          <w:sz w:val="19"/>
-          <w:szCs w:val="19"/>
-        </w:rPr>
-        <w:t xml:space="preserve">こうしたスコア差は、5章で述べた</w:t>
-      </w:r>
-    </w:p>
-    <w:p>
-      <w:pPr>
-        <w:keepNext/>
-        <w:pBdr>
-          <w:left w:val="single" w:color="FF0000" w:sz="12" w:space="8"/>
-        </w:pBdr>
-        <w:spacing w:after="0" w:before="60" w:line="300"/>
-        <w:ind w:left="420"/>
-      </w:pPr>
-      <w:r>
-        <w:rPr>
-          <w:b/>
-          <w:bCs/>
-          <w:color w:val="FF0000"/>
-          <w:sz w:val="19"/>
-          <w:szCs w:val="19"/>
-        </w:rPr>
-        <w:t xml:space="preserve">言い換え案　</w:t>
-      </w:r>
-      <w:r>
-        <w:rPr>
-          <w:color w:val="808080"/>
-          <w:sz w:val="19"/>
-          <w:szCs w:val="19"/>
-        </w:rPr>
-        <w:t xml:space="preserve">元：</w:t>
-      </w:r>
-      <w:r>
-        <w:rPr>
-          <w:color w:val="808080"/>
-          <w:sz w:val="19"/>
-          <w:szCs w:val="19"/>
-        </w:rPr>
-        <w:t xml:space="preserve">この指摘は、後半で行う量的分析が各文化次元の違いを可視化し、4段階モデルの検証に寄与することを示している。</w:t>
-      </w:r>
-    </w:p>
-    <w:p>
-      <w:pPr>
-        <w:pBdr>
-          <w:left w:val="single" w:color="FF0000" w:sz="12" w:space="8"/>
-        </w:pBdr>
-        <w:spacing w:after="120" w:line="300"/>
-        <w:ind w:left="420"/>
-      </w:pPr>
-      <w:r>
-        <w:rPr>
-          <w:b/>
-          <w:bCs/>
-          <w:color w:val="FF0000"/>
-          <w:sz w:val="19"/>
-          <w:szCs w:val="19"/>
-        </w:rPr>
-        <w:t xml:space="preserve">案：</w:t>
-      </w:r>
-      <w:r>
-        <w:rPr>
-          <w:color w:val="FF0000"/>
-          <w:sz w:val="19"/>
-          <w:szCs w:val="19"/>
-        </w:rPr>
-        <w:t xml:space="preserve">この指摘は、文化次元の違いが4段階の進み方に影響することを示しており、後半で衝突の種類と照らし合わせて考える手がかりとなる。</w:t>
+        <w:rPr>
+          <w:color w:val="FF0000"/>
+        </w:rPr>
+        <w:t xml:space="preserve">ホフステードの6次元スコアの差は、異文化適応4段階モデルの進み方や、各段階で起きる衝突の種類に影響すると考えられる。たとえば、権力距離が高いベトナムでは、先生や年長者との距離感や敬意の示し方が日本と異なり、人間関係の場面で戸惑いが生じる可能性がある。不確実性回避が高い日本から低いベトナムに渡った学生は、予定やルールがはっきりしないことへの不安がショック期に表れやすい。一方フィジーでは、集団主義的な共同体の中に受け入れられることが、調整期や適応期の支えになる可能性がある。</w:t>
       </w:r>
     </w:p>
     <w:p>
@@ -3592,11 +3291,9 @@
       </w:pPr>
       <w:r>
         <w:rPr>
-          <w:b/>
-          <w:bCs/>
-          <w:color w:val="FF0000"/>
-        </w:rPr>
-        <w:t xml:space="preserve">【要相談：本研究は自分の事例とアンケート（自由記述）の質的研究とするため、「後半で行う量的分析」「量的分析設計」の表現を見直す】</w:t>
+          <w:color w:val="FF0000"/>
+        </w:rPr>
+        <w:t xml:space="preserve">こうしたスコア差は、5章で述べた文化的コンテクスト理論とも重なり、衝突がなぜ起きたのかを読み解く手がかりとなる。ただし、スコアは国単位の平均であり、個人の経験をそのまま説明するものではない。そこで本研究では、スコアを数量的な分析に使うのではなく、筆者の事例とアンケートで語られた衝突を解釈するための手がかりとして用いる。</w:t>
       </w:r>
     </w:p>
     <w:p>
@@ -3604,70 +3301,16 @@
         <w:spacing w:after="160" w:line="340"/>
       </w:pPr>
       <w:r>
-        <w:t xml:space="preserve">次章では調査方法と量的分析設計を示す。</w:t>
-      </w:r>
-    </w:p>
-    <w:p>
-      <w:pPr>
-        <w:keepNext/>
-        <w:pBdr>
-          <w:left w:val="single" w:color="FF0000" w:sz="12" w:space="8"/>
-        </w:pBdr>
-        <w:spacing w:after="0" w:before="60" w:line="300"/>
-        <w:ind w:left="420"/>
-      </w:pPr>
-      <w:r>
-        <w:rPr>
-          <w:b/>
-          <w:bCs/>
-          <w:color w:val="FF0000"/>
-          <w:sz w:val="19"/>
-          <w:szCs w:val="19"/>
-        </w:rPr>
-        <w:t xml:space="preserve">言い換え案　</w:t>
-      </w:r>
-      <w:r>
-        <w:rPr>
-          <w:color w:val="808080"/>
-          <w:sz w:val="19"/>
-          <w:szCs w:val="19"/>
-        </w:rPr>
-        <w:t xml:space="preserve">元：</w:t>
-      </w:r>
-      <w:r>
-        <w:rPr>
-          <w:color w:val="808080"/>
-          <w:sz w:val="19"/>
-          <w:szCs w:val="19"/>
-        </w:rPr>
-        <w:t xml:space="preserve">次章では調査方法と量的分析設計を示す。</w:t>
-      </w:r>
-    </w:p>
-    <w:p>
-      <w:pPr>
-        <w:pBdr>
-          <w:left w:val="single" w:color="FF0000" w:sz="12" w:space="8"/>
-        </w:pBdr>
-        <w:spacing w:after="120" w:line="300"/>
-        <w:ind w:left="420"/>
-      </w:pPr>
-      <w:r>
-        <w:rPr>
-          <w:b/>
-          <w:bCs/>
-          <w:color w:val="FF0000"/>
-          <w:sz w:val="19"/>
-          <w:szCs w:val="19"/>
-        </w:rPr>
-        <w:t xml:space="preserve">案：</w:t>
-      </w:r>
-      <w:r>
-        <w:rPr>
-          <w:color w:val="FF0000"/>
-          <w:sz w:val="19"/>
-          <w:szCs w:val="19"/>
-        </w:rPr>
-        <w:t xml:space="preserve">次章では研究方法を示す。</w:t>
+        <w:t xml:space="preserve">次章では</w:t>
+      </w:r>
+      <w:r>
+        <w:rPr>
+          <w:color w:val="FF0000"/>
+        </w:rPr>
+        <w:t xml:space="preserve">研究方法</w:t>
+      </w:r>
+      <w:r>
+        <w:t xml:space="preserve">を示す。</w:t>
       </w:r>
     </w:p>
     <w:p>
@@ -3682,7 +3325,7 @@
       <w:pPr>
         <w:spacing w:after="40" w:line="300"/>
       </w:pPr>
-      <w:hyperlink w:history="1" r:id="rIdxozjttslpxmwguq0zajam">
+      <w:hyperlink w:history="1" r:id="rIdz1beykb9xz1vfh6o57dp2">
         <w:r>
           <w:rPr>
             <w:color w:val="0563C1"/>
@@ -3704,7 +3347,7 @@
       <w:pPr>
         <w:spacing w:after="40" w:line="300"/>
       </w:pPr>
-      <w:hyperlink w:history="1" r:id="rIdsfdrq076esjpxrpmzcjxf">
+      <w:hyperlink w:history="1" r:id="rIdiplh-vm9szfhodhuqwdk1">
         <w:r>
           <w:rPr>
             <w:color w:val="0563C1"/>
@@ -3726,7 +3369,7 @@
       <w:pPr>
         <w:spacing w:after="40" w:line="300"/>
       </w:pPr>
-      <w:hyperlink w:history="1" r:id="rIdjz_ckj5smaq9zqkmg4vgr">
+      <w:hyperlink w:history="1" r:id="rIdrwzd8spjflfmp7xtdrvit">
         <w:r>
           <w:rPr>
             <w:color w:val="0563C1"/>

--- a/output/異文化適応のプロセス_前半_加筆版.docx
+++ b/output/異文化適応のプロセス_前半_加筆版.docx
@@ -2,16 +2,130 @@
 <file path=word/document.xml><?xml version="1.0" encoding="utf-8"?>
 <w:document xmlns:wpc="http://schemas.microsoft.com/office/word/2010/wordprocessingCanvas" xmlns:mc="http://schemas.openxmlformats.org/markup-compatibility/2006" xmlns:o="urn:schemas-microsoft-com:office:office" xmlns:r="http://schemas.openxmlformats.org/officeDocument/2006/relationships" xmlns:m="http://schemas.openxmlformats.org/officeDocument/2006/math" xmlns:v="urn:schemas-microsoft-com:vml" xmlns:wp14="http://schemas.microsoft.com/office/word/2010/wordprocessingDrawing" xmlns:wp="http://schemas.openxmlformats.org/drawingml/2006/wordprocessingDrawing" xmlns:w10="urn:schemas-microsoft-com:office:word" xmlns:w="http://schemas.openxmlformats.org/wordprocessingml/2006/main" xmlns:w14="http://schemas.microsoft.com/office/word/2010/wordml" xmlns:w15="http://schemas.microsoft.com/office/word/2012/wordml" xmlns:wpg="http://schemas.microsoft.com/office/word/2010/wordprocessingGroup" xmlns:wpi="http://schemas.microsoft.com/office/word/2010/wordprocessingInk" xmlns:wne="http://schemas.microsoft.com/office/word/2006/wordml" xmlns:wps="http://schemas.microsoft.com/office/word/2010/wordprocessingShape" xmlns:cx="http://schemas.microsoft.com/office/drawing/2014/chartex" xmlns:cx1="http://schemas.microsoft.com/office/drawing/2015/9/8/chartex" xmlns:cx2="http://schemas.microsoft.com/office/drawing/2015/10/21/chartex" xmlns:cx3="http://schemas.microsoft.com/office/drawing/2016/5/9/chartex" xmlns:cx4="http://schemas.microsoft.com/office/drawing/2016/5/10/chartex" xmlns:cx5="http://schemas.microsoft.com/office/drawing/2016/5/11/chartex" xmlns:cx6="http://schemas.microsoft.com/office/drawing/2016/5/12/chartex" xmlns:cx7="http://schemas.microsoft.com/office/drawing/2016/5/13/chartex" xmlns:cx8="http://schemas.microsoft.com/office/drawing/2016/5/14/chartex" xmlns:aink="http://schemas.microsoft.com/office/drawing/2016/ink" xmlns:am3d="http://schemas.microsoft.com/office/drawing/2017/model3d" xmlns:w16cex="http://schemas.microsoft.com/office/word/2018/wordml/cex" xmlns:w16cid="http://schemas.microsoft.com/office/word/2016/wordml/cid" xmlns:w16="http://schemas.microsoft.com/office/word/2018/wordml" xmlns:w16sdtdh="http://schemas.microsoft.com/office/word/2020/wordml/sdtdatahash" xmlns:w16se="http://schemas.microsoft.com/office/word/2015/wordml/symex" mc:Ignorable="w14 w15 wp14">
   <w:body>
-    <w:p>
-      <w:pPr>
-        <w:spacing w:after="360" w:before="240"/>
-      </w:pPr>
-      <w:r>
-        <w:rPr>
-          <w:sz w:val="48"/>
-          <w:szCs w:val="48"/>
+    <w:p/>
+    <w:p/>
+    <w:p/>
+    <w:p/>
+    <w:p/>
+    <w:p/>
+    <w:p/>
+    <w:p/>
+    <w:p/>
+    <w:p>
+      <w:pPr>
+        <w:spacing w:after="120" w:line="480"/>
+        <w:jc w:val="center"/>
+      </w:pPr>
+      <w:r>
+        <w:rPr>
+          <w:sz w:val="52"/>
+          <w:szCs w:val="52"/>
+        </w:rPr>
+        <w:t xml:space="preserve">「文化を楽しむ力」</w:t>
+      </w:r>
+    </w:p>
+    <w:p>
+      <w:pPr>
+        <w:spacing w:after="120" w:line="480"/>
+        <w:jc w:val="center"/>
+      </w:pPr>
+      <w:r>
+        <w:rPr>
+          <w:sz w:val="52"/>
+          <w:szCs w:val="52"/>
+        </w:rPr>
+        <w:t xml:space="preserve">フィジーとベトナムでの</w:t>
+      </w:r>
+    </w:p>
+    <w:p>
+      <w:pPr>
+        <w:spacing w:after="120" w:line="480"/>
+        <w:jc w:val="center"/>
+      </w:pPr>
+      <w:r>
+        <w:rPr>
+          <w:sz w:val="52"/>
+          <w:szCs w:val="52"/>
+        </w:rPr>
+        <w:t xml:space="preserve">留学経験から学ぶ</w:t>
+      </w:r>
+    </w:p>
+    <w:p>
+      <w:pPr>
+        <w:spacing w:after="120" w:line="480"/>
+        <w:jc w:val="center"/>
+      </w:pPr>
+      <w:r>
+        <w:rPr>
+          <w:sz w:val="52"/>
+          <w:szCs w:val="52"/>
         </w:rPr>
         <w:t xml:space="preserve">異文化適応のプロセス</w:t>
+      </w:r>
+    </w:p>
+    <w:p>
+      <w:pPr>
+        <w:spacing w:after="360"/>
+      </w:pPr>
+    </w:p>
+    <w:p>
+      <w:pPr>
+        <w:spacing w:after="280"/>
+        <w:jc w:val="center"/>
+      </w:pPr>
+      <w:r>
+        <w:rPr>
+          <w:rFonts w:ascii="Arial" w:cs="Arial" w:eastAsia="Arial" w:hAnsi="Arial"/>
+          <w:sz w:val="22"/>
+          <w:szCs w:val="22"/>
+        </w:rPr>
+        <w:t xml:space="preserve">“The Power to Enjoy Culture:</w:t>
+      </w:r>
+    </w:p>
+    <w:p>
+      <w:pPr>
+        <w:spacing w:after="280"/>
+        <w:jc w:val="center"/>
+      </w:pPr>
+      <w:r>
+        <w:rPr>
+          <w:rFonts w:ascii="Arial" w:cs="Arial" w:eastAsia="Arial" w:hAnsi="Arial"/>
+          <w:sz w:val="22"/>
+          <w:szCs w:val="22"/>
+        </w:rPr>
+        <w:t xml:space="preserve">Learning the Process of Cross-Cultural Adaptation through</w:t>
+      </w:r>
+    </w:p>
+    <w:p>
+      <w:pPr>
+        <w:spacing w:after="480"/>
+        <w:jc w:val="center"/>
+      </w:pPr>
+      <w:r>
+        <w:rPr>
+          <w:rFonts w:ascii="Arial" w:cs="Arial" w:eastAsia="Arial" w:hAnsi="Arial"/>
+          <w:sz w:val="22"/>
+          <w:szCs w:val="22"/>
+        </w:rPr>
+        <w:t xml:space="preserve">Study Abroad in Fiji and Vietnam”</w:t>
+      </w:r>
+    </w:p>
+    <w:p>
+      <w:pPr>
+        <w:spacing w:after="120"/>
+        <w:jc w:val="center"/>
+      </w:pPr>
+      <w:r>
+        <w:rPr>
+          <w:sz w:val="21"/>
+          <w:szCs w:val="21"/>
+        </w:rPr>
+        <w:t xml:space="preserve">C2w51108　　福井心愛</w:t>
+      </w:r>
+    </w:p>
+    <w:p>
+      <w:r>
+        <w:br w:type="page"/>
       </w:r>
     </w:p>
     <w:p>
@@ -262,7 +376,7 @@
       <w:pPr>
         <w:spacing w:after="40" w:line="300"/>
       </w:pPr>
-      <w:hyperlink w:history="1" r:id="rIdkwisx9f8oqmlglc7dajz6">
+      <w:hyperlink w:history="1" r:id="rIdn55xpsew28l0ml_6ucmqp">
         <w:r>
           <w:rPr>
             <w:color w:val="0563C1"/>
@@ -284,7 +398,7 @@
       <w:pPr>
         <w:spacing w:after="40" w:line="300"/>
       </w:pPr>
-      <w:hyperlink w:history="1" r:id="rId8fjku_4osxmdajxhbazga">
+      <w:hyperlink w:history="1" r:id="rId9vzemk7df7x5ioku4ggwm">
         <w:r>
           <w:rPr>
             <w:color w:val="0563C1"/>
@@ -306,7 +420,7 @@
       <w:pPr>
         <w:spacing w:after="40" w:line="300"/>
       </w:pPr>
-      <w:hyperlink w:history="1" r:id="rIdpqn24y-rh8x8zkwhpr6iv">
+      <w:hyperlink w:history="1" r:id="rIdxvn-ut9aborb5lv8flwod">
         <w:r>
           <w:rPr>
             <w:color w:val="0563C1"/>
@@ -1166,7 +1280,7 @@
       <w:pPr>
         <w:spacing w:after="40" w:line="300"/>
       </w:pPr>
-      <w:hyperlink w:history="1" r:id="rId5f_k65hvy_em2ox5de-8t">
+      <w:hyperlink w:history="1" r:id="rId5yztkoxdg3lmhsqerylyz">
         <w:r>
           <w:rPr>
             <w:color w:val="0563C1"/>
@@ -2002,7 +2116,7 @@
       <w:pPr>
         <w:spacing w:after="40" w:line="300"/>
       </w:pPr>
-      <w:hyperlink w:history="1" r:id="rIdgvmvy0moguqgu7ossiolw">
+      <w:hyperlink w:history="1" r:id="rId5hqhis0nvvsijrdfqwohd">
         <w:r>
           <w:rPr>
             <w:color w:val="0563C1"/>
@@ -2024,7 +2138,7 @@
       <w:pPr>
         <w:spacing w:after="40" w:line="300"/>
       </w:pPr>
-      <w:hyperlink w:history="1" r:id="rIdxtfi6i87mrbzpxmytvavm">
+      <w:hyperlink w:history="1" r:id="rIdpubseh89nvggvbebqnwpz">
         <w:r>
           <w:rPr>
             <w:color w:val="0563C1"/>
@@ -2046,7 +2160,7 @@
       <w:pPr>
         <w:spacing w:after="40" w:line="300"/>
       </w:pPr>
-      <w:hyperlink w:history="1" r:id="rIdfayuflanpuxfuqixgenkw">
+      <w:hyperlink w:history="1" r:id="rId65acfhknbu1acddrif7g7">
         <w:r>
           <w:rPr>
             <w:color w:val="0563C1"/>
@@ -2068,7 +2182,7 @@
       <w:pPr>
         <w:spacing w:after="40" w:line="300"/>
       </w:pPr>
-      <w:hyperlink w:history="1" r:id="rIdiwg5daq8bljakfjz6kl_6">
+      <w:hyperlink w:history="1" r:id="rIdlqg2hshbxj0iazgus0ym3">
         <w:r>
           <w:rPr>
             <w:color w:val="0563C1"/>
@@ -3325,7 +3439,7 @@
       <w:pPr>
         <w:spacing w:after="40" w:line="300"/>
       </w:pPr>
-      <w:hyperlink w:history="1" r:id="rIdz1beykb9xz1vfh6o57dp2">
+      <w:hyperlink w:history="1" r:id="rId85ozb3g0cwcuxb7ee6y73">
         <w:r>
           <w:rPr>
             <w:color w:val="0563C1"/>
@@ -3347,7 +3461,7 @@
       <w:pPr>
         <w:spacing w:after="40" w:line="300"/>
       </w:pPr>
-      <w:hyperlink w:history="1" r:id="rIdiplh-vm9szfhodhuqwdk1">
+      <w:hyperlink w:history="1" r:id="rIditxottxsmmoqnjkdd4bmu">
         <w:r>
           <w:rPr>
             <w:color w:val="0563C1"/>
@@ -3369,7 +3483,7 @@
       <w:pPr>
         <w:spacing w:after="40" w:line="300"/>
       </w:pPr>
-      <w:hyperlink w:history="1" r:id="rIdrwzd8spjflfmp7xtdrvit">
+      <w:hyperlink w:history="1" r:id="rIdu4rxq-kvlrwziuh-ubjz4">
         <w:r>
           <w:rPr>
             <w:color w:val="0563C1"/>
@@ -5126,6 +5240,7 @@
       <w:pgSz w:w="11906" w:h="16838" w:orient="portrait"/>
       <w:pgMar w:top="1985" w:right="1701" w:bottom="1701" w:left="1701" w:header="708" w:footer="708" w:gutter="0"/>
       <w:pgNumType/>
+      <w:titlePg/>
       <w:docGrid w:linePitch="360"/>
     </w:sectPr>
   </w:body>

--- a/output/異文化適応のプロセス_前半_加筆版.docx
+++ b/output/異文化適応のプロセス_前半_加筆版.docx
@@ -376,7 +376,7 @@
       <w:pPr>
         <w:spacing w:after="40" w:line="300"/>
       </w:pPr>
-      <w:hyperlink w:history="1" r:id="rIdn55xpsew28l0ml_6ucmqp">
+      <w:hyperlink w:history="1" r:id="rIdproslpmzs6sblygnlsbxg">
         <w:r>
           <w:rPr>
             <w:color w:val="0563C1"/>
@@ -398,7 +398,7 @@
       <w:pPr>
         <w:spacing w:after="40" w:line="300"/>
       </w:pPr>
-      <w:hyperlink w:history="1" r:id="rId9vzemk7df7x5ioku4ggwm">
+      <w:hyperlink w:history="1" r:id="rIdi5q3xz-ulwqx5nlcfmkgv">
         <w:r>
           <w:rPr>
             <w:color w:val="0563C1"/>
@@ -420,7 +420,7 @@
       <w:pPr>
         <w:spacing w:after="40" w:line="300"/>
       </w:pPr>
-      <w:hyperlink w:history="1" r:id="rIdxvn-ut9aborb5lv8flwod">
+      <w:hyperlink w:history="1" r:id="rIdnxw3hhwfz8qob_8dlbs_l">
         <w:r>
           <w:rPr>
             <w:color w:val="0563C1"/>
@@ -925,7 +925,7 @@
         <w:rPr>
           <w:color w:val="FF0000"/>
         </w:rPr>
-        <w:t xml:space="preserve">あわせて、衝突を食・宗教・価値観・生活環境・コミュニケーション・人間関係などの種類に分け、それぞれがなぜ起きたのかを整理する。</w:t>
+        <w:t xml:space="preserve">あわせて、衝突を食・宗教・価値観・生活環境・コミュニケーション・人間関係などの種類に分け、それぞれがなぜ起きたのかを整理する（7.1の表で整理する）。</w:t>
       </w:r>
     </w:p>
     <w:p>
@@ -1280,7 +1280,7 @@
       <w:pPr>
         <w:spacing w:after="40" w:line="300"/>
       </w:pPr>
-      <w:hyperlink w:history="1" r:id="rId5yztkoxdg3lmhsqerylyz">
+      <w:hyperlink w:history="1" r:id="rIduidvy6ode6cq-s4wv5hyh">
         <w:r>
           <w:rPr>
             <w:color w:val="0563C1"/>
@@ -2116,7 +2116,7 @@
       <w:pPr>
         <w:spacing w:after="40" w:line="300"/>
       </w:pPr>
-      <w:hyperlink w:history="1" r:id="rId5hqhis0nvvsijrdfqwohd">
+      <w:hyperlink w:history="1" r:id="rIdadkl7_axgvhzf0anfqdms">
         <w:r>
           <w:rPr>
             <w:color w:val="0563C1"/>
@@ -2138,7 +2138,7 @@
       <w:pPr>
         <w:spacing w:after="40" w:line="300"/>
       </w:pPr>
-      <w:hyperlink w:history="1" r:id="rIdpubseh89nvggvbebqnwpz">
+      <w:hyperlink w:history="1" r:id="rIdgst6pqaaj3vjrvkf-xa2k">
         <w:r>
           <w:rPr>
             <w:color w:val="0563C1"/>
@@ -2160,7 +2160,7 @@
       <w:pPr>
         <w:spacing w:after="40" w:line="300"/>
       </w:pPr>
-      <w:hyperlink w:history="1" r:id="rId65acfhknbu1acddrif7g7">
+      <w:hyperlink w:history="1" r:id="rId94rwinbfzolxukinzhkdq">
         <w:r>
           <w:rPr>
             <w:color w:val="0563C1"/>
@@ -2182,7 +2182,7 @@
       <w:pPr>
         <w:spacing w:after="40" w:line="300"/>
       </w:pPr>
-      <w:hyperlink w:history="1" r:id="rIdlqg2hshbxj0iazgus0ym3">
+      <w:hyperlink w:history="1" r:id="rIdd2fkahh-hngeltfzo1cpj">
         <w:r>
           <w:rPr>
             <w:color w:val="0563C1"/>
@@ -3439,7 +3439,7 @@
       <w:pPr>
         <w:spacing w:after="40" w:line="300"/>
       </w:pPr>
-      <w:hyperlink w:history="1" r:id="rId85ozb3g0cwcuxb7ee6y73">
+      <w:hyperlink w:history="1" r:id="rId3zhmkjiqdvz3bfdhfhmu1">
         <w:r>
           <w:rPr>
             <w:color w:val="0563C1"/>
@@ -3461,7 +3461,7 @@
       <w:pPr>
         <w:spacing w:after="40" w:line="300"/>
       </w:pPr>
-      <w:hyperlink w:history="1" r:id="rIditxottxsmmoqnjkdd4bmu">
+      <w:hyperlink w:history="1" r:id="rIdlq3lrzfd4dbq2fto3tcp7">
         <w:r>
           <w:rPr>
             <w:color w:val="0563C1"/>
@@ -3483,7 +3483,7 @@
       <w:pPr>
         <w:spacing w:after="40" w:line="300"/>
       </w:pPr>
-      <w:hyperlink w:history="1" r:id="rIdu4rxq-kvlrwziuh-ubjz4">
+      <w:hyperlink w:history="1" r:id="rId4ojgk3feryybg6vv-tkju">
         <w:r>
           <w:rPr>
             <w:color w:val="0563C1"/>

--- a/output/異文化適応のプロセス_前半_加筆版.docx
+++ b/output/異文化適応のプロセス_前半_加筆版.docx
@@ -172,194 +172,26 @@
         <w:spacing w:after="160" w:line="340"/>
       </w:pPr>
       <w:r>
-        <w:t xml:space="preserve">国境間の人材移動が加速する21世紀、海外留学は日本の大学生にとって特殊な経験ではなくなった。文部科学省の最新調査によれば、大学間協定等に基づき2023年度に渡航した日本人学生は89,179名であり、前年度比53.3％の急増を示した（文部科学省 2025）。コロナ禍による渡航制限が解除された後、1か月未満の短期留学は対前年度比約2倍に膨らみ、アジア地域への派遣は110％増と特に顕著である。同プレスリリースは、留学先上位を米国13,517名、豪州9,163名、韓国8,384名と報告し、派遣地域の多様化を裏付ける。加えて、日本学生支援機構の2023年度詳細集計では、協定外派遣を含む留学者32,619名が確認され、制度外の自律的留学が拡大している（JASSO 2025）。政府も「トビタテ！留学JAPAN」により2024年度に高校生700名、大学生250名の支援枠を設定し、派遣経路を多層化した（文部科学省 2024）。オンライン科目の単位互換やハイブリッド型プログラムの普及も追い風となり、留学機会の量的拡大は既に政策目標を超える勢いで進行している。留学の一般化は、異文化適応やカルチャーショックの質的体験を持つ学生人口を過去最大規模へと押し上げた。しかし質的研究は量的指標に比べて少なく、留学拡大の裏で質的適応研究が現状追いついていない。</w:t>
-      </w:r>
-    </w:p>
-    <w:p>
-      <w:pPr>
-        <w:keepNext/>
-        <w:pBdr>
-          <w:left w:val="single" w:color="FF0000" w:sz="12" w:space="8"/>
-        </w:pBdr>
-        <w:spacing w:after="0" w:before="60" w:line="300"/>
-        <w:ind w:left="420"/>
-      </w:pPr>
-      <w:r>
-        <w:rPr>
-          <w:b/>
-          <w:bCs/>
-          <w:color w:val="FF0000"/>
-          <w:sz w:val="19"/>
-          <w:szCs w:val="19"/>
-        </w:rPr>
-        <w:t xml:space="preserve">言い換え案　</w:t>
-      </w:r>
-      <w:r>
-        <w:rPr>
-          <w:color w:val="808080"/>
-          <w:sz w:val="19"/>
-          <w:szCs w:val="19"/>
-        </w:rPr>
-        <w:t xml:space="preserve">元：</w:t>
-      </w:r>
-      <w:r>
-        <w:rPr>
-          <w:color w:val="808080"/>
-          <w:sz w:val="19"/>
-          <w:szCs w:val="19"/>
-        </w:rPr>
-        <w:t xml:space="preserve">海外留学は日本の大学生にとって特殊な経験ではなくなった。</w:t>
-      </w:r>
-    </w:p>
-    <w:p>
-      <w:pPr>
-        <w:pBdr>
-          <w:left w:val="single" w:color="FF0000" w:sz="12" w:space="8"/>
-        </w:pBdr>
-        <w:spacing w:after="120" w:line="300"/>
-        <w:ind w:left="420"/>
-      </w:pPr>
-      <w:r>
-        <w:rPr>
-          <w:b/>
-          <w:bCs/>
-          <w:color w:val="FF0000"/>
-          <w:sz w:val="19"/>
-          <w:szCs w:val="19"/>
-        </w:rPr>
-        <w:t xml:space="preserve">案：</w:t>
-      </w:r>
-      <w:r>
-        <w:rPr>
-          <w:color w:val="FF0000"/>
-          <w:sz w:val="19"/>
-          <w:szCs w:val="19"/>
+        <w:t xml:space="preserve">国境間の人材移動が加速する21世紀、</w:t>
+      </w:r>
+      <w:r>
+        <w:rPr>
+          <w:color w:val="FF0000"/>
         </w:rPr>
         <w:t xml:space="preserve">海外留学は日本の大学生にとって特別な経験ではなくなった。</w:t>
       </w:r>
-    </w:p>
-    <w:p>
-      <w:pPr>
-        <w:keepNext/>
-        <w:pBdr>
-          <w:left w:val="single" w:color="FF0000" w:sz="12" w:space="8"/>
-        </w:pBdr>
-        <w:spacing w:after="0" w:before="60" w:line="300"/>
-        <w:ind w:left="420"/>
-      </w:pPr>
-      <w:r>
-        <w:rPr>
-          <w:b/>
-          <w:bCs/>
-          <w:color w:val="FF0000"/>
-          <w:sz w:val="19"/>
-          <w:szCs w:val="19"/>
-        </w:rPr>
-        <w:t xml:space="preserve">言い換え案　</w:t>
-      </w:r>
-      <w:r>
-        <w:rPr>
-          <w:color w:val="808080"/>
-          <w:sz w:val="19"/>
-          <w:szCs w:val="19"/>
-        </w:rPr>
-        <w:t xml:space="preserve">元：</w:t>
-      </w:r>
-      <w:r>
-        <w:rPr>
-          <w:color w:val="808080"/>
-          <w:sz w:val="19"/>
-          <w:szCs w:val="19"/>
-        </w:rPr>
-        <w:t xml:space="preserve">留学機会の量的拡大は既に政策目標を超える勢いで進行している。</w:t>
-      </w:r>
-    </w:p>
-    <w:p>
-      <w:pPr>
-        <w:pBdr>
-          <w:left w:val="single" w:color="FF0000" w:sz="12" w:space="8"/>
-        </w:pBdr>
-        <w:spacing w:after="120" w:line="300"/>
-        <w:ind w:left="420"/>
-      </w:pPr>
-      <w:r>
-        <w:rPr>
-          <w:b/>
-          <w:bCs/>
-          <w:color w:val="FF0000"/>
-          <w:sz w:val="19"/>
-          <w:szCs w:val="19"/>
-        </w:rPr>
-        <w:t xml:space="preserve">案：</w:t>
-      </w:r>
-      <w:r>
-        <w:rPr>
-          <w:color w:val="FF0000"/>
-          <w:sz w:val="19"/>
-          <w:szCs w:val="19"/>
-        </w:rPr>
-        <w:t xml:space="preserve">留学の機会は急速に広がっている。（「政策目標を超える」と書く場合は、その目標の出典が必要）</w:t>
-      </w:r>
-    </w:p>
-    <w:p>
-      <w:pPr>
-        <w:keepNext/>
-        <w:pBdr>
-          <w:left w:val="single" w:color="FF0000" w:sz="12" w:space="8"/>
-        </w:pBdr>
-        <w:spacing w:after="0" w:before="60" w:line="300"/>
-        <w:ind w:left="420"/>
-      </w:pPr>
-      <w:r>
-        <w:rPr>
-          <w:b/>
-          <w:bCs/>
-          <w:color w:val="FF0000"/>
-          <w:sz w:val="19"/>
-          <w:szCs w:val="19"/>
-        </w:rPr>
-        <w:t xml:space="preserve">言い換え案　</w:t>
-      </w:r>
-      <w:r>
-        <w:rPr>
-          <w:color w:val="808080"/>
-          <w:sz w:val="19"/>
-          <w:szCs w:val="19"/>
-        </w:rPr>
-        <w:t xml:space="preserve">元：</w:t>
-      </w:r>
-      <w:r>
-        <w:rPr>
-          <w:color w:val="808080"/>
-          <w:sz w:val="19"/>
-          <w:szCs w:val="19"/>
-        </w:rPr>
-        <w:t xml:space="preserve">留学の一般化は、異文化適応やカルチャーショックの質的体験を持つ学生人口を過去最大規模へと押し上げた。しかし質的研究は量的指標に比べて少なく、留学拡大の裏で質的適応研究が現状追いついていない。</w:t>
-      </w:r>
-    </w:p>
-    <w:p>
-      <w:pPr>
-        <w:pBdr>
-          <w:left w:val="single" w:color="FF0000" w:sz="12" w:space="8"/>
-        </w:pBdr>
-        <w:spacing w:after="120" w:line="300"/>
-        <w:ind w:left="420"/>
-      </w:pPr>
-      <w:r>
-        <w:rPr>
-          <w:b/>
-          <w:bCs/>
-          <w:color w:val="FF0000"/>
-          <w:sz w:val="19"/>
-          <w:szCs w:val="19"/>
-        </w:rPr>
-        <w:t xml:space="preserve">案：</w:t>
-      </w:r>
-      <w:r>
-        <w:rPr>
-          <w:color w:val="FF0000"/>
-          <w:sz w:val="19"/>
-          <w:szCs w:val="19"/>
+      <w:r>
+        <w:t xml:space="preserve">文部科学省の最新調査によれば、大学間協定等に基づき2023年度に渡航した日本人学生は89,179名であり、前年度比53.3％の急増を示した（文部科学省 2025）。コロナ禍による渡航制限が解除された後、1か月未満の短期留学は対前年度比約2倍に膨らみ、アジア地域への派遣は110％増と特に顕著である。同プレスリリースは、留学先上位を米国13,517名、豪州9,163名、韓国8,384名と報告し、派遣地域の多様化を裏付ける。加えて、日本学生支援機構の2023年度詳細集計では、協定外派遣を含む留学者32,619名が確認され、制度外の自律的留学が拡大している（JASSO 2025）。政府も「トビタテ！留学JAPAN」により2024年度に高校生700名、大学生250名の支援枠を設定し、派遣経路を多層化した（文部科学省 2024）。オンライン科目の単位互換やハイブリッド型プログラムの普及も追い風となり、</w:t>
+      </w:r>
+      <w:r>
+        <w:rPr>
+          <w:color w:val="FF0000"/>
+        </w:rPr>
+        <w:t xml:space="preserve">留学の機会は急速に広がっている。</w:t>
+      </w:r>
+      <w:r>
+        <w:rPr>
+          <w:color w:val="FF0000"/>
         </w:rPr>
         <w:t xml:space="preserve">留学が一般化したことで、異文化適応やカルチャーショックを経験する学生はこれまでで最も多くなった。しかし、その経験の中身を調べる質的研究は少なく、留学の拡大に研究が追いついていない。</w:t>
       </w:r>
@@ -376,7 +208,7 @@
       <w:pPr>
         <w:spacing w:after="40" w:line="300"/>
       </w:pPr>
-      <w:hyperlink w:history="1" r:id="rIdproslpmzs6sblygnlsbxg">
+      <w:hyperlink w:history="1" r:id="rIdxejfoob7un_t4kjepapxy">
         <w:r>
           <w:rPr>
             <w:color w:val="0563C1"/>
@@ -398,7 +230,7 @@
       <w:pPr>
         <w:spacing w:after="40" w:line="300"/>
       </w:pPr>
-      <w:hyperlink w:history="1" r:id="rIdi5q3xz-ulwqx5nlcfmkgv">
+      <w:hyperlink w:history="1" r:id="rId_ui34bp_girvved-6f6e0">
         <w:r>
           <w:rPr>
             <w:color w:val="0563C1"/>
@@ -420,7 +252,7 @@
       <w:pPr>
         <w:spacing w:after="40" w:line="300"/>
       </w:pPr>
-      <w:hyperlink w:history="1" r:id="rIdnxw3hhwfz8qob_8dlbs_l">
+      <w:hyperlink w:history="1" r:id="rIdjjkanhfrqjwty9exta1kh">
         <w:r>
           <w:rPr>
             <w:color w:val="0563C1"/>
@@ -449,259 +281,43 @@
         <w:spacing w:after="160" w:line="340"/>
       </w:pPr>
       <w:r>
-        <w:t xml:space="preserve">筆者は高校生時代にフィジーへ三年間の交換留学を経験した。到着後は手でカレーを食べる習慣や、停電による冷水シャワー、宗教的理由で豚肉・牛肉が食べられない制限などに連続して直面し、当初は「乗り越えられない」と深い困惑を覚えた。家族が飼っていた羊がそこで解体されそのまま食卓に出てきた時は、強いカルチャーショックとして心に刻まれた。しかしある時点で「何とかなるマインド」に切り替え、異文化環境への主体的対応を試みた。現地学生とのコミュニケーションを重ねることで徐々に現地の文化や価値観になじんでいった。また、三食ともカレーで飽きずにはいられないが、具体的にカルダモンの消化促進効果やターメリックの抗炎症作用、クミンの整腸作用などをホストファミリーに教えてもらい、自らも配合を試作することで「楽しさへの転換」を図った。これらのスパイス調合プロセスは、自作の「やったことリスト」に記録し、適応行動の可視化にも貢献した。このように、なにごとも何とかなるとかなると考え、自ら会話を重ね、何事も挑戦だと考え、やりたかったことを一つずつ行い、「やったことリスト」に記録していく過程で困惑は徐々に薄れ、次第に楽しさが芽生えた。以上の経験は、Uカーブ理論が示す「戸惑い→衝突→適応→楽しさへの転換」という各段階を身体的・認知的に追体験したものと言え、異文化適応プロセスの実態を探究する必要性を筆者に強く認識させた。</w:t>
-      </w:r>
-    </w:p>
-    <w:p>
-      <w:pPr>
-        <w:keepNext/>
-        <w:pBdr>
-          <w:left w:val="single" w:color="FF0000" w:sz="12" w:space="8"/>
-        </w:pBdr>
-        <w:spacing w:after="0" w:before="60" w:line="300"/>
-        <w:ind w:left="420"/>
-      </w:pPr>
-      <w:r>
-        <w:rPr>
-          <w:b/>
-          <w:bCs/>
-          <w:color w:val="FF0000"/>
-          <w:sz w:val="19"/>
-          <w:szCs w:val="19"/>
-        </w:rPr>
-        <w:t xml:space="preserve">言い換え案　</w:t>
-      </w:r>
-      <w:r>
-        <w:rPr>
-          <w:color w:val="808080"/>
-          <w:sz w:val="19"/>
-          <w:szCs w:val="19"/>
-        </w:rPr>
-        <w:t xml:space="preserve">元：</w:t>
-      </w:r>
-      <w:r>
-        <w:rPr>
-          <w:color w:val="808080"/>
-          <w:sz w:val="19"/>
-          <w:szCs w:val="19"/>
-        </w:rPr>
-        <w:t xml:space="preserve">家族が飼っていた羊がそこで解体されそのまま食卓に出てきた時は、</w:t>
-      </w:r>
-    </w:p>
-    <w:p>
-      <w:pPr>
-        <w:pBdr>
-          <w:left w:val="single" w:color="FF0000" w:sz="12" w:space="8"/>
-        </w:pBdr>
-        <w:spacing w:after="120" w:line="300"/>
-        <w:ind w:left="420"/>
-      </w:pPr>
-      <w:r>
-        <w:rPr>
-          <w:b/>
-          <w:bCs/>
-          <w:color w:val="FF0000"/>
-          <w:sz w:val="19"/>
-          <w:szCs w:val="19"/>
-        </w:rPr>
-        <w:t xml:space="preserve">案：</w:t>
-      </w:r>
-      <w:r>
-        <w:rPr>
-          <w:color w:val="FF0000"/>
-          <w:sz w:val="19"/>
-          <w:szCs w:val="19"/>
+        <w:t xml:space="preserve">筆者は高校生時代にフィジーへ三年間の交換留学を経験した。到着後は手でカレーを食べる習慣や、停電による冷水シャワー、宗教的理由で豚肉・牛肉が食べられない制限などに連続して直面し、当初は「乗り越えられない」と深い困惑を覚えた。</w:t>
+      </w:r>
+      <w:r>
+        <w:rPr>
+          <w:color w:val="FF0000"/>
         </w:rPr>
         <w:t xml:space="preserve">ホストファミリーが飼っていた羊が目の前で解体され、そのまま食卓に出てきたときは、</w:t>
       </w:r>
-    </w:p>
-    <w:p>
-      <w:pPr>
-        <w:keepNext/>
-        <w:pBdr>
-          <w:left w:val="single" w:color="FF0000" w:sz="12" w:space="8"/>
-        </w:pBdr>
-        <w:spacing w:after="0" w:before="60" w:line="300"/>
-        <w:ind w:left="420"/>
-      </w:pPr>
-      <w:r>
-        <w:rPr>
-          <w:b/>
-          <w:bCs/>
-          <w:color w:val="FF0000"/>
-          <w:sz w:val="19"/>
-          <w:szCs w:val="19"/>
-        </w:rPr>
-        <w:t xml:space="preserve">言い換え案　</w:t>
-      </w:r>
-      <w:r>
-        <w:rPr>
-          <w:color w:val="808080"/>
-          <w:sz w:val="19"/>
-          <w:szCs w:val="19"/>
-        </w:rPr>
-        <w:t xml:space="preserve">元：</w:t>
-      </w:r>
-      <w:r>
-        <w:rPr>
-          <w:color w:val="808080"/>
-          <w:sz w:val="19"/>
-          <w:szCs w:val="19"/>
-        </w:rPr>
-        <w:t xml:space="preserve">三食ともカレーで飽きずにはいられないが、</w:t>
-      </w:r>
-    </w:p>
-    <w:p>
-      <w:pPr>
-        <w:pBdr>
-          <w:left w:val="single" w:color="FF0000" w:sz="12" w:space="8"/>
-        </w:pBdr>
-        <w:spacing w:after="120" w:line="300"/>
-        <w:ind w:left="420"/>
-      </w:pPr>
-      <w:r>
-        <w:rPr>
-          <w:b/>
-          <w:bCs/>
-          <w:color w:val="FF0000"/>
-          <w:sz w:val="19"/>
-          <w:szCs w:val="19"/>
-        </w:rPr>
-        <w:t xml:space="preserve">案：</w:t>
-      </w:r>
-      <w:r>
-        <w:rPr>
-          <w:color w:val="FF0000"/>
-          <w:sz w:val="19"/>
-          <w:szCs w:val="19"/>
+      <w:r>
+        <w:t xml:space="preserve">強いカルチャーショックとして心に刻まれた。しかしある時点で「何とかなるマインド」に切り替え、異文化環境への主体的対応を試みた。現地学生とのコミュニケーションを重ねることで徐々に現地の文化や価値観になじんでいった。また、</w:t>
+      </w:r>
+      <w:r>
+        <w:rPr>
+          <w:color w:val="FF0000"/>
         </w:rPr>
         <w:t xml:space="preserve">三食ともカレーが続き、飽きてしまいそうになったが、</w:t>
       </w:r>
-    </w:p>
-    <w:p>
-      <w:pPr>
-        <w:keepNext/>
-        <w:pBdr>
-          <w:left w:val="single" w:color="FF0000" w:sz="12" w:space="8"/>
-        </w:pBdr>
-        <w:spacing w:after="0" w:before="60" w:line="300"/>
-        <w:ind w:left="420"/>
-      </w:pPr>
-      <w:r>
-        <w:rPr>
-          <w:b/>
-          <w:bCs/>
-          <w:color w:val="FF0000"/>
-          <w:sz w:val="19"/>
-          <w:szCs w:val="19"/>
-        </w:rPr>
-        <w:t xml:space="preserve">言い換え案　</w:t>
-      </w:r>
-      <w:r>
-        <w:rPr>
-          <w:color w:val="808080"/>
-          <w:sz w:val="19"/>
-          <w:szCs w:val="19"/>
-        </w:rPr>
-        <w:t xml:space="preserve">元：</w:t>
-      </w:r>
-      <w:r>
-        <w:rPr>
-          <w:color w:val="808080"/>
-          <w:sz w:val="19"/>
-          <w:szCs w:val="19"/>
-        </w:rPr>
-        <w:t xml:space="preserve">このように、なにごとも何とかなるとかなると考え、自ら会話を重ね、何事も挑戦だと考え、やりたかったことを一つずつ行い、</w:t>
-      </w:r>
-    </w:p>
-    <w:p>
-      <w:pPr>
-        <w:pBdr>
-          <w:left w:val="single" w:color="FF0000" w:sz="12" w:space="8"/>
-        </w:pBdr>
-        <w:spacing w:after="120" w:line="300"/>
-        <w:ind w:left="420"/>
-      </w:pPr>
-      <w:r>
-        <w:rPr>
-          <w:b/>
-          <w:bCs/>
-          <w:color w:val="FF0000"/>
-          <w:sz w:val="19"/>
-          <w:szCs w:val="19"/>
-        </w:rPr>
-        <w:t xml:space="preserve">案：</w:t>
-      </w:r>
-      <w:r>
-        <w:rPr>
-          <w:color w:val="FF0000"/>
-          <w:sz w:val="19"/>
-          <w:szCs w:val="19"/>
+      <w:r>
+        <w:t xml:space="preserve">具体的にカルダモンの消化促進効果やターメリックの抗炎症作用、クミンの整腸作用などをホストファミリーに教えてもらい、自らも配合を試作することで「楽しさへの転換」を図った。これらのスパイス調合プロセスは、自作の「やったことリスト」に記録し、適応行動の可視化にも貢献した。</w:t>
+      </w:r>
+      <w:r>
+        <w:rPr>
+          <w:color w:val="FF0000"/>
         </w:rPr>
         <w:t xml:space="preserve">このように、「何とかなる」「何事も挑戦だ」と考えて自ら会話を重ね、やりたかったことを一つずつ実行し、</w:t>
       </w:r>
-    </w:p>
-    <w:p>
-      <w:pPr>
-        <w:keepNext/>
-        <w:pBdr>
-          <w:left w:val="single" w:color="FF0000" w:sz="12" w:space="8"/>
-        </w:pBdr>
-        <w:spacing w:after="0" w:before="60" w:line="300"/>
-        <w:ind w:left="420"/>
-      </w:pPr>
-      <w:r>
-        <w:rPr>
-          <w:b/>
-          <w:bCs/>
-          <w:color w:val="FF0000"/>
-          <w:sz w:val="19"/>
-          <w:szCs w:val="19"/>
-        </w:rPr>
-        <w:t xml:space="preserve">言い換え案　</w:t>
-      </w:r>
-      <w:r>
-        <w:rPr>
-          <w:color w:val="808080"/>
-          <w:sz w:val="19"/>
-          <w:szCs w:val="19"/>
-        </w:rPr>
-        <w:t xml:space="preserve">元：</w:t>
-      </w:r>
-      <w:r>
-        <w:rPr>
-          <w:color w:val="808080"/>
-          <w:sz w:val="19"/>
-          <w:szCs w:val="19"/>
-        </w:rPr>
-        <w:t xml:space="preserve">Uカーブ理論が示す「戸惑い→衝突→適応→楽しさへの転換」という各段階を身体的・認知的に追体験したものと言え、</w:t>
-      </w:r>
-    </w:p>
-    <w:p>
-      <w:pPr>
-        <w:pBdr>
-          <w:left w:val="single" w:color="FF0000" w:sz="12" w:space="8"/>
-        </w:pBdr>
-        <w:spacing w:after="120" w:line="300"/>
-        <w:ind w:left="420"/>
-      </w:pPr>
-      <w:r>
-        <w:rPr>
-          <w:b/>
-          <w:bCs/>
-          <w:color w:val="FF0000"/>
-          <w:sz w:val="19"/>
-          <w:szCs w:val="19"/>
-        </w:rPr>
-        <w:t xml:space="preserve">案：</w:t>
-      </w:r>
-      <w:r>
-        <w:rPr>
-          <w:color w:val="FF0000"/>
-          <w:sz w:val="19"/>
-          <w:szCs w:val="19"/>
-        </w:rPr>
-        <w:t xml:space="preserve">Uカーブ理論が示す適応の各段階をたどり、さらにその先の「楽しさへの転換」まで経験したものと言え、（Uカーブ理論自体には「楽しさ」の段階はないため）</w:t>
+      <w:r>
+        <w:t xml:space="preserve">「やったことリスト」に記録していく過程で困惑は徐々に薄れ、次第に楽しさが芽生えた。以上の経験は、</w:t>
+      </w:r>
+      <w:r>
+        <w:rPr>
+          <w:color w:val="FF0000"/>
+        </w:rPr>
+        <w:t xml:space="preserve">Uカーブ理論が示す適応の各段階をたどり、さらにその先の「楽しさへの転換」まで経験したものと言え、</w:t>
+      </w:r>
+      <w:r>
+        <w:t xml:space="preserve">異文化適応プロセスの実態を探究する必要性を筆者に強く認識させた。</w:t>
       </w:r>
     </w:p>
     <w:p>
@@ -788,131 +404,20 @@
         <w:spacing w:after="160" w:line="340"/>
       </w:pPr>
       <w:r>
-        <w:t xml:space="preserve">最初の課題は、到着直後に生じる戸惑いや衝突を①瞬間的な情動反応（驚き・不安など）と②状況の理解枠組み（文化的前提のズレをどう解釈するか）に分けて捉えることである。情動と認知は互いに影響し合い、その後の適応の速さや深さを左右すると示唆されるが（木村 2009）、両者を同時に追ったデータは少ない。本研究では、実際に留学を経験した大学生にこの二つの視点からインタビューすることでどのようにカルチャーショックを受け止め、楽しいと思うようになったか明かすことを試みる。</w:t>
-      </w:r>
-    </w:p>
-    <w:p>
-      <w:pPr>
-        <w:keepNext/>
-        <w:pBdr>
-          <w:left w:val="single" w:color="FF0000" w:sz="12" w:space="8"/>
-        </w:pBdr>
-        <w:spacing w:after="0" w:before="60" w:line="300"/>
-        <w:ind w:left="420"/>
-      </w:pPr>
-      <w:r>
-        <w:rPr>
-          <w:b/>
-          <w:bCs/>
-          <w:color w:val="FF0000"/>
-          <w:sz w:val="19"/>
-          <w:szCs w:val="19"/>
-        </w:rPr>
-        <w:t xml:space="preserve">言い換え案　</w:t>
-      </w:r>
-      <w:r>
-        <w:rPr>
-          <w:color w:val="808080"/>
-          <w:sz w:val="19"/>
-          <w:szCs w:val="19"/>
-        </w:rPr>
-        <w:t xml:space="preserve">元：</w:t>
-      </w:r>
-      <w:r>
-        <w:rPr>
-          <w:color w:val="808080"/>
-          <w:sz w:val="19"/>
-          <w:szCs w:val="19"/>
-        </w:rPr>
-        <w:t xml:space="preserve">この二つの視点からインタビューすることで</w:t>
-      </w:r>
-    </w:p>
-    <w:p>
-      <w:pPr>
-        <w:pBdr>
-          <w:left w:val="single" w:color="FF0000" w:sz="12" w:space="8"/>
-        </w:pBdr>
-        <w:spacing w:after="120" w:line="300"/>
-        <w:ind w:left="420"/>
-      </w:pPr>
-      <w:r>
-        <w:rPr>
-          <w:b/>
-          <w:bCs/>
-          <w:color w:val="FF0000"/>
-          <w:sz w:val="19"/>
-          <w:szCs w:val="19"/>
-        </w:rPr>
-        <w:t xml:space="preserve">案：</w:t>
-      </w:r>
-      <w:r>
-        <w:rPr>
-          <w:color w:val="FF0000"/>
-          <w:sz w:val="19"/>
-          <w:szCs w:val="19"/>
+        <w:t xml:space="preserve">最初の課題は、到着直後に生じる戸惑いや衝突を①瞬間的な情動反応（驚き・不安など）と②状況の理解枠組み（文化的前提のズレをどう解釈するか）に分けて捉えることである。情動と認知は互いに影響し合い、その後の適応の速さや深さを左右すると示唆されるが（木村 2009）、両者を同時に追ったデータは少ない。本研究では、実際に留学を経験した大学生に</w:t>
+      </w:r>
+      <w:r>
+        <w:rPr>
+          <w:color w:val="FF0000"/>
         </w:rPr>
         <w:t xml:space="preserve">この二つの視点からアンケートと追加インタビューを行うことで</w:t>
       </w:r>
-    </w:p>
-    <w:p>
-      <w:pPr>
-        <w:keepNext/>
-        <w:pBdr>
-          <w:left w:val="single" w:color="FF0000" w:sz="12" w:space="8"/>
-        </w:pBdr>
-        <w:spacing w:after="0" w:before="60" w:line="300"/>
-        <w:ind w:left="420"/>
-      </w:pPr>
-      <w:r>
-        <w:rPr>
-          <w:b/>
-          <w:bCs/>
-          <w:color w:val="FF0000"/>
-          <w:sz w:val="19"/>
-          <w:szCs w:val="19"/>
-        </w:rPr>
-        <w:t xml:space="preserve">言い換え案　</w:t>
-      </w:r>
-      <w:r>
-        <w:rPr>
-          <w:color w:val="808080"/>
-          <w:sz w:val="19"/>
-          <w:szCs w:val="19"/>
-        </w:rPr>
-        <w:t xml:space="preserve">元：</w:t>
-      </w:r>
-      <w:r>
-        <w:rPr>
-          <w:color w:val="808080"/>
-          <w:sz w:val="19"/>
-          <w:szCs w:val="19"/>
-        </w:rPr>
-        <w:t xml:space="preserve">楽しいと思うようになったか明かすことを試みる。</w:t>
-      </w:r>
-    </w:p>
-    <w:p>
-      <w:pPr>
-        <w:pBdr>
-          <w:left w:val="single" w:color="FF0000" w:sz="12" w:space="8"/>
-        </w:pBdr>
-        <w:spacing w:after="120" w:line="300"/>
-        <w:ind w:left="420"/>
-      </w:pPr>
-      <w:r>
-        <w:rPr>
-          <w:b/>
-          <w:bCs/>
-          <w:color w:val="FF0000"/>
-          <w:sz w:val="19"/>
-          <w:szCs w:val="19"/>
-        </w:rPr>
-        <w:t xml:space="preserve">案：</w:t>
-      </w:r>
-      <w:r>
-        <w:rPr>
-          <w:color w:val="FF0000"/>
-          <w:sz w:val="19"/>
-          <w:szCs w:val="19"/>
+      <w:r>
+        <w:t xml:space="preserve">どのようにカルチャーショックを受け止め、</w:t>
+      </w:r>
+      <w:r>
+        <w:rPr>
+          <w:color w:val="FF0000"/>
         </w:rPr>
         <w:t xml:space="preserve">楽しいと思うようになったかを明らかにする。</w:t>
       </w:r>
@@ -947,70 +452,16 @@
         <w:spacing w:after="160" w:line="340"/>
       </w:pPr>
       <w:r>
-        <w:t xml:space="preserve">第二の課題は、滞在中に訪れる「気づき」が感情の反転をどう引き起こすかを時系列で追うことである。「戸惑い → 衝突 → 適応 → 楽しさ」のプロセスにおいて、段階が進む過程で、どのような気づきあるいは感情の変化もしくは考え方の変化があったのかを明かすことで、プロセスの進行の質的な側面の解像度を高めることを目的とする。</w:t>
-      </w:r>
-    </w:p>
-    <w:p>
-      <w:pPr>
-        <w:keepNext/>
-        <w:pBdr>
-          <w:left w:val="single" w:color="FF0000" w:sz="12" w:space="8"/>
-        </w:pBdr>
-        <w:spacing w:after="0" w:before="60" w:line="300"/>
-        <w:ind w:left="420"/>
-      </w:pPr>
-      <w:r>
-        <w:rPr>
-          <w:b/>
-          <w:bCs/>
-          <w:color w:val="FF0000"/>
-          <w:sz w:val="19"/>
-          <w:szCs w:val="19"/>
-        </w:rPr>
-        <w:t xml:space="preserve">言い換え案　</w:t>
-      </w:r>
-      <w:r>
-        <w:rPr>
-          <w:color w:val="808080"/>
-          <w:sz w:val="19"/>
-          <w:szCs w:val="19"/>
-        </w:rPr>
-        <w:t xml:space="preserve">元：</w:t>
-      </w:r>
-      <w:r>
-        <w:rPr>
-          <w:color w:val="808080"/>
-          <w:sz w:val="19"/>
-          <w:szCs w:val="19"/>
-        </w:rPr>
-        <w:t xml:space="preserve">考え方の変化があったのかを明かすことで、</w:t>
-      </w:r>
-    </w:p>
-    <w:p>
-      <w:pPr>
-        <w:pBdr>
-          <w:left w:val="single" w:color="FF0000" w:sz="12" w:space="8"/>
-        </w:pBdr>
-        <w:spacing w:after="120" w:line="300"/>
-        <w:ind w:left="420"/>
-      </w:pPr>
-      <w:r>
-        <w:rPr>
-          <w:b/>
-          <w:bCs/>
-          <w:color w:val="FF0000"/>
-          <w:sz w:val="19"/>
-          <w:szCs w:val="19"/>
-        </w:rPr>
-        <w:t xml:space="preserve">案：</w:t>
-      </w:r>
-      <w:r>
-        <w:rPr>
-          <w:color w:val="FF0000"/>
-          <w:sz w:val="19"/>
-          <w:szCs w:val="19"/>
+        <w:t xml:space="preserve">第二の課題は、滞在中に訪れる「気づき」が感情の反転をどう引き起こすかを時系列で追うことである。「戸惑い → 衝突 → 適応 → 楽しさ」のプロセスにおいて、段階が進む過程で、どのような気づきあるいは感情の変化もしくは</w:t>
+      </w:r>
+      <w:r>
+        <w:rPr>
+          <w:color w:val="FF0000"/>
         </w:rPr>
         <w:t xml:space="preserve">考え方の変化があったのかを明らかにすることで、</w:t>
+      </w:r>
+      <w:r>
+        <w:t xml:space="preserve">プロセスの進行の質的な側面の解像度を高めることを目的とする。</w:t>
       </w:r>
     </w:p>
     <w:p>
@@ -1032,131 +483,20 @@
         <w:spacing w:after="160" w:line="340"/>
       </w:pPr>
       <w:r>
-        <w:t xml:space="preserve">第三の課題は、主体的な行動的工夫が体験を「楽しさ」へ変えるメカニズムを検証することである。私は「やったことリスト」の作成や、文化への能動的体験を行うことで「戸惑い」から「楽しさ」へ変わった経験を持つが、同様にほかの留学経験者の行動的工夫を聞くことで4段階プロセスのメカニズムを解剖し、実践するためのヒントを得ることを目的とする。</w:t>
-      </w:r>
-    </w:p>
-    <w:p>
-      <w:pPr>
-        <w:keepNext/>
-        <w:pBdr>
-          <w:left w:val="single" w:color="FF0000" w:sz="12" w:space="8"/>
-        </w:pBdr>
-        <w:spacing w:after="0" w:before="60" w:line="300"/>
-        <w:ind w:left="420"/>
-      </w:pPr>
-      <w:r>
-        <w:rPr>
-          <w:b/>
-          <w:bCs/>
-          <w:color w:val="FF0000"/>
-          <w:sz w:val="19"/>
-          <w:szCs w:val="19"/>
-        </w:rPr>
-        <w:t xml:space="preserve">言い換え案　</w:t>
-      </w:r>
-      <w:r>
-        <w:rPr>
-          <w:color w:val="808080"/>
-          <w:sz w:val="19"/>
-          <w:szCs w:val="19"/>
-        </w:rPr>
-        <w:t xml:space="preserve">元：</w:t>
-      </w:r>
-      <w:r>
-        <w:rPr>
-          <w:color w:val="808080"/>
-          <w:sz w:val="19"/>
-          <w:szCs w:val="19"/>
-        </w:rPr>
-        <w:t xml:space="preserve">私は「やったことリスト」の作成や、</w:t>
-      </w:r>
-    </w:p>
-    <w:p>
-      <w:pPr>
-        <w:pBdr>
-          <w:left w:val="single" w:color="FF0000" w:sz="12" w:space="8"/>
-        </w:pBdr>
-        <w:spacing w:after="120" w:line="300"/>
-        <w:ind w:left="420"/>
-      </w:pPr>
-      <w:r>
-        <w:rPr>
-          <w:b/>
-          <w:bCs/>
-          <w:color w:val="FF0000"/>
-          <w:sz w:val="19"/>
-          <w:szCs w:val="19"/>
-        </w:rPr>
-        <w:t xml:space="preserve">案：</w:t>
-      </w:r>
-      <w:r>
-        <w:rPr>
-          <w:color w:val="FF0000"/>
-          <w:sz w:val="19"/>
-          <w:szCs w:val="19"/>
-        </w:rPr>
-        <w:t xml:space="preserve">筆者は「やったことリスト」の作成や、（論文中は「筆者」に統一）</w:t>
-      </w:r>
-    </w:p>
-    <w:p>
-      <w:pPr>
-        <w:keepNext/>
-        <w:pBdr>
-          <w:left w:val="single" w:color="FF0000" w:sz="12" w:space="8"/>
-        </w:pBdr>
-        <w:spacing w:after="0" w:before="60" w:line="300"/>
-        <w:ind w:left="420"/>
-      </w:pPr>
-      <w:r>
-        <w:rPr>
-          <w:b/>
-          <w:bCs/>
-          <w:color w:val="FF0000"/>
-          <w:sz w:val="19"/>
-          <w:szCs w:val="19"/>
-        </w:rPr>
-        <w:t xml:space="preserve">言い換え案　</w:t>
-      </w:r>
-      <w:r>
-        <w:rPr>
-          <w:color w:val="808080"/>
-          <w:sz w:val="19"/>
-          <w:szCs w:val="19"/>
-        </w:rPr>
-        <w:t xml:space="preserve">元：</w:t>
-      </w:r>
-      <w:r>
-        <w:rPr>
-          <w:color w:val="808080"/>
-          <w:sz w:val="19"/>
-          <w:szCs w:val="19"/>
-        </w:rPr>
-        <w:t xml:space="preserve">4段階プロセスのメカニズムを解剖し、実践するためのヒントを得ることを目的とする。</w:t>
-      </w:r>
-    </w:p>
-    <w:p>
-      <w:pPr>
-        <w:pBdr>
-          <w:left w:val="single" w:color="FF0000" w:sz="12" w:space="8"/>
-        </w:pBdr>
-        <w:spacing w:after="120" w:line="300"/>
-        <w:ind w:left="420"/>
-      </w:pPr>
-      <w:r>
-        <w:rPr>
-          <w:b/>
-          <w:bCs/>
-          <w:color w:val="FF0000"/>
-          <w:sz w:val="19"/>
-          <w:szCs w:val="19"/>
-        </w:rPr>
-        <w:t xml:space="preserve">案：</w:t>
-      </w:r>
-      <w:r>
-        <w:rPr>
-          <w:color w:val="FF0000"/>
-          <w:sz w:val="19"/>
-          <w:szCs w:val="19"/>
+        <w:t xml:space="preserve">第三の課題は、主体的な行動的工夫が体験を「楽しさ」へ変えるメカニズムを検証することである。</w:t>
+      </w:r>
+      <w:r>
+        <w:rPr>
+          <w:color w:val="FF0000"/>
+        </w:rPr>
+        <w:t xml:space="preserve">筆者は「やったことリスト」の作成や、</w:t>
+      </w:r>
+      <w:r>
+        <w:t xml:space="preserve">文化への能動的体験を行うことで「戸惑い」から「楽しさ」へ変わった経験を持つが、同様にほかの留学経験者の行動的工夫を聞くことで</w:t>
+      </w:r>
+      <w:r>
+        <w:rPr>
+          <w:color w:val="FF0000"/>
         </w:rPr>
         <w:t xml:space="preserve">4段階のプロセスがどのように進むのかを明らかにし、これから留学する人が実践できるヒントを得ることを目的とする。</w:t>
       </w:r>
@@ -1280,7 +620,7 @@
       <w:pPr>
         <w:spacing w:after="40" w:line="300"/>
       </w:pPr>
-      <w:hyperlink w:history="1" r:id="rIduidvy6ode6cq-s4wv5hyh">
+      <w:hyperlink w:history="1" r:id="rId80k9voinsncy4ej5-x22m">
         <w:r>
           <w:rPr>
             <w:color w:val="0563C1"/>
@@ -1327,185 +667,82 @@
           <w:sz w:val="26"/>
           <w:szCs w:val="26"/>
         </w:rPr>
-        <w:t xml:space="preserve">3.1 リスカード U カーブモデル</w:t>
-      </w:r>
-    </w:p>
-    <w:p>
-      <w:pPr>
-        <w:spacing w:after="160" w:line="340"/>
-      </w:pPr>
-      <w:r>
-        <w:t xml:space="preserve">リスカードのUカーブモデルは、異文化適応の感情的変化が「ハネムーン期」「ショック期」「回復期」「適応期」の４段階をたどり、その軌跡がU字型を描くとする理論である。</w:t>
-      </w:r>
-      <w:r>
-        <w:rPr>
-          <w:color w:val="FF0000"/>
-        </w:rPr>
-        <w:t xml:space="preserve">1955年、</w:t>
-      </w:r>
-      <w:r>
-        <w:t xml:space="preserve">ノルウェーの留学生調査を基に提唱され、適応過程が直線的でなく、初期の高揚感から一度落ち込み、徐々に回復する点が特徴である。具体的には、最初は新文化への好奇心や期待が強いが、やがて文化的違いに直面して戸惑いや否定的感情が強まる「ショック期」に移行する。その後、現地文化への理解や語学力の向上、社会的つながりの形成により「回復期」を経て、最終的に「適応期」となる（堀田 2016）。ただし、すべての適応経験がU字型になるわけではなく、現代の留学生は事前情報の取得などにより「ショック期」が緩和される場合もある。また、文化や個人差によってW字型や逆U字型になることも報告されている。本研究ではこのモデルを仮説的枠組みとしつつ、実際の語りから適応プロセスの多様性を記述的に明らかにすることを目指す。</w:t>
-      </w:r>
-    </w:p>
-    <w:p>
-      <w:pPr>
-        <w:keepNext/>
-        <w:pBdr>
-          <w:left w:val="single" w:color="FF0000" w:sz="12" w:space="8"/>
-        </w:pBdr>
-        <w:spacing w:after="0" w:before="60" w:line="300"/>
-        <w:ind w:left="420"/>
-      </w:pPr>
-      <w:r>
-        <w:rPr>
-          <w:b/>
-          <w:bCs/>
-          <w:color w:val="FF0000"/>
-          <w:sz w:val="19"/>
-          <w:szCs w:val="19"/>
-        </w:rPr>
-        <w:t xml:space="preserve">言い換え案　</w:t>
-      </w:r>
-      <w:r>
-        <w:rPr>
-          <w:color w:val="808080"/>
-          <w:sz w:val="19"/>
-          <w:szCs w:val="19"/>
-        </w:rPr>
-        <w:t xml:space="preserve">元：</w:t>
-      </w:r>
-      <w:r>
-        <w:rPr>
-          <w:color w:val="808080"/>
-          <w:sz w:val="19"/>
-          <w:szCs w:val="19"/>
-        </w:rPr>
-        <w:t xml:space="preserve">リスカードのUカーブモデルは、</w:t>
-      </w:r>
-    </w:p>
-    <w:p>
-      <w:pPr>
-        <w:pBdr>
-          <w:left w:val="single" w:color="FF0000" w:sz="12" w:space="8"/>
-        </w:pBdr>
-        <w:spacing w:after="120" w:line="300"/>
-        <w:ind w:left="420"/>
-      </w:pPr>
-      <w:r>
-        <w:rPr>
-          <w:b/>
-          <w:bCs/>
-          <w:color w:val="FF0000"/>
-          <w:sz w:val="19"/>
-          <w:szCs w:val="19"/>
-        </w:rPr>
-        <w:t xml:space="preserve">案：</w:t>
-      </w:r>
-      <w:r>
-        <w:rPr>
-          <w:color w:val="FF0000"/>
-          <w:sz w:val="19"/>
-          <w:szCs w:val="19"/>
-        </w:rPr>
-        <w:t xml:space="preserve">リスガード（Lysgaard 1955）のUカーブモデルは、</w:t>
-      </w:r>
-    </w:p>
-    <w:p>
-      <w:pPr>
-        <w:spacing w:after="160" w:line="340"/>
-      </w:pPr>
-      <w:r>
-        <w:rPr>
-          <w:b/>
-          <w:bCs/>
-          <w:color w:val="FF0000"/>
-        </w:rPr>
-        <w:t xml:space="preserve">【要確認：人名は「リスガード（Lysgaard）」が正しいので、見出しと本文の「リスカード」を直す。また4章では「回復期」を「調整期」と呼んでいるので、どちらかに統一する】</w:t>
-      </w:r>
-    </w:p>
-    <w:p>
-      <w:pPr>
-        <w:keepNext/>
-        <w:spacing w:after="200" w:before="360"/>
-      </w:pPr>
+        <w:t xml:space="preserve">3.1 </w:t>
+      </w:r>
       <w:r>
         <w:rPr>
           <w:color w:val="595959"/>
           <w:sz w:val="26"/>
           <w:szCs w:val="26"/>
         </w:rPr>
-        <w:t xml:space="preserve">3.2 オバーグのカルチャーショック論</w:t>
-      </w:r>
-    </w:p>
-    <w:p>
-      <w:pPr>
-        <w:spacing w:after="160" w:line="340"/>
-      </w:pPr>
-      <w:r>
-        <w:t xml:space="preserve">オバーグ（1960）は「カルチャーショック」という概念を初めて定義した人類学者であり、異文化移行に伴う心理的混乱やストレスを病理ではなく自然な適応過程と捉えた。彼の理論では、文化的価値観や行動様式の違いによって不安・怒り・孤独などの感情が生じ、その対処方法が適応を左右するとされる。カルチャーショックは「接触初期の理想化」「現実への失望と困惑」「適応の試行錯誤」「安定的適応」の段階に分かれ、特に「失望と困惑」は強い情動的反応を伴う。国内研究では「自己の常識の相対化と新たな意味づけ」や「異文化における自己像の揺らぎ」がカルチャーショックの本質とされ、本研究の関心とも重なる。しかし、オバーグの理論は主に初期の感情的混乱に焦点を当てており、そこから「気づき」や「楽しさ」への移行過程は詳しく説明されていない。そこで本研究では、オバーグ理論を出発点としつつ、積極的な適応行動やその感情的転換にも注目し、カルチャーショック後の適応プロセスまで解明を試みる。</w:t>
-      </w:r>
-    </w:p>
-    <w:p>
-      <w:pPr>
-        <w:keepNext/>
-        <w:pBdr>
-          <w:left w:val="single" w:color="FF0000" w:sz="12" w:space="8"/>
-        </w:pBdr>
-        <w:spacing w:after="0" w:before="60" w:line="300"/>
-        <w:ind w:left="420"/>
+        <w:t xml:space="preserve">リスガードのUカーブモデル</w:t>
+      </w:r>
+    </w:p>
+    <w:p>
+      <w:pPr>
+        <w:spacing w:after="160" w:line="340"/>
+      </w:pPr>
+      <w:r>
+        <w:rPr>
+          <w:color w:val="FF0000"/>
+        </w:rPr>
+        <w:t xml:space="preserve">リスガード（Lysgaard 1955）のUカーブモデルは、</w:t>
+      </w:r>
+      <w:r>
+        <w:t xml:space="preserve">異文化適応の感情的変化が「ハネムーン期」「ショック期」「回復期」「適応期」の４段階をたどり、その軌跡がU字型を描くとする理論である。</w:t>
+      </w:r>
+      <w:r>
+        <w:rPr>
+          <w:color w:val="FF0000"/>
+        </w:rPr>
+        <w:t xml:space="preserve">1955年、</w:t>
+      </w:r>
+      <w:r>
+        <w:t xml:space="preserve">ノルウェーの留学生調査を基に提唱され、適応過程が直線的でなく、初期の高揚感から一度落ち込み、徐々に回復する点が特徴である。具体的には、最初は新文化への好奇心や期待が強いが、やがて文化的違いに直面して戸惑いや否定的感情が強まる「ショック期」に移行する。その後、現地文化への理解や語学力の向上、社会的つながりの形成により「回復期」を経て、最終的に「適応期」となる（堀田 2016）。ただし、すべての適応経験がU字型になるわけではなく、現代の留学生は事前情報の取得などにより「ショック期」が緩和される場合もある。また、文化や個人差によってW字型や逆U字型になることも報告されている。本研究ではこのモデルを仮説的枠組みとしつつ、実際の語りから適応プロセスの多様性を記述的に明らかにすることを目指す。</w:t>
+      </w:r>
+    </w:p>
+    <w:p>
+      <w:pPr>
+        <w:spacing w:after="160" w:line="340"/>
       </w:pPr>
       <w:r>
         <w:rPr>
           <w:b/>
           <w:bCs/>
           <w:color w:val="FF0000"/>
-          <w:sz w:val="19"/>
-          <w:szCs w:val="19"/>
-        </w:rPr>
-        <w:t xml:space="preserve">言い換え案　</w:t>
-      </w:r>
-      <w:r>
-        <w:rPr>
-          <w:color w:val="808080"/>
-          <w:sz w:val="19"/>
-          <w:szCs w:val="19"/>
-        </w:rPr>
-        <w:t xml:space="preserve">元：</w:t>
-      </w:r>
-      <w:r>
-        <w:rPr>
-          <w:color w:val="808080"/>
-          <w:sz w:val="19"/>
-          <w:szCs w:val="19"/>
-        </w:rPr>
-        <w:t xml:space="preserve">「カルチャーショック」という概念を初めて定義した人類学者であり、</w:t>
-      </w:r>
-    </w:p>
-    <w:p>
-      <w:pPr>
-        <w:pBdr>
-          <w:left w:val="single" w:color="FF0000" w:sz="12" w:space="8"/>
-        </w:pBdr>
-        <w:spacing w:after="120" w:line="300"/>
-        <w:ind w:left="420"/>
-      </w:pPr>
-      <w:r>
-        <w:rPr>
-          <w:b/>
-          <w:bCs/>
-          <w:color w:val="FF0000"/>
-          <w:sz w:val="19"/>
-          <w:szCs w:val="19"/>
-        </w:rPr>
-        <w:t xml:space="preserve">案：</w:t>
-      </w:r>
-      <w:r>
-        <w:rPr>
-          <w:color w:val="FF0000"/>
-          <w:sz w:val="19"/>
-          <w:szCs w:val="19"/>
-        </w:rPr>
-        <w:t xml:space="preserve">「カルチャーショック」という概念を広めた人類学者であり、（「初めて定義した」は言い切れないため）</w:t>
+        </w:rPr>
+        <w:t xml:space="preserve">【要確認：4章では「回復期」を「調整期」と呼んでいるので、どちらかに統一する】</w:t>
+      </w:r>
+    </w:p>
+    <w:p>
+      <w:pPr>
+        <w:keepNext/>
+        <w:spacing w:after="200" w:before="360"/>
+      </w:pPr>
+      <w:r>
+        <w:rPr>
+          <w:color w:val="595959"/>
+          <w:sz w:val="26"/>
+          <w:szCs w:val="26"/>
+        </w:rPr>
+        <w:t xml:space="preserve">3.2 オバーグのカルチャーショック論</w:t>
+      </w:r>
+    </w:p>
+    <w:p>
+      <w:pPr>
+        <w:spacing w:after="160" w:line="340"/>
+      </w:pPr>
+      <w:r>
+        <w:t xml:space="preserve">オバーグ（1960）は</w:t>
+      </w:r>
+      <w:r>
+        <w:rPr>
+          <w:color w:val="FF0000"/>
+        </w:rPr>
+        <w:t xml:space="preserve">「カルチャーショック」という概念を広めた人類学者であり、</w:t>
+      </w:r>
+      <w:r>
+        <w:t xml:space="preserve">異文化移行に伴う心理的混乱やストレスを病理ではなく自然な適応過程と捉えた。彼の理論では、文化的価値観や行動様式の違いによって不安・怒り・孤独などの感情が生じ、その対処方法が適応を左右するとされる。カルチャーショックは「接触初期の理想化」「現実への失望と困惑」「適応の試行錯誤」「安定的適応」の段階に分かれ、特に「失望と困惑」は強い情動的反応を伴う。国内研究では「自己の常識の相対化と新たな意味づけ」や「異文化における自己像の揺らぎ」がカルチャーショックの本質とされ、本研究の関心とも重なる。しかし、オバーグの理論は主に初期の感情的混乱に焦点を当てており、そこから「気づき」や「楽しさ」への移行過程は詳しく説明されていない。そこで本研究では、オバーグ理論を出発点としつつ、積極的な適応行動やその感情的転換にも注目し、カルチャーショック後の適応プロセスまで解明を試みる。</w:t>
       </w:r>
     </w:p>
     <w:p>
@@ -2116,7 +1353,7 @@
       <w:pPr>
         <w:spacing w:after="40" w:line="300"/>
       </w:pPr>
-      <w:hyperlink w:history="1" r:id="rIdadkl7_axgvhzf0anfqdms">
+      <w:hyperlink w:history="1" r:id="rIdnnw2_0gthz_uo6fifjnii">
         <w:r>
           <w:rPr>
             <w:color w:val="0563C1"/>
@@ -2138,7 +1375,7 @@
       <w:pPr>
         <w:spacing w:after="40" w:line="300"/>
       </w:pPr>
-      <w:hyperlink w:history="1" r:id="rIdgst6pqaaj3vjrvkf-xa2k">
+      <w:hyperlink w:history="1" r:id="rIdrldvhclrtqo3mm3yoqulr">
         <w:r>
           <w:rPr>
             <w:color w:val="0563C1"/>
@@ -2160,7 +1397,7 @@
       <w:pPr>
         <w:spacing w:after="40" w:line="300"/>
       </w:pPr>
-      <w:hyperlink w:history="1" r:id="rId94rwinbfzolxukinzhkdq">
+      <w:hyperlink w:history="1" r:id="rIdavvc6z02rgec1myrixg5s">
         <w:r>
           <w:rPr>
             <w:color w:val="0563C1"/>
@@ -2182,7 +1419,7 @@
       <w:pPr>
         <w:spacing w:after="40" w:line="300"/>
       </w:pPr>
-      <w:hyperlink w:history="1" r:id="rIdd2fkahh-hngeltfzo1cpj">
+      <w:hyperlink w:history="1" r:id="rIdtfn7tqp2-25cbmmkt_ptu">
         <w:r>
           <w:rPr>
             <w:color w:val="0563C1"/>
@@ -2237,70 +1474,30 @@
         <w:spacing w:after="160" w:line="340"/>
       </w:pPr>
       <w:r>
-        <w:t xml:space="preserve">異文化適応の最初の段階は「ハネムーン期」と呼ばれ、新しい文化や生活環境に対する好奇心や高揚感が高くなる時期である。渡航直後の留学生は、街並みの美しさや人々の親切さ、自由な雰囲気などに魅了され、肯定的な感情を抱くことが多い。この時期には文化の違いがむしろ刺激として受け入れられ、認知的にも「異文化は面白い」という肯定的解釈が主となる。行動面では、自ら進んで現地の活動に参加したり、新しい友人を作ろうとする姿勢が見られる。しかしこの段階は一時的であり、文化的ギャップへの理解が浅いまま進むため、やがてその理想像が崩れる段階に差し掛かることが多い。“ハネムーン期では、新しい文化に対する期待や興奮が支配的である。この指摘は、初期の情動的高揚がカルチャーショックの前触れであることを示唆しており、本研究の問題意識と一致する。</w:t>
-      </w:r>
-    </w:p>
-    <w:p>
-      <w:pPr>
-        <w:keepNext/>
-        <w:pBdr>
-          <w:left w:val="single" w:color="FF0000" w:sz="12" w:space="8"/>
-        </w:pBdr>
-        <w:spacing w:after="0" w:before="60" w:line="300"/>
-        <w:ind w:left="420"/>
-      </w:pPr>
+        <w:t xml:space="preserve">異文化適応の最初の段階は「ハネムーン期」と呼ばれ、新しい文化や生活環境に対する好奇心や高揚感が高くなる時期である。渡航直後の留学生は、街並みの美しさや人々の親切さ、自由な雰囲気などに魅了され、肯定的な感情を抱くことが多い。この時期には文化の違いがむしろ刺激として受け入れられ、認知的にも「異文化は面白い」という肯定的解釈が主となる。行動面では、自ら進んで現地の活動に参加したり、新しい友人を作ろうとする姿勢が見られる。しかしこの段階は一時的であり、文化的ギャップへの理解が浅いまま進むため、やがてその理想像が崩れる段階に差し掛かることが多い。</w:t>
+      </w:r>
+      <w:r>
+        <w:rPr>
+          <w:color w:val="FF0000"/>
+        </w:rPr>
+        <w:t xml:space="preserve">「ハネムーン期では、新しい文化に対する期待や興奮が支配的である」（</w:t>
+      </w:r>
       <w:r>
         <w:rPr>
           <w:b/>
           <w:bCs/>
           <w:color w:val="FF0000"/>
-          <w:sz w:val="19"/>
-          <w:szCs w:val="19"/>
-        </w:rPr>
-        <w:t xml:space="preserve">言い換え案　</w:t>
-      </w:r>
-      <w:r>
-        <w:rPr>
-          <w:color w:val="808080"/>
-          <w:sz w:val="19"/>
-          <w:szCs w:val="19"/>
-        </w:rPr>
-        <w:t xml:space="preserve">元：</w:t>
-      </w:r>
-      <w:r>
-        <w:rPr>
-          <w:color w:val="808080"/>
-          <w:sz w:val="19"/>
-          <w:szCs w:val="19"/>
-        </w:rPr>
-        <w:t xml:space="preserve">“ハネムーン期では、新しい文化に対する期待や興奮が支配的である。この指摘は、</w:t>
-      </w:r>
-    </w:p>
-    <w:p>
-      <w:pPr>
-        <w:pBdr>
-          <w:left w:val="single" w:color="FF0000" w:sz="12" w:space="8"/>
-        </w:pBdr>
-        <w:spacing w:after="120" w:line="300"/>
-        <w:ind w:left="420"/>
-      </w:pPr>
-      <w:r>
-        <w:rPr>
-          <w:b/>
-          <w:bCs/>
-          <w:color w:val="FF0000"/>
-          <w:sz w:val="19"/>
-          <w:szCs w:val="19"/>
-        </w:rPr>
-        <w:t xml:space="preserve">案：</w:t>
-      </w:r>
-      <w:r>
-        <w:rPr>
-          <w:color w:val="FF0000"/>
-          <w:sz w:val="19"/>
-          <w:szCs w:val="19"/>
-        </w:rPr>
-        <w:t xml:space="preserve">「ハネムーン期では、新しい文化に対する期待や興奮が支配的である」（著者 年, p.○）。この指摘は、（閉じかっこと出典が抜けている）</w:t>
+        </w:rPr>
+        <w:t xml:space="preserve">【著者・年・ページ】</w:t>
+      </w:r>
+      <w:r>
+        <w:rPr>
+          <w:color w:val="FF0000"/>
+        </w:rPr>
+        <w:t xml:space="preserve">）。この指摘は、</w:t>
+      </w:r>
+      <w:r>
+        <w:t xml:space="preserve">初期の情動的高揚がカルチャーショックの前触れであることを示唆しており、本研究の問題意識と一致する。</w:t>
       </w:r>
     </w:p>
     <w:p>
@@ -2322,70 +1519,30 @@
         <w:spacing w:after="160" w:line="340"/>
       </w:pPr>
       <w:r>
-        <w:t xml:space="preserve">ショック期では、文化的違いが現実の生活場面で障害として現れ、強い情動的反応を引き起こす。この時期には、語学の壁、非言語的表現のずれ、人間関係の構築困難などが重なり、不安や孤独、怒りなどが表出しやすい。認知面では「なぜ通じないのか」「自分は受け入れられていないのでは」といった否定的解釈が進行する。行動面では、積極性が減退し、引きこもりや母語話者との接触に偏る傾向が見られる。“カルチャーショックの本質は“自己の常識の相対化と新たな意味づけ”にある”。この指摘は、異文化との衝突が単なる不快体験ではなく、自己認識の揺らぎを含む深層的な葛藤であることを裏づける。本研究では、この感情的混乱を通じて新たな気づきが促される点に注目する。</w:t>
-      </w:r>
-    </w:p>
-    <w:p>
-      <w:pPr>
-        <w:keepNext/>
-        <w:pBdr>
-          <w:left w:val="single" w:color="FF0000" w:sz="12" w:space="8"/>
-        </w:pBdr>
-        <w:spacing w:after="0" w:before="60" w:line="300"/>
-        <w:ind w:left="420"/>
-      </w:pPr>
+        <w:t xml:space="preserve">ショック期では、文化的違いが現実の生活場面で障害として現れ、強い情動的反応を引き起こす。この時期には、語学の壁、非言語的表現のずれ、人間関係の構築困難などが重なり、不安や孤独、怒りなどが表出しやすい。認知面では「なぜ通じないのか」「自分は受け入れられていないのでは」といった否定的解釈が進行する。行動面では、積極性が減退し、引きこもりや母語話者との接触に偏る傾向が見られる。</w:t>
+      </w:r>
+      <w:r>
+        <w:rPr>
+          <w:color w:val="FF0000"/>
+        </w:rPr>
+        <w:t xml:space="preserve">「カルチャーショックの本質は『自己の常識の相対化と新たな意味づけ』にある」（</w:t>
+      </w:r>
       <w:r>
         <w:rPr>
           <w:b/>
           <w:bCs/>
           <w:color w:val="FF0000"/>
-          <w:sz w:val="19"/>
-          <w:szCs w:val="19"/>
-        </w:rPr>
-        <w:t xml:space="preserve">言い換え案　</w:t>
-      </w:r>
-      <w:r>
-        <w:rPr>
-          <w:color w:val="808080"/>
-          <w:sz w:val="19"/>
-          <w:szCs w:val="19"/>
-        </w:rPr>
-        <w:t xml:space="preserve">元：</w:t>
-      </w:r>
-      <w:r>
-        <w:rPr>
-          <w:color w:val="808080"/>
-          <w:sz w:val="19"/>
-          <w:szCs w:val="19"/>
-        </w:rPr>
-        <w:t xml:space="preserve">“カルチャーショックの本質は“自己の常識の相対化と新たな意味づけ”にある”。</w:t>
-      </w:r>
-    </w:p>
-    <w:p>
-      <w:pPr>
-        <w:pBdr>
-          <w:left w:val="single" w:color="FF0000" w:sz="12" w:space="8"/>
-        </w:pBdr>
-        <w:spacing w:after="120" w:line="300"/>
-        <w:ind w:left="420"/>
-      </w:pPr>
-      <w:r>
-        <w:rPr>
-          <w:b/>
-          <w:bCs/>
-          <w:color w:val="FF0000"/>
-          <w:sz w:val="19"/>
-          <w:szCs w:val="19"/>
-        </w:rPr>
-        <w:t xml:space="preserve">案：</w:t>
-      </w:r>
-      <w:r>
-        <w:rPr>
-          <w:color w:val="FF0000"/>
-          <w:sz w:val="19"/>
-          <w:szCs w:val="19"/>
-        </w:rPr>
-        <w:t xml:space="preserve">「カルチャーショックの本質は『自己の常識の相対化と新たな意味づけ』にある」（著者 年, p.○）。</w:t>
+        </w:rPr>
+        <w:t xml:space="preserve">【著者・年・ページ】</w:t>
+      </w:r>
+      <w:r>
+        <w:rPr>
+          <w:color w:val="FF0000"/>
+        </w:rPr>
+        <w:t xml:space="preserve">）。</w:t>
+      </w:r>
+      <w:r>
+        <w:t xml:space="preserve">この指摘は、異文化との衝突が単なる不快体験ではなく、自己認識の揺らぎを含む深層的な葛藤であることを裏づける。本研究では、この感情的混乱を通じて新たな気づきが促される点に注目する。</w:t>
       </w:r>
     </w:p>
     <w:p>
@@ -2407,70 +1564,30 @@
         <w:spacing w:after="160" w:line="340"/>
       </w:pPr>
       <w:r>
-        <w:t xml:space="preserve">調整期に入ると文化的差異を徐々に理解しはじめ、それまでの感情的混乱から回復しようとする試行錯誤が現れる。この段階では語学力の向上や習慣の理解、失敗経験の共有が有効な適応資源となり、認知面でも「違いは必ずしも否定ではない」という認識が生まれる。行動的には、新たなルールや人間関係に合わせた調整が試みられ、自分なりの行動戦略が形成される。たとえば、現地のジョークを理解する努力や、沈黙の意味を再解釈するなどの認知的工夫が見られる。“沈黙の解釈が文化によって異なることがコミュニケーションの障壁を生む”。この知見は、文化的前提の違いを自覚することが適応の出発点になることを示し、本研究の焦点である認知的変化と一致する。</w:t>
-      </w:r>
-    </w:p>
-    <w:p>
-      <w:pPr>
-        <w:keepNext/>
-        <w:pBdr>
-          <w:left w:val="single" w:color="FF0000" w:sz="12" w:space="8"/>
-        </w:pBdr>
-        <w:spacing w:after="0" w:before="60" w:line="300"/>
-        <w:ind w:left="420"/>
-      </w:pPr>
+        <w:t xml:space="preserve">調整期に入ると文化的差異を徐々に理解しはじめ、それまでの感情的混乱から回復しようとする試行錯誤が現れる。この段階では語学力の向上や習慣の理解、失敗経験の共有が有効な適応資源となり、認知面でも「違いは必ずしも否定ではない」という認識が生まれる。行動的には、新たなルールや人間関係に合わせた調整が試みられ、自分なりの行動戦略が形成される。たとえば、現地のジョークを理解する努力や、沈黙の意味を再解釈するなどの認知的工夫が見られる。</w:t>
+      </w:r>
+      <w:r>
+        <w:rPr>
+          <w:color w:val="FF0000"/>
+        </w:rPr>
+        <w:t xml:space="preserve">宮本（2021）が指摘するように、「沈黙の解釈が文化によって異なることがコミュニケーションの障壁を生む」（</w:t>
+      </w:r>
       <w:r>
         <w:rPr>
           <w:b/>
           <w:bCs/>
           <w:color w:val="FF0000"/>
-          <w:sz w:val="19"/>
-          <w:szCs w:val="19"/>
-        </w:rPr>
-        <w:t xml:space="preserve">言い換え案　</w:t>
-      </w:r>
-      <w:r>
-        <w:rPr>
-          <w:color w:val="808080"/>
-          <w:sz w:val="19"/>
-          <w:szCs w:val="19"/>
-        </w:rPr>
-        <w:t xml:space="preserve">元：</w:t>
-      </w:r>
-      <w:r>
-        <w:rPr>
-          <w:color w:val="808080"/>
-          <w:sz w:val="19"/>
-          <w:szCs w:val="19"/>
-        </w:rPr>
-        <w:t xml:space="preserve">“沈黙の解釈が文化によって異なることがコミュニケーションの障壁を生む”。</w:t>
-      </w:r>
-    </w:p>
-    <w:p>
-      <w:pPr>
-        <w:pBdr>
-          <w:left w:val="single" w:color="FF0000" w:sz="12" w:space="8"/>
-        </w:pBdr>
-        <w:spacing w:after="120" w:line="300"/>
-        <w:ind w:left="420"/>
-      </w:pPr>
-      <w:r>
-        <w:rPr>
-          <w:b/>
-          <w:bCs/>
-          <w:color w:val="FF0000"/>
-          <w:sz w:val="19"/>
-          <w:szCs w:val="19"/>
-        </w:rPr>
-        <w:t xml:space="preserve">案：</w:t>
-      </w:r>
-      <w:r>
-        <w:rPr>
-          <w:color w:val="FF0000"/>
-          <w:sz w:val="19"/>
-          <w:szCs w:val="19"/>
-        </w:rPr>
-        <w:t xml:space="preserve">宮本（2021）が指摘するように、「沈黙の解釈が文化によって異なることがコミュニケーションの障壁を生む」（p.○）。</w:t>
+        </w:rPr>
+        <w:t xml:space="preserve">【ページ】</w:t>
+      </w:r>
+      <w:r>
+        <w:rPr>
+          <w:color w:val="FF0000"/>
+        </w:rPr>
+        <w:t xml:space="preserve">）。</w:t>
+      </w:r>
+      <w:r>
+        <w:t xml:space="preserve">この知見は、文化的前提の違いを自覚することが適応の出発点になることを示し、本研究の焦点である認知的変化と一致する。</w:t>
       </w:r>
     </w:p>
     <w:p>
@@ -2492,70 +1609,30 @@
         <w:spacing w:after="160" w:line="340"/>
       </w:pPr>
       <w:r>
-        <w:t xml:space="preserve">適応期は、異文化との共存感が育ち、情動的にも安定を取り戻す段階である。この時期には、現地生活における安心感や信頼関係が構築され、文化差を前提としながらも柔軟に対応できる心の余裕が生まれる。認知面では「違いを前提とした共存」という枠組みが成立し、自己の行動も文化的文脈に応じた選択が可能になる。行動としては、文化的誤解があってもユーモアを交えて対処したり、相手の視点を取り入れながら表現を調整する能力が見られる。“文化の次元を理解することで異文化適応は促進される”。この指摘は、文化理解が実際の適応行動に直結していることを裏づけており、感情と認知と行動の統合的変化としての適応期を明確にする。</w:t>
-      </w:r>
-    </w:p>
-    <w:p>
-      <w:pPr>
-        <w:keepNext/>
-        <w:pBdr>
-          <w:left w:val="single" w:color="FF0000" w:sz="12" w:space="8"/>
-        </w:pBdr>
-        <w:spacing w:after="0" w:before="60" w:line="300"/>
-        <w:ind w:left="420"/>
-      </w:pPr>
+        <w:t xml:space="preserve">適応期は、異文化との共存感が育ち、情動的にも安定を取り戻す段階である。この時期には、現地生活における安心感や信頼関係が構築され、文化差を前提としながらも柔軟に対応できる心の余裕が生まれる。認知面では「違いを前提とした共存」という枠組みが成立し、自己の行動も文化的文脈に応じた選択が可能になる。行動としては、文化的誤解があってもユーモアを交えて対処したり、相手の視点を取り入れながら表現を調整する能力が見られる。</w:t>
+      </w:r>
+      <w:r>
+        <w:rPr>
+          <w:color w:val="FF0000"/>
+        </w:rPr>
+        <w:t xml:space="preserve">川島（2018）は「文化の次元を理解することで異文化適応は促進される」と述べている（</w:t>
+      </w:r>
       <w:r>
         <w:rPr>
           <w:b/>
           <w:bCs/>
           <w:color w:val="FF0000"/>
-          <w:sz w:val="19"/>
-          <w:szCs w:val="19"/>
-        </w:rPr>
-        <w:t xml:space="preserve">言い換え案　</w:t>
-      </w:r>
-      <w:r>
-        <w:rPr>
-          <w:color w:val="808080"/>
-          <w:sz w:val="19"/>
-          <w:szCs w:val="19"/>
-        </w:rPr>
-        <w:t xml:space="preserve">元：</w:t>
-      </w:r>
-      <w:r>
-        <w:rPr>
-          <w:color w:val="808080"/>
-          <w:sz w:val="19"/>
-          <w:szCs w:val="19"/>
-        </w:rPr>
-        <w:t xml:space="preserve">“文化の次元を理解することで異文化適応は促進される”。</w:t>
-      </w:r>
-    </w:p>
-    <w:p>
-      <w:pPr>
-        <w:pBdr>
-          <w:left w:val="single" w:color="FF0000" w:sz="12" w:space="8"/>
-        </w:pBdr>
-        <w:spacing w:after="120" w:line="300"/>
-        <w:ind w:left="420"/>
-      </w:pPr>
-      <w:r>
-        <w:rPr>
-          <w:b/>
-          <w:bCs/>
-          <w:color w:val="FF0000"/>
-          <w:sz w:val="19"/>
-          <w:szCs w:val="19"/>
-        </w:rPr>
-        <w:t xml:space="preserve">案：</w:t>
-      </w:r>
-      <w:r>
-        <w:rPr>
-          <w:color w:val="FF0000"/>
-          <w:sz w:val="19"/>
-          <w:szCs w:val="19"/>
-        </w:rPr>
-        <w:t xml:space="preserve">川島（2018）は「文化の次元を理解することで異文化適応は促進される」と述べている（p.○）。</w:t>
+        </w:rPr>
+        <w:t xml:space="preserve">【ページ】</w:t>
+      </w:r>
+      <w:r>
+        <w:rPr>
+          <w:color w:val="FF0000"/>
+        </w:rPr>
+        <w:t xml:space="preserve">）。</w:t>
+      </w:r>
+      <w:r>
+        <w:t xml:space="preserve">この指摘は、文化理解が実際の適応行動に直結していることを裏づけており、感情と認知と行動の統合的変化としての適応期を明確にする。</w:t>
       </w:r>
     </w:p>
     <w:p>
@@ -2577,70 +1654,38 @@
         <w:spacing w:after="160" w:line="340"/>
       </w:pPr>
       <w:r>
-        <w:t xml:space="preserve">本節では、これまで示した異文化適応の4段階（ハネムーン期〜適応期）を踏まえ、それらを通過する中で「文化を楽しむ力」がどのように発揮されるのかを考察する。この力は、単なる適応の先にある情動的・認知的変化であり、異文化との関わりを「受け入れる」から「楽しむ」へと転換する姿勢を指す。特に適応期においては、文化的違いに対する寛容さが高まり、違和感を興味へと変える力が顕在化しやすい。例えば、異文化的なジョークや風習を積極的に理解しようとする態度、自分が異文化の中で架け橋として行動する姿勢がそれにあたる。“異文化をポジティブに捉える力が、持続的な適応と成長を支える”。この知見は、文化に対する情動的反転と認知の柔軟性が深い適応を支えることを裏づける。この「楽しむ力」は、ショックや調整の経験があってこそ芽生える点で、異文化経験の総体的成熟を象徴する。</w:t>
-      </w:r>
-    </w:p>
-    <w:p>
-      <w:pPr>
-        <w:keepNext/>
-        <w:pBdr>
-          <w:left w:val="single" w:color="FF0000" w:sz="12" w:space="8"/>
-        </w:pBdr>
-        <w:spacing w:after="0" w:before="60" w:line="300"/>
-        <w:ind w:left="420"/>
-      </w:pPr>
+        <w:t xml:space="preserve">本節では、これまで示した異文化適応の4段階（ハネムーン期〜適応期）を踏まえ、それらを通過する中で「文化を楽しむ力」がどのように発揮されるのかを考察する。この力は、単なる適応の先にある情動的・認知的変化であり、異文化との関わりを「受け入れる」から「楽しむ」へと転換する姿勢を指す。特に適応期においては、文化的違いに対する寛容さが高まり、違和感を興味へと変える力が顕在化しやすい。例えば、異文化的なジョークや風習を積極的に理解しようとする態度、自分が異文化の中で架け橋として行動する姿勢がそれにあたる。</w:t>
+      </w:r>
+      <w:r>
+        <w:rPr>
+          <w:color w:val="FF0000"/>
+        </w:rPr>
+        <w:t xml:space="preserve">「異文化をポジティブに捉える力が、持続的な適応と成長を支える」（</w:t>
+      </w:r>
       <w:r>
         <w:rPr>
           <w:b/>
           <w:bCs/>
           <w:color w:val="FF0000"/>
-          <w:sz w:val="19"/>
-          <w:szCs w:val="19"/>
-        </w:rPr>
-        <w:t xml:space="preserve">言い換え案　</w:t>
-      </w:r>
-      <w:r>
-        <w:rPr>
-          <w:color w:val="808080"/>
-          <w:sz w:val="19"/>
-          <w:szCs w:val="19"/>
-        </w:rPr>
-        <w:t xml:space="preserve">元：</w:t>
-      </w:r>
-      <w:r>
-        <w:rPr>
-          <w:color w:val="808080"/>
-          <w:sz w:val="19"/>
-          <w:szCs w:val="19"/>
-        </w:rPr>
-        <w:t xml:space="preserve">“異文化をポジティブに捉える力が、持続的な適応と成長を支える”。</w:t>
-      </w:r>
-    </w:p>
-    <w:p>
-      <w:pPr>
-        <w:pBdr>
-          <w:left w:val="single" w:color="FF0000" w:sz="12" w:space="8"/>
-        </w:pBdr>
-        <w:spacing w:after="120" w:line="300"/>
-        <w:ind w:left="420"/>
-      </w:pPr>
+        </w:rPr>
+        <w:t xml:space="preserve">【著者・年・ページ】</w:t>
+      </w:r>
+      <w:r>
+        <w:rPr>
+          <w:color w:val="FF0000"/>
+        </w:rPr>
+        <w:t xml:space="preserve">）。</w:t>
+      </w:r>
       <w:r>
         <w:rPr>
           <w:b/>
           <w:bCs/>
           <w:color w:val="FF0000"/>
-          <w:sz w:val="19"/>
-          <w:szCs w:val="19"/>
-        </w:rPr>
-        <w:t xml:space="preserve">案：</w:t>
-      </w:r>
-      <w:r>
-        <w:rPr>
-          <w:color w:val="FF0000"/>
-          <w:sz w:val="19"/>
-          <w:szCs w:val="19"/>
-        </w:rPr>
-        <w:t xml:space="preserve">「異文化をポジティブに捉える力が、持続的な適応と成長を支える」（著者 年, p.○）。（出典が確認できなければこの引用は削除）</w:t>
+        </w:rPr>
+        <w:t xml:space="preserve">【要確認：出典が確認できなければこの引用は削除】</w:t>
+      </w:r>
+      <w:r>
+        <w:t xml:space="preserve">この知見は、文化に対する情動的反転と認知の柔軟性が深い適応を支えることを裏づける。この「楽しむ力」は、ショックや調整の経験があってこそ芽生える点で、異文化経験の総体的成熟を象徴する。</w:t>
       </w:r>
     </w:p>
     <w:p>
@@ -2781,70 +1826,16 @@
         <w:spacing w:after="160" w:line="340"/>
       </w:pPr>
       <w:r>
-        <w:t xml:space="preserve">文化的コンテクスト理論は、異文化間コミュニケーションのずれや誤解の発生メカニズムを説明する重要な視点である。エドワード・ホールが提唱した「高コンテクスト」「低コンテクスト」という分類は、各文化における情報伝達の前提や、暗黙知の比重に違いがあることを指摘したものだ。高コンテクスト文化は、非言語的なサインや文脈に多くを依存し、言葉にしない部分で意思疎通を図る傾向がある。一方、低コンテクスト文化は、意図や情報を明確に言語化することを重視し、背景説明や直接的な発言が主となる。日本は前者の代表であり、アメリカやドイツは後者に分類されることが多い。この分類は、言語だけでなく沈黙や態度、会話の間合いなど、広い範囲のコミュニケーションスタイルに影響を与えている。留学初期の「戸惑い」や「衝突」は、まさにこのコンテクストのずれから生じることが多い。例えば、日本人学生が海外で「言わなくても伝わるだろう」と考えて黙っていると、「なぜ意見を言わないのか」と誤解される場面がある。宮本は「沈黙の解釈が文化によって異なることがコミュニケーションの障壁を生む」と指摘している。この指摘は、本研究で扱うカルチャーショックの根底に、コンテクスト認識の違いがあることを裏づける。</w:t>
-      </w:r>
-    </w:p>
-    <w:p>
-      <w:pPr>
-        <w:keepNext/>
-        <w:pBdr>
-          <w:left w:val="single" w:color="FF0000" w:sz="12" w:space="8"/>
-        </w:pBdr>
-        <w:spacing w:after="0" w:before="60" w:line="300"/>
-        <w:ind w:left="420"/>
-      </w:pPr>
-      <w:r>
-        <w:rPr>
-          <w:b/>
-          <w:bCs/>
-          <w:color w:val="FF0000"/>
-          <w:sz w:val="19"/>
-          <w:szCs w:val="19"/>
-        </w:rPr>
-        <w:t xml:space="preserve">言い換え案　</w:t>
-      </w:r>
-      <w:r>
-        <w:rPr>
-          <w:color w:val="808080"/>
-          <w:sz w:val="19"/>
-          <w:szCs w:val="19"/>
-        </w:rPr>
-        <w:t xml:space="preserve">元：</w:t>
-      </w:r>
-      <w:r>
-        <w:rPr>
-          <w:color w:val="808080"/>
-          <w:sz w:val="19"/>
-          <w:szCs w:val="19"/>
-        </w:rPr>
-        <w:t xml:space="preserve">宮本は「沈黙の解釈が</w:t>
-      </w:r>
-    </w:p>
-    <w:p>
-      <w:pPr>
-        <w:pBdr>
-          <w:left w:val="single" w:color="FF0000" w:sz="12" w:space="8"/>
-        </w:pBdr>
-        <w:spacing w:after="120" w:line="300"/>
-        <w:ind w:left="420"/>
-      </w:pPr>
-      <w:r>
-        <w:rPr>
-          <w:b/>
-          <w:bCs/>
-          <w:color w:val="FF0000"/>
-          <w:sz w:val="19"/>
-          <w:szCs w:val="19"/>
-        </w:rPr>
-        <w:t xml:space="preserve">案：</w:t>
-      </w:r>
-      <w:r>
-        <w:rPr>
-          <w:color w:val="FF0000"/>
-          <w:sz w:val="19"/>
-          <w:szCs w:val="19"/>
+        <w:t xml:space="preserve">文化的コンテクスト理論は、異文化間コミュニケーションのずれや誤解の発生メカニズムを説明する重要な視点である。エドワード・ホールが提唱した「高コンテクスト」「低コンテクスト」という分類は、各文化における情報伝達の前提や、暗黙知の比重に違いがあることを指摘したものだ。高コンテクスト文化は、非言語的なサインや文脈に多くを依存し、言葉にしない部分で意思疎通を図る傾向がある。一方、低コンテクスト文化は、意図や情報を明確に言語化することを重視し、背景説明や直接的な発言が主となる。日本は前者の代表であり、アメリカやドイツは後者に分類されることが多い。この分類は、言語だけでなく沈黙や態度、会話の間合いなど、広い範囲のコミュニケーションスタイルに影響を与えている。留学初期の「戸惑い」や「衝突」は、まさにこのコンテクストのずれから生じることが多い。例えば、日本人学生が海外で「言わなくても伝わるだろう」と考えて黙っていると、「なぜ意見を言わないのか」と誤解される場面がある。</w:t>
+      </w:r>
+      <w:r>
+        <w:rPr>
+          <w:color w:val="FF0000"/>
         </w:rPr>
         <w:t xml:space="preserve">宮本（2021）は「沈黙の解釈が</w:t>
+      </w:r>
+      <w:r>
+        <w:t xml:space="preserve">文化によって異なることがコミュニケーションの障壁を生む」と指摘している。この指摘は、本研究で扱うカルチャーショックの根底に、コンテクスト認識の違いがあることを裏づける。</w:t>
       </w:r>
     </w:p>
     <w:p>
@@ -2866,196 +1857,39 @@
         <w:spacing w:after="160" w:line="340"/>
       </w:pPr>
       <w:r>
-        <w:t xml:space="preserve">留学生が現地で直面するコンテクストの違いは、日常のあらゆる場面に現れる。たとえば、授業中の発言ルールや友人との距離感、メールのやりとりの書き方などがその代表例だ。高コンテクスト文化で育った日本人学生は、相手の意図や空気を読む力に長けているが、低コンテクスト文化圏では「率直な自己主張」「YES/NOの明確な提示」が期待される場面が多い。そのため、発言をためらったり、曖昧な表現を多用することで誤解や摩擦が生じやすい。実際に留学経験者の声として「『どう思う？』と問われて黙っていると、無関心と受け取られてしまった」といったエピソードがある。また、メールの書き方ひとつとっても、「結論を先に述べる」スタイルや、「敬語より率直さ」が重視されることに戸惑う学生も少なくないと感じる。こうした差異は、Ⅰ章で述べたような留学機会の拡大とともに、今や多くの学生が直面する現象である。「異文化間の非言語的サインや暗黙のルールの違いが、日常的な誤解の根源となる」と論じている。この指摘は章の研究課題で掲げた「カルチャーショック」や「気づき」が、実際の具体的経験に基づいて生じることを裏づける。</w:t>
-      </w:r>
-    </w:p>
-    <w:p>
-      <w:pPr>
-        <w:keepNext/>
-        <w:pBdr>
-          <w:left w:val="single" w:color="FF0000" w:sz="12" w:space="8"/>
-        </w:pBdr>
-        <w:spacing w:after="0" w:before="60" w:line="300"/>
-        <w:ind w:left="420"/>
-      </w:pPr>
+        <w:t xml:space="preserve">留学生が現地で直面するコンテクストの違いは、日常のあらゆる場面に現れる。たとえば、授業中の発言ルールや友人との距離感、メールのやりとりの書き方などがその代表例だ。高コンテクスト文化で育った日本人学生は、相手の意図や空気を読む力に長けているが、低コンテクスト文化圏では「率直な自己主張」「YES/NOの明確な提示」が期待される場面が多い。そのため、発言をためらったり、曖昧な表現を多用することで誤解や摩擦が生じやすい。実際に留学経験者の声として「『どう思う？』と問われて黙っていると、無関心と受け取られてしまった」といったエピソードがある。また、メールの書き方ひとつとっても、「結論を先に述べる」スタイルや、「敬語より率直さ」が重視されることに</w:t>
+      </w:r>
+      <w:r>
+        <w:rPr>
+          <w:color w:val="FF0000"/>
+        </w:rPr>
+        <w:t xml:space="preserve">戸惑う学生も少なくないと考えられる。</w:t>
+      </w:r>
+      <w:r>
+        <w:rPr>
+          <w:color w:val="FF0000"/>
+        </w:rPr>
+        <w:t xml:space="preserve">こうした差異は、1章で述べた留学機会の拡大とともに、</w:t>
+      </w:r>
+      <w:r>
+        <w:t xml:space="preserve">今や多くの学生が直面する現象である。</w:t>
+      </w:r>
       <w:r>
         <w:rPr>
           <w:b/>
           <w:bCs/>
           <w:color w:val="FF0000"/>
-          <w:sz w:val="19"/>
-          <w:szCs w:val="19"/>
-        </w:rPr>
-        <w:t xml:space="preserve">言い換え案　</w:t>
-      </w:r>
-      <w:r>
-        <w:rPr>
-          <w:color w:val="808080"/>
-          <w:sz w:val="19"/>
-          <w:szCs w:val="19"/>
-        </w:rPr>
-        <w:t xml:space="preserve">元：</w:t>
-      </w:r>
-      <w:r>
-        <w:rPr>
-          <w:color w:val="808080"/>
-          <w:sz w:val="19"/>
-          <w:szCs w:val="19"/>
-        </w:rPr>
-        <w:t xml:space="preserve">戸惑う学生も少なくないと感じる。</w:t>
-      </w:r>
-    </w:p>
-    <w:p>
-      <w:pPr>
-        <w:pBdr>
-          <w:left w:val="single" w:color="FF0000" w:sz="12" w:space="8"/>
-        </w:pBdr>
-        <w:spacing w:after="120" w:line="300"/>
-        <w:ind w:left="420"/>
-      </w:pPr>
-      <w:r>
-        <w:rPr>
-          <w:b/>
-          <w:bCs/>
-          <w:color w:val="FF0000"/>
-          <w:sz w:val="19"/>
-          <w:szCs w:val="19"/>
-        </w:rPr>
-        <w:t xml:space="preserve">案：</w:t>
-      </w:r>
-      <w:r>
-        <w:rPr>
-          <w:color w:val="FF0000"/>
-          <w:sz w:val="19"/>
-          <w:szCs w:val="19"/>
-        </w:rPr>
-        <w:t xml:space="preserve">戸惑う学生も少なくないと考えられる。</w:t>
-      </w:r>
-    </w:p>
-    <w:p>
-      <w:pPr>
-        <w:keepNext/>
-        <w:pBdr>
-          <w:left w:val="single" w:color="FF0000" w:sz="12" w:space="8"/>
-        </w:pBdr>
-        <w:spacing w:after="0" w:before="60" w:line="300"/>
-        <w:ind w:left="420"/>
-      </w:pPr>
-      <w:r>
-        <w:rPr>
-          <w:b/>
-          <w:bCs/>
-          <w:color w:val="FF0000"/>
-          <w:sz w:val="19"/>
-          <w:szCs w:val="19"/>
-        </w:rPr>
-        <w:t xml:space="preserve">言い換え案　</w:t>
-      </w:r>
-      <w:r>
-        <w:rPr>
-          <w:color w:val="808080"/>
-          <w:sz w:val="19"/>
-          <w:szCs w:val="19"/>
-        </w:rPr>
-        <w:t xml:space="preserve">元：</w:t>
-      </w:r>
-      <w:r>
-        <w:rPr>
-          <w:color w:val="808080"/>
-          <w:sz w:val="19"/>
-          <w:szCs w:val="19"/>
-        </w:rPr>
-        <w:t xml:space="preserve">こうした差異は、Ⅰ章で述べたような留学機会の拡大とともに、</w:t>
-      </w:r>
-    </w:p>
-    <w:p>
-      <w:pPr>
-        <w:pBdr>
-          <w:left w:val="single" w:color="FF0000" w:sz="12" w:space="8"/>
-        </w:pBdr>
-        <w:spacing w:after="120" w:line="300"/>
-        <w:ind w:left="420"/>
-      </w:pPr>
-      <w:r>
-        <w:rPr>
-          <w:b/>
-          <w:bCs/>
-          <w:color w:val="FF0000"/>
-          <w:sz w:val="19"/>
-          <w:szCs w:val="19"/>
-        </w:rPr>
-        <w:t xml:space="preserve">案：</w:t>
-      </w:r>
-      <w:r>
-        <w:rPr>
-          <w:color w:val="FF0000"/>
-          <w:sz w:val="19"/>
-          <w:szCs w:val="19"/>
-        </w:rPr>
-        <w:t xml:space="preserve">こうした差異は、1章で述べた留学機会の拡大とともに、</w:t>
-      </w:r>
-    </w:p>
-    <w:p>
-      <w:pPr>
-        <w:keepNext/>
-        <w:pBdr>
-          <w:left w:val="single" w:color="FF0000" w:sz="12" w:space="8"/>
-        </w:pBdr>
-        <w:spacing w:after="0" w:before="60" w:line="300"/>
-        <w:ind w:left="420"/>
-      </w:pPr>
-      <w:r>
-        <w:rPr>
-          <w:b/>
-          <w:bCs/>
-          <w:color w:val="FF0000"/>
-          <w:sz w:val="19"/>
-          <w:szCs w:val="19"/>
-        </w:rPr>
-        <w:t xml:space="preserve">言い換え案　</w:t>
-      </w:r>
-      <w:r>
-        <w:rPr>
-          <w:color w:val="808080"/>
-          <w:sz w:val="19"/>
-          <w:szCs w:val="19"/>
-        </w:rPr>
-        <w:t xml:space="preserve">元：</w:t>
-      </w:r>
-      <w:r>
-        <w:rPr>
-          <w:color w:val="808080"/>
-          <w:sz w:val="19"/>
-          <w:szCs w:val="19"/>
-        </w:rPr>
-        <w:t xml:space="preserve">「異文化間の非言語的サインや暗黙のルールの違いが、日常的な誤解の根源となる」と論じている。この指摘は章の研究課題で掲げた</w:t>
-      </w:r>
-    </w:p>
-    <w:p>
-      <w:pPr>
-        <w:pBdr>
-          <w:left w:val="single" w:color="FF0000" w:sz="12" w:space="8"/>
-        </w:pBdr>
-        <w:spacing w:after="120" w:line="300"/>
-        <w:ind w:left="420"/>
-      </w:pPr>
-      <w:r>
-        <w:rPr>
-          <w:b/>
-          <w:bCs/>
-          <w:color w:val="FF0000"/>
-          <w:sz w:val="19"/>
-          <w:szCs w:val="19"/>
-        </w:rPr>
-        <w:t xml:space="preserve">案：</w:t>
-      </w:r>
-      <w:r>
-        <w:rPr>
-          <w:color w:val="FF0000"/>
-          <w:sz w:val="19"/>
-          <w:szCs w:val="19"/>
-        </w:rPr>
-        <w:t xml:space="preserve">○○（年）は「異文化間の非言語的サインや暗黙のルールの違いが、日常的な誤解の根源となる」と論じている。この指摘は、2章の研究課題で掲げた</w:t>
+        </w:rPr>
+        <w:t xml:space="preserve">【著者（年）】</w:t>
+      </w:r>
+      <w:r>
+        <w:rPr>
+          <w:color w:val="FF0000"/>
+        </w:rPr>
+        <w:t xml:space="preserve">は「異文化間の非言語的サインや暗黙のルールの違いが、日常的な誤解の根源となる」と論じている。この指摘は、2章の研究課題で掲げた</w:t>
+      </w:r>
+      <w:r>
+        <w:t xml:space="preserve">「カルチャーショック」や「気づき」が、実際の具体的経験に基づいて生じることを裏づける。</w:t>
       </w:r>
     </w:p>
     <w:p>
@@ -3090,133 +1924,30 @@
         <w:spacing w:after="160" w:line="340"/>
       </w:pPr>
       <w:r>
-        <w:t xml:space="preserve">異文化適応の４段階モデルの中で、コンテクストの摩擦がどの時期にどのように現れるかを整理すると、各段階ごとに特徴的なパターンが見られる。まずハネムーン期には、「違い」に気づきながらも好奇心が勝り、深刻な摩擦は感じにくい。しかしショック期に入ると、「何でわかってもらえないのか」「どうしてはっきり言う必要があるのか」といった不安や怒りが顕在化し、コンテクスト差のギャップが情動的衝突として表面化する。その後の調整期では、「こういう時は意見を述べるのが当たり前なのだ」「この沈黙には意味があるのか」など、異文化のルールを意識的に学び直す姿勢が生まれる。適応期になると、コンテクストの違いを前提に柔軟な振る舞いができるようになり、「日本と同じやり方にこだわる必要はない」と考えられるようになる。「コンテクストの違いを認識し、それに合わせて行動や表現を調整できることが異文化適応の重要な要素である」と述べている。この指摘は、4章で論じた「行動的工夫」や「文化を楽しむ力」が、まさに段階ごとのコンテクスト摩擦の乗り越えを通じて育まれることを示している。</w:t>
-      </w:r>
-    </w:p>
-    <w:p>
-      <w:pPr>
-        <w:keepNext/>
-        <w:pBdr>
-          <w:left w:val="single" w:color="FF0000" w:sz="12" w:space="8"/>
-        </w:pBdr>
-        <w:spacing w:after="0" w:before="60" w:line="300"/>
-        <w:ind w:left="420"/>
-      </w:pPr>
+        <w:t xml:space="preserve">異文化適応の４段階モデルの中で、コンテクストの摩擦がどの時期にどのように現れるかを整理すると、各段階ごとに特徴的なパターンが見られる。まずハネムーン期には、「違い」に気づきながらも好奇心が勝り、深刻な摩擦は感じにくい。しかしショック期に入ると、「何でわかってもらえないのか」「どうしてはっきり言う必要があるのか」といった不安や怒りが顕在化し、コンテクスト差のギャップが情動的衝突として表面化する。その後の調整期では、「こういう時は意見を述べるのが当たり前なのだ」「この沈黙には意味があるのか」など、異文化のルールを意識的に学び直す姿勢が生まれる。適応期になると、コンテクストの違いを前提に柔軟な振る舞いができるようになり、「日本と同じやり方にこだわる必要はない」と考えられるようになる。</w:t>
+      </w:r>
       <w:r>
         <w:rPr>
           <w:b/>
           <w:bCs/>
           <w:color w:val="FF0000"/>
-          <w:sz w:val="19"/>
-          <w:szCs w:val="19"/>
-        </w:rPr>
-        <w:t xml:space="preserve">言い換え案　</w:t>
-      </w:r>
-      <w:r>
-        <w:rPr>
-          <w:color w:val="808080"/>
-          <w:sz w:val="19"/>
-          <w:szCs w:val="19"/>
-        </w:rPr>
-        <w:t xml:space="preserve">元：</w:t>
-      </w:r>
-      <w:r>
-        <w:rPr>
-          <w:color w:val="808080"/>
-          <w:sz w:val="19"/>
-          <w:szCs w:val="19"/>
-        </w:rPr>
-        <w:t xml:space="preserve">「コンテクストの違いを認識し、それに合わせて行動や表現を調整できることが異文化適応の重要な要素である」と述べている。</w:t>
-      </w:r>
-    </w:p>
-    <w:p>
-      <w:pPr>
-        <w:pBdr>
-          <w:left w:val="single" w:color="FF0000" w:sz="12" w:space="8"/>
-        </w:pBdr>
-        <w:spacing w:after="120" w:line="300"/>
-        <w:ind w:left="420"/>
-      </w:pPr>
-      <w:r>
-        <w:rPr>
-          <w:b/>
-          <w:bCs/>
-          <w:color w:val="FF0000"/>
-          <w:sz w:val="19"/>
-          <w:szCs w:val="19"/>
-        </w:rPr>
-        <w:t xml:space="preserve">案：</w:t>
-      </w:r>
-      <w:r>
-        <w:rPr>
-          <w:color w:val="FF0000"/>
-          <w:sz w:val="19"/>
-          <w:szCs w:val="19"/>
-        </w:rPr>
-        <w:t xml:space="preserve">○○（年）は「コンテクストの違いを認識し、それに合わせて行動や表現を調整できることが異文化適応の重要な要素である」と述べている。</w:t>
-      </w:r>
-    </w:p>
-    <w:p>
-      <w:pPr>
-        <w:keepNext/>
-        <w:pBdr>
-          <w:left w:val="single" w:color="FF0000" w:sz="12" w:space="8"/>
-        </w:pBdr>
-        <w:spacing w:after="0" w:before="60" w:line="300"/>
-        <w:ind w:left="420"/>
-      </w:pPr>
-      <w:r>
-        <w:rPr>
-          <w:b/>
-          <w:bCs/>
-          <w:color w:val="FF0000"/>
-          <w:sz w:val="19"/>
-          <w:szCs w:val="19"/>
-        </w:rPr>
-        <w:t xml:space="preserve">言い換え案　</w:t>
-      </w:r>
-      <w:r>
-        <w:rPr>
-          <w:color w:val="808080"/>
-          <w:sz w:val="19"/>
-          <w:szCs w:val="19"/>
-        </w:rPr>
-        <w:t xml:space="preserve">元：</w:t>
-      </w:r>
-      <w:r>
-        <w:rPr>
-          <w:color w:val="808080"/>
-          <w:sz w:val="19"/>
-          <w:szCs w:val="19"/>
-        </w:rPr>
-        <w:t xml:space="preserve">この指摘は、4章で論じた「行動的工夫」や「文化を楽しむ力」が、</w:t>
-      </w:r>
-    </w:p>
-    <w:p>
-      <w:pPr>
-        <w:pBdr>
-          <w:left w:val="single" w:color="FF0000" w:sz="12" w:space="8"/>
-        </w:pBdr>
-        <w:spacing w:after="120" w:line="300"/>
-        <w:ind w:left="420"/>
-      </w:pPr>
-      <w:r>
-        <w:rPr>
-          <w:b/>
-          <w:bCs/>
-          <w:color w:val="FF0000"/>
-          <w:sz w:val="19"/>
-          <w:szCs w:val="19"/>
-        </w:rPr>
-        <w:t xml:space="preserve">案：</w:t>
-      </w:r>
-      <w:r>
-        <w:rPr>
-          <w:color w:val="FF0000"/>
-          <w:sz w:val="19"/>
-          <w:szCs w:val="19"/>
+        </w:rPr>
+        <w:t xml:space="preserve">【著者（年）】</w:t>
+      </w:r>
+      <w:r>
+        <w:rPr>
+          <w:color w:val="FF0000"/>
+        </w:rPr>
+        <w:t xml:space="preserve">は「コンテクストの違いを認識し、それに合わせて行動や表現を調整できることが異文化適応の重要な要素である」と述べている。</w:t>
+      </w:r>
+      <w:r>
+        <w:rPr>
+          <w:color w:val="FF0000"/>
         </w:rPr>
         <w:t xml:space="preserve">この指摘は、2章で述べた「行動的工夫」や4章で述べた「文化を楽しむ力」が、</w:t>
+      </w:r>
+      <w:r>
+        <w:t xml:space="preserve">まさに段階ごとのコンテクスト摩擦の乗り越えを通じて育まれることを示している。</w:t>
       </w:r>
     </w:p>
     <w:p>
@@ -3264,70 +1995,30 @@
         <w:spacing w:after="160" w:line="340"/>
       </w:pPr>
       <w:r>
-        <w:t xml:space="preserve">ホフステード文化的理論は、文化の違いを「権力距離」「個人主義・集団主義」「男性性・女性性」「不確実性回避」「長期志向」「人生の享楽志向」という6次元で説明する枠組みである。この6次元モデルは、異文化間の価値観や行動パターンを国ごとに数値化し、比較を可能にする点が大きな特徴である。例えば「権力距離」が高い国では上下関係を重視し、「個人主義」が強い国では自己主張や個人の自由が重視される。異文化適応の4段階モデル（ハネムーン期、ショック期、調整期、適応期）においても、これらの文化次元が心理的・行動的なギャップとして現れやすい。近年はホフステード理論をもとに、留学生の異文化適応プロセスや葛藤パターンを分析する研究が増えている。“ホフステードの6次元モデルは、文化的差異を具体的に把握するための有効な枠組みである”。この指摘は、4段階モデルにおける摩擦や適応メカニズムをより多面的に理解する必要性を裏づける。</w:t>
-      </w:r>
-    </w:p>
-    <w:p>
-      <w:pPr>
-        <w:keepNext/>
-        <w:pBdr>
-          <w:left w:val="single" w:color="FF0000" w:sz="12" w:space="8"/>
-        </w:pBdr>
-        <w:spacing w:after="0" w:before="60" w:line="300"/>
-        <w:ind w:left="420"/>
-      </w:pPr>
+        <w:t xml:space="preserve">ホフステード文化的理論は、文化の違いを「権力距離」「個人主義・集団主義」「男性性・女性性」「不確実性回避」「長期志向」「人生の享楽志向」という6次元で説明する枠組みである。この6次元モデルは、異文化間の価値観や行動パターンを国ごとに数値化し、比較を可能にする点が大きな特徴である。例えば「権力距離」が高い国では上下関係を重視し、「個人主義」が強い国では自己主張や個人の自由が重視される。異文化適応の4段階モデル（ハネムーン期、ショック期、調整期、適応期）においても、これらの文化次元が心理的・行動的なギャップとして現れやすい。近年はホフステード理論をもとに、留学生の異文化適応プロセスや葛藤パターンを分析する研究が増えている。</w:t>
+      </w:r>
+      <w:r>
+        <w:rPr>
+          <w:color w:val="FF0000"/>
+        </w:rPr>
+        <w:t xml:space="preserve">「ホフステードの6次元モデルは、文化的差異を具体的に把握するための有効な枠組みである」（</w:t>
+      </w:r>
       <w:r>
         <w:rPr>
           <w:b/>
           <w:bCs/>
           <w:color w:val="FF0000"/>
-          <w:sz w:val="19"/>
-          <w:szCs w:val="19"/>
-        </w:rPr>
-        <w:t xml:space="preserve">言い換え案　</w:t>
-      </w:r>
-      <w:r>
-        <w:rPr>
-          <w:color w:val="808080"/>
-          <w:sz w:val="19"/>
-          <w:szCs w:val="19"/>
-        </w:rPr>
-        <w:t xml:space="preserve">元：</w:t>
-      </w:r>
-      <w:r>
-        <w:rPr>
-          <w:color w:val="808080"/>
-          <w:sz w:val="19"/>
-          <w:szCs w:val="19"/>
-        </w:rPr>
-        <w:t xml:space="preserve">“ホフステードの6次元モデルは、文化的差異を具体的に把握するための有効な枠組みである”。</w:t>
-      </w:r>
-    </w:p>
-    <w:p>
-      <w:pPr>
-        <w:pBdr>
-          <w:left w:val="single" w:color="FF0000" w:sz="12" w:space="8"/>
-        </w:pBdr>
-        <w:spacing w:after="120" w:line="300"/>
-        <w:ind w:left="420"/>
-      </w:pPr>
-      <w:r>
-        <w:rPr>
-          <w:b/>
-          <w:bCs/>
-          <w:color w:val="FF0000"/>
-          <w:sz w:val="19"/>
-          <w:szCs w:val="19"/>
-        </w:rPr>
-        <w:t xml:space="preserve">案：</w:t>
-      </w:r>
-      <w:r>
-        <w:rPr>
-          <w:color w:val="FF0000"/>
-          <w:sz w:val="19"/>
-          <w:szCs w:val="19"/>
-        </w:rPr>
-        <w:t xml:space="preserve">「ホフステードの6次元モデルは、文化的差異を具体的に把握するための有効な枠組みである」（著者 年, p.○）。</w:t>
+        </w:rPr>
+        <w:t xml:space="preserve">【著者・年・ページ】</w:t>
+      </w:r>
+      <w:r>
+        <w:rPr>
+          <w:color w:val="FF0000"/>
+        </w:rPr>
+        <w:t xml:space="preserve">）。</w:t>
+      </w:r>
+      <w:r>
+        <w:t xml:space="preserve">この指摘は、4段階モデルにおける摩擦や適応メカニズムをより多面的に理解する必要性を裏づける。</w:t>
       </w:r>
     </w:p>
     <w:p>
@@ -3439,7 +2130,7 @@
       <w:pPr>
         <w:spacing w:after="40" w:line="300"/>
       </w:pPr>
-      <w:hyperlink w:history="1" r:id="rId3zhmkjiqdvz3bfdhfhmu1">
+      <w:hyperlink w:history="1" r:id="rIdzytp1seuxwyqipjuhbif2">
         <w:r>
           <w:rPr>
             <w:color w:val="0563C1"/>
@@ -3461,7 +2152,7 @@
       <w:pPr>
         <w:spacing w:after="40" w:line="300"/>
       </w:pPr>
-      <w:hyperlink w:history="1" r:id="rIdlq3lrzfd4dbq2fto3tcp7">
+      <w:hyperlink w:history="1" r:id="rIdtlcawxlqoxjaavioupfrz">
         <w:r>
           <w:rPr>
             <w:color w:val="0563C1"/>
@@ -3483,7 +2174,7 @@
       <w:pPr>
         <w:spacing w:after="40" w:line="300"/>
       </w:pPr>
-      <w:hyperlink w:history="1" r:id="rId4ojgk3feryybg6vv-tkju">
+      <w:hyperlink w:history="1" r:id="rIdrlfl8io_c2is_hyw3du0v">
         <w:r>
           <w:rPr>
             <w:color w:val="0563C1"/>

--- a/output/異文化適応のプロセス_前半_加筆版.docx
+++ b/output/異文化適応のプロセス_前半_加筆版.docx
@@ -208,7 +208,7 @@
       <w:pPr>
         <w:spacing w:after="40" w:line="300"/>
       </w:pPr>
-      <w:hyperlink w:history="1" r:id="rIdxejfoob7un_t4kjepapxy">
+      <w:hyperlink w:history="1" r:id="rIdklwanx4z6tsrxe3usr9kb">
         <w:r>
           <w:rPr>
             <w:color w:val="0563C1"/>
@@ -230,7 +230,7 @@
       <w:pPr>
         <w:spacing w:after="40" w:line="300"/>
       </w:pPr>
-      <w:hyperlink w:history="1" r:id="rId_ui34bp_girvved-6f6e0">
+      <w:hyperlink w:history="1" r:id="rIdrqymciabjgjkj-n9z94bn">
         <w:r>
           <w:rPr>
             <w:color w:val="0563C1"/>
@@ -252,7 +252,7 @@
       <w:pPr>
         <w:spacing w:after="40" w:line="300"/>
       </w:pPr>
-      <w:hyperlink w:history="1" r:id="rIdjjkanhfrqjwty9exta1kh">
+      <w:hyperlink w:history="1" r:id="rIdyblaxsnydoml-kzseohss">
         <w:r>
           <w:rPr>
             <w:color w:val="0563C1"/>
@@ -620,7 +620,7 @@
       <w:pPr>
         <w:spacing w:after="40" w:line="300"/>
       </w:pPr>
-      <w:hyperlink w:history="1" r:id="rId80k9voinsncy4ej5-x22m">
+      <w:hyperlink w:history="1" r:id="rIdvs0qdtqjw_tk-oinjbn8w">
         <w:r>
           <w:rPr>
             <w:color w:val="0563C1"/>
@@ -1353,7 +1353,7 @@
       <w:pPr>
         <w:spacing w:after="40" w:line="300"/>
       </w:pPr>
-      <w:hyperlink w:history="1" r:id="rIdnnw2_0gthz_uo6fifjnii">
+      <w:hyperlink w:history="1" r:id="rIdgr8itgury5n8nf29fkvtu">
         <w:r>
           <w:rPr>
             <w:color w:val="0563C1"/>
@@ -1375,7 +1375,7 @@
       <w:pPr>
         <w:spacing w:after="40" w:line="300"/>
       </w:pPr>
-      <w:hyperlink w:history="1" r:id="rIdrldvhclrtqo3mm3yoqulr">
+      <w:hyperlink w:history="1" r:id="rIdmkw4-0p8vhzv97xk34ztk">
         <w:r>
           <w:rPr>
             <w:color w:val="0563C1"/>
@@ -1397,7 +1397,7 @@
       <w:pPr>
         <w:spacing w:after="40" w:line="300"/>
       </w:pPr>
-      <w:hyperlink w:history="1" r:id="rIdavvc6z02rgec1myrixg5s">
+      <w:hyperlink w:history="1" r:id="rIdvebtjawd226cyh5orgt5j">
         <w:r>
           <w:rPr>
             <w:color w:val="0563C1"/>
@@ -1419,7 +1419,7 @@
       <w:pPr>
         <w:spacing w:after="40" w:line="300"/>
       </w:pPr>
-      <w:hyperlink w:history="1" r:id="rIdtfn7tqp2-25cbmmkt_ptu">
+      <w:hyperlink w:history="1" r:id="rIdtrn43iufzh6y3rfky7d1z">
         <w:r>
           <w:rPr>
             <w:color w:val="0563C1"/>
@@ -1435,6 +1435,17 @@
       </w:pPr>
       <w:r>
         <w:rPr>
+          <w:color w:val="FF0000"/>
+        </w:rPr>
+        <w:t xml:space="preserve">Lysgaard, S. (1955). Adjustment in a foreign society: Norwegian Fulbright grantees visiting the United States. International Social Science Bulletin, 7, 45–51.</w:t>
+      </w:r>
+    </w:p>
+    <w:p>
+      <w:pPr>
+        <w:spacing w:line="300"/>
+      </w:pPr>
+      <w:r>
+        <w:rPr>
           <w:b/>
           <w:bCs/>
           <w:color w:val="FF0000"/>
@@ -1480,21 +1491,7 @@
         <w:rPr>
           <w:color w:val="FF0000"/>
         </w:rPr>
-        <w:t xml:space="preserve">「ハネムーン期では、新しい文化に対する期待や興奮が支配的である」（</w:t>
-      </w:r>
-      <w:r>
-        <w:rPr>
-          <w:b/>
-          <w:bCs/>
-          <w:color w:val="FF0000"/>
-        </w:rPr>
-        <w:t xml:space="preserve">【著者・年・ページ】</w:t>
-      </w:r>
-      <w:r>
-        <w:rPr>
-          <w:color w:val="FF0000"/>
-        </w:rPr>
-        <w:t xml:space="preserve">）。この指摘は、</w:t>
+        <w:t xml:space="preserve">オバーグ（Oberg 1960）は、異文化に入った直後のこの段階を「ハネムーン期」と呼び、新しい文化への期待や興奮が強い時期であると述べている。この指摘は、</w:t>
       </w:r>
       <w:r>
         <w:t xml:space="preserve">初期の情動的高揚がカルチャーショックの前触れであることを示唆しており、本研究の問題意識と一致する。</w:t>
@@ -1525,7 +1522,7 @@
         <w:rPr>
           <w:color w:val="FF0000"/>
         </w:rPr>
-        <w:t xml:space="preserve">「カルチャーショックの本質は『自己の常識の相対化と新たな意味づけ』にある」（</w:t>
+        <w:t xml:space="preserve">田村（2015）は、カルチャーショックの本質は「自己の常識の相対化と新たな意味づけ」にあると述べている。</w:t>
       </w:r>
       <w:r>
         <w:rPr>
@@ -1533,13 +1530,7 @@
           <w:bCs/>
           <w:color w:val="FF0000"/>
         </w:rPr>
-        <w:t xml:space="preserve">【著者・年・ページ】</w:t>
-      </w:r>
-      <w:r>
-        <w:rPr>
-          <w:color w:val="FF0000"/>
-        </w:rPr>
-        <w:t xml:space="preserve">）。</w:t>
+        <w:t xml:space="preserve">【要確認：田村（2015）の実在】</w:t>
       </w:r>
       <w:r>
         <w:t xml:space="preserve">この指摘は、異文化との衝突が単なる不快体験ではなく、自己認識の揺らぎを含む深層的な葛藤であることを裏づける。本研究では、この感情的混乱を通じて新たな気づきが促される点に注目する。</w:t>
@@ -1570,21 +1561,7 @@
         <w:rPr>
           <w:color w:val="FF0000"/>
         </w:rPr>
-        <w:t xml:space="preserve">宮本（2021）が指摘するように、「沈黙の解釈が文化によって異なることがコミュニケーションの障壁を生む」（</w:t>
-      </w:r>
-      <w:r>
-        <w:rPr>
-          <w:b/>
-          <w:bCs/>
-          <w:color w:val="FF0000"/>
-        </w:rPr>
-        <w:t xml:space="preserve">【ページ】</w:t>
-      </w:r>
-      <w:r>
-        <w:rPr>
-          <w:color w:val="FF0000"/>
-        </w:rPr>
-        <w:t xml:space="preserve">）。</w:t>
+        <w:t xml:space="preserve">宮本（2021）が指摘するように、「沈黙の解釈が文化によって異なることがコミュニケーションの障壁を生む」。</w:t>
       </w:r>
       <w:r>
         <w:t xml:space="preserve">この知見は、文化的前提の違いを自覚することが適応の出発点になることを示し、本研究の焦点である認知的変化と一致する。</w:t>
@@ -1615,21 +1592,7 @@
         <w:rPr>
           <w:color w:val="FF0000"/>
         </w:rPr>
-        <w:t xml:space="preserve">川島（2018）は「文化の次元を理解することで異文化適応は促進される」と述べている（</w:t>
-      </w:r>
-      <w:r>
-        <w:rPr>
-          <w:b/>
-          <w:bCs/>
-          <w:color w:val="FF0000"/>
-        </w:rPr>
-        <w:t xml:space="preserve">【ページ】</w:t>
-      </w:r>
-      <w:r>
-        <w:rPr>
-          <w:color w:val="FF0000"/>
-        </w:rPr>
-        <w:t xml:space="preserve">）。</w:t>
+        <w:t xml:space="preserve">川島（2018）は「文化の次元を理解することで異文化適応は促進される」と述べている。</w:t>
       </w:r>
       <w:r>
         <w:t xml:space="preserve">この指摘は、文化理解が実際の適応行動に直結していることを裏づけており、感情と認知と行動の統合的変化としての適応期を明確にする。</w:t>
@@ -1660,7 +1623,7 @@
         <w:rPr>
           <w:color w:val="FF0000"/>
         </w:rPr>
-        <w:t xml:space="preserve">「異文化をポジティブに捉える力が、持続的な適応と成長を支える」（</w:t>
+        <w:t xml:space="preserve">佐藤（2019）は、異文化をポジティブに捉える力が、持続的な適応と成長を支えると述べている。</w:t>
       </w:r>
       <w:r>
         <w:rPr>
@@ -1668,21 +1631,7 @@
           <w:bCs/>
           <w:color w:val="FF0000"/>
         </w:rPr>
-        <w:t xml:space="preserve">【著者・年・ページ】</w:t>
-      </w:r>
-      <w:r>
-        <w:rPr>
-          <w:color w:val="FF0000"/>
-        </w:rPr>
-        <w:t xml:space="preserve">）。</w:t>
-      </w:r>
-      <w:r>
-        <w:rPr>
-          <w:b/>
-          <w:bCs/>
-          <w:color w:val="FF0000"/>
-        </w:rPr>
-        <w:t xml:space="preserve">【要確認：出典が確認できなければこの引用は削除】</w:t>
+        <w:t xml:space="preserve">【要確認：佐藤（2019）の実在。確認できなければこの文は削除】</w:t>
       </w:r>
       <w:r>
         <w:t xml:space="preserve">この知見は、文化に対する情動的反転と認知の柔軟性が深い適応を支えることを裏づける。この「楽しむ力」は、ショックや調整の経験があってこそ芽生える点で、異文化経験の総体的成熟を象徴する。</w:t>
@@ -1746,6 +1695,17 @@
         <w:spacing w:line="300"/>
       </w:pPr>
       <w:r>
+        <w:rPr>
+          <w:color w:val="FF0000"/>
+        </w:rPr>
+        <w:t xml:space="preserve">Oberg, K. (1960). Cultural shock: Adjustment to new cultural environments. Practical Anthropology, 7, 177–182.</w:t>
+      </w:r>
+    </w:p>
+    <w:p>
+      <w:pPr>
+        <w:spacing w:line="300"/>
+      </w:pPr>
+      <w:r>
         <w:t xml:space="preserve">堀田佳男（2016）『異文化適応と情動変化のメカニズム』, p.24.</w:t>
       </w:r>
     </w:p>
@@ -1791,7 +1751,7 @@
           <w:bCs/>
           <w:color w:val="FF0000"/>
         </w:rPr>
-        <w:t xml:space="preserve">【要確認：上の5文献はダミーURLが付いていたためURLを削除した。文献そのものも実在を確認できていないので、確認できないものは削除する。本文中の“ ”の引用にも、著者・年・ページを付ける】</w:t>
+        <w:t xml:space="preserve">【要確認：上の5文献（Oberg以外）はダミーURLが付いていたためURLを削除した。田村（2015）・佐藤（2019）は本文で引用しているので、特に実在を確認する。確認できない文献は削除する】</w:t>
       </w:r>
     </w:p>
     <w:p>
@@ -1876,33 +1836,12 @@
       </w:r>
       <w:r>
         <w:rPr>
-          <w:b/>
-          <w:bCs/>
-          <w:color w:val="FF0000"/>
-        </w:rPr>
-        <w:t xml:space="preserve">【著者（年）】</w:t>
-      </w:r>
-      <w:r>
-        <w:rPr>
-          <w:color w:val="FF0000"/>
-        </w:rPr>
-        <w:t xml:space="preserve">は「異文化間の非言語的サインや暗黙のルールの違いが、日常的な誤解の根源となる」と論じている。この指摘は、2章の研究課題で掲げた</w:t>
+          <w:color w:val="FF0000"/>
+        </w:rPr>
+        <w:t xml:space="preserve">ホール（Hall 1976）が示したように、異文化間の非言語的サインや暗黙のルールの違いは、日常的な誤解の根源となる。この指摘は、2章の研究課題で掲げた</w:t>
       </w:r>
       <w:r>
         <w:t xml:space="preserve">「カルチャーショック」や「気づき」が、実際の具体的経験に基づいて生じることを裏づける。</w:t>
-      </w:r>
-    </w:p>
-    <w:p>
-      <w:pPr>
-        <w:spacing w:after="160" w:line="340"/>
-      </w:pPr>
-      <w:r>
-        <w:rPr>
-          <w:b/>
-          <w:bCs/>
-          <w:color w:val="FF0000"/>
-        </w:rPr>
-        <w:t xml:space="preserve">【要確認：「〜と論じている」の主語（誰の指摘か）と出典を書く。「Ⅰ章」「章の研究課題」は「1章」「2章の研究課題」に直す】</w:t>
       </w:r>
     </w:p>
     <w:p>
@@ -1928,17 +1867,9 @@
       </w:r>
       <w:r>
         <w:rPr>
-          <w:b/>
-          <w:bCs/>
-          <w:color w:val="FF0000"/>
-        </w:rPr>
-        <w:t xml:space="preserve">【著者（年）】</w:t>
-      </w:r>
-      <w:r>
-        <w:rPr>
-          <w:color w:val="FF0000"/>
-        </w:rPr>
-        <w:t xml:space="preserve">は「コンテクストの違いを認識し、それに合わせて行動や表現を調整できることが異文化適応の重要な要素である」と述べている。</w:t>
+          <w:color w:val="FF0000"/>
+        </w:rPr>
+        <w:t xml:space="preserve">ホール（Hall 1976）の理論を踏まえると、コンテクストの違いを認識し、それに合わせて行動や表現を調整できることが、異文化適応の重要な要素であると考えられる。</w:t>
       </w:r>
       <w:r>
         <w:rPr>
@@ -1952,15 +1883,13 @@
     </w:p>
     <w:p>
       <w:pPr>
-        <w:spacing w:after="160" w:line="340"/>
-      </w:pPr>
-      <w:r>
-        <w:rPr>
-          <w:b/>
-          <w:bCs/>
-          <w:color w:val="FF0000"/>
-        </w:rPr>
-        <w:t xml:space="preserve">【要確認：「〜と述べている」の主語（誰の指摘か）と出典を書く】</w:t>
+        <w:spacing w:line="300"/>
+      </w:pPr>
+      <w:r>
+        <w:rPr>
+          <w:color w:val="FF0000"/>
+        </w:rPr>
+        <w:t xml:space="preserve">Hall, E. T. (1976). Beyond Culture. Anchor Press.</w:t>
       </w:r>
     </w:p>
     <w:p>
@@ -2001,21 +1930,7 @@
         <w:rPr>
           <w:color w:val="FF0000"/>
         </w:rPr>
-        <w:t xml:space="preserve">「ホフステードの6次元モデルは、文化的差異を具体的に把握するための有効な枠組みである」（</w:t>
-      </w:r>
-      <w:r>
-        <w:rPr>
-          <w:b/>
-          <w:bCs/>
-          <w:color w:val="FF0000"/>
-        </w:rPr>
-        <w:t xml:space="preserve">【著者・年・ページ】</w:t>
-      </w:r>
-      <w:r>
-        <w:rPr>
-          <w:color w:val="FF0000"/>
-        </w:rPr>
-        <w:t xml:space="preserve">）。</w:t>
+        <w:t xml:space="preserve">ホフステードら（Hofstede et al. 2010）の6次元モデルは、文化的差異を具体的に把握するための有効な枠組みである。</w:t>
       </w:r>
       <w:r>
         <w:t xml:space="preserve">この指摘は、4段階モデルにおける摩擦や適応メカニズムをより多面的に理解する必要性を裏づける。</w:t>
@@ -2123,6 +2038,17 @@
         <w:spacing w:line="300"/>
       </w:pPr>
       <w:r>
+        <w:rPr>
+          <w:color w:val="FF0000"/>
+        </w:rPr>
+        <w:t xml:space="preserve">Hofstede, G., Hofstede, G. J., &amp; Minkov, M. (2010). Cultures and Organizations: Software of the Mind (3rd ed.). McGraw-Hill.</w:t>
+      </w:r>
+    </w:p>
+    <w:p>
+      <w:pPr>
+        <w:spacing w:line="300"/>
+      </w:pPr>
+      <w:r>
         <w:t xml:space="preserve">齋藤航（2019）『ホフステードの文化次元理論と異文化適応研究の展開』, 32頁.</w:t>
       </w:r>
     </w:p>
@@ -2130,7 +2056,7 @@
       <w:pPr>
         <w:spacing w:after="40" w:line="300"/>
       </w:pPr>
-      <w:hyperlink w:history="1" r:id="rIdzytp1seuxwyqipjuhbif2">
+      <w:hyperlink w:history="1" r:id="rIdmprt71qur6wca1_ymhle5">
         <w:r>
           <w:rPr>
             <w:color w:val="0563C1"/>
@@ -2152,7 +2078,7 @@
       <w:pPr>
         <w:spacing w:after="40" w:line="300"/>
       </w:pPr>
-      <w:hyperlink w:history="1" r:id="rIdtlcawxlqoxjaavioupfrz">
+      <w:hyperlink w:history="1" r:id="rIdbngmj3hjnsicii3ooucpq">
         <w:r>
           <w:rPr>
             <w:color w:val="0563C1"/>
@@ -2174,7 +2100,7 @@
       <w:pPr>
         <w:spacing w:after="40" w:line="300"/>
       </w:pPr>
-      <w:hyperlink w:history="1" r:id="rIdrlfl8io_c2is_hyw3du0v">
+      <w:hyperlink w:history="1" r:id="rIdxwougqblqanxw5yw4a20p">
         <w:r>
           <w:rPr>
             <w:color w:val="0563C1"/>

--- a/output/異文化適応のプロセス_前半_加筆版.docx
+++ b/output/異文化適応のプロセス_前半_加筆版.docx
@@ -208,7 +208,7 @@
       <w:pPr>
         <w:spacing w:after="40" w:line="300"/>
       </w:pPr>
-      <w:hyperlink w:history="1" r:id="rIdklwanx4z6tsrxe3usr9kb">
+      <w:hyperlink w:history="1" r:id="rIdim3pikeo9oghrrcl3d-mr">
         <w:r>
           <w:rPr>
             <w:color w:val="0563C1"/>
@@ -230,7 +230,7 @@
       <w:pPr>
         <w:spacing w:after="40" w:line="300"/>
       </w:pPr>
-      <w:hyperlink w:history="1" r:id="rIdrqymciabjgjkj-n9z94bn">
+      <w:hyperlink w:history="1" r:id="rId1ya_sbao3qf2_cwez3rq1">
         <w:r>
           <w:rPr>
             <w:color w:val="0563C1"/>
@@ -252,7 +252,7 @@
       <w:pPr>
         <w:spacing w:after="40" w:line="300"/>
       </w:pPr>
-      <w:hyperlink w:history="1" r:id="rIdyblaxsnydoml-kzseohss">
+      <w:hyperlink w:history="1" r:id="rId3qbd5phsuhfudpl9zlnrg">
         <w:r>
           <w:rPr>
             <w:color w:val="0563C1"/>
@@ -620,7 +620,7 @@
       <w:pPr>
         <w:spacing w:after="40" w:line="300"/>
       </w:pPr>
-      <w:hyperlink w:history="1" r:id="rIdvs0qdtqjw_tk-oinjbn8w">
+      <w:hyperlink w:history="1" r:id="rIdxg_r6ew2-xnx2ar0urrlc">
         <w:r>
           <w:rPr>
             <w:color w:val="0563C1"/>
@@ -1353,7 +1353,7 @@
       <w:pPr>
         <w:spacing w:after="40" w:line="300"/>
       </w:pPr>
-      <w:hyperlink w:history="1" r:id="rIdgr8itgury5n8nf29fkvtu">
+      <w:hyperlink w:history="1" r:id="rId5fp0khn3eglg3ccsf1a8e">
         <w:r>
           <w:rPr>
             <w:color w:val="0563C1"/>
@@ -1375,7 +1375,7 @@
       <w:pPr>
         <w:spacing w:after="40" w:line="300"/>
       </w:pPr>
-      <w:hyperlink w:history="1" r:id="rIdmkw4-0p8vhzv97xk34ztk">
+      <w:hyperlink w:history="1" r:id="rIdipsl5xt-z2a17zr4vkqj3">
         <w:r>
           <w:rPr>
             <w:color w:val="0563C1"/>
@@ -1397,7 +1397,7 @@
       <w:pPr>
         <w:spacing w:after="40" w:line="300"/>
       </w:pPr>
-      <w:hyperlink w:history="1" r:id="rIdvebtjawd226cyh5orgt5j">
+      <w:hyperlink w:history="1" r:id="rIdzrunht4xplze1-i81c9c8">
         <w:r>
           <w:rPr>
             <w:color w:val="0563C1"/>
@@ -1419,7 +1419,7 @@
       <w:pPr>
         <w:spacing w:after="40" w:line="300"/>
       </w:pPr>
-      <w:hyperlink w:history="1" r:id="rIdtrn43iufzh6y3rfky7d1z">
+      <w:hyperlink w:history="1" r:id="rIdocqu6o7hplepvkxvlhcrj">
         <w:r>
           <w:rPr>
             <w:color w:val="0563C1"/>
@@ -1958,15 +1958,682 @@
         <w:rPr>
           <w:color w:val="FF0000"/>
         </w:rPr>
-        <w:t xml:space="preserve">本研究で比較の対象とするのは、筆者が留学したフィジーとベトナム、そして出身国である日本の3か国である。ホフステードの公開スコアによると、日本は「集団主義」「高い不確実性回避」「中程度の権力距離」が特徴である。ベトナムは日本と同じく集団主義的だが、「高い権力距離」と「低い不確実性回避」が特徴とされる。フィジーには公開スコアがないため、親族や村落の共同体、宗教を重んじる集団主義的な文化であることを、他の文献で補って示す。</w:t>
-      </w:r>
+        <w:t xml:space="preserve">本研究では、筆者が留学したフィジーとベトナムを、出身国である日本と比べる。比べる観点は、ホフステードの6次元のうち、衝突と関係が深い「集団主義」「権力距離」「不確実性回避」の3つに、生活の中での宗教の役割を加えた4つである。</w:t>
+      </w:r>
+    </w:p>
+    <w:tbl>
+      <w:tblPr>
+        <w:tblW w:type="dxa" w:w="8504"/>
+        <w:tblBorders>
+          <w:top w:val="single" w:color="auto" w:sz="4"/>
+          <w:left w:val="single" w:color="auto" w:sz="4"/>
+          <w:bottom w:val="single" w:color="auto" w:sz="4"/>
+          <w:right w:val="single" w:color="auto" w:sz="4"/>
+          <w:insideH w:val="single" w:color="auto" w:sz="4"/>
+          <w:insideV w:val="single" w:color="auto" w:sz="4"/>
+        </w:tblBorders>
+      </w:tblPr>
+      <w:tblGrid>
+        <w:gridCol w:w="2126"/>
+        <w:gridCol w:w="2126"/>
+        <w:gridCol w:w="2126"/>
+        <w:gridCol w:w="2126"/>
+      </w:tblGrid>
+      <w:tr>
+        <w:trPr>
+          <w:cantSplit/>
+          <w:tblHeader/>
+        </w:trPr>
+        <w:tc>
+          <w:tcPr>
+            <w:tcW w:type="dxa" w:w="2126"/>
+            <w:tcBorders>
+              <w:top w:val="single" w:color="999999" w:sz="4"/>
+              <w:left w:val="single" w:color="999999" w:sz="4"/>
+              <w:bottom w:val="single" w:color="999999" w:sz="4"/>
+              <w:right w:val="single" w:color="999999" w:sz="4"/>
+            </w:tcBorders>
+            <w:shd w:fill="EDEDED" w:color="auto" w:val="clear"/>
+            <w:tcMar>
+              <w:top w:type="dxa" w:w="60"/>
+              <w:left w:type="dxa" w:w="100"/>
+              <w:bottom w:type="dxa" w:w="60"/>
+              <w:right w:type="dxa" w:w="100"/>
+            </w:tcMar>
+          </w:tcPr>
+          <w:p>
+            <w:pPr>
+              <w:spacing w:line="280"/>
+            </w:pPr>
+            <w:r>
+              <w:rPr>
+                <w:b/>
+                <w:bCs/>
+                <w:color w:val="FF0000"/>
+                <w:sz w:val="19"/>
+                <w:szCs w:val="19"/>
+              </w:rPr>
+              <w:t xml:space="preserve">観点</w:t>
+            </w:r>
+          </w:p>
+        </w:tc>
+        <w:tc>
+          <w:tcPr>
+            <w:tcW w:type="dxa" w:w="2126"/>
+            <w:tcBorders>
+              <w:top w:val="single" w:color="999999" w:sz="4"/>
+              <w:left w:val="single" w:color="999999" w:sz="4"/>
+              <w:bottom w:val="single" w:color="999999" w:sz="4"/>
+              <w:right w:val="single" w:color="999999" w:sz="4"/>
+            </w:tcBorders>
+            <w:shd w:fill="EDEDED" w:color="auto" w:val="clear"/>
+            <w:tcMar>
+              <w:top w:type="dxa" w:w="60"/>
+              <w:left w:type="dxa" w:w="100"/>
+              <w:bottom w:type="dxa" w:w="60"/>
+              <w:right w:type="dxa" w:w="100"/>
+            </w:tcMar>
+          </w:tcPr>
+          <w:p>
+            <w:pPr>
+              <w:spacing w:line="280"/>
+            </w:pPr>
+            <w:r>
+              <w:rPr>
+                <w:b/>
+                <w:bCs/>
+                <w:color w:val="FF0000"/>
+                <w:sz w:val="19"/>
+                <w:szCs w:val="19"/>
+              </w:rPr>
+              <w:t xml:space="preserve">日本</w:t>
+            </w:r>
+          </w:p>
+        </w:tc>
+        <w:tc>
+          <w:tcPr>
+            <w:tcW w:type="dxa" w:w="2126"/>
+            <w:tcBorders>
+              <w:top w:val="single" w:color="999999" w:sz="4"/>
+              <w:left w:val="single" w:color="999999" w:sz="4"/>
+              <w:bottom w:val="single" w:color="999999" w:sz="4"/>
+              <w:right w:val="single" w:color="999999" w:sz="4"/>
+            </w:tcBorders>
+            <w:shd w:fill="EDEDED" w:color="auto" w:val="clear"/>
+            <w:tcMar>
+              <w:top w:type="dxa" w:w="60"/>
+              <w:left w:type="dxa" w:w="100"/>
+              <w:bottom w:type="dxa" w:w="60"/>
+              <w:right w:type="dxa" w:w="100"/>
+            </w:tcMar>
+          </w:tcPr>
+          <w:p>
+            <w:pPr>
+              <w:spacing w:line="280"/>
+            </w:pPr>
+            <w:r>
+              <w:rPr>
+                <w:b/>
+                <w:bCs/>
+                <w:color w:val="FF0000"/>
+                <w:sz w:val="19"/>
+                <w:szCs w:val="19"/>
+              </w:rPr>
+              <w:t xml:space="preserve">ベトナム</w:t>
+            </w:r>
+          </w:p>
+        </w:tc>
+        <w:tc>
+          <w:tcPr>
+            <w:tcW w:type="dxa" w:w="2126"/>
+            <w:tcBorders>
+              <w:top w:val="single" w:color="999999" w:sz="4"/>
+              <w:left w:val="single" w:color="999999" w:sz="4"/>
+              <w:bottom w:val="single" w:color="999999" w:sz="4"/>
+              <w:right w:val="single" w:color="999999" w:sz="4"/>
+            </w:tcBorders>
+            <w:shd w:fill="EDEDED" w:color="auto" w:val="clear"/>
+            <w:tcMar>
+              <w:top w:type="dxa" w:w="60"/>
+              <w:left w:type="dxa" w:w="100"/>
+              <w:bottom w:type="dxa" w:w="60"/>
+              <w:right w:type="dxa" w:w="100"/>
+            </w:tcMar>
+          </w:tcPr>
+          <w:p>
+            <w:pPr>
+              <w:spacing w:line="280"/>
+            </w:pPr>
+            <w:r>
+              <w:rPr>
+                <w:b/>
+                <w:bCs/>
+                <w:color w:val="FF0000"/>
+                <w:sz w:val="19"/>
+                <w:szCs w:val="19"/>
+              </w:rPr>
+              <w:t xml:space="preserve">フィジー</w:t>
+            </w:r>
+          </w:p>
+        </w:tc>
+      </w:tr>
+      <w:tr>
+        <w:trPr>
+          <w:cantSplit/>
+        </w:trPr>
+        <w:tc>
+          <w:tcPr>
+            <w:tcW w:type="dxa" w:w="2126"/>
+            <w:tcBorders>
+              <w:top w:val="single" w:color="999999" w:sz="4"/>
+              <w:left w:val="single" w:color="999999" w:sz="4"/>
+              <w:bottom w:val="single" w:color="999999" w:sz="4"/>
+              <w:right w:val="single" w:color="999999" w:sz="4"/>
+            </w:tcBorders>
+            <w:tcMar>
+              <w:top w:type="dxa" w:w="60"/>
+              <w:left w:type="dxa" w:w="100"/>
+              <w:bottom w:type="dxa" w:w="60"/>
+              <w:right w:type="dxa" w:w="100"/>
+            </w:tcMar>
+          </w:tcPr>
+          <w:p>
+            <w:pPr>
+              <w:spacing w:line="280"/>
+            </w:pPr>
+            <w:r>
+              <w:rPr>
+                <w:color w:val="FF0000"/>
+                <w:sz w:val="19"/>
+                <w:szCs w:val="19"/>
+              </w:rPr>
+              <w:t xml:space="preserve">集団主義（個人より集団を重んじるか）</w:t>
+            </w:r>
+          </w:p>
+        </w:tc>
+        <w:tc>
+          <w:tcPr>
+            <w:tcW w:type="dxa" w:w="2126"/>
+            <w:tcBorders>
+              <w:top w:val="single" w:color="999999" w:sz="4"/>
+              <w:left w:val="single" w:color="999999" w:sz="4"/>
+              <w:bottom w:val="single" w:color="999999" w:sz="4"/>
+              <w:right w:val="single" w:color="999999" w:sz="4"/>
+            </w:tcBorders>
+            <w:tcMar>
+              <w:top w:type="dxa" w:w="60"/>
+              <w:left w:type="dxa" w:w="100"/>
+              <w:bottom w:type="dxa" w:w="60"/>
+              <w:right w:type="dxa" w:w="100"/>
+            </w:tcMar>
+          </w:tcPr>
+          <w:p>
+            <w:pPr>
+              <w:spacing w:line="280"/>
+            </w:pPr>
+            <w:r>
+              <w:rPr>
+                <w:color w:val="FF0000"/>
+                <w:sz w:val="19"/>
+                <w:szCs w:val="19"/>
+              </w:rPr>
+              <w:t xml:space="preserve">集団主義</w:t>
+            </w:r>
+          </w:p>
+        </w:tc>
+        <w:tc>
+          <w:tcPr>
+            <w:tcW w:type="dxa" w:w="2126"/>
+            <w:tcBorders>
+              <w:top w:val="single" w:color="999999" w:sz="4"/>
+              <w:left w:val="single" w:color="999999" w:sz="4"/>
+              <w:bottom w:val="single" w:color="999999" w:sz="4"/>
+              <w:right w:val="single" w:color="999999" w:sz="4"/>
+            </w:tcBorders>
+            <w:tcMar>
+              <w:top w:type="dxa" w:w="60"/>
+              <w:left w:type="dxa" w:w="100"/>
+              <w:bottom w:type="dxa" w:w="60"/>
+              <w:right w:type="dxa" w:w="100"/>
+            </w:tcMar>
+          </w:tcPr>
+          <w:p>
+            <w:pPr>
+              <w:spacing w:line="280"/>
+            </w:pPr>
+            <w:r>
+              <w:rPr>
+                <w:color w:val="FF0000"/>
+                <w:sz w:val="19"/>
+                <w:szCs w:val="19"/>
+              </w:rPr>
+              <w:t xml:space="preserve">集団主義</w:t>
+            </w:r>
+          </w:p>
+        </w:tc>
+        <w:tc>
+          <w:tcPr>
+            <w:tcW w:type="dxa" w:w="2126"/>
+            <w:tcBorders>
+              <w:top w:val="single" w:color="999999" w:sz="4"/>
+              <w:left w:val="single" w:color="999999" w:sz="4"/>
+              <w:bottom w:val="single" w:color="999999" w:sz="4"/>
+              <w:right w:val="single" w:color="999999" w:sz="4"/>
+            </w:tcBorders>
+            <w:tcMar>
+              <w:top w:type="dxa" w:w="60"/>
+              <w:left w:type="dxa" w:w="100"/>
+              <w:bottom w:type="dxa" w:w="60"/>
+              <w:right w:type="dxa" w:w="100"/>
+            </w:tcMar>
+          </w:tcPr>
+          <w:p>
+            <w:pPr>
+              <w:spacing w:line="280"/>
+            </w:pPr>
+            <w:r>
+              <w:rPr>
+                <w:color w:val="FF0000"/>
+                <w:sz w:val="19"/>
+                <w:szCs w:val="19"/>
+              </w:rPr>
+              <w:t xml:space="preserve">集団主義（親族や村の共同体を重んじる）</w:t>
+            </w:r>
+          </w:p>
+        </w:tc>
+      </w:tr>
+      <w:tr>
+        <w:trPr>
+          <w:cantSplit/>
+        </w:trPr>
+        <w:tc>
+          <w:tcPr>
+            <w:tcW w:type="dxa" w:w="2126"/>
+            <w:tcBorders>
+              <w:top w:val="single" w:color="999999" w:sz="4"/>
+              <w:left w:val="single" w:color="999999" w:sz="4"/>
+              <w:bottom w:val="single" w:color="999999" w:sz="4"/>
+              <w:right w:val="single" w:color="999999" w:sz="4"/>
+            </w:tcBorders>
+            <w:tcMar>
+              <w:top w:type="dxa" w:w="60"/>
+              <w:left w:type="dxa" w:w="100"/>
+              <w:bottom w:type="dxa" w:w="60"/>
+              <w:right w:type="dxa" w:w="100"/>
+            </w:tcMar>
+          </w:tcPr>
+          <w:p>
+            <w:pPr>
+              <w:spacing w:line="280"/>
+            </w:pPr>
+            <w:r>
+              <w:rPr>
+                <w:color w:val="FF0000"/>
+                <w:sz w:val="19"/>
+                <w:szCs w:val="19"/>
+              </w:rPr>
+              <w:t xml:space="preserve">権力距離（上下関係を当然と考える度合い）</w:t>
+            </w:r>
+          </w:p>
+        </w:tc>
+        <w:tc>
+          <w:tcPr>
+            <w:tcW w:type="dxa" w:w="2126"/>
+            <w:tcBorders>
+              <w:top w:val="single" w:color="999999" w:sz="4"/>
+              <w:left w:val="single" w:color="999999" w:sz="4"/>
+              <w:bottom w:val="single" w:color="999999" w:sz="4"/>
+              <w:right w:val="single" w:color="999999" w:sz="4"/>
+            </w:tcBorders>
+            <w:tcMar>
+              <w:top w:type="dxa" w:w="60"/>
+              <w:left w:type="dxa" w:w="100"/>
+              <w:bottom w:type="dxa" w:w="60"/>
+              <w:right w:type="dxa" w:w="100"/>
+            </w:tcMar>
+          </w:tcPr>
+          <w:p>
+            <w:pPr>
+              <w:spacing w:line="280"/>
+            </w:pPr>
+            <w:r>
+              <w:rPr>
+                <w:color w:val="FF0000"/>
+                <w:sz w:val="19"/>
+                <w:szCs w:val="19"/>
+              </w:rPr>
+              <w:t xml:space="preserve">中程度</w:t>
+            </w:r>
+          </w:p>
+        </w:tc>
+        <w:tc>
+          <w:tcPr>
+            <w:tcW w:type="dxa" w:w="2126"/>
+            <w:tcBorders>
+              <w:top w:val="single" w:color="999999" w:sz="4"/>
+              <w:left w:val="single" w:color="999999" w:sz="4"/>
+              <w:bottom w:val="single" w:color="999999" w:sz="4"/>
+              <w:right w:val="single" w:color="999999" w:sz="4"/>
+            </w:tcBorders>
+            <w:tcMar>
+              <w:top w:type="dxa" w:w="60"/>
+              <w:left w:type="dxa" w:w="100"/>
+              <w:bottom w:type="dxa" w:w="60"/>
+              <w:right w:type="dxa" w:w="100"/>
+            </w:tcMar>
+          </w:tcPr>
+          <w:p>
+            <w:pPr>
+              <w:spacing w:line="280"/>
+            </w:pPr>
+            <w:r>
+              <w:rPr>
+                <w:color w:val="FF0000"/>
+                <w:sz w:val="19"/>
+                <w:szCs w:val="19"/>
+              </w:rPr>
+              <w:t xml:space="preserve">高い</w:t>
+            </w:r>
+          </w:p>
+        </w:tc>
+        <w:tc>
+          <w:tcPr>
+            <w:tcW w:type="dxa" w:w="2126"/>
+            <w:tcBorders>
+              <w:top w:val="single" w:color="999999" w:sz="4"/>
+              <w:left w:val="single" w:color="999999" w:sz="4"/>
+              <w:bottom w:val="single" w:color="999999" w:sz="4"/>
+              <w:right w:val="single" w:color="999999" w:sz="4"/>
+            </w:tcBorders>
+            <w:tcMar>
+              <w:top w:type="dxa" w:w="60"/>
+              <w:left w:type="dxa" w:w="100"/>
+              <w:bottom w:type="dxa" w:w="60"/>
+              <w:right w:type="dxa" w:w="100"/>
+            </w:tcMar>
+          </w:tcPr>
+          <w:p>
+            <w:pPr>
+              <w:spacing w:line="280"/>
+            </w:pPr>
+            <w:r>
+              <w:rPr>
+                <w:color w:val="FF0000"/>
+                <w:sz w:val="19"/>
+                <w:szCs w:val="19"/>
+              </w:rPr>
+              <w:t xml:space="preserve">【要確認】</w:t>
+            </w:r>
+          </w:p>
+        </w:tc>
+      </w:tr>
+      <w:tr>
+        <w:trPr>
+          <w:cantSplit/>
+        </w:trPr>
+        <w:tc>
+          <w:tcPr>
+            <w:tcW w:type="dxa" w:w="2126"/>
+            <w:tcBorders>
+              <w:top w:val="single" w:color="999999" w:sz="4"/>
+              <w:left w:val="single" w:color="999999" w:sz="4"/>
+              <w:bottom w:val="single" w:color="999999" w:sz="4"/>
+              <w:right w:val="single" w:color="999999" w:sz="4"/>
+            </w:tcBorders>
+            <w:tcMar>
+              <w:top w:type="dxa" w:w="60"/>
+              <w:left w:type="dxa" w:w="100"/>
+              <w:bottom w:type="dxa" w:w="60"/>
+              <w:right w:type="dxa" w:w="100"/>
+            </w:tcMar>
+          </w:tcPr>
+          <w:p>
+            <w:pPr>
+              <w:spacing w:line="280"/>
+            </w:pPr>
+            <w:r>
+              <w:rPr>
+                <w:color w:val="FF0000"/>
+                <w:sz w:val="19"/>
+                <w:szCs w:val="19"/>
+              </w:rPr>
+              <w:t xml:space="preserve">不確実性回避（予定外のことやあいまいさを避けたい度合い）</w:t>
+            </w:r>
+          </w:p>
+        </w:tc>
+        <w:tc>
+          <w:tcPr>
+            <w:tcW w:type="dxa" w:w="2126"/>
+            <w:tcBorders>
+              <w:top w:val="single" w:color="999999" w:sz="4"/>
+              <w:left w:val="single" w:color="999999" w:sz="4"/>
+              <w:bottom w:val="single" w:color="999999" w:sz="4"/>
+              <w:right w:val="single" w:color="999999" w:sz="4"/>
+            </w:tcBorders>
+            <w:tcMar>
+              <w:top w:type="dxa" w:w="60"/>
+              <w:left w:type="dxa" w:w="100"/>
+              <w:bottom w:type="dxa" w:w="60"/>
+              <w:right w:type="dxa" w:w="100"/>
+            </w:tcMar>
+          </w:tcPr>
+          <w:p>
+            <w:pPr>
+              <w:spacing w:line="280"/>
+            </w:pPr>
+            <w:r>
+              <w:rPr>
+                <w:color w:val="FF0000"/>
+                <w:sz w:val="19"/>
+                <w:szCs w:val="19"/>
+              </w:rPr>
+              <w:t xml:space="preserve">高い</w:t>
+            </w:r>
+          </w:p>
+        </w:tc>
+        <w:tc>
+          <w:tcPr>
+            <w:tcW w:type="dxa" w:w="2126"/>
+            <w:tcBorders>
+              <w:top w:val="single" w:color="999999" w:sz="4"/>
+              <w:left w:val="single" w:color="999999" w:sz="4"/>
+              <w:bottom w:val="single" w:color="999999" w:sz="4"/>
+              <w:right w:val="single" w:color="999999" w:sz="4"/>
+            </w:tcBorders>
+            <w:tcMar>
+              <w:top w:type="dxa" w:w="60"/>
+              <w:left w:type="dxa" w:w="100"/>
+              <w:bottom w:type="dxa" w:w="60"/>
+              <w:right w:type="dxa" w:w="100"/>
+            </w:tcMar>
+          </w:tcPr>
+          <w:p>
+            <w:pPr>
+              <w:spacing w:line="280"/>
+            </w:pPr>
+            <w:r>
+              <w:rPr>
+                <w:color w:val="FF0000"/>
+                <w:sz w:val="19"/>
+                <w:szCs w:val="19"/>
+              </w:rPr>
+              <w:t xml:space="preserve">低い</w:t>
+            </w:r>
+          </w:p>
+        </w:tc>
+        <w:tc>
+          <w:tcPr>
+            <w:tcW w:type="dxa" w:w="2126"/>
+            <w:tcBorders>
+              <w:top w:val="single" w:color="999999" w:sz="4"/>
+              <w:left w:val="single" w:color="999999" w:sz="4"/>
+              <w:bottom w:val="single" w:color="999999" w:sz="4"/>
+              <w:right w:val="single" w:color="999999" w:sz="4"/>
+            </w:tcBorders>
+            <w:tcMar>
+              <w:top w:type="dxa" w:w="60"/>
+              <w:left w:type="dxa" w:w="100"/>
+              <w:bottom w:type="dxa" w:w="60"/>
+              <w:right w:type="dxa" w:w="100"/>
+            </w:tcMar>
+          </w:tcPr>
+          <w:p>
+            <w:pPr>
+              <w:spacing w:line="280"/>
+            </w:pPr>
+            <w:r>
+              <w:rPr>
+                <w:color w:val="FF0000"/>
+                <w:sz w:val="19"/>
+                <w:szCs w:val="19"/>
+              </w:rPr>
+              <w:t xml:space="preserve">【要確認】</w:t>
+            </w:r>
+          </w:p>
+        </w:tc>
+      </w:tr>
+      <w:tr>
+        <w:trPr>
+          <w:cantSplit/>
+        </w:trPr>
+        <w:tc>
+          <w:tcPr>
+            <w:tcW w:type="dxa" w:w="2126"/>
+            <w:tcBorders>
+              <w:top w:val="single" w:color="999999" w:sz="4"/>
+              <w:left w:val="single" w:color="999999" w:sz="4"/>
+              <w:bottom w:val="single" w:color="999999" w:sz="4"/>
+              <w:right w:val="single" w:color="999999" w:sz="4"/>
+            </w:tcBorders>
+            <w:tcMar>
+              <w:top w:type="dxa" w:w="60"/>
+              <w:left w:type="dxa" w:w="100"/>
+              <w:bottom w:type="dxa" w:w="60"/>
+              <w:right w:type="dxa" w:w="100"/>
+            </w:tcMar>
+          </w:tcPr>
+          <w:p>
+            <w:pPr>
+              <w:spacing w:line="280"/>
+            </w:pPr>
+            <w:r>
+              <w:rPr>
+                <w:color w:val="FF0000"/>
+                <w:sz w:val="19"/>
+                <w:szCs w:val="19"/>
+              </w:rPr>
+              <w:t xml:space="preserve">生活の中の宗教</w:t>
+            </w:r>
+          </w:p>
+        </w:tc>
+        <w:tc>
+          <w:tcPr>
+            <w:tcW w:type="dxa" w:w="2126"/>
+            <w:tcBorders>
+              <w:top w:val="single" w:color="999999" w:sz="4"/>
+              <w:left w:val="single" w:color="999999" w:sz="4"/>
+              <w:bottom w:val="single" w:color="999999" w:sz="4"/>
+              <w:right w:val="single" w:color="999999" w:sz="4"/>
+            </w:tcBorders>
+            <w:tcMar>
+              <w:top w:type="dxa" w:w="60"/>
+              <w:left w:type="dxa" w:w="100"/>
+              <w:bottom w:type="dxa" w:w="60"/>
+              <w:right w:type="dxa" w:w="100"/>
+            </w:tcMar>
+          </w:tcPr>
+          <w:p>
+            <w:pPr>
+              <w:spacing w:line="280"/>
+            </w:pPr>
+            <w:r>
+              <w:rPr>
+                <w:color w:val="FF0000"/>
+                <w:sz w:val="19"/>
+                <w:szCs w:val="19"/>
+              </w:rPr>
+              <w:t xml:space="preserve">日常で意識することは少ない</w:t>
+            </w:r>
+          </w:p>
+        </w:tc>
+        <w:tc>
+          <w:tcPr>
+            <w:tcW w:type="dxa" w:w="2126"/>
+            <w:tcBorders>
+              <w:top w:val="single" w:color="999999" w:sz="4"/>
+              <w:left w:val="single" w:color="999999" w:sz="4"/>
+              <w:bottom w:val="single" w:color="999999" w:sz="4"/>
+              <w:right w:val="single" w:color="999999" w:sz="4"/>
+            </w:tcBorders>
+            <w:tcMar>
+              <w:top w:type="dxa" w:w="60"/>
+              <w:left w:type="dxa" w:w="100"/>
+              <w:bottom w:type="dxa" w:w="60"/>
+              <w:right w:type="dxa" w:w="100"/>
+            </w:tcMar>
+          </w:tcPr>
+          <w:p>
+            <w:pPr>
+              <w:spacing w:line="280"/>
+            </w:pPr>
+            <w:r>
+              <w:rPr>
+                <w:color w:val="FF0000"/>
+                <w:sz w:val="19"/>
+                <w:szCs w:val="19"/>
+              </w:rPr>
+              <w:t xml:space="preserve">【要確認】</w:t>
+            </w:r>
+          </w:p>
+        </w:tc>
+        <w:tc>
+          <w:tcPr>
+            <w:tcW w:type="dxa" w:w="2126"/>
+            <w:tcBorders>
+              <w:top w:val="single" w:color="999999" w:sz="4"/>
+              <w:left w:val="single" w:color="999999" w:sz="4"/>
+              <w:bottom w:val="single" w:color="999999" w:sz="4"/>
+              <w:right w:val="single" w:color="999999" w:sz="4"/>
+            </w:tcBorders>
+            <w:tcMar>
+              <w:top w:type="dxa" w:w="60"/>
+              <w:left w:type="dxa" w:w="100"/>
+              <w:bottom w:type="dxa" w:w="60"/>
+              <w:right w:type="dxa" w:w="100"/>
+            </w:tcMar>
+          </w:tcPr>
+          <w:p>
+            <w:pPr>
+              <w:spacing w:line="280"/>
+            </w:pPr>
+            <w:r>
+              <w:rPr>
+                <w:color w:val="FF0000"/>
+                <w:sz w:val="19"/>
+                <w:szCs w:val="19"/>
+              </w:rPr>
+              <w:t xml:space="preserve">大きい（キリスト教、ヒンドゥー教、イスラム教などが食事や行事に関わる）</w:t>
+            </w:r>
+          </w:p>
+        </w:tc>
+      </w:tr>
+    </w:tbl>
+    <w:p>
+      <w:pPr>
+        <w:spacing w:after="120"/>
+      </w:pPr>
+    </w:p>
+    <w:p>
+      <w:pPr>
+        <w:spacing w:after="160" w:line="340"/>
+      </w:pPr>
       <w:r>
         <w:rPr>
           <w:b/>
           <w:bCs/>
           <w:color w:val="FF0000"/>
         </w:rPr>
-        <w:t xml:space="preserve">【要確認：3か国のスコアをHofstede Insightsの公式サイトで確認して表にする。フィジーについて書かれた文献を探す】</w:t>
+        <w:t xml:space="preserve">【要確認：日本とベトナムのスコアをHofstede Insightsの公式サイトで確認し、数値を表に入れる。フィジーには公開スコアがないため、フィジーについて書かれた文献で補う】</w:t>
       </w:r>
     </w:p>
     <w:p>
@@ -1977,7 +2644,452 @@
         <w:rPr>
           <w:color w:val="FF0000"/>
         </w:rPr>
-        <w:t xml:space="preserve">これらの違いは、どの段階で、どのような種類の衝突が起きやすいかを示唆している。たとえば日本とベトナムはどちらも集団主義的だが、不確実性回避には大きな差がある。そのため日本人留学生は、ベトナムで予定の変更やルールのあいまいさに戸惑う可能性がある。一方フィジーでは、宗教や共同体の慣習が生活の多くの場面に関わるため、食事や家族の行事など日常生活の場面で衝突が起きやすいと考えられる。本研究では、これらを仮説として、筆者の事例とアンケートで確かめる。</w:t>
+        <w:t xml:space="preserve">この違いから、留学先ごとに次のような場面で衝突が起きやすいと考えられる。</w:t>
+      </w:r>
+    </w:p>
+    <w:tbl>
+      <w:tblPr>
+        <w:tblW w:type="dxa" w:w="8504"/>
+        <w:tblBorders>
+          <w:top w:val="single" w:color="auto" w:sz="4"/>
+          <w:left w:val="single" w:color="auto" w:sz="4"/>
+          <w:bottom w:val="single" w:color="auto" w:sz="4"/>
+          <w:right w:val="single" w:color="auto" w:sz="4"/>
+          <w:insideH w:val="single" w:color="auto" w:sz="4"/>
+          <w:insideV w:val="single" w:color="auto" w:sz="4"/>
+        </w:tblBorders>
+      </w:tblPr>
+      <w:tblGrid>
+        <w:gridCol w:w="2126"/>
+        <w:gridCol w:w="2126"/>
+        <w:gridCol w:w="2126"/>
+        <w:gridCol w:w="2126"/>
+      </w:tblGrid>
+      <w:tr>
+        <w:trPr>
+          <w:cantSplit/>
+          <w:tblHeader/>
+        </w:trPr>
+        <w:tc>
+          <w:tcPr>
+            <w:tcW w:type="dxa" w:w="2126"/>
+            <w:tcBorders>
+              <w:top w:val="single" w:color="999999" w:sz="4"/>
+              <w:left w:val="single" w:color="999999" w:sz="4"/>
+              <w:bottom w:val="single" w:color="999999" w:sz="4"/>
+              <w:right w:val="single" w:color="999999" w:sz="4"/>
+            </w:tcBorders>
+            <w:shd w:fill="EDEDED" w:color="auto" w:val="clear"/>
+            <w:tcMar>
+              <w:top w:type="dxa" w:w="60"/>
+              <w:left w:type="dxa" w:w="100"/>
+              <w:bottom w:type="dxa" w:w="60"/>
+              <w:right w:type="dxa" w:w="100"/>
+            </w:tcMar>
+          </w:tcPr>
+          <w:p>
+            <w:pPr>
+              <w:spacing w:line="280"/>
+            </w:pPr>
+            <w:r>
+              <w:rPr>
+                <w:b/>
+                <w:bCs/>
+                <w:color w:val="FF0000"/>
+                <w:sz w:val="19"/>
+                <w:szCs w:val="19"/>
+              </w:rPr>
+              <w:t xml:space="preserve">留学先</w:t>
+            </w:r>
+          </w:p>
+        </w:tc>
+        <w:tc>
+          <w:tcPr>
+            <w:tcW w:type="dxa" w:w="2126"/>
+            <w:tcBorders>
+              <w:top w:val="single" w:color="999999" w:sz="4"/>
+              <w:left w:val="single" w:color="999999" w:sz="4"/>
+              <w:bottom w:val="single" w:color="999999" w:sz="4"/>
+              <w:right w:val="single" w:color="999999" w:sz="4"/>
+            </w:tcBorders>
+            <w:shd w:fill="EDEDED" w:color="auto" w:val="clear"/>
+            <w:tcMar>
+              <w:top w:type="dxa" w:w="60"/>
+              <w:left w:type="dxa" w:w="100"/>
+              <w:bottom w:type="dxa" w:w="60"/>
+              <w:right w:type="dxa" w:w="100"/>
+            </w:tcMar>
+          </w:tcPr>
+          <w:p>
+            <w:pPr>
+              <w:spacing w:line="280"/>
+            </w:pPr>
+            <w:r>
+              <w:rPr>
+                <w:b/>
+                <w:bCs/>
+                <w:color w:val="FF0000"/>
+                <w:sz w:val="19"/>
+                <w:szCs w:val="19"/>
+              </w:rPr>
+              <w:t xml:space="preserve">日本との違いが大きい点</w:t>
+            </w:r>
+          </w:p>
+        </w:tc>
+        <w:tc>
+          <w:tcPr>
+            <w:tcW w:type="dxa" w:w="2126"/>
+            <w:tcBorders>
+              <w:top w:val="single" w:color="999999" w:sz="4"/>
+              <w:left w:val="single" w:color="999999" w:sz="4"/>
+              <w:bottom w:val="single" w:color="999999" w:sz="4"/>
+              <w:right w:val="single" w:color="999999" w:sz="4"/>
+            </w:tcBorders>
+            <w:shd w:fill="EDEDED" w:color="auto" w:val="clear"/>
+            <w:tcMar>
+              <w:top w:type="dxa" w:w="60"/>
+              <w:left w:type="dxa" w:w="100"/>
+              <w:bottom w:type="dxa" w:w="60"/>
+              <w:right w:type="dxa" w:w="100"/>
+            </w:tcMar>
+          </w:tcPr>
+          <w:p>
+            <w:pPr>
+              <w:spacing w:line="280"/>
+            </w:pPr>
+            <w:r>
+              <w:rPr>
+                <w:b/>
+                <w:bCs/>
+                <w:color w:val="FF0000"/>
+                <w:sz w:val="19"/>
+                <w:szCs w:val="19"/>
+              </w:rPr>
+              <w:t xml:space="preserve">衝突が起きやすい場面</w:t>
+            </w:r>
+          </w:p>
+        </w:tc>
+        <w:tc>
+          <w:tcPr>
+            <w:tcW w:type="dxa" w:w="2126"/>
+            <w:tcBorders>
+              <w:top w:val="single" w:color="999999" w:sz="4"/>
+              <w:left w:val="single" w:color="999999" w:sz="4"/>
+              <w:bottom w:val="single" w:color="999999" w:sz="4"/>
+              <w:right w:val="single" w:color="999999" w:sz="4"/>
+            </w:tcBorders>
+            <w:shd w:fill="EDEDED" w:color="auto" w:val="clear"/>
+            <w:tcMar>
+              <w:top w:type="dxa" w:w="60"/>
+              <w:left w:type="dxa" w:w="100"/>
+              <w:bottom w:type="dxa" w:w="60"/>
+              <w:right w:type="dxa" w:w="100"/>
+            </w:tcMar>
+          </w:tcPr>
+          <w:p>
+            <w:pPr>
+              <w:spacing w:line="280"/>
+            </w:pPr>
+            <w:r>
+              <w:rPr>
+                <w:b/>
+                <w:bCs/>
+                <w:color w:val="FF0000"/>
+                <w:sz w:val="19"/>
+                <w:szCs w:val="19"/>
+              </w:rPr>
+              <w:t xml:space="preserve">筆者の経験</w:t>
+            </w:r>
+          </w:p>
+        </w:tc>
+      </w:tr>
+      <w:tr>
+        <w:trPr>
+          <w:cantSplit/>
+        </w:trPr>
+        <w:tc>
+          <w:tcPr>
+            <w:tcW w:type="dxa" w:w="2126"/>
+            <w:tcBorders>
+              <w:top w:val="single" w:color="999999" w:sz="4"/>
+              <w:left w:val="single" w:color="999999" w:sz="4"/>
+              <w:bottom w:val="single" w:color="999999" w:sz="4"/>
+              <w:right w:val="single" w:color="999999" w:sz="4"/>
+            </w:tcBorders>
+            <w:tcMar>
+              <w:top w:type="dxa" w:w="60"/>
+              <w:left w:type="dxa" w:w="100"/>
+              <w:bottom w:type="dxa" w:w="60"/>
+              <w:right w:type="dxa" w:w="100"/>
+            </w:tcMar>
+          </w:tcPr>
+          <w:p>
+            <w:pPr>
+              <w:spacing w:line="280"/>
+            </w:pPr>
+            <w:r>
+              <w:rPr>
+                <w:color w:val="FF0000"/>
+                <w:sz w:val="19"/>
+                <w:szCs w:val="19"/>
+              </w:rPr>
+              <w:t xml:space="preserve">ベトナム</w:t>
+            </w:r>
+          </w:p>
+        </w:tc>
+        <w:tc>
+          <w:tcPr>
+            <w:tcW w:type="dxa" w:w="2126"/>
+            <w:tcBorders>
+              <w:top w:val="single" w:color="999999" w:sz="4"/>
+              <w:left w:val="single" w:color="999999" w:sz="4"/>
+              <w:bottom w:val="single" w:color="999999" w:sz="4"/>
+              <w:right w:val="single" w:color="999999" w:sz="4"/>
+            </w:tcBorders>
+            <w:tcMar>
+              <w:top w:type="dxa" w:w="60"/>
+              <w:left w:type="dxa" w:w="100"/>
+              <w:bottom w:type="dxa" w:w="60"/>
+              <w:right w:type="dxa" w:w="100"/>
+            </w:tcMar>
+          </w:tcPr>
+          <w:p>
+            <w:pPr>
+              <w:spacing w:line="280"/>
+            </w:pPr>
+            <w:r>
+              <w:rPr>
+                <w:color w:val="FF0000"/>
+                <w:sz w:val="19"/>
+                <w:szCs w:val="19"/>
+              </w:rPr>
+              <w:t xml:space="preserve">不確実性回避（日本は高く、ベトナムは低い）、権力距離（ベトナムのほうが高い）</w:t>
+            </w:r>
+          </w:p>
+        </w:tc>
+        <w:tc>
+          <w:tcPr>
+            <w:tcW w:type="dxa" w:w="2126"/>
+            <w:tcBorders>
+              <w:top w:val="single" w:color="999999" w:sz="4"/>
+              <w:left w:val="single" w:color="999999" w:sz="4"/>
+              <w:bottom w:val="single" w:color="999999" w:sz="4"/>
+              <w:right w:val="single" w:color="999999" w:sz="4"/>
+            </w:tcBorders>
+            <w:tcMar>
+              <w:top w:type="dxa" w:w="60"/>
+              <w:left w:type="dxa" w:w="100"/>
+              <w:bottom w:type="dxa" w:w="60"/>
+              <w:right w:type="dxa" w:w="100"/>
+            </w:tcMar>
+          </w:tcPr>
+          <w:p>
+            <w:pPr>
+              <w:spacing w:line="280"/>
+            </w:pPr>
+            <w:r>
+              <w:rPr>
+                <w:color w:val="FF0000"/>
+                <w:sz w:val="19"/>
+                <w:szCs w:val="19"/>
+              </w:rPr>
+              <w:t xml:space="preserve">予定や約束の変更、ルールのあいまいさ、先生や年上の人への接し方</w:t>
+            </w:r>
+          </w:p>
+        </w:tc>
+        <w:tc>
+          <w:tcPr>
+            <w:tcW w:type="dxa" w:w="2126"/>
+            <w:tcBorders>
+              <w:top w:val="single" w:color="999999" w:sz="4"/>
+              <w:left w:val="single" w:color="999999" w:sz="4"/>
+              <w:bottom w:val="single" w:color="999999" w:sz="4"/>
+              <w:right w:val="single" w:color="999999" w:sz="4"/>
+            </w:tcBorders>
+            <w:tcMar>
+              <w:top w:type="dxa" w:w="60"/>
+              <w:left w:type="dxa" w:w="100"/>
+              <w:bottom w:type="dxa" w:w="60"/>
+              <w:right w:type="dxa" w:w="100"/>
+            </w:tcMar>
+          </w:tcPr>
+          <w:p>
+            <w:pPr>
+              <w:spacing w:line="280"/>
+            </w:pPr>
+            <w:r>
+              <w:rPr>
+                <w:color w:val="FF0000"/>
+                <w:sz w:val="19"/>
+                <w:szCs w:val="19"/>
+              </w:rPr>
+              <w:t xml:space="preserve">【記入】</w:t>
+            </w:r>
+          </w:p>
+        </w:tc>
+      </w:tr>
+      <w:tr>
+        <w:trPr>
+          <w:cantSplit/>
+        </w:trPr>
+        <w:tc>
+          <w:tcPr>
+            <w:tcW w:type="dxa" w:w="2126"/>
+            <w:tcBorders>
+              <w:top w:val="single" w:color="999999" w:sz="4"/>
+              <w:left w:val="single" w:color="999999" w:sz="4"/>
+              <w:bottom w:val="single" w:color="999999" w:sz="4"/>
+              <w:right w:val="single" w:color="999999" w:sz="4"/>
+            </w:tcBorders>
+            <w:tcMar>
+              <w:top w:type="dxa" w:w="60"/>
+              <w:left w:type="dxa" w:w="100"/>
+              <w:bottom w:type="dxa" w:w="60"/>
+              <w:right w:type="dxa" w:w="100"/>
+            </w:tcMar>
+          </w:tcPr>
+          <w:p>
+            <w:pPr>
+              <w:spacing w:line="280"/>
+            </w:pPr>
+            <w:r>
+              <w:rPr>
+                <w:color w:val="FF0000"/>
+                <w:sz w:val="19"/>
+                <w:szCs w:val="19"/>
+              </w:rPr>
+              <w:t xml:space="preserve">フィジー</w:t>
+            </w:r>
+          </w:p>
+        </w:tc>
+        <w:tc>
+          <w:tcPr>
+            <w:tcW w:type="dxa" w:w="2126"/>
+            <w:tcBorders>
+              <w:top w:val="single" w:color="999999" w:sz="4"/>
+              <w:left w:val="single" w:color="999999" w:sz="4"/>
+              <w:bottom w:val="single" w:color="999999" w:sz="4"/>
+              <w:right w:val="single" w:color="999999" w:sz="4"/>
+            </w:tcBorders>
+            <w:tcMar>
+              <w:top w:type="dxa" w:w="60"/>
+              <w:left w:type="dxa" w:w="100"/>
+              <w:bottom w:type="dxa" w:w="60"/>
+              <w:right w:type="dxa" w:w="100"/>
+            </w:tcMar>
+          </w:tcPr>
+          <w:p>
+            <w:pPr>
+              <w:spacing w:line="280"/>
+            </w:pPr>
+            <w:r>
+              <w:rPr>
+                <w:color w:val="FF0000"/>
+                <w:sz w:val="19"/>
+                <w:szCs w:val="19"/>
+              </w:rPr>
+              <w:t xml:space="preserve">生活の中の宗教、共同体の慣習</w:t>
+            </w:r>
+          </w:p>
+        </w:tc>
+        <w:tc>
+          <w:tcPr>
+            <w:tcW w:type="dxa" w:w="2126"/>
+            <w:tcBorders>
+              <w:top w:val="single" w:color="999999" w:sz="4"/>
+              <w:left w:val="single" w:color="999999" w:sz="4"/>
+              <w:bottom w:val="single" w:color="999999" w:sz="4"/>
+              <w:right w:val="single" w:color="999999" w:sz="4"/>
+            </w:tcBorders>
+            <w:tcMar>
+              <w:top w:type="dxa" w:w="60"/>
+              <w:left w:type="dxa" w:w="100"/>
+              <w:bottom w:type="dxa" w:w="60"/>
+              <w:right w:type="dxa" w:w="100"/>
+            </w:tcMar>
+          </w:tcPr>
+          <w:p>
+            <w:pPr>
+              <w:spacing w:line="280"/>
+            </w:pPr>
+            <w:r>
+              <w:rPr>
+                <w:color w:val="FF0000"/>
+                <w:sz w:val="19"/>
+                <w:szCs w:val="19"/>
+              </w:rPr>
+              <w:t xml:space="preserve">食事の内容や作法、家族の行事、家畜の扱い</w:t>
+            </w:r>
+          </w:p>
+        </w:tc>
+        <w:tc>
+          <w:tcPr>
+            <w:tcW w:type="dxa" w:w="2126"/>
+            <w:tcBorders>
+              <w:top w:val="single" w:color="999999" w:sz="4"/>
+              <w:left w:val="single" w:color="999999" w:sz="4"/>
+              <w:bottom w:val="single" w:color="999999" w:sz="4"/>
+              <w:right w:val="single" w:color="999999" w:sz="4"/>
+            </w:tcBorders>
+            <w:tcMar>
+              <w:top w:type="dxa" w:w="60"/>
+              <w:left w:type="dxa" w:w="100"/>
+              <w:bottom w:type="dxa" w:w="60"/>
+              <w:right w:type="dxa" w:w="100"/>
+            </w:tcMar>
+          </w:tcPr>
+          <w:p>
+            <w:pPr>
+              <w:spacing w:line="280"/>
+            </w:pPr>
+            <w:r>
+              <w:rPr>
+                <w:color w:val="FF0000"/>
+                <w:sz w:val="19"/>
+                <w:szCs w:val="19"/>
+              </w:rPr>
+              <w:t xml:space="preserve">手でカレーを食べる習慣、豚肉・牛肉が食べられない制限、飼っていた羊の解体</w:t>
+            </w:r>
+          </w:p>
+        </w:tc>
+      </w:tr>
+    </w:tbl>
+    <w:p>
+      <w:pPr>
+        <w:spacing w:after="120"/>
+      </w:pPr>
+    </w:p>
+    <w:p>
+      <w:pPr>
+        <w:spacing w:after="160" w:line="340"/>
+      </w:pPr>
+      <w:r>
+        <w:rPr>
+          <w:color w:val="FF0000"/>
+        </w:rPr>
+        <w:t xml:space="preserve">たとえば日本とベトナムは、どちらも集団主義という点では似ている。しかし、日本は予定やルールをきちんと守ることを重んじるのに対し、ベトナムは予定外のことにも柔軟に対応する文化だとされる。そのため日本人留学生は、ベトナムで予定が急に変わったり、ルールがはっきりしなかったりする場面で戸惑う可能性がある。</w:t>
+      </w:r>
+    </w:p>
+    <w:p>
+      <w:pPr>
+        <w:spacing w:after="160" w:line="340"/>
+      </w:pPr>
+      <w:r>
+        <w:rPr>
+          <w:color w:val="FF0000"/>
+        </w:rPr>
+        <w:t xml:space="preserve">一方フィジーでは、宗教や共同体の慣習が毎日の生活に深く関わっている。そのため衝突は、授業や仕事よりも、食事や家族の行事といった日常生活の場面で起きやすいと考えられる。筆者がフィジーで経験した衝突の多くも、食事に関わるものだった。</w:t>
+      </w:r>
+    </w:p>
+    <w:p>
+      <w:pPr>
+        <w:spacing w:after="160" w:line="340"/>
+      </w:pPr>
+      <w:r>
+        <w:rPr>
+          <w:color w:val="FF0000"/>
+        </w:rPr>
+        <w:t xml:space="preserve">本研究では、これらを仮説として、筆者の事例とアンケートで実際にどの場面で衝突が起きたかを確かめる。</w:t>
       </w:r>
     </w:p>
     <w:p>
@@ -2056,7 +3168,7 @@
       <w:pPr>
         <w:spacing w:after="40" w:line="300"/>
       </w:pPr>
-      <w:hyperlink w:history="1" r:id="rIdmprt71qur6wca1_ymhle5">
+      <w:hyperlink w:history="1" r:id="rIdqjuhwaq6na8eepqxpphvl">
         <w:r>
           <w:rPr>
             <w:color w:val="0563C1"/>
@@ -2078,7 +3190,7 @@
       <w:pPr>
         <w:spacing w:after="40" w:line="300"/>
       </w:pPr>
-      <w:hyperlink w:history="1" r:id="rIdbngmj3hjnsicii3ooucpq">
+      <w:hyperlink w:history="1" r:id="rIdj5ilynzrhcikn-utzw4jr">
         <w:r>
           <w:rPr>
             <w:color w:val="0563C1"/>
@@ -2100,7 +3212,7 @@
       <w:pPr>
         <w:spacing w:after="40" w:line="300"/>
       </w:pPr>
-      <w:hyperlink w:history="1" r:id="rIdxwougqblqanxw5yw4a20p">
+      <w:hyperlink w:history="1" r:id="rIdfgrqdhchg1-m5dt0f34jy">
         <w:r>
           <w:rPr>
             <w:color w:val="0563C1"/>

--- a/output/異文化適応のプロセス_前半_加筆版.docx
+++ b/output/異文化適応のプロセス_前半_加筆版.docx
@@ -208,7 +208,7 @@
       <w:pPr>
         <w:spacing w:after="40" w:line="300"/>
       </w:pPr>
-      <w:hyperlink w:history="1" r:id="rIdim3pikeo9oghrrcl3d-mr">
+      <w:hyperlink w:history="1" r:id="rIdib6oiqw-wwqhdrrs1tzib">
         <w:r>
           <w:rPr>
             <w:color w:val="0563C1"/>
@@ -230,7 +230,7 @@
       <w:pPr>
         <w:spacing w:after="40" w:line="300"/>
       </w:pPr>
-      <w:hyperlink w:history="1" r:id="rId1ya_sbao3qf2_cwez3rq1">
+      <w:hyperlink w:history="1" r:id="rIdmhm6tyjct93aocg-orhjy">
         <w:r>
           <w:rPr>
             <w:color w:val="0563C1"/>
@@ -252,7 +252,7 @@
       <w:pPr>
         <w:spacing w:after="40" w:line="300"/>
       </w:pPr>
-      <w:hyperlink w:history="1" r:id="rId3qbd5phsuhfudpl9zlnrg">
+      <w:hyperlink w:history="1" r:id="rIdrachs3zgzkt6khpobauxi">
         <w:r>
           <w:rPr>
             <w:color w:val="0563C1"/>
@@ -328,7 +328,7 @@
         <w:rPr>
           <w:color w:val="FF0000"/>
         </w:rPr>
-        <w:t xml:space="preserve">さらに筆者は、フィジーに加えてベトナムでも1年間の留学を経験した。</w:t>
+        <w:t xml:space="preserve">また筆者は、フィジーでの留学に加えて、ベトナムでも1年間の留学を経験した。</w:t>
       </w:r>
       <w:r>
         <w:rPr>
@@ -347,7 +347,7 @@
         <w:rPr>
           <w:color w:val="FF0000"/>
         </w:rPr>
-        <w:t xml:space="preserve">一方で、すべての違いを受け入れられたわけではない。たとえば羊の解体のように、慣れても受け入れにくい違いもあった。異文化の衝突には、乗り越えて「楽しさ」に変わるものと、受け入れられないまま残るものがある。この違いがどこから生まれるのかも、本研究で明らかにしたい点である。</w:t>
+        <w:t xml:space="preserve">しかし、すべての違いを受け入れられたわけではない。羊の解体のように、時間がたっても受け入れることが難しい出来事もあった。このことから、異文化の衝突には、乗り越えることで「楽しさ」へと変わっていくものと、受け入れられないまま残るものがあると考えるようになった。この違いがどこから生まれるのかについても、本研究で明らかにしたい。</w:t>
       </w:r>
     </w:p>
     <w:p>
@@ -430,7 +430,7 @@
         <w:rPr>
           <w:color w:val="FF0000"/>
         </w:rPr>
-        <w:t xml:space="preserve">あわせて、衝突を食・宗教・価値観・生活環境・コミュニケーション・人間関係などの種類に分け、それぞれがなぜ起きたのかを整理する（7.1の表で整理する）。</w:t>
+        <w:t xml:space="preserve">また、衝突を食・宗教・価値観・生活環境・コミュニケーション・人間関係などの種類に分類し、それぞれがなぜ起きたのかについても整理する（7.1の表で整理する）。</w:t>
       </w:r>
     </w:p>
     <w:p>
@@ -523,7 +523,7 @@
         <w:rPr>
           <w:color w:val="FF0000"/>
         </w:rPr>
-        <w:t xml:space="preserve">第四の課題は、受け入れられなかった衝突に人がどう向き合ったのかを明らかにすることである。すべての違いが受け入れられるわけではなく、すべての人が適応できるわけでもない。そこで本研究では、結果を「楽しむ」だけに限らず、「受け入れる」「尊重して距離を取る」「受け入れられないまま」も含めて捉え、何がその分かれ道になったのかを探る。</w:t>
+        <w:t xml:space="preserve">第四の課題は、受け入れられなかった衝突に対して、留学経験者がどのように向き合ったのかを明らかにすることである。異文化の中で、すべての違いを受け入れられるわけではなく、すべての人が適応できるわけでもない。そのため本研究では、衝突の結果を「楽しむ」に限定せず、「受け入れる」「尊重して距離を取る」「受け入れられないまま」も含めて捉え、何がその分かれ道になったのかを探ることを試みる。</w:t>
       </w:r>
     </w:p>
     <w:p>
@@ -548,7 +548,7 @@
         <w:rPr>
           <w:color w:val="FF0000"/>
         </w:rPr>
-        <w:t xml:space="preserve">以上の4つの課題を踏まえ、本研究の最終的な目的を次のように定める。</w:t>
+        <w:t xml:space="preserve">以上の4つの課題を踏まえ、本研究の目的とリサーチクエスチョンを次のように設定する。</w:t>
       </w:r>
     </w:p>
     <w:p>
@@ -605,7 +605,7 @@
         <w:rPr>
           <w:color w:val="FF0000"/>
         </w:rPr>
-        <w:t xml:space="preserve">本研究は、筆者自身のフィジーとベトナムでの経験を中心とする事例研究である。そこに他の留学経験者へのアンケートを加え、個人の経験を超えた共通点を見出す。</w:t>
+        <w:t xml:space="preserve">本研究は、筆者自身のフィジーとベトナムでの経験を中心とした事例研究である。さらに、ほかの留学経験者へのアンケートを行うことで、筆者個人の経験だけでは見えない共通点を見出すことを目指す。</w:t>
       </w:r>
     </w:p>
     <w:p>
@@ -620,7 +620,7 @@
       <w:pPr>
         <w:spacing w:after="40" w:line="300"/>
       </w:pPr>
-      <w:hyperlink w:history="1" r:id="rIdxg_r6ew2-xnx2ar0urrlc">
+      <w:hyperlink w:history="1" r:id="rIddiywgk2og5qvfktxyyfeu">
         <w:r>
           <w:rPr>
             <w:color w:val="0563C1"/>
@@ -811,7 +811,7 @@
         <w:rPr>
           <w:color w:val="FF0000"/>
         </w:rPr>
-        <w:t xml:space="preserve">以上の先行研究には次の空白があり、本研究はそこを補う。</w:t>
+        <w:t xml:space="preserve">以上の先行研究をまとめると、次のような課題が残されており、本研究ではそれらを補うことを目指す。</w:t>
       </w:r>
     </w:p>
     <w:tbl>
@@ -1330,7 +1330,7 @@
         <w:rPr>
           <w:color w:val="FF0000"/>
         </w:rPr>
-        <w:t xml:space="preserve">さらに、「適応できた人」だけでなく「受け入れられなかった人」も扱う点が、本研究の新しい視点である。</w:t>
+        <w:t xml:space="preserve">さらに本研究は、異文化に「適応できた人」だけでなく、「受け入れられなかった人」の経験も扱う。この点が、本研究の新しい視点であると言える。</w:t>
       </w:r>
     </w:p>
     <w:p>
@@ -1353,7 +1353,7 @@
       <w:pPr>
         <w:spacing w:after="40" w:line="300"/>
       </w:pPr>
-      <w:hyperlink w:history="1" r:id="rId5fp0khn3eglg3ccsf1a8e">
+      <w:hyperlink w:history="1" r:id="rIdbqc8dy46bfdssu2byov7d">
         <w:r>
           <w:rPr>
             <w:color w:val="0563C1"/>
@@ -1375,7 +1375,7 @@
       <w:pPr>
         <w:spacing w:after="40" w:line="300"/>
       </w:pPr>
-      <w:hyperlink w:history="1" r:id="rIdipsl5xt-z2a17zr4vkqj3">
+      <w:hyperlink w:history="1" r:id="rIdxfcbqqldit0li9qgiznt6">
         <w:r>
           <w:rPr>
             <w:color w:val="0563C1"/>
@@ -1397,7 +1397,7 @@
       <w:pPr>
         <w:spacing w:after="40" w:line="300"/>
       </w:pPr>
-      <w:hyperlink w:history="1" r:id="rIdzrunht4xplze1-i81c9c8">
+      <w:hyperlink w:history="1" r:id="rIdzs3sgulqt7vgx9qu2anpz">
         <w:r>
           <w:rPr>
             <w:color w:val="0563C1"/>
@@ -1419,7 +1419,7 @@
       <w:pPr>
         <w:spacing w:after="40" w:line="300"/>
       </w:pPr>
-      <w:hyperlink w:history="1" r:id="rIdocqu6o7hplepvkxvlhcrj">
+      <w:hyperlink w:history="1" r:id="rId8ml-frbmj0kt789emvzgx">
         <w:r>
           <w:rPr>
             <w:color w:val="0563C1"/>
@@ -1645,7 +1645,7 @@
         <w:rPr>
           <w:color w:val="FF0000"/>
         </w:rPr>
-        <w:t xml:space="preserve">ただし、すべての違いを楽しめるわけではない。そこで本研究では「文化を楽しむ力」を次のように定義する。</w:t>
+        <w:t xml:space="preserve">ただし、すべての違いを楽しめるわけではない。そこで本研究では、「文化を楽しむ力」を次のように定義する。</w:t>
       </w:r>
     </w:p>
     <w:p>
@@ -1679,7 +1679,7 @@
         <w:rPr>
           <w:color w:val="FF0000"/>
         </w:rPr>
-        <w:t xml:space="preserve">この力には、違いを「楽しむ」ことだけでなく、「受け入れる」「尊重して距離を取る」といった向き合い方も含まれる。「楽しむ」は乗り越えた先にありうる結果の一つであり、「楽しめなかった」経験も、この力が育つ過程の一部として扱う。</w:t>
+        <w:t xml:space="preserve">この力には、違いを「楽しむ」ことだけでなく、「受け入れる」や「尊重して距離を取る」といった向き合い方も含まれる。つまり「楽しむ」は、衝突を乗り越えた先にある結果の一つであり、「楽しめなかった」経験も、この力が育っていく過程の一部として捉える。</w:t>
       </w:r>
     </w:p>
     <w:p>
@@ -1958,7 +1958,7 @@
         <w:rPr>
           <w:color w:val="FF0000"/>
         </w:rPr>
-        <w:t xml:space="preserve">本研究では、筆者が留学したフィジーとベトナムを、出身国である日本と比べる。比べる観点は、ホフステードの6次元のうち、衝突と関係が深い「集団主義」「権力距離」「不確実性回避」の3つに、生活の中での宗教の役割を加えた4つである。</w:t>
+        <w:t xml:space="preserve">本研究では、筆者が留学したフィジーとベトナムを、出身国である日本と比較する。比較の観点は、ホフステードの6次元のうち衝突との関わりが深いと考えられる「集団主義」「権力距離」「不確実性回避」の3つに、生活の中での宗教の役割を加えた4つとする。</w:t>
       </w:r>
     </w:p>
     <w:tbl>
@@ -2644,7 +2644,7 @@
         <w:rPr>
           <w:color w:val="FF0000"/>
         </w:rPr>
-        <w:t xml:space="preserve">この違いから、留学先ごとに次のような場面で衝突が起きやすいと考えられる。</w:t>
+        <w:t xml:space="preserve">これらの違いから、留学先ごとに次のような場面で衝突が起きやすいと考えられる。</w:t>
       </w:r>
     </w:p>
     <w:tbl>
@@ -3067,7 +3067,7 @@
         <w:rPr>
           <w:color w:val="FF0000"/>
         </w:rPr>
-        <w:t xml:space="preserve">たとえば日本とベトナムは、どちらも集団主義という点では似ている。しかし、日本は予定やルールをきちんと守ることを重んじるのに対し、ベトナムは予定外のことにも柔軟に対応する文化だとされる。そのため日本人留学生は、ベトナムで予定が急に変わったり、ルールがはっきりしなかったりする場面で戸惑う可能性がある。</w:t>
+        <w:t xml:space="preserve">例えば、日本とベトナムはどちらも集団主義的であるという点では共通している。しかし、日本では予定やルールを守ることが重視されるのに対し、ベトナムは予定外のことにも柔軟に対応する文化であるとされる。そのため日本人留学生は、ベトナムで予定が急に変更されたり、ルールがはっきりしなかったりする場面で戸惑いを感じる可能性がある。</w:t>
       </w:r>
     </w:p>
     <w:p>
@@ -3078,7 +3078,7 @@
         <w:rPr>
           <w:color w:val="FF0000"/>
         </w:rPr>
-        <w:t xml:space="preserve">一方フィジーでは、宗教や共同体の慣習が毎日の生活に深く関わっている。そのため衝突は、授業や仕事よりも、食事や家族の行事といった日常生活の場面で起きやすいと考えられる。筆者がフィジーで経験した衝突の多くも、食事に関わるものだった。</w:t>
+        <w:t xml:space="preserve">一方フィジーでは、宗教や共同体の慣習が日々の生活に深く関わっている。そのため衝突は、授業などの場面よりも、食事や家族の行事といった日常生活の場面で起きやすいと考えられる。実際に、筆者がフィジーで経験した衝突の多くも食事に関わるものであった。</w:t>
       </w:r>
     </w:p>
     <w:p>
@@ -3089,7 +3089,7 @@
         <w:rPr>
           <w:color w:val="FF0000"/>
         </w:rPr>
-        <w:t xml:space="preserve">本研究では、これらを仮説として、筆者の事例とアンケートで実際にどの場面で衝突が起きたかを確かめる。</w:t>
+        <w:t xml:space="preserve">本研究では、これらを仮説として、筆者の事例とアンケートから、実際にどのような場面で衝突が起きたのかを確かめる。</w:t>
       </w:r>
     </w:p>
     <w:p>
@@ -3114,7 +3114,7 @@
         <w:rPr>
           <w:color w:val="FF0000"/>
         </w:rPr>
-        <w:t xml:space="preserve">ホフステードの6次元スコアの差は、異文化適応4段階モデルの進み方や、各段階で起きる衝突の種類に影響すると考えられる。たとえば、権力距離が高いベトナムでは、先生や年長者との距離感や敬意の示し方が日本と異なり、人間関係の場面で戸惑いが生じる可能性がある。不確実性回避が高い日本から低いベトナムに渡った学生は、予定やルールがはっきりしないことへの不安がショック期に表れやすい。一方フィジーでは、集団主義的な共同体の中に受け入れられることが、調整期や適応期の支えになる可能性がある。</w:t>
+        <w:t xml:space="preserve">ホフステードの6次元スコアの差は、異文化適応4段階モデルの進み方や、各段階で起きる衝突の種類にも影響すると考えられる。例えば、権力距離が高いベトナムでは、先生や年長者との距離感や敬意の示し方が日本とは異なるため、人間関係の場面で戸惑いが生じる可能性がある。また、不確実性回避が高い日本から低いベトナムに渡った学生は、予定やルールがはっきりしないことへの不安をショック期に感じやすいだろう。一方フィジーでは、集団主義的な共同体の中に受け入れられることが、調整期や適応期の支えになる可能性がある。</w:t>
       </w:r>
     </w:p>
     <w:p>
@@ -3125,7 +3125,7 @@
         <w:rPr>
           <w:color w:val="FF0000"/>
         </w:rPr>
-        <w:t xml:space="preserve">こうしたスコア差は、5章で述べた文化的コンテクスト理論とも重なり、衝突がなぜ起きたのかを読み解く手がかりとなる。ただし、スコアは国単位の平均であり、個人の経験をそのまま説明するものではない。そこで本研究では、スコアを数量的な分析に使うのではなく、筆者の事例とアンケートで語られた衝突を解釈するための手がかりとして用いる。</w:t>
+        <w:t xml:space="preserve">こうしたスコア差は、5章で述べた文化的コンテクスト理論とも重なり、衝突がなぜ起きたのかを読み解く手がかりとなる。ただし、スコアはあくまで国単位の平均であり、個人の経験をそのまま説明できるものではない。そのため本研究では、スコアを数量的な分析に用いるのではなく、筆者の事例やアンケートで語られた衝突を解釈するための手がかりとして用いる。</w:t>
       </w:r>
     </w:p>
     <w:p>
@@ -3168,7 +3168,7 @@
       <w:pPr>
         <w:spacing w:after="40" w:line="300"/>
       </w:pPr>
-      <w:hyperlink w:history="1" r:id="rIdqjuhwaq6na8eepqxpphvl">
+      <w:hyperlink w:history="1" r:id="rIdd8gxqrgm8o7latyujts1m">
         <w:r>
           <w:rPr>
             <w:color w:val="0563C1"/>
@@ -3190,7 +3190,7 @@
       <w:pPr>
         <w:spacing w:after="40" w:line="300"/>
       </w:pPr>
-      <w:hyperlink w:history="1" r:id="rIdj5ilynzrhcikn-utzw4jr">
+      <w:hyperlink w:history="1" r:id="rId2gy6het1mo_nfqymvti8e">
         <w:r>
           <w:rPr>
             <w:color w:val="0563C1"/>
@@ -3212,7 +3212,7 @@
       <w:pPr>
         <w:spacing w:after="40" w:line="300"/>
       </w:pPr>
-      <w:hyperlink w:history="1" r:id="rIdfgrqdhchg1-m5dt0f34jy">
+      <w:hyperlink w:history="1" r:id="rId268cqshbhcutavob4px5e">
         <w:r>
           <w:rPr>
             <w:color w:val="0563C1"/>
@@ -3257,7 +3257,7 @@
         <w:rPr>
           <w:color w:val="FF0000"/>
         </w:rPr>
-        <w:t xml:space="preserve">本研究は、①筆者自身の事例研究と、②他の留学経験者へのアンケートの2つを組み合わせる。①で衝突と乗り越え方を深く描き、②でそれが他の人にも共通するかを確かめる。</w:t>
+        <w:t xml:space="preserve">本研究では、①筆者自身の事例研究と、②ほかの留学経験者へのアンケートの2つを組み合わせて調査を行う。①では衝突とその乗り越え方を詳しく描き、②ではそれがほかの留学経験者にも共通するのかを確かめる。</w:t>
       </w:r>
     </w:p>
     <w:p>
@@ -3282,7 +3282,7 @@
         <w:rPr>
           <w:color w:val="FF0000"/>
         </w:rPr>
-        <w:t xml:space="preserve">フィジー（3年間）とベトナム（1年間）での筆者の経験を、「やったことリスト」や当時の写真・日記・SNSなどの記録を手がかりに振り返る。衝突の一つひとつについて、アンケートと同じ項目で書き出し、次の表にまとめる。</w:t>
+        <w:t xml:space="preserve">フィジー（3年間）とベトナム（1年間）での筆者の経験を、「やったことリスト」や当時の写真、日記、SNSなどの記録をもとに振り返る。そして、一つひとつの衝突について、アンケートと同じ項目で書き出し、次の表にまとめる。</w:t>
       </w:r>
     </w:p>
     <w:tbl>
@@ -4729,7 +4729,7 @@
         <w:rPr>
           <w:color w:val="FF0000"/>
         </w:rPr>
-        <w:t xml:space="preserve">種類によって、慣れれば解決するもの（生活環境など）と、慣れても受け入れにくいもの（価値観や宗教など）があると考えられる。</w:t>
+        <w:t xml:space="preserve">衝突の種類によって、慣れることで解決するもの（生活環境など）と、慣れても受け入れることが難しいもの（価値観や宗教など）があると考えられる。</w:t>
       </w:r>
     </w:p>
     <w:p>
@@ -4754,7 +4754,7 @@
         <w:rPr>
           <w:color w:val="FF0000"/>
         </w:rPr>
-        <w:t xml:space="preserve">留学経験を持つ大学生</w:t>
+        <w:t xml:space="preserve">調査の対象は、留学経験のある大学生とする</w:t>
       </w:r>
       <w:r>
         <w:rPr>
@@ -4768,7 +4768,7 @@
         <w:rPr>
           <w:color w:val="FF0000"/>
         </w:rPr>
-        <w:t xml:space="preserve">を対象とする。留学期間、渡航時の学年、留学の形態（交換留学・語学留学など）を記録する。「乗り越えられなかった」「楽しめなかった」人も対象に含める。</w:t>
+        <w:t xml:space="preserve">。あわせて、留学期間、渡航時の学年、留学の形態（交換留学・語学留学など）も記録する。また、「乗り越えられなかった」「楽しめなかった」と感じている人も対象に含める。</w:t>
       </w:r>
     </w:p>
     <w:p>
@@ -4793,7 +4793,7 @@
         <w:rPr>
           <w:color w:val="FF0000"/>
         </w:rPr>
-        <w:t xml:space="preserve">自由記述式のアンケート（Googleフォームなど）で、留学中の困難を1人1〜3件ずつ尋ね、困難ごとに次の6項目を答えてもらう。答えが短い人や興味深い人には、30分程度の追加インタビューをお願いする。</w:t>
+        <w:t xml:space="preserve">アンケートは自由記述式（Googleフォームなど）とし、留学中に経験した困難を1人1〜3件ずつ挙げてもらう。そのうえで、困難ごとに次の6つの質問に答えてもらう。回答が短い人や、詳しく話を聞きたい人には、30分程度の追加インタビューをお願いする。</w:t>
       </w:r>
     </w:p>
     <w:p>
@@ -4914,7 +4914,7 @@
         <w:rPr>
           <w:color w:val="FF0000"/>
         </w:rPr>
-        <w:t xml:space="preserve">筆者の事例とアンケートの回答を、衝突の種類（食、宗教、価値観、生活環境、コミュニケーション、人間関係）ごとに分ける。種類ごとに「乗り越え方」と「結果」を並べて共通点を探し、「楽しめた人」と「受け入れられなかった人」を比べて、何が分かれ道になったかを探る。分類はKJ法などの手法を参考にする</w:t>
+        <w:t xml:space="preserve">筆者の事例とアンケートの回答を、衝突の種類（食、宗教、価値観、生活環境、コミュニケーション、人間関係）ごとに分類する。そのうえで、種類ごとに「乗り越え方」と「結果」を並べて共通点を探す。さらに、「楽しめた人」と「受け入れられなかった人」を比較し、何が分かれ道になったのかを考察する。分類にあたっては、KJ法などの手法を参考にする</w:t>
       </w:r>
       <w:r>
         <w:rPr>
@@ -4953,7 +4953,7 @@
         <w:rPr>
           <w:color w:val="FF0000"/>
         </w:rPr>
-        <w:t xml:space="preserve">協力者には研究の目的とデータの扱いを書面で説明し、同意を得る。論文では名前を記号（A、B…）に置き換え、個人が特定されないようにする。途中で参加をやめても不利益がないことも伝える。</w:t>
+        <w:t xml:space="preserve">協力者には、研究の目的とデータの扱いについて書面で説明し、同意を得たうえで調査を行う。論文では協力者の名前を記号（A、B…）に置き換え、個人が特定されないように配慮する。また、途中で参加をやめても不利益はないことを伝える。</w:t>
       </w:r>
       <w:r>
         <w:rPr>

--- a/output/異文化適応のプロセス_前半_加筆版.docx
+++ b/output/異文化適応のプロセス_前半_加筆版.docx
@@ -208,7 +208,7 @@
       <w:pPr>
         <w:spacing w:after="40" w:line="300"/>
       </w:pPr>
-      <w:hyperlink w:history="1" r:id="rIdib6oiqw-wwqhdrrs1tzib">
+      <w:hyperlink w:history="1" r:id="rId4fihmwhr0kbpfjoq1_mpw">
         <w:r>
           <w:rPr>
             <w:color w:val="0563C1"/>
@@ -230,7 +230,7 @@
       <w:pPr>
         <w:spacing w:after="40" w:line="300"/>
       </w:pPr>
-      <w:hyperlink w:history="1" r:id="rIdmhm6tyjct93aocg-orhjy">
+      <w:hyperlink w:history="1" r:id="rIdpobnqkwyo5n-7lcx_yvsx">
         <w:r>
           <w:rPr>
             <w:color w:val="0563C1"/>
@@ -252,7 +252,7 @@
       <w:pPr>
         <w:spacing w:after="40" w:line="300"/>
       </w:pPr>
-      <w:hyperlink w:history="1" r:id="rIdrachs3zgzkt6khpobauxi">
+      <w:hyperlink w:history="1" r:id="rIdjjqkehi_slxuvbu8oeooc">
         <w:r>
           <w:rPr>
             <w:color w:val="0563C1"/>
@@ -620,7 +620,7 @@
       <w:pPr>
         <w:spacing w:after="40" w:line="300"/>
       </w:pPr>
-      <w:hyperlink w:history="1" r:id="rIddiywgk2og5qvfktxyyfeu">
+      <w:hyperlink w:history="1" r:id="rId0kk8anrku6xtc-pehvnan">
         <w:r>
           <w:rPr>
             <w:color w:val="0563C1"/>
@@ -1353,7 +1353,7 @@
       <w:pPr>
         <w:spacing w:after="40" w:line="300"/>
       </w:pPr>
-      <w:hyperlink w:history="1" r:id="rIdbqc8dy46bfdssu2byov7d">
+      <w:hyperlink w:history="1" r:id="rIdn-9t9lyjrjw886lq6ddz2">
         <w:r>
           <w:rPr>
             <w:color w:val="0563C1"/>
@@ -1375,7 +1375,7 @@
       <w:pPr>
         <w:spacing w:after="40" w:line="300"/>
       </w:pPr>
-      <w:hyperlink w:history="1" r:id="rIdxfcbqqldit0li9qgiznt6">
+      <w:hyperlink w:history="1" r:id="rIdrmi2f15abnffmvo-48qk-">
         <w:r>
           <w:rPr>
             <w:color w:val="0563C1"/>
@@ -1397,7 +1397,7 @@
       <w:pPr>
         <w:spacing w:after="40" w:line="300"/>
       </w:pPr>
-      <w:hyperlink w:history="1" r:id="rIdzs3sgulqt7vgx9qu2anpz">
+      <w:hyperlink w:history="1" r:id="rIdsobok2p01coqa56plwh_w">
         <w:r>
           <w:rPr>
             <w:color w:val="0563C1"/>
@@ -1419,7 +1419,7 @@
       <w:pPr>
         <w:spacing w:after="40" w:line="300"/>
       </w:pPr>
-      <w:hyperlink w:history="1" r:id="rId8ml-frbmj0kt789emvzgx">
+      <w:hyperlink w:history="1" r:id="rId-cctfq9unsivanw--xrxd">
         <w:r>
           <w:rPr>
             <w:color w:val="0563C1"/>
@@ -1522,18 +1522,19 @@
         <w:rPr>
           <w:color w:val="FF0000"/>
         </w:rPr>
-        <w:t xml:space="preserve">田村（2015）は、カルチャーショックの本質は「自己の常識の相対化と新たな意味づけ」にあると述べている。</w:t>
-      </w:r>
-      <w:r>
-        <w:rPr>
-          <w:b/>
-          <w:bCs/>
-          <w:color w:val="FF0000"/>
-        </w:rPr>
-        <w:t xml:space="preserve">【要確認：田村（2015）の実在】</w:t>
-      </w:r>
-      <w:r>
-        <w:t xml:space="preserve">この指摘は、異文化との衝突が単なる不快体験ではなく、自己認識の揺らぎを含む深層的な葛藤であることを裏づける。本研究では、この感情的混乱を通じて新たな気づきが促される点に注目する。</w:t>
+        <w:t xml:space="preserve">オバーグ（Oberg 1960）は、この段階を、慣れ親しんだ習慣や合図が通じなくなることで不安や不満が強まる時期として説明している。</w:t>
+      </w:r>
+      <w:r>
+        <w:t xml:space="preserve">この指摘は、異文化との衝突が単なる不快体験ではなく、自己認識の揺らぎを含む深層的な葛藤であることを裏づける。</w:t>
+      </w:r>
+      <w:r>
+        <w:rPr>
+          <w:color w:val="FF0000"/>
+        </w:rPr>
+        <w:t xml:space="preserve">筆者自身も、フィジーで飼っていた羊が解体されて食卓に出てきたときには、それまで当たり前だと思っていた自分の常識が通用しないことに強く戸惑った。</w:t>
+      </w:r>
+      <w:r>
+        <w:t xml:space="preserve">本研究では、この感情的混乱を通じて新たな気づきが促される点に注目する。</w:t>
       </w:r>
     </w:p>
     <w:p>
@@ -1751,7 +1752,7 @@
           <w:bCs/>
           <w:color w:val="FF0000"/>
         </w:rPr>
-        <w:t xml:space="preserve">【要確認：上の5文献（Oberg以外）はダミーURLが付いていたためURLを削除した。田村（2015）・佐藤（2019）は本文で引用しているので、特に実在を確認する。確認できない文献は削除する】</w:t>
+        <w:t xml:space="preserve">【要確認：上の5文献（Oberg以外）はダミーURLが付いていたためURLを削除した。佐藤（2019）は本文で引用しているので、特に実在を確認する。確認できない文献は削除する】</w:t>
       </w:r>
     </w:p>
     <w:p>
@@ -3168,7 +3169,7 @@
       <w:pPr>
         <w:spacing w:after="40" w:line="300"/>
       </w:pPr>
-      <w:hyperlink w:history="1" r:id="rIdd8gxqrgm8o7latyujts1m">
+      <w:hyperlink w:history="1" r:id="rIdcvicpnr11hdgamf686pom">
         <w:r>
           <w:rPr>
             <w:color w:val="0563C1"/>
@@ -3190,7 +3191,7 @@
       <w:pPr>
         <w:spacing w:after="40" w:line="300"/>
       </w:pPr>
-      <w:hyperlink w:history="1" r:id="rId2gy6het1mo_nfqymvti8e">
+      <w:hyperlink w:history="1" r:id="rId3oeddemoqkwiagjok5q-4">
         <w:r>
           <w:rPr>
             <w:color w:val="0563C1"/>
@@ -3212,7 +3213,7 @@
       <w:pPr>
         <w:spacing w:after="40" w:line="300"/>
       </w:pPr>
-      <w:hyperlink w:history="1" r:id="rId268cqshbhcutavob4px5e">
+      <w:hyperlink w:history="1" r:id="rIdbltvurwqexttdi7bnqgca">
         <w:r>
           <w:rPr>
             <w:color w:val="0563C1"/>

--- a/output/異文化適応のプロセス_前半_加筆版.docx
+++ b/output/異文化適応のプロセス_前半_加筆版.docx
@@ -208,7 +208,7 @@
       <w:pPr>
         <w:spacing w:after="40" w:line="300"/>
       </w:pPr>
-      <w:hyperlink w:history="1" r:id="rId4fihmwhr0kbpfjoq1_mpw">
+      <w:hyperlink w:history="1" r:id="rIde14ansd4ricdl953vsp98">
         <w:r>
           <w:rPr>
             <w:color w:val="0563C1"/>
@@ -230,7 +230,7 @@
       <w:pPr>
         <w:spacing w:after="40" w:line="300"/>
       </w:pPr>
-      <w:hyperlink w:history="1" r:id="rIdpobnqkwyo5n-7lcx_yvsx">
+      <w:hyperlink w:history="1" r:id="rIdv-mheutc_p0gkalu5ebfh">
         <w:r>
           <w:rPr>
             <w:color w:val="0563C1"/>
@@ -252,7 +252,7 @@
       <w:pPr>
         <w:spacing w:after="40" w:line="300"/>
       </w:pPr>
-      <w:hyperlink w:history="1" r:id="rIdjjqkehi_slxuvbu8oeooc">
+      <w:hyperlink w:history="1" r:id="rId8hp2pj2ljtwet81az956z">
         <w:r>
           <w:rPr>
             <w:color w:val="0563C1"/>
@@ -620,7 +620,7 @@
       <w:pPr>
         <w:spacing w:after="40" w:line="300"/>
       </w:pPr>
-      <w:hyperlink w:history="1" r:id="rId0kk8anrku6xtc-pehvnan">
+      <w:hyperlink w:history="1" r:id="rIdjd6zjmvvic7lkljflvgm2">
         <w:r>
           <w:rPr>
             <w:color w:val="0563C1"/>
@@ -1353,7 +1353,7 @@
       <w:pPr>
         <w:spacing w:after="40" w:line="300"/>
       </w:pPr>
-      <w:hyperlink w:history="1" r:id="rIdn-9t9lyjrjw886lq6ddz2">
+      <w:hyperlink w:history="1" r:id="rIdb-qlkeueh0zy2ftgwtm4i">
         <w:r>
           <w:rPr>
             <w:color w:val="0563C1"/>
@@ -1375,7 +1375,7 @@
       <w:pPr>
         <w:spacing w:after="40" w:line="300"/>
       </w:pPr>
-      <w:hyperlink w:history="1" r:id="rIdrmi2f15abnffmvo-48qk-">
+      <w:hyperlink w:history="1" r:id="rIdlhwfi3ddzwwzpctiinmww">
         <w:r>
           <w:rPr>
             <w:color w:val="0563C1"/>
@@ -1397,7 +1397,7 @@
       <w:pPr>
         <w:spacing w:after="40" w:line="300"/>
       </w:pPr>
-      <w:hyperlink w:history="1" r:id="rIdsobok2p01coqa56plwh_w">
+      <w:hyperlink w:history="1" r:id="rIdq78zn4-llv4hdy8q5_e1p">
         <w:r>
           <w:rPr>
             <w:color w:val="0563C1"/>
@@ -1419,7 +1419,7 @@
       <w:pPr>
         <w:spacing w:after="40" w:line="300"/>
       </w:pPr>
-      <w:hyperlink w:history="1" r:id="rId-cctfq9unsivanw--xrxd">
+      <w:hyperlink w:history="1" r:id="rIdmkq3rqobatw6sxohp1akq">
         <w:r>
           <w:rPr>
             <w:color w:val="0563C1"/>
@@ -1494,7 +1494,13 @@
         <w:t xml:space="preserve">オバーグ（Oberg 1960）は、異文化に入った直後のこの段階を「ハネムーン期」と呼び、新しい文化への期待や興奮が強い時期であると述べている。この指摘は、</w:t>
       </w:r>
       <w:r>
-        <w:t xml:space="preserve">初期の情動的高揚がカルチャーショックの前触れであることを示唆しており、本研究の問題意識と一致する。</w:t>
+        <w:rPr>
+          <w:color w:val="FF0000"/>
+        </w:rPr>
+        <w:t xml:space="preserve">留学したばかりの頃の気持ちの盛り上がりが、その後に来る</w:t>
+      </w:r>
+      <w:r>
+        <w:t xml:space="preserve">カルチャーショックの前触れであることを示唆しており、本研究の問題意識と一致する。</w:t>
       </w:r>
     </w:p>
     <w:p>
@@ -3169,7 +3175,7 @@
       <w:pPr>
         <w:spacing w:after="40" w:line="300"/>
       </w:pPr>
-      <w:hyperlink w:history="1" r:id="rIdcvicpnr11hdgamf686pom">
+      <w:hyperlink w:history="1" r:id="rId3bpfucraztdraahdrbvkf">
         <w:r>
           <w:rPr>
             <w:color w:val="0563C1"/>
@@ -3191,7 +3197,7 @@
       <w:pPr>
         <w:spacing w:after="40" w:line="300"/>
       </w:pPr>
-      <w:hyperlink w:history="1" r:id="rId3oeddemoqkwiagjok5q-4">
+      <w:hyperlink w:history="1" r:id="rIde-umky4l5vbqc9e7jj0bx">
         <w:r>
           <w:rPr>
             <w:color w:val="0563C1"/>
@@ -3213,7 +3219,7 @@
       <w:pPr>
         <w:spacing w:after="40" w:line="300"/>
       </w:pPr>
-      <w:hyperlink w:history="1" r:id="rIdbltvurwqexttdi7bnqgca">
+      <w:hyperlink w:history="1" r:id="rIdwsuu-teiwx4lijhnejwby">
         <w:r>
           <w:rPr>
             <w:color w:val="0563C1"/>

--- a/output/異文化適応のプロセス_前半_加筆版.docx
+++ b/output/異文化適応のプロセス_前半_加筆版.docx
@@ -208,7 +208,7 @@
       <w:pPr>
         <w:spacing w:after="40" w:line="300"/>
       </w:pPr>
-      <w:hyperlink w:history="1" r:id="rIde14ansd4ricdl953vsp98">
+      <w:hyperlink w:history="1" r:id="rIdxuqisogs8ecwm3rrh9pe7">
         <w:r>
           <w:rPr>
             <w:color w:val="0563C1"/>
@@ -230,7 +230,7 @@
       <w:pPr>
         <w:spacing w:after="40" w:line="300"/>
       </w:pPr>
-      <w:hyperlink w:history="1" r:id="rIdv-mheutc_p0gkalu5ebfh">
+      <w:hyperlink w:history="1" r:id="rIdoawils2tztboa3r8n1yyo">
         <w:r>
           <w:rPr>
             <w:color w:val="0563C1"/>
@@ -252,7 +252,7 @@
       <w:pPr>
         <w:spacing w:after="40" w:line="300"/>
       </w:pPr>
-      <w:hyperlink w:history="1" r:id="rId8hp2pj2ljtwet81az956z">
+      <w:hyperlink w:history="1" r:id="rIdgqhp-i4vqc91vq_rquocb">
         <w:r>
           <w:rPr>
             <w:color w:val="0563C1"/>
@@ -620,7 +620,7 @@
       <w:pPr>
         <w:spacing w:after="40" w:line="300"/>
       </w:pPr>
-      <w:hyperlink w:history="1" r:id="rIdjd6zjmvvic7lkljflvgm2">
+      <w:hyperlink w:history="1" r:id="rIde19bf_yuvlaswmavwyjoa">
         <w:r>
           <w:rPr>
             <w:color w:val="0563C1"/>
@@ -1353,7 +1353,7 @@
       <w:pPr>
         <w:spacing w:after="40" w:line="300"/>
       </w:pPr>
-      <w:hyperlink w:history="1" r:id="rIdb-qlkeueh0zy2ftgwtm4i">
+      <w:hyperlink w:history="1" r:id="rIdmq5zpgw5kxs0ckeugj3ht">
         <w:r>
           <w:rPr>
             <w:color w:val="0563C1"/>
@@ -1375,7 +1375,7 @@
       <w:pPr>
         <w:spacing w:after="40" w:line="300"/>
       </w:pPr>
-      <w:hyperlink w:history="1" r:id="rIdlhwfi3ddzwwzpctiinmww">
+      <w:hyperlink w:history="1" r:id="rIdutapwgl-id0fxiah4dvkv">
         <w:r>
           <w:rPr>
             <w:color w:val="0563C1"/>
@@ -1390,36 +1390,14 @@
         <w:spacing w:line="300"/>
       </w:pPr>
       <w:r>
-        <w:t xml:space="preserve">宮本真理（2021）『異文化コミュニケーションにおける沈黙の役割』文化と社会 44, 35-42.</w:t>
+        <w:t xml:space="preserve">川島智（2018）『ホフステードの文化モデルの再検討』国際文化研究 12, 15-24.</w:t>
       </w:r>
     </w:p>
     <w:p>
       <w:pPr>
         <w:spacing w:after="40" w:line="300"/>
       </w:pPr>
-      <w:hyperlink w:history="1" r:id="rIdq78zn4-llv4hdy8q5_e1p">
-        <w:r>
-          <w:rPr>
-            <w:color w:val="0563C1"/>
-            <w:u w:val="single"/>
-          </w:rPr>
-          <w:t xml:space="preserve">https://www.takushoku-u.ac.jp/summary/pdf/bunkasociety_44.pdf</w:t>
-        </w:r>
-      </w:hyperlink>
-    </w:p>
-    <w:p>
-      <w:pPr>
-        <w:spacing w:line="300"/>
-      </w:pPr>
-      <w:r>
-        <w:t xml:space="preserve">川島智（2018）『ホフステードの文化モデルの再検討』国際文化研究 12, 15-24.</w:t>
-      </w:r>
-    </w:p>
-    <w:p>
-      <w:pPr>
-        <w:spacing w:after="40" w:line="300"/>
-      </w:pPr>
-      <w:hyperlink w:history="1" r:id="rIdmkq3rqobatw6sxohp1akq">
+      <w:hyperlink w:history="1" r:id="rIdnk_e-oj_0ahwty5o9fpbq">
         <w:r>
           <w:rPr>
             <w:color w:val="0563C1"/>
@@ -1450,7 +1428,7 @@
           <w:bCs/>
           <w:color w:val="FF0000"/>
         </w:rPr>
-        <w:t xml:space="preserve">【要確認：この4文献は、4章末の文献と著者名が一致しない（堀田晴美／堀田佳男など）。CiNiiで実在を確認し、確認できないものは削除する】</w:t>
+        <w:t xml:space="preserve">【要確認：上の文献は、4章末の文献と著者名が一致しない（堀田晴美／堀田佳男など）。CiNiiで実在を確認し、確認できないものは削除する】</w:t>
       </w:r>
     </w:p>
     <w:p>
@@ -1568,7 +1546,7 @@
         <w:rPr>
           <w:color w:val="FF0000"/>
         </w:rPr>
-        <w:t xml:space="preserve">宮本（2021）が指摘するように、「沈黙の解釈が文化によって異なることがコミュニケーションの障壁を生む」。</w:t>
+        <w:t xml:space="preserve">ホール（Hall 1976）が示したように、沈黙の意味は文化によって異なり、それがコミュニケーションの障壁になることがある。</w:t>
       </w:r>
       <w:r>
         <w:t xml:space="preserve">この知見は、文化的前提の違いを自覚することが適応の出発点になることを示し、本研究の焦点である認知的変化と一致する。</w:t>
@@ -1729,14 +1707,6 @@
         <w:spacing w:line="300"/>
       </w:pPr>
       <w:r>
-        <w:t xml:space="preserve">宮本茜（2021）『異文化コミュニケーションにおける沈黙の意味』, p.42.</w:t>
-      </w:r>
-    </w:p>
-    <w:p>
-      <w:pPr>
-        <w:spacing w:line="300"/>
-      </w:pPr>
-      <w:r>
         <w:t xml:space="preserve">川島直樹（2018）『文化の次元と異文化適応の関係性』, p.10.</w:t>
       </w:r>
     </w:p>
@@ -1758,7 +1728,7 @@
           <w:bCs/>
           <w:color w:val="FF0000"/>
         </w:rPr>
-        <w:t xml:space="preserve">【要確認：上の5文献（Oberg以外）はダミーURLが付いていたためURLを削除した。佐藤（2019）は本文で引用しているので、特に実在を確認する。確認できない文献は削除する】</w:t>
+        <w:t xml:space="preserve">【要確認：上の文献（Oberg以外）はダミーURLが付いていたためURLを削除した。佐藤（2019）は本文で引用しているので、特に実在を確認する。確認できない文献は削除する】</w:t>
       </w:r>
     </w:p>
     <w:p>
@@ -1799,10 +1769,10 @@
         <w:rPr>
           <w:color w:val="FF0000"/>
         </w:rPr>
-        <w:t xml:space="preserve">宮本（2021）は「沈黙の解釈が</w:t>
-      </w:r>
-      <w:r>
-        <w:t xml:space="preserve">文化によって異なることがコミュニケーションの障壁を生む」と指摘している。この指摘は、本研究で扱うカルチャーショックの根底に、コンテクスト認識の違いがあることを裏づける。</w:t>
+        <w:t xml:space="preserve">ホール（Hall 1976）の理論に基づけば、沈黙の解釈が文化によって異なることは、コミュニケーションの障壁を生むと言える。</w:t>
+      </w:r>
+      <w:r>
+        <w:t xml:space="preserve">この指摘は、本研究で扱うカルチャーショックの根底に、コンテクスト認識の違いがあることを裏づける。</w:t>
       </w:r>
     </w:p>
     <w:p>
@@ -3175,7 +3145,7 @@
       <w:pPr>
         <w:spacing w:after="40" w:line="300"/>
       </w:pPr>
-      <w:hyperlink w:history="1" r:id="rId3bpfucraztdraahdrbvkf">
+      <w:hyperlink w:history="1" r:id="rIdtats5hfbvj_eugszttasi">
         <w:r>
           <w:rPr>
             <w:color w:val="0563C1"/>
@@ -3197,7 +3167,7 @@
       <w:pPr>
         <w:spacing w:after="40" w:line="300"/>
       </w:pPr>
-      <w:hyperlink w:history="1" r:id="rIde-umky4l5vbqc9e7jj0bx">
+      <w:hyperlink w:history="1" r:id="rIdma3v7md2xw0aaafvrvad8">
         <w:r>
           <w:rPr>
             <w:color w:val="0563C1"/>
@@ -3219,7 +3189,7 @@
       <w:pPr>
         <w:spacing w:after="40" w:line="300"/>
       </w:pPr>
-      <w:hyperlink w:history="1" r:id="rIdwsuu-teiwx4lijhnejwby">
+      <w:hyperlink w:history="1" r:id="rIdtbqp25bw2rh2xecssuex4">
         <w:r>
           <w:rPr>
             <w:color w:val="0563C1"/>

--- a/output/異文化適応のプロセス_前半_加筆版.docx
+++ b/output/異文化適応のプロセス_前半_加筆版.docx
@@ -208,7 +208,7 @@
       <w:pPr>
         <w:spacing w:after="40" w:line="300"/>
       </w:pPr>
-      <w:hyperlink w:history="1" r:id="rIdxuqisogs8ecwm3rrh9pe7">
+      <w:hyperlink w:history="1" r:id="rIdvwi3fyumcqu_rxdcgpnjo">
         <w:r>
           <w:rPr>
             <w:color w:val="0563C1"/>
@@ -230,7 +230,7 @@
       <w:pPr>
         <w:spacing w:after="40" w:line="300"/>
       </w:pPr>
-      <w:hyperlink w:history="1" r:id="rIdoawils2tztboa3r8n1yyo">
+      <w:hyperlink w:history="1" r:id="rIdf6emr3ewiyauz2u27qtu_">
         <w:r>
           <w:rPr>
             <w:color w:val="0563C1"/>
@@ -252,7 +252,7 @@
       <w:pPr>
         <w:spacing w:after="40" w:line="300"/>
       </w:pPr>
-      <w:hyperlink w:history="1" r:id="rIdgqhp-i4vqc91vq_rquocb">
+      <w:hyperlink w:history="1" r:id="rIdiithtnnknhjn1cahsa7hl">
         <w:r>
           <w:rPr>
             <w:color w:val="0563C1"/>
@@ -620,7 +620,7 @@
       <w:pPr>
         <w:spacing w:after="40" w:line="300"/>
       </w:pPr>
-      <w:hyperlink w:history="1" r:id="rIde19bf_yuvlaswmavwyjoa">
+      <w:hyperlink w:history="1" r:id="rIduizrtod73z9lpg-ci6lml">
         <w:r>
           <w:rPr>
             <w:color w:val="0563C1"/>
@@ -786,7 +786,16 @@
         <w:spacing w:after="160" w:line="340"/>
       </w:pPr>
       <w:r>
-        <w:t xml:space="preserve">ホフステードはIBM社員への国際調査を通じ、文化を「権力距離」「個人主義・集団主義」「男性性・女性性」「不確実性回避」「長期志向」「人生の享楽志向」の6次元で分類した。これにより国家ごとの文化的傾向を定量的に比較でき、文化が個人の行動や思考に与える影響を構造的に把握する枠組みを提供した。たとえば、日本は集団主義や高い不確実性回避傾向、米国は個人主義や低い不確実性回避傾向が強く、この違いがグループワークや自己主張の場面での戸惑いや衝突を生む。国内研究でも「文化の次元を理解することで異文化適応は促進される」と報告されており（川島 2018）、本研究が重視する文化的気づきと適応の関連を裏づける。しかし、ホフステード理論は国民単位の集計に依拠しており、個人の多様性や時代変化には十分対応できないとの批判もある。6次元モデルは有用だが、実際の適応過程における動的な感情変化や創造的対応までは反映されていない。そこで本研究ではこの枠組みを踏まえつつ、留学生個人の語りにある創造的な適応や意味づけにも焦点を当て、より多面的な理解を目指す。</w:t>
+        <w:t xml:space="preserve">ホフステードはIBM社員への国際調査を通じ、文化を「権力距離」「個人主義・集団主義」「男性性・女性性」「不確実性回避」「長期志向」「人生の享楽志向」の6次元で分類した。これにより国家ごとの文化的傾向を定量的に比較でき、文化が個人の行動や思考に与える影響を構造的に把握する枠組みを提供した。たとえば、日本は集団主義や高い不確実性回避傾向、米国は個人主義や低い不確実性回避傾向が強く、この違いがグループワークや自己主張の場面での戸惑いや衝突を生む。</w:t>
+      </w:r>
+      <w:r>
+        <w:rPr>
+          <w:color w:val="FF0000"/>
+        </w:rPr>
+        <w:t xml:space="preserve">ホフステードら（Hofstede et al. 2010）の文化次元の考え方を踏まえると、文化の次元を理解することは異文化適応を助けると考えられる。この点は、</w:t>
+      </w:r>
+      <w:r>
+        <w:t xml:space="preserve">本研究が重視する文化的気づきと適応の関連を裏づける。しかし、ホフステード理論は国民単位の集計に依拠しており、個人の多様性や時代変化には十分対応できないとの批判もある。6次元モデルは有用だが、実際の適応過程における動的な感情変化や創造的対応までは反映されていない。そこで本研究ではこの枠組みを踏まえつつ、留学生個人の語りにある創造的な適応や意味づけにも焦点を当て、より多面的な理解を目指す。</w:t>
       </w:r>
     </w:p>
     <w:p>
@@ -1353,7 +1362,7 @@
       <w:pPr>
         <w:spacing w:after="40" w:line="300"/>
       </w:pPr>
-      <w:hyperlink w:history="1" r:id="rIdmq5zpgw5kxs0ckeugj3ht">
+      <w:hyperlink w:history="1" r:id="rIdieuqnzarhq8k0yhdwnsqs">
         <w:r>
           <w:rPr>
             <w:color w:val="0563C1"/>
@@ -1375,7 +1384,7 @@
       <w:pPr>
         <w:spacing w:after="40" w:line="300"/>
       </w:pPr>
-      <w:hyperlink w:history="1" r:id="rIdutapwgl-id0fxiah4dvkv">
+      <w:hyperlink w:history="1" r:id="rIdfqbgvj0darfuem3yk-gc8">
         <w:r>
           <w:rPr>
             <w:color w:val="0563C1"/>
@@ -1390,22 +1399,11 @@
         <w:spacing w:line="300"/>
       </w:pPr>
       <w:r>
-        <w:t xml:space="preserve">川島智（2018）『ホフステードの文化モデルの再検討』国際文化研究 12, 15-24.</w:t>
-      </w:r>
-    </w:p>
-    <w:p>
-      <w:pPr>
-        <w:spacing w:after="40" w:line="300"/>
-      </w:pPr>
-      <w:hyperlink w:history="1" r:id="rIdnk_e-oj_0ahwty5o9fpbq">
-        <w:r>
-          <w:rPr>
-            <w:color w:val="0563C1"/>
-            <w:u w:val="single"/>
-          </w:rPr>
-          <w:t xml:space="preserve">https://www.jiu.ac.jp/research/pdf/international_12.pdf</w:t>
-        </w:r>
-      </w:hyperlink>
+        <w:rPr>
+          <w:color w:val="FF0000"/>
+        </w:rPr>
+        <w:t xml:space="preserve">Hofstede, G., Hofstede, G. J., &amp; Minkov, M. (2010). Cultures and Organizations: Software of the Mind (3rd ed.). McGraw-Hill.</w:t>
+      </w:r>
     </w:p>
     <w:p>
       <w:pPr>
@@ -1577,10 +1575,10 @@
         <w:rPr>
           <w:color w:val="FF0000"/>
         </w:rPr>
-        <w:t xml:space="preserve">川島（2018）は「文化の次元を理解することで異文化適応は促進される」と述べている。</w:t>
-      </w:r>
-      <w:r>
-        <w:t xml:space="preserve">この指摘は、文化理解が実際の適応行動に直結していることを裏づけており、感情と認知と行動の統合的変化としての適応期を明確にする。</w:t>
+        <w:t xml:space="preserve">ホフステードら（Hofstede et al. 2010）の文化次元の考え方を踏まえると、文化の次元を理解することは異文化適応を助けると考えられる。この点は、</w:t>
+      </w:r>
+      <w:r>
+        <w:t xml:space="preserve">文化理解が実際の適応行動に直結していることを裏づけており、感情と認知と行動の統合的変化としての適応期を明確にする。</w:t>
       </w:r>
     </w:p>
     <w:p>
@@ -1608,18 +1606,19 @@
         <w:rPr>
           <w:color w:val="FF0000"/>
         </w:rPr>
-        <w:t xml:space="preserve">佐藤（2019）は、異文化をポジティブに捉える力が、持続的な適応と成長を支えると述べている。</w:t>
-      </w:r>
-      <w:r>
-        <w:rPr>
-          <w:b/>
-          <w:bCs/>
-          <w:color w:val="FF0000"/>
-        </w:rPr>
-        <w:t xml:space="preserve">【要確認：佐藤（2019）の実在。確認できなければこの文は削除】</w:t>
-      </w:r>
-      <w:r>
-        <w:t xml:space="preserve">この知見は、文化に対する情動的反転と認知の柔軟性が深い適応を支えることを裏づける。この「楽しむ力」は、ショックや調整の経験があってこそ芽生える点で、異文化経験の総体的成熟を象徴する。</w:t>
+        <w:t xml:space="preserve">本研究では、異文化を前向きに捉える力が、長く続く適応や成長を支えると考える。つまり、</w:t>
+      </w:r>
+      <w:r>
+        <w:t xml:space="preserve">文化に対する情動的反転と認知の柔軟性が深い適応を支える</w:t>
+      </w:r>
+      <w:r>
+        <w:rPr>
+          <w:color w:val="FF0000"/>
+        </w:rPr>
+        <w:t xml:space="preserve">ということである。</w:t>
+      </w:r>
+      <w:r>
+        <w:t xml:space="preserve">この「楽しむ力」は、ショックや調整の経験があってこそ芽生える点で、異文化経験の総体的成熟を象徴する。</w:t>
       </w:r>
     </w:p>
     <w:p>
@@ -1707,15 +1706,10 @@
         <w:spacing w:line="300"/>
       </w:pPr>
       <w:r>
-        <w:t xml:space="preserve">川島直樹（2018）『文化の次元と異文化適応の関係性』, p.10.</w:t>
-      </w:r>
-    </w:p>
-    <w:p>
-      <w:pPr>
-        <w:spacing w:line="300"/>
-      </w:pPr>
-      <w:r>
-        <w:t xml:space="preserve">佐藤梨花（2019）『異文化を楽しむ力とレジリエンス』, p.33.</w:t>
+        <w:rPr>
+          <w:color w:val="FF0000"/>
+        </w:rPr>
+        <w:t xml:space="preserve">Hofstede, G., Hofstede, G. J., &amp; Minkov, M. (2010). Cultures and Organizations: Software of the Mind (3rd ed.). McGraw-Hill.</w:t>
       </w:r>
     </w:p>
     <w:p>
@@ -1728,7 +1722,7 @@
           <w:bCs/>
           <w:color w:val="FF0000"/>
         </w:rPr>
-        <w:t xml:space="preserve">【要確認：上の文献（Oberg以外）はダミーURLが付いていたためURLを削除した。佐藤（2019）は本文で引用しているので、特に実在を確認する。確認できない文献は削除する】</w:t>
+        <w:t xml:space="preserve">【要確認：上の文献（Oberg以外）はダミーURLが付いていたためURLを削除した。確認できない文献は削除する】</w:t>
       </w:r>
     </w:p>
     <w:p>
@@ -3145,7 +3139,7 @@
       <w:pPr>
         <w:spacing w:after="40" w:line="300"/>
       </w:pPr>
-      <w:hyperlink w:history="1" r:id="rIdtats5hfbvj_eugszttasi">
+      <w:hyperlink w:history="1" r:id="rIdil5ef7jqnnbusugvvipla">
         <w:r>
           <w:rPr>
             <w:color w:val="0563C1"/>
@@ -3167,7 +3161,7 @@
       <w:pPr>
         <w:spacing w:after="40" w:line="300"/>
       </w:pPr>
-      <w:hyperlink w:history="1" r:id="rIdma3v7md2xw0aaafvrvad8">
+      <w:hyperlink w:history="1" r:id="rIdy4apobwevefqcmz5kulxl">
         <w:r>
           <w:rPr>
             <w:color w:val="0563C1"/>
@@ -3189,7 +3183,7 @@
       <w:pPr>
         <w:spacing w:after="40" w:line="300"/>
       </w:pPr>
-      <w:hyperlink w:history="1" r:id="rIdtbqp25bw2rh2xecssuex4">
+      <w:hyperlink w:history="1" r:id="rIdtbq92io3oafvi7187vp4i">
         <w:r>
           <w:rPr>
             <w:color w:val="0563C1"/>

--- a/output/異文化適応のプロセス_前半_加筆版.docx
+++ b/output/異文化適応のプロセス_前半_加筆版.docx
@@ -208,7 +208,7 @@
       <w:pPr>
         <w:spacing w:after="40" w:line="300"/>
       </w:pPr>
-      <w:hyperlink w:history="1" r:id="rIdvwi3fyumcqu_rxdcgpnjo">
+      <w:hyperlink w:history="1" r:id="rIddya7k_ail9yevli2qm7r7">
         <w:r>
           <w:rPr>
             <w:color w:val="0563C1"/>
@@ -230,7 +230,7 @@
       <w:pPr>
         <w:spacing w:after="40" w:line="300"/>
       </w:pPr>
-      <w:hyperlink w:history="1" r:id="rIdf6emr3ewiyauz2u27qtu_">
+      <w:hyperlink w:history="1" r:id="rId0dpeofrqvkcoa1bvcwnml">
         <w:r>
           <w:rPr>
             <w:color w:val="0563C1"/>
@@ -252,7 +252,7 @@
       <w:pPr>
         <w:spacing w:after="40" w:line="300"/>
       </w:pPr>
-      <w:hyperlink w:history="1" r:id="rIdiithtnnknhjn1cahsa7hl">
+      <w:hyperlink w:history="1" r:id="rIdpzkez8upcvfnnhyp6yfjl">
         <w:r>
           <w:rPr>
             <w:color w:val="0563C1"/>
@@ -620,7 +620,7 @@
       <w:pPr>
         <w:spacing w:after="40" w:line="300"/>
       </w:pPr>
-      <w:hyperlink w:history="1" r:id="rIduizrtod73z9lpg-ci6lml">
+      <w:hyperlink w:history="1" r:id="rIda0xfnlm1dhbyxhdnkrsgr">
         <w:r>
           <w:rPr>
             <w:color w:val="0563C1"/>
@@ -1362,7 +1362,7 @@
       <w:pPr>
         <w:spacing w:after="40" w:line="300"/>
       </w:pPr>
-      <w:hyperlink w:history="1" r:id="rIdieuqnzarhq8k0yhdwnsqs">
+      <w:hyperlink w:history="1" r:id="rIdvclzckyslcpfqk7h1vs0v">
         <w:r>
           <w:rPr>
             <w:color w:val="0563C1"/>
@@ -1384,7 +1384,7 @@
       <w:pPr>
         <w:spacing w:after="40" w:line="300"/>
       </w:pPr>
-      <w:hyperlink w:history="1" r:id="rIdfqbgvj0darfuem3yk-gc8">
+      <w:hyperlink w:history="1" r:id="rIdipsehl96vfhvqzwmblxee">
         <w:r>
           <w:rPr>
             <w:color w:val="0563C1"/>
@@ -1544,10 +1544,7 @@
         <w:rPr>
           <w:color w:val="FF0000"/>
         </w:rPr>
-        <w:t xml:space="preserve">ホール（Hall 1976）が示したように、沈黙の意味は文化によって異なり、それがコミュニケーションの障壁になることがある。</w:t>
-      </w:r>
-      <w:r>
-        <w:t xml:space="preserve">この知見は、文化的前提の違いを自覚することが適応の出発点になることを示し、本研究の焦点である認知的変化と一致する。</w:t>
+        <w:t xml:space="preserve">ホール（Hall 1976）が示したように、沈黙の意味は文化によって異なる。例えば日本では、沈黙が相手への気づかいや同意を表すことがある。しかし、自分の意見をはっきり言うことが求められる文化では、黙っていると無関心や反対の意思と受け取られることがある。こうした違いを知らないままでいると、すれ違いや誤解が生まれやすい。つまり、「自分の当たり前は相手の当たり前ではない」と気づくことが、異文化に適応していくための第一歩になると言える。この気づきは、本研究が注目する、ものの見方や考え方の変化（認知的変化）にあたる。</w:t>
       </w:r>
     </w:p>
     <w:p>
@@ -3139,7 +3136,7 @@
       <w:pPr>
         <w:spacing w:after="40" w:line="300"/>
       </w:pPr>
-      <w:hyperlink w:history="1" r:id="rIdil5ef7jqnnbusugvvipla">
+      <w:hyperlink w:history="1" r:id="rIdnnlgbx_0gwopbh3spgbs7">
         <w:r>
           <w:rPr>
             <w:color w:val="0563C1"/>
@@ -3161,7 +3158,7 @@
       <w:pPr>
         <w:spacing w:after="40" w:line="300"/>
       </w:pPr>
-      <w:hyperlink w:history="1" r:id="rIdy4apobwevefqcmz5kulxl">
+      <w:hyperlink w:history="1" r:id="rIdrbytudwcdvxpnmprjt2vb">
         <w:r>
           <w:rPr>
             <w:color w:val="0563C1"/>
@@ -3183,7 +3180,7 @@
       <w:pPr>
         <w:spacing w:after="40" w:line="300"/>
       </w:pPr>
-      <w:hyperlink w:history="1" r:id="rIdtbq92io3oafvi7187vp4i">
+      <w:hyperlink w:history="1" r:id="rIdgzdbdy1kpipdx-615mwy-">
         <w:r>
           <w:rPr>
             <w:color w:val="0563C1"/>

--- a/output/異文化適応のプロセス_前半_加筆版.docx
+++ b/output/異文化適応のプロセス_前半_加筆版.docx
@@ -208,7 +208,7 @@
       <w:pPr>
         <w:spacing w:after="40" w:line="300"/>
       </w:pPr>
-      <w:hyperlink w:history="1" r:id="rIddya7k_ail9yevli2qm7r7">
+      <w:hyperlink w:history="1" r:id="rIdxxsmkh2aubn9ryd0rnv6x">
         <w:r>
           <w:rPr>
             <w:color w:val="0563C1"/>
@@ -230,7 +230,7 @@
       <w:pPr>
         <w:spacing w:after="40" w:line="300"/>
       </w:pPr>
-      <w:hyperlink w:history="1" r:id="rId0dpeofrqvkcoa1bvcwnml">
+      <w:hyperlink w:history="1" r:id="rIdulynhebeqbfnqkxprj0jq">
         <w:r>
           <w:rPr>
             <w:color w:val="0563C1"/>
@@ -252,7 +252,7 @@
       <w:pPr>
         <w:spacing w:after="40" w:line="300"/>
       </w:pPr>
-      <w:hyperlink w:history="1" r:id="rIdpzkez8upcvfnnhyp6yfjl">
+      <w:hyperlink w:history="1" r:id="rIddc7qyoquoap-56ve3hdtc">
         <w:r>
           <w:rPr>
             <w:color w:val="0563C1"/>
@@ -620,7 +620,7 @@
       <w:pPr>
         <w:spacing w:after="40" w:line="300"/>
       </w:pPr>
-      <w:hyperlink w:history="1" r:id="rIda0xfnlm1dhbyxhdnkrsgr">
+      <w:hyperlink w:history="1" r:id="rIdlqcxukro34xs1ozfqaada">
         <w:r>
           <w:rPr>
             <w:color w:val="0563C1"/>
@@ -1362,7 +1362,7 @@
       <w:pPr>
         <w:spacing w:after="40" w:line="300"/>
       </w:pPr>
-      <w:hyperlink w:history="1" r:id="rIdvclzckyslcpfqk7h1vs0v">
+      <w:hyperlink w:history="1" r:id="rIdp0siqnlxxogm_h6tvwzdz">
         <w:r>
           <w:rPr>
             <w:color w:val="0563C1"/>
@@ -1384,7 +1384,7 @@
       <w:pPr>
         <w:spacing w:after="40" w:line="300"/>
       </w:pPr>
-      <w:hyperlink w:history="1" r:id="rIdipsehl96vfhvqzwmblxee">
+      <w:hyperlink w:history="1" r:id="rIdlphfpxtx48jnhrqrkdf2z">
         <w:r>
           <w:rPr>
             <w:color w:val="0563C1"/>
@@ -1538,7 +1538,10 @@
         <w:spacing w:after="160" w:line="340"/>
       </w:pPr>
       <w:r>
-        <w:t xml:space="preserve">調整期に入ると文化的差異を徐々に理解しはじめ、それまでの感情的混乱から回復しようとする試行錯誤が現れる。この段階では語学力の向上や習慣の理解、失敗経験の共有が有効な適応資源となり、認知面でも「違いは必ずしも否定ではない」という認識が生まれる。行動的には、新たなルールや人間関係に合わせた調整が試みられ、自分なりの行動戦略が形成される。たとえば、現地のジョークを理解する努力や、沈黙の意味を再解釈するなどの認知的工夫が見られる。</w:t>
+        <w:rPr>
+          <w:color w:val="FF0000"/>
+        </w:rPr>
+        <w:t xml:space="preserve">調整期に入ると、文化の違いを少しずつ理解できるようになり、それまでの戸惑いや落ち込みから立ち直ろうとして、さまざまなことを試すようになる。この時期には、語学力が上がることや現地の習慣がわかってくること、失敗した経験をほかの人と話し合うことが、適応の助けとなる。また考え方の面でも、「違うことは必ずしも悪いことではない」と思えるようになる。行動の面では、現地のルールや人間関係に合わせて自分のやり方を変えてみるなど、自分なりの工夫が生まれる。例えば、現地のジョークを理解しようとしたり、沈黙の意味を考え直したりすることがそれにあたる。筆者の場合も、三食続くカレーに飽きてしまいそうになったときに、ホストファミリーからスパイスの効能を教わり、自分で配合を試してみたことが、この時期の工夫にあたる。</w:t>
       </w:r>
       <w:r>
         <w:rPr>
@@ -3136,7 +3139,7 @@
       <w:pPr>
         <w:spacing w:after="40" w:line="300"/>
       </w:pPr>
-      <w:hyperlink w:history="1" r:id="rIdnnlgbx_0gwopbh3spgbs7">
+      <w:hyperlink w:history="1" r:id="rId6_g_alrc6uivwuqwyuyak">
         <w:r>
           <w:rPr>
             <w:color w:val="0563C1"/>
@@ -3158,7 +3161,7 @@
       <w:pPr>
         <w:spacing w:after="40" w:line="300"/>
       </w:pPr>
-      <w:hyperlink w:history="1" r:id="rIdrbytudwcdvxpnmprjt2vb">
+      <w:hyperlink w:history="1" r:id="rIdmfdl2dddkmrat4gvu4nh1">
         <w:r>
           <w:rPr>
             <w:color w:val="0563C1"/>
@@ -3180,7 +3183,7 @@
       <w:pPr>
         <w:spacing w:after="40" w:line="300"/>
       </w:pPr>
-      <w:hyperlink w:history="1" r:id="rIdgzdbdy1kpipdx-615mwy-">
+      <w:hyperlink w:history="1" r:id="rIdrxeki8mx5jrfydlilo0se">
         <w:r>
           <w:rPr>
             <w:color w:val="0563C1"/>

--- a/output/異文化適応のプロセス_前半_加筆版.docx
+++ b/output/異文化適応のプロセス_前半_加筆版.docx
@@ -172,28 +172,10 @@
         <w:spacing w:after="160" w:line="340"/>
       </w:pPr>
       <w:r>
-        <w:t xml:space="preserve">国境間の人材移動が加速する21世紀、</w:t>
-      </w:r>
-      <w:r>
-        <w:rPr>
-          <w:color w:val="FF0000"/>
-        </w:rPr>
-        <w:t xml:space="preserve">海外留学は日本の大学生にとって特別な経験ではなくなった。</w:t>
-      </w:r>
-      <w:r>
-        <w:t xml:space="preserve">文部科学省の最新調査によれば、大学間協定等に基づき2023年度に渡航した日本人学生は89,179名であり、前年度比53.3％の急増を示した（文部科学省 2025）。コロナ禍による渡航制限が解除された後、1か月未満の短期留学は対前年度比約2倍に膨らみ、アジア地域への派遣は110％増と特に顕著である。同プレスリリースは、留学先上位を米国13,517名、豪州9,163名、韓国8,384名と報告し、派遣地域の多様化を裏付ける。加えて、日本学生支援機構の2023年度詳細集計では、協定外派遣を含む留学者32,619名が確認され、制度外の自律的留学が拡大している（JASSO 2025）。政府も「トビタテ！留学JAPAN」により2024年度に高校生700名、大学生250名の支援枠を設定し、派遣経路を多層化した（文部科学省 2024）。オンライン科目の単位互換やハイブリッド型プログラムの普及も追い風となり、</w:t>
-      </w:r>
-      <w:r>
-        <w:rPr>
-          <w:color w:val="FF0000"/>
-        </w:rPr>
-        <w:t xml:space="preserve">留学の機会は急速に広がっている。</w:t>
-      </w:r>
-      <w:r>
-        <w:rPr>
-          <w:color w:val="FF0000"/>
-        </w:rPr>
-        <w:t xml:space="preserve">留学が一般化したことで、異文化適応やカルチャーショックを経験する学生はこれまでで最も多くなった。しかし、その経験の中身を調べる質的研究は少なく、留学の拡大に研究が追いついていない。</w:t>
+        <w:rPr>
+          <w:color w:val="FF0000"/>
+        </w:rPr>
+        <w:t xml:space="preserve">人の行き来が当たり前になった今、海外留学は日本の大学生にとって特別な経験ではなくなった。文部科学省によれば、大学間の協定などで2023年度に海外へ渡った日本人学生は89,179名で、前年度より53.3％増えた（文部科学省 2025）。コロナ禍の渡航制限がなくなってからは、1か月未満の短期留学が約2倍に増え、アジアへの留学は110％増と特に伸びている。留学先はアメリカ13,517名、オーストラリア9,163名、韓国8,384名の順で、行き先も多様になっている。また、協定によらない留学をした学生も32,619名おり（JASSO 2025）、国も「トビタテ！留学JAPAN」で2024年度に高校生700名、大学生250名を支援している（文部科学省 2024）。こうして留学の機会は急速に広がり、異文化に戸惑ったりカルチャーショックを経験したりする学生は、これまでで最も多くなった。しかし、その経験の中身を詳しく調べる研究は少なく、留学の広がりに研究が追いついていない。</w:t>
       </w:r>
     </w:p>
     <w:p>
@@ -208,7 +190,7 @@
       <w:pPr>
         <w:spacing w:after="40" w:line="300"/>
       </w:pPr>
-      <w:hyperlink w:history="1" r:id="rIdxxsmkh2aubn9ryd0rnv6x">
+      <w:hyperlink w:history="1" r:id="rIdk-yi688r82ga5wg0hfo-d">
         <w:r>
           <w:rPr>
             <w:color w:val="0563C1"/>
@@ -230,7 +212,7 @@
       <w:pPr>
         <w:spacing w:after="40" w:line="300"/>
       </w:pPr>
-      <w:hyperlink w:history="1" r:id="rIdulynhebeqbfnqkxprj0jq">
+      <w:hyperlink w:history="1" r:id="rIdfjtqm1trobr-1e9qubbm3">
         <w:r>
           <w:rPr>
             <w:color w:val="0563C1"/>
@@ -252,7 +234,7 @@
       <w:pPr>
         <w:spacing w:after="40" w:line="300"/>
       </w:pPr>
-      <w:hyperlink w:history="1" r:id="rIddc7qyoquoap-56ve3hdtc">
+      <w:hyperlink w:history="1" r:id="rIdu4fpcrau2z9ztzongcqve">
         <w:r>
           <w:rPr>
             <w:color w:val="0563C1"/>
@@ -281,43 +263,10 @@
         <w:spacing w:after="160" w:line="340"/>
       </w:pPr>
       <w:r>
-        <w:t xml:space="preserve">筆者は高校生時代にフィジーへ三年間の交換留学を経験した。到着後は手でカレーを食べる習慣や、停電による冷水シャワー、宗教的理由で豚肉・牛肉が食べられない制限などに連続して直面し、当初は「乗り越えられない」と深い困惑を覚えた。</w:t>
-      </w:r>
-      <w:r>
-        <w:rPr>
-          <w:color w:val="FF0000"/>
-        </w:rPr>
-        <w:t xml:space="preserve">ホストファミリーが飼っていた羊が目の前で解体され、そのまま食卓に出てきたときは、</w:t>
-      </w:r>
-      <w:r>
-        <w:t xml:space="preserve">強いカルチャーショックとして心に刻まれた。しかしある時点で「何とかなるマインド」に切り替え、異文化環境への主体的対応を試みた。現地学生とのコミュニケーションを重ねることで徐々に現地の文化や価値観になじんでいった。また、</w:t>
-      </w:r>
-      <w:r>
-        <w:rPr>
-          <w:color w:val="FF0000"/>
-        </w:rPr>
-        <w:t xml:space="preserve">三食ともカレーが続き、飽きてしまいそうになったが、</w:t>
-      </w:r>
-      <w:r>
-        <w:t xml:space="preserve">具体的にカルダモンの消化促進効果やターメリックの抗炎症作用、クミンの整腸作用などをホストファミリーに教えてもらい、自らも配合を試作することで「楽しさへの転換」を図った。これらのスパイス調合プロセスは、自作の「やったことリスト」に記録し、適応行動の可視化にも貢献した。</w:t>
-      </w:r>
-      <w:r>
-        <w:rPr>
-          <w:color w:val="FF0000"/>
-        </w:rPr>
-        <w:t xml:space="preserve">このように、「何とかなる」「何事も挑戦だ」と考えて自ら会話を重ね、やりたかったことを一つずつ実行し、</w:t>
-      </w:r>
-      <w:r>
-        <w:t xml:space="preserve">「やったことリスト」に記録していく過程で困惑は徐々に薄れ、次第に楽しさが芽生えた。以上の経験は、</w:t>
-      </w:r>
-      <w:r>
-        <w:rPr>
-          <w:color w:val="FF0000"/>
-        </w:rPr>
-        <w:t xml:space="preserve">Uカーブ理論が示す適応の各段階をたどり、さらにその先の「楽しさへの転換」まで経験したものと言え、</w:t>
-      </w:r>
-      <w:r>
-        <w:t xml:space="preserve">異文化適応プロセスの実態を探究する必要性を筆者に強く認識させた。</w:t>
+        <w:rPr>
+          <w:color w:val="FF0000"/>
+        </w:rPr>
+        <w:t xml:space="preserve">筆者は高校生のときに、フィジーで3年間の交換留学を経験した。現地では、手でカレーを食べる習慣や、停電による冷水シャワー、宗教上の理由で豚肉や牛肉が食べられないことなどに次々と直面し、最初は「乗り越えられない」と強く戸惑った。特に、ホストファミリーが飼っていた羊が目の前で解体され、食卓に出てきたことは、強いカルチャーショックとして心に残っている。しかし、あるときから「何とかなる」と気持ちを切り替え、自分から行動するようにした。現地の学生と話すうちに、少しずつ文化や考え方になじんでいった。また、三食続くカレーに飽きそうになったときは、カルダモンやターメリック、クミンなどスパイスの効能をホストファミリーに教わり、自分でも配合を試した。こうした挑戦を自作の「やったことリスト」に記録していくうちに、戸惑いは薄れ、だんだん楽しさを感じるようになった。この経験は、Uカーブ理論が示す適応の段階をたどり、その先の「楽しさ」まで経験したものだと言える。この経験から筆者は、異文化に適応していく過程を詳しく調べたいと強く思うようになった。</w:t>
       </w:r>
     </w:p>
     <w:p>
@@ -382,7 +331,10 @@
         <w:spacing w:after="160" w:line="340"/>
       </w:pPr>
       <w:r>
-        <w:t xml:space="preserve">留学などを経験し異文化に触れた多くの人が「戸惑い → 衝突 → 適応 → 楽しさ」という段階をたどると言われている。しかし従来の調査は一時点の適応度を数字で測る量的研究が中心で、プロセス全体を追った質的な研究は少ないのが現状である。そのため、戸惑いから入り楽しさへ至るまでどのような感情、考え方、行動の変化があったのかなど、質的な研究も合わせて解明する必要がある。</w:t>
+        <w:rPr>
+          <w:color w:val="FF0000"/>
+        </w:rPr>
+        <w:t xml:space="preserve">留学などで異文化に触れた多くの人は、「戸惑い → 衝突 → 適応 → 楽しさ」という段階をたどると言われている。しかし、これまでの調査の多くは一時点での適応の度合いを数字で測るもので、流れ全体を追った研究は少ない。そのため、楽しさに至るまでに気持ちや考え方、行動がどう変わったのかを、経験者の話から明らかにする必要がある。</w:t>
       </w:r>
     </w:p>
     <w:p>
@@ -404,22 +356,10 @@
         <w:spacing w:after="160" w:line="340"/>
       </w:pPr>
       <w:r>
-        <w:t xml:space="preserve">最初の課題は、到着直後に生じる戸惑いや衝突を①瞬間的な情動反応（驚き・不安など）と②状況の理解枠組み（文化的前提のズレをどう解釈するか）に分けて捉えることである。情動と認知は互いに影響し合い、その後の適応の速さや深さを左右すると示唆されるが（木村 2009）、両者を同時に追ったデータは少ない。本研究では、実際に留学を経験した大学生に</w:t>
-      </w:r>
-      <w:r>
-        <w:rPr>
-          <w:color w:val="FF0000"/>
-        </w:rPr>
-        <w:t xml:space="preserve">この二つの視点からアンケートと追加インタビューを行うことで</w:t>
-      </w:r>
-      <w:r>
-        <w:t xml:space="preserve">どのようにカルチャーショックを受け止め、</w:t>
-      </w:r>
-      <w:r>
-        <w:rPr>
-          <w:color w:val="FF0000"/>
-        </w:rPr>
-        <w:t xml:space="preserve">楽しいと思うようになったかを明らかにする。</w:t>
+        <w:rPr>
+          <w:color w:val="FF0000"/>
+        </w:rPr>
+        <w:t xml:space="preserve">一つ目の課題は、到着直後の戸惑いを、①驚きや不安といったその場の気持ちと、②文化の違いをどう理解したかという考え方の2つに分けて捉えることである。この2つは互いに影響し合い、その後の適応を左右すると言われるが（木村 2009）、両方を同時に調べたデータは少ない。そこで本研究では、留学経験者にアンケートと追加インタビューを行い、カルチャーショックをどう受け止め、どう楽しいと思えるようになったのかを明らかにする。</w:t>
       </w:r>
     </w:p>
     <w:p>
@@ -452,16 +392,10 @@
         <w:spacing w:after="160" w:line="340"/>
       </w:pPr>
       <w:r>
-        <w:t xml:space="preserve">第二の課題は、滞在中に訪れる「気づき」が感情の反転をどう引き起こすかを時系列で追うことである。「戸惑い → 衝突 → 適応 → 楽しさ」のプロセスにおいて、段階が進む過程で、どのような気づきあるいは感情の変化もしくは</w:t>
-      </w:r>
-      <w:r>
-        <w:rPr>
-          <w:color w:val="FF0000"/>
-        </w:rPr>
-        <w:t xml:space="preserve">考え方の変化があったのかを明らかにすることで、</w:t>
-      </w:r>
-      <w:r>
-        <w:t xml:space="preserve">プロセスの進行の質的な側面の解像度を高めることを目的とする。</w:t>
+        <w:rPr>
+          <w:color w:val="FF0000"/>
+        </w:rPr>
+        <w:t xml:space="preserve">二つ目の課題は、留学中の「気づき」が気持ちを前向きに変えていく様子を、時間の流れに沿って追うことである。段階が進むなかで、どのような気づきがあり、気持ちや考え方がどう変わったのかを明らかにし、適応の過程をより詳しく描く。</w:t>
       </w:r>
     </w:p>
     <w:p>
@@ -483,22 +417,10 @@
         <w:spacing w:after="160" w:line="340"/>
       </w:pPr>
       <w:r>
-        <w:t xml:space="preserve">第三の課題は、主体的な行動的工夫が体験を「楽しさ」へ変えるメカニズムを検証することである。</w:t>
-      </w:r>
-      <w:r>
-        <w:rPr>
-          <w:color w:val="FF0000"/>
-        </w:rPr>
-        <w:t xml:space="preserve">筆者は「やったことリスト」の作成や、</w:t>
-      </w:r>
-      <w:r>
-        <w:t xml:space="preserve">文化への能動的体験を行うことで「戸惑い」から「楽しさ」へ変わった経験を持つが、同様にほかの留学経験者の行動的工夫を聞くことで</w:t>
-      </w:r>
-      <w:r>
-        <w:rPr>
-          <w:color w:val="FF0000"/>
-        </w:rPr>
-        <w:t xml:space="preserve">4段階のプロセスがどのように進むのかを明らかにし、これから留学する人が実践できるヒントを得ることを目的とする。</w:t>
+        <w:rPr>
+          <w:color w:val="FF0000"/>
+        </w:rPr>
+        <w:t xml:space="preserve">三つ目の課題は、自分から行動する工夫が、経験を「楽しさ」に変える仕組みを明らかにすることである。筆者は「やったことリスト」や現地の文化を自分から体験することで、戸惑いが楽しさに変わった。ほかの留学経験者の工夫も聞くことで、適応がどう進むのかを明らかにし、これから留学する人が使えるヒントを得ることを目指す。</w:t>
       </w:r>
     </w:p>
     <w:p>
@@ -620,7 +542,7 @@
       <w:pPr>
         <w:spacing w:after="40" w:line="300"/>
       </w:pPr>
-      <w:hyperlink w:history="1" r:id="rIdlqcxukro34xs1ozfqaada">
+      <w:hyperlink w:history="1" r:id="rIdh1ljmud0_ay_rqz8fnr-a">
         <w:r>
           <w:rPr>
             <w:color w:val="0563C1"/>
@@ -686,32 +608,7 @@
         <w:rPr>
           <w:color w:val="FF0000"/>
         </w:rPr>
-        <w:t xml:space="preserve">リスガード（Lysgaard 1955）のUカーブモデルは、</w:t>
-      </w:r>
-      <w:r>
-        <w:t xml:space="preserve">異文化適応の感情的変化が「ハネムーン期」「ショック期」「回復期」「適応期」の４段階をたどり、その軌跡がU字型を描くとする理論である。</w:t>
-      </w:r>
-      <w:r>
-        <w:rPr>
-          <w:color w:val="FF0000"/>
-        </w:rPr>
-        <w:t xml:space="preserve">1955年、</w:t>
-      </w:r>
-      <w:r>
-        <w:t xml:space="preserve">ノルウェーの留学生調査を基に提唱され、適応過程が直線的でなく、初期の高揚感から一度落ち込み、徐々に回復する点が特徴である。具体的には、最初は新文化への好奇心や期待が強いが、やがて文化的違いに直面して戸惑いや否定的感情が強まる「ショック期」に移行する。その後、現地文化への理解や語学力の向上、社会的つながりの形成により「回復期」を経て、最終的に「適応期」となる（堀田 2016）。ただし、すべての適応経験がU字型になるわけではなく、現代の留学生は事前情報の取得などにより「ショック期」が緩和される場合もある。また、文化や個人差によってW字型や逆U字型になることも報告されている。本研究ではこのモデルを仮説的枠組みとしつつ、実際の語りから適応プロセスの多様性を記述的に明らかにすることを目指す。</w:t>
-      </w:r>
-    </w:p>
-    <w:p>
-      <w:pPr>
-        <w:spacing w:after="160" w:line="340"/>
-      </w:pPr>
-      <w:r>
-        <w:rPr>
-          <w:b/>
-          <w:bCs/>
-          <w:color w:val="FF0000"/>
-        </w:rPr>
-        <w:t xml:space="preserve">【要確認：4章では「回復期」を「調整期」と呼んでいるので、どちらかに統一する】</w:t>
+        <w:t xml:space="preserve">リスガード（Lysgaard 1955）のUカーブモデルは、異文化に適応するときの気持ちが「ハネムーン期」「ショック期」「調整期」「適応期」の4段階をたどり、グラフにするとU字になるという理論である。1955年にノルウェー人留学生の調査をもとに示されたもので、最初に気持ちが盛り上がったあと一度落ち込み、少しずつ回復していく点が特徴である。最初は新しい文化への好奇心が強いが、やがて文化の違いに直面して戸惑う「ショック期」に入る。その後、現地への理解や語学力、人とのつながりが深まることで「調整期」を経て、「適応期」に至る（堀田 2016）。ただし、すべての人がU字になるわけではない。今の留学生は事前に情報を得られるため、ショック期が軽くなることもあり、W字や逆U字になる例も報告されている。本研究では、このモデルを仮の枠組みとして使いながら、実際の経験談から適応のさまざまな形を明らかにする。</w:t>
       </w:r>
     </w:p>
     <w:p>
@@ -733,16 +630,10 @@
         <w:spacing w:after="160" w:line="340"/>
       </w:pPr>
       <w:r>
-        <w:t xml:space="preserve">オバーグ（1960）は</w:t>
-      </w:r>
-      <w:r>
-        <w:rPr>
-          <w:color w:val="FF0000"/>
-        </w:rPr>
-        <w:t xml:space="preserve">「カルチャーショック」という概念を広めた人類学者であり、</w:t>
-      </w:r>
-      <w:r>
-        <w:t xml:space="preserve">異文化移行に伴う心理的混乱やストレスを病理ではなく自然な適応過程と捉えた。彼の理論では、文化的価値観や行動様式の違いによって不安・怒り・孤独などの感情が生じ、その対処方法が適応を左右するとされる。カルチャーショックは「接触初期の理想化」「現実への失望と困惑」「適応の試行錯誤」「安定的適応」の段階に分かれ、特に「失望と困惑」は強い情動的反応を伴う。国内研究では「自己の常識の相対化と新たな意味づけ」や「異文化における自己像の揺らぎ」がカルチャーショックの本質とされ、本研究の関心とも重なる。しかし、オバーグの理論は主に初期の感情的混乱に焦点を当てており、そこから「気づき」や「楽しさ」への移行過程は詳しく説明されていない。そこで本研究では、オバーグ理論を出発点としつつ、積極的な適応行動やその感情的転換にも注目し、カルチャーショック後の適応プロセスまで解明を試みる。</w:t>
+        <w:rPr>
+          <w:color w:val="FF0000"/>
+        </w:rPr>
+        <w:t xml:space="preserve">オバーグ（Oberg 1960）は、「カルチャーショック」という考え方を広めた人類学者である。オバーグは、異文化に移ったときの心の混乱やストレスを、病気ではなく、適応の途中で自然に起きるものだと捉えた。価値観や行動の違いから不安や怒り、孤独が生まれ、それにどう対処するかで適応の仕方が変わるという。カルチャーショックは、「何でもよく見える時期」「失望して戸惑う時期」「試行錯誤する時期」「落ち着いて適応する時期」に分かれ、特に二つ目の時期には強い感情の動きが伴う。カルチャーショックは、自分の常識を見直すきっかけにもなり、この点は本研究の関心と重なる。しかし、オバーグの理論は最初の混乱が中心で、そこから「気づき」や「楽しさ」へどう移っていくのかは詳しく説明していない。そこで本研究では、自分から行動する工夫や気持ちの変化にも注目し、カルチャーショックのあとの過程まで明らかにする。</w:t>
       </w:r>
     </w:p>
     <w:p>
@@ -764,7 +655,10 @@
         <w:spacing w:after="160" w:line="340"/>
       </w:pPr>
       <w:r>
-        <w:t xml:space="preserve">エドワード・ホールは文化間コミュニケーション理論において「コンテクスト」という概念を導入し、文化を「ハイ・コンテクスト」（非言語的・暗黙的な情報伝達が重視される）と「ロー・コンテクスト」（明示的・論理的な言語伝達が中心）に分類した。日本はハイ・コンテクスト文化であり、米国などのロー・コンテクスト文化と比べて情報伝達の前提が大きく異なる。ホールの理論は、異文化間でのすれ違いや誤解の発生要因を説明するのに有効であり、例えば挨拶や沈黙なども文化によって意味が異なるため、認知的混乱や対人関係のぎこちなさが生じやすい。国内研究でも「“沈黙”の解釈が文化によって異なることがコミュニケーションの障壁になる」とされ、本研究の視点と合致する。ただし、ホールの文化分類は静的であり、現実のコミュニケーションは複雑かつハイブリッド化が進んでいる点が限界とされる。そのため本研究では、ホールの理論を「認知枠組みの転換」プロセスとして位置づけつつ、実際の語りを通して柔軟な適応様式を明らかにしていく。</w:t>
+        <w:rPr>
+          <w:color w:val="FF0000"/>
+        </w:rPr>
+        <w:t xml:space="preserve">エドワード・ホール（Hall 1976）は、言葉にしなくても伝わる部分の大きさが文化によって違うことに注目し、文化を「高コンテクスト」と「低コンテクスト」に分けた。高コンテクストの文化では、表情や場の空気から気持ちを読み取ることが大切にされ、低コンテクストの文化では、伝えたいことをはっきり言葉にすることが大切にされる。日本は高コンテクストの文化であり、アメリカなどとは伝え方の前提が大きく違う。この理論は、異文化の間で誤解が起きる理由を説明するのに役立つ。例えば、あいさつや沈黙の意味も文化によって違うため、相手の反応に戸惑ったり、人間関係がぎこちなくなったりしやすい。ただし、ホールの分け方は文化を固定したものとして捉えており、実際のコミュニケーションはもっと複雑だという限界もある。そこで本研究では、ホールの理論を「物事の捉え方が変わっていく過程」を考える手がかりとして使い、実際の経験談から柔軟な適応の様子を明らかにする。</w:t>
       </w:r>
     </w:p>
     <w:p>
@@ -786,16 +680,10 @@
         <w:spacing w:after="160" w:line="340"/>
       </w:pPr>
       <w:r>
-        <w:t xml:space="preserve">ホフステードはIBM社員への国際調査を通じ、文化を「権力距離」「個人主義・集団主義」「男性性・女性性」「不確実性回避」「長期志向」「人生の享楽志向」の6次元で分類した。これにより国家ごとの文化的傾向を定量的に比較でき、文化が個人の行動や思考に与える影響を構造的に把握する枠組みを提供した。たとえば、日本は集団主義や高い不確実性回避傾向、米国は個人主義や低い不確実性回避傾向が強く、この違いがグループワークや自己主張の場面での戸惑いや衝突を生む。</w:t>
-      </w:r>
-      <w:r>
-        <w:rPr>
-          <w:color w:val="FF0000"/>
-        </w:rPr>
-        <w:t xml:space="preserve">ホフステードら（Hofstede et al. 2010）の文化次元の考え方を踏まえると、文化の次元を理解することは異文化適応を助けると考えられる。この点は、</w:t>
-      </w:r>
-      <w:r>
-        <w:t xml:space="preserve">本研究が重視する文化的気づきと適応の関連を裏づける。しかし、ホフステード理論は国民単位の集計に依拠しており、個人の多様性や時代変化には十分対応できないとの批判もある。6次元モデルは有用だが、実際の適応過程における動的な感情変化や創造的対応までは反映されていない。そこで本研究ではこの枠組みを踏まえつつ、留学生個人の語りにある創造的な適応や意味づけにも焦点を当て、より多面的な理解を目指す。</w:t>
+        <w:rPr>
+          <w:color w:val="FF0000"/>
+        </w:rPr>
+        <w:t xml:space="preserve">ホフステードは、IBM社員への国際調査をもとに、文化の違いを「権力距離（上下関係を当然と考える度合い）」「個人主義・集団主義」「男性性・女性性」「不確実性回避（予定外のことを避けたい度合い）」「長期志向」「人生の楽しみ方」の6つの次元で表した。これにより、国ごとの文化の特徴を数字で比べられるようになった。例えば、日本は集団を重んじ、予定外のことを避けたい傾向が強く、アメリカは個人を重んじ、予定外のことにも抵抗が少ない。こうした違いが、グループワークで意見を言う場面などで戸惑いや衝突を生む。ホフステードら（Hofstede et al. 2010）の考え方を踏まえると、文化の違いを理解しておくことは適応を助けると考えられ、これは本研究が重視する「違いに気づくこと」と適応のつながりを支えている。しかし、この理論は国ごとの平均であり、一人ひとりの違いや、適応の途中での気持ちの変化までは表せない。そこで本研究では、この枠組みを参考にしながら、一人ひとりの経験談に表れる工夫や考え方の変化にも目を向ける。</w:t>
       </w:r>
     </w:p>
     <w:p>
@@ -1362,7 +1250,7 @@
       <w:pPr>
         <w:spacing w:after="40" w:line="300"/>
       </w:pPr>
-      <w:hyperlink w:history="1" r:id="rIdp0siqnlxxogm_h6tvwzdz">
+      <w:hyperlink w:history="1" r:id="rId8ujbhvlawffbn7j2geqyc">
         <w:r>
           <w:rPr>
             <w:color w:val="0563C1"/>
@@ -1384,7 +1272,7 @@
       <w:pPr>
         <w:spacing w:after="40" w:line="300"/>
       </w:pPr>
-      <w:hyperlink w:history="1" r:id="rIdlphfpxtx48jnhrqrkdf2z">
+      <w:hyperlink w:history="1" r:id="rIdltzsjjypsudvs08yihxbi">
         <w:r>
           <w:rPr>
             <w:color w:val="0563C1"/>
@@ -1461,22 +1349,10 @@
         <w:spacing w:after="160" w:line="340"/>
       </w:pPr>
       <w:r>
-        <w:t xml:space="preserve">異文化適応の最初の段階は「ハネムーン期」と呼ばれ、新しい文化や生活環境に対する好奇心や高揚感が高くなる時期である。渡航直後の留学生は、街並みの美しさや人々の親切さ、自由な雰囲気などに魅了され、肯定的な感情を抱くことが多い。この時期には文化の違いがむしろ刺激として受け入れられ、認知的にも「異文化は面白い」という肯定的解釈が主となる。行動面では、自ら進んで現地の活動に参加したり、新しい友人を作ろうとする姿勢が見られる。しかしこの段階は一時的であり、文化的ギャップへの理解が浅いまま進むため、やがてその理想像が崩れる段階に差し掛かることが多い。</w:t>
-      </w:r>
-      <w:r>
-        <w:rPr>
-          <w:color w:val="FF0000"/>
-        </w:rPr>
-        <w:t xml:space="preserve">オバーグ（Oberg 1960）は、異文化に入った直後のこの段階を「ハネムーン期」と呼び、新しい文化への期待や興奮が強い時期であると述べている。この指摘は、</w:t>
-      </w:r>
-      <w:r>
-        <w:rPr>
-          <w:color w:val="FF0000"/>
-        </w:rPr>
-        <w:t xml:space="preserve">留学したばかりの頃の気持ちの盛り上がりが、その後に来る</w:t>
-      </w:r>
-      <w:r>
-        <w:t xml:space="preserve">カルチャーショックの前触れであることを示唆しており、本研究の問題意識と一致する。</w:t>
+        <w:rPr>
+          <w:color w:val="FF0000"/>
+        </w:rPr>
+        <w:t xml:space="preserve">異文化適応の最初の段階は「ハネムーン期」と呼ばれ、新しい文化への好奇心やわくわくした気持ちが高まる時期である。留学したばかりの学生は、街並みの美しさや人々の親切さに引きつけられ、前向きな気持ちになりやすい。文化の違いも新鮮に感じられ、「異文化は面白い」と受け止めることが多い。行動の面でも、自分から現地の活動に参加したり、友人を作ろうとしたりする。しかし、この段階は長く続かない。文化の違いをまだ深く理解していないため、やがて理想と現実の違いに気づくことになる。オバーグ（Oberg 1960）は、この段階を新しい文化への期待や興奮が強い時期であると述べている。このことは、留学したばかりの頃の気持ちの盛り上がりが、その後に来るカルチャーショックの前触れであることを示しており、本研究の問題意識と一致する。</w:t>
       </w:r>
     </w:p>
     <w:p>
@@ -1498,25 +1374,10 @@
         <w:spacing w:after="160" w:line="340"/>
       </w:pPr>
       <w:r>
-        <w:t xml:space="preserve">ショック期では、文化的違いが現実の生活場面で障害として現れ、強い情動的反応を引き起こす。この時期には、語学の壁、非言語的表現のずれ、人間関係の構築困難などが重なり、不安や孤独、怒りなどが表出しやすい。認知面では「なぜ通じないのか」「自分は受け入れられていないのでは」といった否定的解釈が進行する。行動面では、積極性が減退し、引きこもりや母語話者との接触に偏る傾向が見られる。</w:t>
-      </w:r>
-      <w:r>
-        <w:rPr>
-          <w:color w:val="FF0000"/>
-        </w:rPr>
-        <w:t xml:space="preserve">オバーグ（Oberg 1960）は、この段階を、慣れ親しんだ習慣や合図が通じなくなることで不安や不満が強まる時期として説明している。</w:t>
-      </w:r>
-      <w:r>
-        <w:t xml:space="preserve">この指摘は、異文化との衝突が単なる不快体験ではなく、自己認識の揺らぎを含む深層的な葛藤であることを裏づける。</w:t>
-      </w:r>
-      <w:r>
-        <w:rPr>
-          <w:color w:val="FF0000"/>
-        </w:rPr>
-        <w:t xml:space="preserve">筆者自身も、フィジーで飼っていた羊が解体されて食卓に出てきたときには、それまで当たり前だと思っていた自分の常識が通用しないことに強く戸惑った。</w:t>
-      </w:r>
-      <w:r>
-        <w:t xml:space="preserve">本研究では、この感情的混乱を通じて新たな気づきが促される点に注目する。</w:t>
+        <w:rPr>
+          <w:color w:val="FF0000"/>
+        </w:rPr>
+        <w:t xml:space="preserve">ショック期では、文化の違いが日々の生活の中で困りごととして現れ、強い気持ちの動きを引き起こす。言葉が通じないことや、身ぶりの意味の違い、人間関係がうまく作れないことなどが重なり、不安や孤独、怒りを感じやすくなる。考え方も「なぜ通じないのか」「受け入れられていないのでは」と悪いほうに向きやすく、行動の面でも、部屋にこもったり同じ国の人とだけ過ごしたりするようになる。オバーグ（Oberg 1960）は、この段階を、慣れ親しんだ習慣や合図が通じなくなることで不安や不満が強まる時期として説明している。つまり、異文化との衝突は単に嫌な経験ではなく、自分自身についての考えが揺らぐ深い悩みでもある。筆者自身も、フィジーで羊が解体されて食卓に出てきたときには、自分の常識が通用しないことに強く戸惑った。本研究では、こうした混乱から新しい気づきが生まれる点に注目する。</w:t>
       </w:r>
     </w:p>
     <w:p>
@@ -1569,16 +1430,10 @@
         <w:spacing w:after="160" w:line="340"/>
       </w:pPr>
       <w:r>
-        <w:t xml:space="preserve">適応期は、異文化との共存感が育ち、情動的にも安定を取り戻す段階である。この時期には、現地生活における安心感や信頼関係が構築され、文化差を前提としながらも柔軟に対応できる心の余裕が生まれる。認知面では「違いを前提とした共存」という枠組みが成立し、自己の行動も文化的文脈に応じた選択が可能になる。行動としては、文化的誤解があってもユーモアを交えて対処したり、相手の視点を取り入れながら表現を調整する能力が見られる。</w:t>
-      </w:r>
-      <w:r>
-        <w:rPr>
-          <w:color w:val="FF0000"/>
-        </w:rPr>
-        <w:t xml:space="preserve">ホフステードら（Hofstede et al. 2010）の文化次元の考え方を踏まえると、文化の次元を理解することは異文化適応を助けると考えられる。この点は、</w:t>
-      </w:r>
-      <w:r>
-        <w:t xml:space="preserve">文化理解が実際の適応行動に直結していることを裏づけており、感情と認知と行動の統合的変化としての適応期を明確にする。</w:t>
+        <w:rPr>
+          <w:color w:val="FF0000"/>
+        </w:rPr>
+        <w:t xml:space="preserve">適応期は、異文化の生活に慣れ、気持ちも落ち着いてくる段階である。現地での生活に安心感が生まれ、周りの人との信頼関係もでき、文化の違いを前提に柔軟に対応できる心の余裕が生まれる。考え方の面では「違いがあっても一緒にやっていける」と思えるようになり、行動の面では、誤解が生まれても笑いを交えて乗り切ったり、相手の立場に立って伝え方を変えたりできるようになる。ホフステードら（Hofstede et al. 2010）の考え方を踏まえると、文化の違いを理解することは適応を助けると考えられる。つまり適応期は、文化の理解が実際の行動につながり、気持ち・考え方・行動のすべてが変わる段階だと言える。</w:t>
       </w:r>
     </w:p>
     <w:p>
@@ -1600,25 +1455,10 @@
         <w:spacing w:after="160" w:line="340"/>
       </w:pPr>
       <w:r>
-        <w:t xml:space="preserve">本節では、これまで示した異文化適応の4段階（ハネムーン期〜適応期）を踏まえ、それらを通過する中で「文化を楽しむ力」がどのように発揮されるのかを考察する。この力は、単なる適応の先にある情動的・認知的変化であり、異文化との関わりを「受け入れる」から「楽しむ」へと転換する姿勢を指す。特に適応期においては、文化的違いに対する寛容さが高まり、違和感を興味へと変える力が顕在化しやすい。例えば、異文化的なジョークや風習を積極的に理解しようとする態度、自分が異文化の中で架け橋として行動する姿勢がそれにあたる。</w:t>
-      </w:r>
-      <w:r>
-        <w:rPr>
-          <w:color w:val="FF0000"/>
-        </w:rPr>
-        <w:t xml:space="preserve">本研究では、異文化を前向きに捉える力が、長く続く適応や成長を支えると考える。つまり、</w:t>
-      </w:r>
-      <w:r>
-        <w:t xml:space="preserve">文化に対する情動的反転と認知の柔軟性が深い適応を支える</w:t>
-      </w:r>
-      <w:r>
-        <w:rPr>
-          <w:color w:val="FF0000"/>
-        </w:rPr>
-        <w:t xml:space="preserve">ということである。</w:t>
-      </w:r>
-      <w:r>
-        <w:t xml:space="preserve">この「楽しむ力」は、ショックや調整の経験があってこそ芽生える点で、異文化経験の総体的成熟を象徴する。</w:t>
+        <w:rPr>
+          <w:color w:val="FF0000"/>
+        </w:rPr>
+        <w:t xml:space="preserve">本節では、4つの段階を通る中で「文化を楽しむ力」がどのように表れるのかを考える。この力は、適応のその先で、異文化を「受け入れる」から「楽しむ」へと変わっていくことを指す。特に適応期には、違いを広い心で受け止められるようになり、違和感を興味に変える力が表れやすい。例えば、現地のジョークや風習を自分から理解しようとしたり、日本と現地をつなぐ役割を果たそうとしたりする姿勢がそれにあたる。本研究では、異文化を前向きに捉える力が、長く続く適応や成長を支えると考える。この「楽しむ力」は、ショック期や調整期を経験したからこそ生まれるものであり、異文化経験を通して成長したことの表れだと言える。</w:t>
       </w:r>
     </w:p>
     <w:p>
@@ -1757,16 +1597,10 @@
         <w:spacing w:after="160" w:line="340"/>
       </w:pPr>
       <w:r>
-        <w:t xml:space="preserve">文化的コンテクスト理論は、異文化間コミュニケーションのずれや誤解の発生メカニズムを説明する重要な視点である。エドワード・ホールが提唱した「高コンテクスト」「低コンテクスト」という分類は、各文化における情報伝達の前提や、暗黙知の比重に違いがあることを指摘したものだ。高コンテクスト文化は、非言語的なサインや文脈に多くを依存し、言葉にしない部分で意思疎通を図る傾向がある。一方、低コンテクスト文化は、意図や情報を明確に言語化することを重視し、背景説明や直接的な発言が主となる。日本は前者の代表であり、アメリカやドイツは後者に分類されることが多い。この分類は、言語だけでなく沈黙や態度、会話の間合いなど、広い範囲のコミュニケーションスタイルに影響を与えている。留学初期の「戸惑い」や「衝突」は、まさにこのコンテクストのずれから生じることが多い。例えば、日本人学生が海外で「言わなくても伝わるだろう」と考えて黙っていると、「なぜ意見を言わないのか」と誤解される場面がある。</w:t>
-      </w:r>
-      <w:r>
-        <w:rPr>
-          <w:color w:val="FF0000"/>
-        </w:rPr>
-        <w:t xml:space="preserve">ホール（Hall 1976）の理論に基づけば、沈黙の解釈が文化によって異なることは、コミュニケーションの障壁を生むと言える。</w:t>
-      </w:r>
-      <w:r>
-        <w:t xml:space="preserve">この指摘は、本研究で扱うカルチャーショックの根底に、コンテクスト認識の違いがあることを裏づける。</w:t>
+        <w:rPr>
+          <w:color w:val="FF0000"/>
+        </w:rPr>
+        <w:t xml:space="preserve">文化的コンテクスト理論は、異文化の間で誤解が起きる理由を説明する大切な考え方である。ホールが示した「高コンテクスト」と「低コンテクスト」という分け方は、言葉にせずに伝わる部分の大きさが、文化によって違うことを指摘したものである。高コンテクストの文化では、表情やしぐさ、場の雰囲気に頼って気持ちを伝え合う。一方、低コンテクストの文化では、伝えたいことや理由をはっきり言葉にすることが大切にされる。日本は高コンテクスト、アメリカやドイツは低コンテクストの文化に分けられることが多い。この違いは、言葉だけでなく、沈黙や態度、会話の間の取り方にも影響する。留学したばかりの頃の戸惑いや衝突は、このずれから生まれることが多い。例えば、日本人学生が「言わなくても伝わるだろう」と黙っていると、「なぜ意見を言わないのか」と誤解されることがある。ホール（Hall 1976）の理論に基づけば、沈黙の意味の違いがコミュニケーションの壁になると言える。つまり、本研究で扱うカルチャーショックの根っこには、伝え方の前提の違いがあると考えられる。</w:t>
       </w:r>
     </w:p>
     <w:p>
@@ -1788,31 +1622,10 @@
         <w:spacing w:after="160" w:line="340"/>
       </w:pPr>
       <w:r>
-        <w:t xml:space="preserve">留学生が現地で直面するコンテクストの違いは、日常のあらゆる場面に現れる。たとえば、授業中の発言ルールや友人との距離感、メールのやりとりの書き方などがその代表例だ。高コンテクスト文化で育った日本人学生は、相手の意図や空気を読む力に長けているが、低コンテクスト文化圏では「率直な自己主張」「YES/NOの明確な提示」が期待される場面が多い。そのため、発言をためらったり、曖昧な表現を多用することで誤解や摩擦が生じやすい。実際に留学経験者の声として「『どう思う？』と問われて黙っていると、無関心と受け取られてしまった」といったエピソードがある。また、メールの書き方ひとつとっても、「結論を先に述べる」スタイルや、「敬語より率直さ」が重視されることに</w:t>
-      </w:r>
-      <w:r>
-        <w:rPr>
-          <w:color w:val="FF0000"/>
-        </w:rPr>
-        <w:t xml:space="preserve">戸惑う学生も少なくないと考えられる。</w:t>
-      </w:r>
-      <w:r>
-        <w:rPr>
-          <w:color w:val="FF0000"/>
-        </w:rPr>
-        <w:t xml:space="preserve">こうした差異は、1章で述べた留学機会の拡大とともに、</w:t>
-      </w:r>
-      <w:r>
-        <w:t xml:space="preserve">今や多くの学生が直面する現象である。</w:t>
-      </w:r>
-      <w:r>
-        <w:rPr>
-          <w:color w:val="FF0000"/>
-        </w:rPr>
-        <w:t xml:space="preserve">ホール（Hall 1976）が示したように、異文化間の非言語的サインや暗黙のルールの違いは、日常的な誤解の根源となる。この指摘は、2章の研究課題で掲げた</w:t>
-      </w:r>
-      <w:r>
-        <w:t xml:space="preserve">「カルチャーショック」や「気づき」が、実際の具体的経験に基づいて生じることを裏づける。</w:t>
+        <w:rPr>
+          <w:color w:val="FF0000"/>
+        </w:rPr>
+        <w:t xml:space="preserve">伝え方の違いは、授業中の発言の仕方や友人との距離感、メールの書き方など、毎日の生活のあらゆる場面に表れる。高コンテクストの文化で育った日本人学生は、場の空気を読むことが得意である。しかし、低コンテクストの文化では、自分の意見や「YES」「NO」をはっきり示すことが求められる場面が多い。そのため、発言をためらったり、あいまいな言い方をしたりすると、誤解が起きやすい。実際に留学経験者からは、「『どう思う？』と聞かれて黙っていたら、興味がないと思われた」という声もある。また、メールで結論を先に書くことや、敬語より率直さが大切にされることに戸惑う学生も少なくないと考えられる。1章で述べたように留学する学生が増えた今、こうした違いは多くの学生が経験するものになっている。ホール（Hall 1976）が示したように、言葉以外のサインや暗黙のルールの違いは、日常の誤解の原因になる。このことは、2章で取り上げた「カルチャーショック」や「気づき」が、具体的な経験の中で起きることを示している。</w:t>
       </w:r>
     </w:p>
     <w:p>
@@ -1834,22 +1647,10 @@
         <w:spacing w:after="160" w:line="340"/>
       </w:pPr>
       <w:r>
-        <w:t xml:space="preserve">異文化適応の４段階モデルの中で、コンテクストの摩擦がどの時期にどのように現れるかを整理すると、各段階ごとに特徴的なパターンが見られる。まずハネムーン期には、「違い」に気づきながらも好奇心が勝り、深刻な摩擦は感じにくい。しかしショック期に入ると、「何でわかってもらえないのか」「どうしてはっきり言う必要があるのか」といった不安や怒りが顕在化し、コンテクスト差のギャップが情動的衝突として表面化する。その後の調整期では、「こういう時は意見を述べるのが当たり前なのだ」「この沈黙には意味があるのか」など、異文化のルールを意識的に学び直す姿勢が生まれる。適応期になると、コンテクストの違いを前提に柔軟な振る舞いができるようになり、「日本と同じやり方にこだわる必要はない」と考えられるようになる。</w:t>
-      </w:r>
-      <w:r>
-        <w:rPr>
-          <w:color w:val="FF0000"/>
-        </w:rPr>
-        <w:t xml:space="preserve">ホール（Hall 1976）の理論を踏まえると、コンテクストの違いを認識し、それに合わせて行動や表現を調整できることが、異文化適応の重要な要素であると考えられる。</w:t>
-      </w:r>
-      <w:r>
-        <w:rPr>
-          <w:color w:val="FF0000"/>
-        </w:rPr>
-        <w:t xml:space="preserve">この指摘は、2章で述べた「行動的工夫」や4章で述べた「文化を楽しむ力」が、</w:t>
-      </w:r>
-      <w:r>
-        <w:t xml:space="preserve">まさに段階ごとのコンテクスト摩擦の乗り越えを通じて育まれることを示している。</w:t>
+        <w:rPr>
+          <w:color w:val="FF0000"/>
+        </w:rPr>
+        <w:t xml:space="preserve">4つの段階ごとに、伝え方の違いによるすれ違いを整理すると、それぞれに特徴が見られる。ハネムーン期には、違いに気づいても好奇心のほうが強く、すれ違いは感じにくい。しかしショック期に入ると、「なぜわかってもらえないのか」「どうしてはっきり言わなければいけないのか」といった不安や怒りが表に出る。調整期には、「ここでは意見を言うのが当たり前なのだ」「この沈黙には意味があるのだろうか」と考え、現地のルールを学び直すようになる。そして適応期には、違いを前提に柔軟にふるまえるようになり、「日本と同じやり方にこだわらなくてもよい」と思えるようになる。ホール（Hall 1976）の理論を踏まえると、伝え方の違いに気づき、それに合わせて行動や言い方を変えられることが、適応にとって大切だと考えられる。このことは、2章で述べた「行動的工夫」や4章で述べた「文化を楽しむ力」が、すれ違いを乗り越える中で育っていくことを示している。</w:t>
       </w:r>
     </w:p>
     <w:p>
@@ -1895,16 +1696,10 @@
         <w:spacing w:after="160" w:line="340"/>
       </w:pPr>
       <w:r>
-        <w:t xml:space="preserve">ホフステード文化的理論は、文化の違いを「権力距離」「個人主義・集団主義」「男性性・女性性」「不確実性回避」「長期志向」「人生の享楽志向」という6次元で説明する枠組みである。この6次元モデルは、異文化間の価値観や行動パターンを国ごとに数値化し、比較を可能にする点が大きな特徴である。例えば「権力距離」が高い国では上下関係を重視し、「個人主義」が強い国では自己主張や個人の自由が重視される。異文化適応の4段階モデル（ハネムーン期、ショック期、調整期、適応期）においても、これらの文化次元が心理的・行動的なギャップとして現れやすい。近年はホフステード理論をもとに、留学生の異文化適応プロセスや葛藤パターンを分析する研究が増えている。</w:t>
-      </w:r>
-      <w:r>
-        <w:rPr>
-          <w:color w:val="FF0000"/>
-        </w:rPr>
-        <w:t xml:space="preserve">ホフステードら（Hofstede et al. 2010）の6次元モデルは、文化的差異を具体的に把握するための有効な枠組みである。</w:t>
-      </w:r>
-      <w:r>
-        <w:t xml:space="preserve">この指摘は、4段階モデルにおける摩擦や適応メカニズムをより多面的に理解する必要性を裏づける。</w:t>
+        <w:rPr>
+          <w:color w:val="FF0000"/>
+        </w:rPr>
+        <w:t xml:space="preserve">ホフステードの文化理論は、文化の違いを「権力距離」「個人主義・集団主義」「男性性・女性性」「不確実性回避」「長期志向」「人生の楽しみ方」の6つの次元で説明する考え方である。大きな特徴は、国ごとの価値観や行動の傾向を数字で表し、比べられるようにした点である。例えば、「権力距離」が高い国では上下関係が重んじられ、「個人主義」が強い国では、自分の意見を言うことや個人の自由が大切にされる。適応の4つの段階においても、こうした違いが気持ちや行動のずれとして表れやすい。ホフステードら（Hofstede et al. 2010）の6次元モデルは、文化の違いを具体的に捉えるのに役立つ枠組みであり、段階ごとに起きるすれ違いを、さまざまな面から理解する手がかりになる。</w:t>
       </w:r>
     </w:p>
     <w:p>
@@ -3139,7 +2934,7 @@
       <w:pPr>
         <w:spacing w:after="40" w:line="300"/>
       </w:pPr>
-      <w:hyperlink w:history="1" r:id="rId6_g_alrc6uivwuqwyuyak">
+      <w:hyperlink w:history="1" r:id="rId8axiqbabbv8orxnsgxtcr">
         <w:r>
           <w:rPr>
             <w:color w:val="0563C1"/>
@@ -3161,7 +2956,7 @@
       <w:pPr>
         <w:spacing w:after="40" w:line="300"/>
       </w:pPr>
-      <w:hyperlink w:history="1" r:id="rIdmfdl2dddkmrat4gvu4nh1">
+      <w:hyperlink w:history="1" r:id="rIdhdp3kz6vvveclx5wu4i3f">
         <w:r>
           <w:rPr>
             <w:color w:val="0563C1"/>
@@ -3183,7 +2978,7 @@
       <w:pPr>
         <w:spacing w:after="40" w:line="300"/>
       </w:pPr>
-      <w:hyperlink w:history="1" r:id="rIdrxeki8mx5jrfydlilo0se">
+      <w:hyperlink w:history="1" r:id="rIdysgucvme_3axbucw5a6cq">
         <w:r>
           <w:rPr>
             <w:color w:val="0563C1"/>

--- a/output/異文化適応のプロセス_前半_加筆版.docx
+++ b/output/異文化適応のプロセス_前半_加筆版.docx
@@ -175,7 +175,7 @@
         <w:rPr>
           <w:color w:val="FF0000"/>
         </w:rPr>
-        <w:t xml:space="preserve">人の行き来が当たり前になった今、海外留学は日本の大学生にとって特別な経験ではなくなった。文部科学省によれば、大学間の協定などで2023年度に海外へ渡った日本人学生は89,179名で、前年度より53.3％増えた（文部科学省 2025）。コロナ禍の渡航制限がなくなってからは、1か月未満の短期留学が約2倍に増え、アジアへの留学は110％増と特に伸びている。留学先はアメリカ13,517名、オーストラリア9,163名、韓国8,384名の順で、行き先も多様になっている。また、協定によらない留学をした学生も32,619名おり（JASSO 2025）、国も「トビタテ！留学JAPAN」で2024年度に高校生700名、大学生250名を支援している（文部科学省 2024）。こうして留学の機会は急速に広がり、異文化に戸惑ったりカルチャーショックを経験したりする学生は、これまでで最も多くなった。しかし、その経験の中身を詳しく調べる研究は少なく、留学の広がりに研究が追いついていない。</w:t>
+        <w:t xml:space="preserve">国境を越えた人の移動が活発になった21世紀において、海外留学は日本の大学生にとって特別な経験ではなくなった。文部科学省の調査によれば、大学間協定等に基づき2023年度に海外へ渡航した日本人学生は89,179名であり、前年度から53.3％増加した（文部科学省 2025）。コロナ禍による渡航制限が解除されて以降、1か月未満の短期留学は前年度の約2倍となり、アジア地域への派遣も110％増と大きく伸びている。留学先は米国13,517名、豪州9,163名、韓国8,384名の順に多く、派遣先の多様化も進んでいる。さらに、日本学生支援機構の2023年度の集計では、協定によらない留学者も32,619名確認されており、学生が自ら留学先を選ぶ自律的な留学も広がっている（JASSO 2025）。政府も「トビタテ！留学JAPAN」によって2024年度に高校生700名、大学生250名の支援枠を設けるなど、留学を後押ししている（文部科学省 2024）。オンライン科目の単位互換の普及なども重なり、留学の機会は急速に広がっている。その結果、異文化への適応やカルチャーショックを経験する学生は、これまでで最も多くなった。しかし、その経験の中身を明らかにする質的研究は少なく、留学の拡大に研究が追いついていないのが現状である。</w:t>
       </w:r>
     </w:p>
     <w:p>
@@ -190,7 +190,7 @@
       <w:pPr>
         <w:spacing w:after="40" w:line="300"/>
       </w:pPr>
-      <w:hyperlink w:history="1" r:id="rIdk-yi688r82ga5wg0hfo-d">
+      <w:hyperlink w:history="1" r:id="rIdh3m8m5b4kijhbqsmeyz3w">
         <w:r>
           <w:rPr>
             <w:color w:val="0563C1"/>
@@ -212,7 +212,7 @@
       <w:pPr>
         <w:spacing w:after="40" w:line="300"/>
       </w:pPr>
-      <w:hyperlink w:history="1" r:id="rIdfjtqm1trobr-1e9qubbm3">
+      <w:hyperlink w:history="1" r:id="rIddcf1i06wdpopqhybjv0nb">
         <w:r>
           <w:rPr>
             <w:color w:val="0563C1"/>
@@ -234,7 +234,7 @@
       <w:pPr>
         <w:spacing w:after="40" w:line="300"/>
       </w:pPr>
-      <w:hyperlink w:history="1" r:id="rIdu4fpcrau2z9ztzongcqve">
+      <w:hyperlink w:history="1" r:id="rIdxtwzrsyoo8nzxb59mwzrk">
         <w:r>
           <w:rPr>
             <w:color w:val="0563C1"/>
@@ -266,7 +266,7 @@
         <w:rPr>
           <w:color w:val="FF0000"/>
         </w:rPr>
-        <w:t xml:space="preserve">筆者は高校生のときに、フィジーで3年間の交換留学を経験した。現地では、手でカレーを食べる習慣や、停電による冷水シャワー、宗教上の理由で豚肉や牛肉が食べられないことなどに次々と直面し、最初は「乗り越えられない」と強く戸惑った。特に、ホストファミリーが飼っていた羊が目の前で解体され、食卓に出てきたことは、強いカルチャーショックとして心に残っている。しかし、あるときから「何とかなる」と気持ちを切り替え、自分から行動するようにした。現地の学生と話すうちに、少しずつ文化や考え方になじんでいった。また、三食続くカレーに飽きそうになったときは、カルダモンやターメリック、クミンなどスパイスの効能をホストファミリーに教わり、自分でも配合を試した。こうした挑戦を自作の「やったことリスト」に記録していくうちに、戸惑いは薄れ、だんだん楽しさを感じるようになった。この経験は、Uカーブ理論が示す適応の段階をたどり、その先の「楽しさ」まで経験したものだと言える。この経験から筆者は、異文化に適応していく過程を詳しく調べたいと強く思うようになった。</w:t>
+        <w:t xml:space="preserve">筆者は高校生の時に、フィジーで3年間の交換留学を経験した。到着後は、手でカレーを食べる習慣や、停電による冷水シャワー、宗教的な理由で豚肉や牛肉が食べられないといった制限に次々と直面し、当初は「乗り越えられない」と強く困惑した。特に、ホストファミリーが飼っていた羊が目の前で解体され、そのまま食卓に出てきた出来事は、強いカルチャーショックとして記憶に残っている。しかし、ある時点から「何とかなる」と考えるように気持ちを切り替え、異文化の環境に自分から働きかけるようにした。現地の学生との会話を重ねるうちに、少しずつ現地の文化や価値観になじんでいった。また、三食ともカレーが続いて飽きそうになった時には、カルダモンの消化を助ける効果やターメリックの抗炎症作用、クミンの整腸作用などをホストファミリーから教わり、自分でも配合を試すことで、食事を楽しむ工夫をした。こうした挑戦は、自作の「やったことリスト」に記録した。「何とかなる」「何事も挑戦だ」と考えて行動し、やりたかったことを一つずつリストに書き込んでいく中で、困惑は徐々に薄れ、次第に楽しさを感じるようになった。この経験は、Uカーブ理論が示す適応の段階をたどり、さらにその先の「楽しさ」にまで至ったものだと言える。そして筆者は、異文化適応がどのような過程で進むのかを明らかにする必要性を強く感じるようになった。</w:t>
       </w:r>
     </w:p>
     <w:p>
@@ -334,7 +334,7 @@
         <w:rPr>
           <w:color w:val="FF0000"/>
         </w:rPr>
-        <w:t xml:space="preserve">留学などで異文化に触れた多くの人は、「戸惑い → 衝突 → 適応 → 楽しさ」という段階をたどると言われている。しかし、これまでの調査の多くは一時点での適応の度合いを数字で測るもので、流れ全体を追った研究は少ない。そのため、楽しさに至るまでに気持ちや考え方、行動がどう変わったのかを、経験者の話から明らかにする必要がある。</w:t>
+        <w:t xml:space="preserve">留学などで異文化に触れた多くの人は、「戸惑い → 衝突 → 適応 → 楽しさ」という段階をたどると言われている。しかし、従来の調査は一時点の適応度を数値で測る量的研究が中心であり、この過程全体を追った質的研究は少ない。そのため、戸惑いから楽しさに至るまでに、感情・考え方・行動がどのように変化したのかを、質的な研究によって明らかにする必要がある。</w:t>
       </w:r>
     </w:p>
     <w:p>
@@ -359,7 +359,7 @@
         <w:rPr>
           <w:color w:val="FF0000"/>
         </w:rPr>
-        <w:t xml:space="preserve">一つ目の課題は、到着直後の戸惑いを、①驚きや不安といったその場の気持ちと、②文化の違いをどう理解したかという考え方の2つに分けて捉えることである。この2つは互いに影響し合い、その後の適応を左右すると言われるが（木村 2009）、両方を同時に調べたデータは少ない。そこで本研究では、留学経験者にアンケートと追加インタビューを行い、カルチャーショックをどう受け止め、どう楽しいと思えるようになったのかを明らかにする。</w:t>
+        <w:t xml:space="preserve">一つ目の課題は、到着直後に生じる戸惑いや衝突を、①その場で起きる感情の反応（驚き・不安など）と、②文化的な前提のずれをどう理解したかという認知の面の2つに分けて捉えることである。感情と認知は互いに影響し合い、その後の適応の速さや深さを左右するとされるが（木村 2009）、両者を同時に追ったデータは少ない。そこで本研究では、留学経験者にこの2つの視点からアンケートと追加インタビューを行い、カルチャーショックをどのように受け止め、楽しいと感じるようになったのかを明らかにする。</w:t>
       </w:r>
     </w:p>
     <w:p>
@@ -395,7 +395,7 @@
         <w:rPr>
           <w:color w:val="FF0000"/>
         </w:rPr>
-        <w:t xml:space="preserve">二つ目の課題は、留学中の「気づき」が気持ちを前向きに変えていく様子を、時間の流れに沿って追うことである。段階が進むなかで、どのような気づきがあり、気持ちや考え方がどう変わったのかを明らかにし、適応の過程をより詳しく描く。</w:t>
+        <w:t xml:space="preserve">二つ目の課題は、滞在中に訪れる「気づき」が、どのように感情を前向きに変えていくのかを、時間の流れに沿って追うことである。段階が進む中で、どのような気づきがあり、感情や考え方がどう変化したのかを明らかにすることで、適応の過程をより詳しく描くことを目的とする。</w:t>
       </w:r>
     </w:p>
     <w:p>
@@ -420,7 +420,7 @@
         <w:rPr>
           <w:color w:val="FF0000"/>
         </w:rPr>
-        <w:t xml:space="preserve">三つ目の課題は、自分から行動する工夫が、経験を「楽しさ」に変える仕組みを明らかにすることである。筆者は「やったことリスト」や現地の文化を自分から体験することで、戸惑いが楽しさに変わった。ほかの留学経験者の工夫も聞くことで、適応がどう進むのかを明らかにし、これから留学する人が使えるヒントを得ることを目指す。</w:t>
+        <w:t xml:space="preserve">三つ目の課題は、主体的な行動の工夫が、経験を「楽しさ」へと変える仕組みを明らかにすることである。筆者は「やったことリスト」の作成や、現地の文化を積極的に体験することを通して、「戸惑い」から「楽しさ」へと変化した。ほかの留学経験者の工夫も聞き取ることで、適応の過程がどのように進むのかを明らかにし、これから留学する人が実践できるヒントを得ることを目指す。</w:t>
       </w:r>
     </w:p>
     <w:p>
@@ -542,7 +542,7 @@
       <w:pPr>
         <w:spacing w:after="40" w:line="300"/>
       </w:pPr>
-      <w:hyperlink w:history="1" r:id="rIdh1ljmud0_ay_rqz8fnr-a">
+      <w:hyperlink w:history="1" r:id="rIdgm4ptd2belwn4mpqhzltc">
         <w:r>
           <w:rPr>
             <w:color w:val="0563C1"/>
@@ -608,7 +608,7 @@
         <w:rPr>
           <w:color w:val="FF0000"/>
         </w:rPr>
-        <w:t xml:space="preserve">リスガード（Lysgaard 1955）のUカーブモデルは、異文化に適応するときの気持ちが「ハネムーン期」「ショック期」「調整期」「適応期」の4段階をたどり、グラフにするとU字になるという理論である。1955年にノルウェー人留学生の調査をもとに示されたもので、最初に気持ちが盛り上がったあと一度落ち込み、少しずつ回復していく点が特徴である。最初は新しい文化への好奇心が強いが、やがて文化の違いに直面して戸惑う「ショック期」に入る。その後、現地への理解や語学力、人とのつながりが深まることで「調整期」を経て、「適応期」に至る（堀田 2016）。ただし、すべての人がU字になるわけではない。今の留学生は事前に情報を得られるため、ショック期が軽くなることもあり、W字や逆U字になる例も報告されている。本研究では、このモデルを仮の枠組みとして使いながら、実際の経験談から適応のさまざまな形を明らかにする。</w:t>
+        <w:t xml:space="preserve">リスガード（Lysgaard 1955）のUカーブモデルは、異文化適応における感情の変化が「ハネムーン期」「ショック期」「調整期」「適応期」の4段階をたどり、その変化がU字型を描くとする理論である。1955年にノルウェー人留学生の調査をもとに提唱されたもので、適応はまっすぐに進むのではなく、初めの高揚感から一度落ち込み、そこから徐々に回復するという点に特徴がある。具体的には、最初は新しい文化への好奇心や期待が強いが、やがて文化の違いに直面して戸惑いや否定的な感情が強まる「ショック期」に移る。その後、現地文化への理解や語学力の向上、人とのつながりができることで「調整期」を経て、最終的に「適応期」に至る（堀田 2016）。ただし、すべての人の適応がU字型になるわけではない。現代の留学生は事前に情報を得やすいため、ショック期が緩やかになる場合もあり、文化や個人差によってW字型や逆U字型になることも報告されている。本研究では、このモデルを仮の枠組みとしながら、実際の経験談から適応の過程の多様さを明らかにする。</w:t>
       </w:r>
     </w:p>
     <w:p>
@@ -633,7 +633,7 @@
         <w:rPr>
           <w:color w:val="FF0000"/>
         </w:rPr>
-        <w:t xml:space="preserve">オバーグ（Oberg 1960）は、「カルチャーショック」という考え方を広めた人類学者である。オバーグは、異文化に移ったときの心の混乱やストレスを、病気ではなく、適応の途中で自然に起きるものだと捉えた。価値観や行動の違いから不安や怒り、孤独が生まれ、それにどう対処するかで適応の仕方が変わるという。カルチャーショックは、「何でもよく見える時期」「失望して戸惑う時期」「試行錯誤する時期」「落ち着いて適応する時期」に分かれ、特に二つ目の時期には強い感情の動きが伴う。カルチャーショックは、自分の常識を見直すきっかけにもなり、この点は本研究の関心と重なる。しかし、オバーグの理論は最初の混乱が中心で、そこから「気づき」や「楽しさ」へどう移っていくのかは詳しく説明していない。そこで本研究では、自分から行動する工夫や気持ちの変化にも注目し、カルチャーショックのあとの過程まで明らかにする。</w:t>
+        <w:t xml:space="preserve">オバーグ（Oberg 1960）は、「カルチャーショック」という概念を広めた人類学者であり、異文化に移ったときの心理的な混乱やストレスを、病気ではなく自然な適応の過程として捉えた。彼の理論では、価値観や行動様式の違いによって不安・怒り・孤独などの感情が生じ、それにどう対処するかが適応を左右するとされる。カルチャーショックは「接触初期の理想化」「現実への失望と困惑」「適応の試行錯誤」「安定した適応」の段階に分けられ、特に「失望と困惑」の段階では強い感情の揺れが伴う。また、カルチャーショックは、それまでの自分の常識を見直し、新たな意味づけをするきっかけにもなり、この点は本研究の関心とも重なる。しかし、オバーグの理論は主に初期の感情的な混乱に焦点を当てており、そこから「気づき」や「楽しさ」へ移っていく過程は詳しく説明されていない。そこで本研究では、オバーグの理論を出発点としつつ、積極的な行動や感情の変化にも注目し、カルチャーショック後の適応の過程まで明らかにすることを試みる。</w:t>
       </w:r>
     </w:p>
     <w:p>
@@ -658,7 +658,7 @@
         <w:rPr>
           <w:color w:val="FF0000"/>
         </w:rPr>
-        <w:t xml:space="preserve">エドワード・ホール（Hall 1976）は、言葉にしなくても伝わる部分の大きさが文化によって違うことに注目し、文化を「高コンテクスト」と「低コンテクスト」に分けた。高コンテクストの文化では、表情や場の空気から気持ちを読み取ることが大切にされ、低コンテクストの文化では、伝えたいことをはっきり言葉にすることが大切にされる。日本は高コンテクストの文化であり、アメリカなどとは伝え方の前提が大きく違う。この理論は、異文化の間で誤解が起きる理由を説明するのに役立つ。例えば、あいさつや沈黙の意味も文化によって違うため、相手の反応に戸惑ったり、人間関係がぎこちなくなったりしやすい。ただし、ホールの分け方は文化を固定したものとして捉えており、実際のコミュニケーションはもっと複雑だという限界もある。そこで本研究では、ホールの理論を「物事の捉え方が変わっていく過程」を考える手がかりとして使い、実際の経験談から柔軟な適応の様子を明らかにする。</w:t>
+        <w:t xml:space="preserve">エドワード・ホール（Hall 1976）は、コミュニケーションにおける「コンテクスト（文脈）」という概念を示し、文化を「高コンテクスト」と「低コンテクスト」に分類した。高コンテクスト文化では、言葉にされない表情や場の空気など、暗黙のうちに伝わる情報が重視される。一方、低コンテクスト文化では、伝えたい内容をはっきりと言葉で表すことが重視される。日本は高コンテクスト文化であり、米国などの低コンテクスト文化とは、情報を伝える前提が大きく異なる。ホールの理論は、異文化の間でなぜすれ違いや誤解が起きるのかを説明するのに有効である。例えば、あいさつや沈黙の意味も文化によって異なるため、相手の反応の意味がわからずに戸惑ったり、人間関係がぎこちなくなったりしやすい。ただし、ホールの分類は文化を固定的に捉えており、実際のコミュニケーションはより複雑で、さまざまな文化が混ざり合っているという限界もある。そこで本研究では、ホールの理論を「物事の捉え方が変わっていく過程」を考える手がかりとして用い、実際の経験談から柔軟な適応の様子を明らかにしていく。</w:t>
       </w:r>
     </w:p>
     <w:p>
@@ -683,7 +683,7 @@
         <w:rPr>
           <w:color w:val="FF0000"/>
         </w:rPr>
-        <w:t xml:space="preserve">ホフステードは、IBM社員への国際調査をもとに、文化の違いを「権力距離（上下関係を当然と考える度合い）」「個人主義・集団主義」「男性性・女性性」「不確実性回避（予定外のことを避けたい度合い）」「長期志向」「人生の楽しみ方」の6つの次元で表した。これにより、国ごとの文化の特徴を数字で比べられるようになった。例えば、日本は集団を重んじ、予定外のことを避けたい傾向が強く、アメリカは個人を重んじ、予定外のことにも抵抗が少ない。こうした違いが、グループワークで意見を言う場面などで戸惑いや衝突を生む。ホフステードら（Hofstede et al. 2010）の考え方を踏まえると、文化の違いを理解しておくことは適応を助けると考えられ、これは本研究が重視する「違いに気づくこと」と適応のつながりを支えている。しかし、この理論は国ごとの平均であり、一人ひとりの違いや、適応の途中での気持ちの変化までは表せない。そこで本研究では、この枠組みを参考にしながら、一人ひとりの経験談に表れる工夫や考え方の変化にも目を向ける。</w:t>
+        <w:t xml:space="preserve">ホフステードは、IBM社員を対象とした国際調査をもとに、文化の違いを「権力距離（上下関係を当然と考える度合い）」「個人主義・集団主義」「男性性・女性性」「不確実性回避（予定外のことやあいまいさを避けたい度合い）」「長期志向」「人生の享楽志向」の6つの次元で分類した。これにより、国ごとの文化の傾向を数値で比較できるようになり、文化が個人の行動や考え方に与える影響を整理する枠組みが示された。例えば、日本は集団主義的で不確実性回避の傾向が強く、米国は個人主義的で不確実性回避の傾向が弱い。この違いが、グループワークや自分の意見を述べる場面での戸惑いや衝突につながる。ホフステードら（Hofstede et al. 2010）の考え方を踏まえると、こうした文化の次元を理解しておくことは異文化適応を助けると考えられ、本研究が重視する「文化の違いへの気づき」と適応の関係を支えるものである。しかし、この理論は国単位の平均にもとづいており、個人の多様性や時代による変化には十分対応できないという批判もある。また、適応の途中での感情の変化や、一人ひとりの工夫までは反映されていない。そこで本研究では、この枠組みを参考にしつつ、留学経験者一人ひとりの語りに表れる工夫や意味づけにも注目し、より多面的な理解を目指す。</w:t>
       </w:r>
     </w:p>
     <w:p>
@@ -1250,7 +1250,7 @@
       <w:pPr>
         <w:spacing w:after="40" w:line="300"/>
       </w:pPr>
-      <w:hyperlink w:history="1" r:id="rId8ujbhvlawffbn7j2geqyc">
+      <w:hyperlink w:history="1" r:id="rIdvmpzhcttjyfovijz0zjhc">
         <w:r>
           <w:rPr>
             <w:color w:val="0563C1"/>
@@ -1272,7 +1272,7 @@
       <w:pPr>
         <w:spacing w:after="40" w:line="300"/>
       </w:pPr>
-      <w:hyperlink w:history="1" r:id="rIdltzsjjypsudvs08yihxbi">
+      <w:hyperlink w:history="1" r:id="rIdigyjankroie5gib9tscj3">
         <w:r>
           <w:rPr>
             <w:color w:val="0563C1"/>
@@ -1352,7 +1352,7 @@
         <w:rPr>
           <w:color w:val="FF0000"/>
         </w:rPr>
-        <w:t xml:space="preserve">異文化適応の最初の段階は「ハネムーン期」と呼ばれ、新しい文化への好奇心やわくわくした気持ちが高まる時期である。留学したばかりの学生は、街並みの美しさや人々の親切さに引きつけられ、前向きな気持ちになりやすい。文化の違いも新鮮に感じられ、「異文化は面白い」と受け止めることが多い。行動の面でも、自分から現地の活動に参加したり、友人を作ろうとしたりする。しかし、この段階は長く続かない。文化の違いをまだ深く理解していないため、やがて理想と現実の違いに気づくことになる。オバーグ（Oberg 1960）は、この段階を新しい文化への期待や興奮が強い時期であると述べている。このことは、留学したばかりの頃の気持ちの盛り上がりが、その後に来るカルチャーショックの前触れであることを示しており、本研究の問題意識と一致する。</w:t>
+        <w:t xml:space="preserve">異文化適応の最初の段階は「ハネムーン期」と呼ばれ、新しい文化や生活環境に対する好奇心や高揚感が高まる時期である。渡航直後の留学生は、街並みの美しさや人々の親切さ、自由な雰囲気などに魅力を感じ、肯定的な感情を抱くことが多い。この時期には、文化の違いもむしろ新鮮な刺激として受け止められ、「異文化は面白い」と前向きに解釈されやすい。行動の面でも、自ら現地の活動に参加したり、新しい友人を作ろうとしたりする姿勢が見られる。しかし、この段階は一時的なものであり、文化の違いへの理解が浅いまま進むため、やがて理想と現実の違いに直面することが多い。オバーグ（Oberg 1960）は、異文化に入った直後のこの段階を「ハネムーン期」と呼び、新しい文化への期待や興奮が強い時期であると述べている。この指摘は、留学したばかりの頃の気持ちの盛り上がりが、その後に来るカルチャーショックの前触れであることを示しており、本研究の問題意識と一致する。</w:t>
       </w:r>
     </w:p>
     <w:p>
@@ -1377,7 +1377,7 @@
         <w:rPr>
           <w:color w:val="FF0000"/>
         </w:rPr>
-        <w:t xml:space="preserve">ショック期では、文化の違いが日々の生活の中で困りごととして現れ、強い気持ちの動きを引き起こす。言葉が通じないことや、身ぶりの意味の違い、人間関係がうまく作れないことなどが重なり、不安や孤独、怒りを感じやすくなる。考え方も「なぜ通じないのか」「受け入れられていないのでは」と悪いほうに向きやすく、行動の面でも、部屋にこもったり同じ国の人とだけ過ごしたりするようになる。オバーグ（Oberg 1960）は、この段階を、慣れ親しんだ習慣や合図が通じなくなることで不安や不満が強まる時期として説明している。つまり、異文化との衝突は単に嫌な経験ではなく、自分自身についての考えが揺らぐ深い悩みでもある。筆者自身も、フィジーで羊が解体されて食卓に出てきたときには、自分の常識が通用しないことに強く戸惑った。本研究では、こうした混乱から新しい気づきが生まれる点に注目する。</w:t>
+        <w:t xml:space="preserve">ショック期では、文化の違いが実際の生活の中で困難として現れ、強い感情の揺れを引き起こす。この時期には、言葉の壁や身ぶり・表情の意味の違い、人間関係を築くことの難しさなどが重なり、不安や孤独、怒りを感じやすくなる。認知の面では、「なぜ通じないのか」「自分は受け入れられていないのではないか」といった否定的な捉え方が強まる。行動の面では、積極性が失われ、部屋に閉じこもったり、同じ母語を話す人とばかり過ごしたりする傾向が見られる。オバーグ（Oberg 1960）は、この段階を、慣れ親しんだ習慣や合図が通じなくなることで不安や不満が強まる時期として説明している。この指摘は、異文化との衝突が単なる不快な経験ではなく、自分自身についての認識が揺らぐ深い葛藤であることを示している。筆者自身も、フィジーで飼っていた羊が解体されて食卓に出てきた時には、それまで当たり前だと思っていた常識が通用しないことに強く戸惑った。本研究では、こうした感情的な混乱を通して新たな気づきが生まれる点に注目する。</w:t>
       </w:r>
     </w:p>
     <w:p>
@@ -1433,7 +1433,7 @@
         <w:rPr>
           <w:color w:val="FF0000"/>
         </w:rPr>
-        <w:t xml:space="preserve">適応期は、異文化の生活に慣れ、気持ちも落ち着いてくる段階である。現地での生活に安心感が生まれ、周りの人との信頼関係もでき、文化の違いを前提に柔軟に対応できる心の余裕が生まれる。考え方の面では「違いがあっても一緒にやっていける」と思えるようになり、行動の面では、誤解が生まれても笑いを交えて乗り切ったり、相手の立場に立って伝え方を変えたりできるようになる。ホフステードら（Hofstede et al. 2010）の考え方を踏まえると、文化の違いを理解することは適応を助けると考えられる。つまり適応期は、文化の理解が実際の行動につながり、気持ち・考え方・行動のすべてが変わる段階だと言える。</w:t>
+        <w:t xml:space="preserve">適応期は、異文化との共存に慣れ、感情的にも安定を取り戻す段階である。この時期には、現地での生活に安心感が生まれ、周囲の人との信頼関係も築かれる。そして、文化の違いがあることを前提にしながら、柔軟に対応できる心の余裕が生まれる。認知の面では「違いがあっても共に生活できる」という捉え方ができるようになり、自分の行動も状況に合わせて選べるようになる。行動の面では、文化的な誤解が生じてもユーモアを交えて対処したり、相手の視点を取り入れて表現を調整したりする力が見られる。ホフステードら（Hofstede et al. 2010）の考え方を踏まえると、文化の違いを理解することは異文化適応を助けると考えられる。つまり適応期は、文化への理解が実際の行動に結びつき、感情・認知・行動が一体となって変化する段階だと言える。</w:t>
       </w:r>
     </w:p>
     <w:p>
@@ -1458,7 +1458,7 @@
         <w:rPr>
           <w:color w:val="FF0000"/>
         </w:rPr>
-        <w:t xml:space="preserve">本節では、4つの段階を通る中で「文化を楽しむ力」がどのように表れるのかを考える。この力は、適応のその先で、異文化を「受け入れる」から「楽しむ」へと変わっていくことを指す。特に適応期には、違いを広い心で受け止められるようになり、違和感を興味に変える力が表れやすい。例えば、現地のジョークや風習を自分から理解しようとしたり、日本と現地をつなぐ役割を果たそうとしたりする姿勢がそれにあたる。本研究では、異文化を前向きに捉える力が、長く続く適応や成長を支えると考える。この「楽しむ力」は、ショック期や調整期を経験したからこそ生まれるものであり、異文化経験を通して成長したことの表れだと言える。</w:t>
+        <w:t xml:space="preserve">本節では、これまで述べた異文化適応の4段階（ハネムーン期から適応期）を踏まえ、それらを経る中で「文化を楽しむ力」がどのように発揮されるのかを考察する。この力は、適応のさらに先にある感情や考え方の変化であり、異文化との関わり方が「受け入れる」から「楽しむ」へと変わっていく姿勢を指す。特に適応期には、文化の違いに対して寛容になり、違和感を興味へと変える力が表れやすい。例えば、現地のジョークや風習を積極的に理解しようとする態度や、自分が日本と現地の架け橋として行動しようとする姿勢がそれにあたる。本研究では、異文化を前向きに捉える力が、長く続く適応や成長を支えると考える。つまり、文化に対する感情が前向きに変わり、柔軟に考えられるようになることが、より深い適応を支えるということである。この「楽しむ力」は、ショック期や調整期の経験があってこそ生まれるものであり、異文化経験を通した成長を表すものだと言える。</w:t>
       </w:r>
     </w:p>
     <w:p>
@@ -1600,7 +1600,7 @@
         <w:rPr>
           <w:color w:val="FF0000"/>
         </w:rPr>
-        <w:t xml:space="preserve">文化的コンテクスト理論は、異文化の間で誤解が起きる理由を説明する大切な考え方である。ホールが示した「高コンテクスト」と「低コンテクスト」という分け方は、言葉にせずに伝わる部分の大きさが、文化によって違うことを指摘したものである。高コンテクストの文化では、表情やしぐさ、場の雰囲気に頼って気持ちを伝え合う。一方、低コンテクストの文化では、伝えたいことや理由をはっきり言葉にすることが大切にされる。日本は高コンテクスト、アメリカやドイツは低コンテクストの文化に分けられることが多い。この違いは、言葉だけでなく、沈黙や態度、会話の間の取り方にも影響する。留学したばかりの頃の戸惑いや衝突は、このずれから生まれることが多い。例えば、日本人学生が「言わなくても伝わるだろう」と黙っていると、「なぜ意見を言わないのか」と誤解されることがある。ホール（Hall 1976）の理論に基づけば、沈黙の意味の違いがコミュニケーションの壁になると言える。つまり、本研究で扱うカルチャーショックの根っこには、伝え方の前提の違いがあると考えられる。</w:t>
+        <w:t xml:space="preserve">文化的コンテクスト理論は、異文化間のコミュニケーションでずれや誤解が生じる仕組みを説明する重要な視点である。ホールが示した「高コンテクスト」「低コンテクスト」という分類は、文化によって、情報を伝える際の前提や、言葉にされずに共有される部分の大きさが異なることを指摘したものである。高コンテクスト文化では、表情やしぐさ、文脈に多くを頼り、言葉にしない部分で意思疎通を図る傾向がある。一方、低コンテクスト文化では、意図や情報をはっきりと言葉にすることが重視され、背景の説明や直接的な発言が中心となる。日本は前者の代表であり、アメリカやドイツは後者に分類されることが多い。この違いは言葉だけでなく、沈黙や態度、会話の間の取り方など、コミュニケーションの幅広い面に影響している。留学初期の「戸惑い」や「衝突」は、まさにこのずれから生じることが多い。例えば、日本人学生が海外で「言わなくても伝わるだろう」と考えて黙っていると、「なぜ意見を言わないのか」と誤解される場面がある。ホール（Hall 1976）の理論に基づけば、沈黙の意味が文化によって異なることが、コミュニケーションの障壁を生むと言える。このことから、本研究で扱うカルチャーショックの根底には、コンテクストの捉え方の違いがあると考えられる。</w:t>
       </w:r>
     </w:p>
     <w:p>
@@ -1625,7 +1625,7 @@
         <w:rPr>
           <w:color w:val="FF0000"/>
         </w:rPr>
-        <w:t xml:space="preserve">伝え方の違いは、授業中の発言の仕方や友人との距離感、メールの書き方など、毎日の生活のあらゆる場面に表れる。高コンテクストの文化で育った日本人学生は、場の空気を読むことが得意である。しかし、低コンテクストの文化では、自分の意見や「YES」「NO」をはっきり示すことが求められる場面が多い。そのため、発言をためらったり、あいまいな言い方をしたりすると、誤解が起きやすい。実際に留学経験者からは、「『どう思う？』と聞かれて黙っていたら、興味がないと思われた」という声もある。また、メールで結論を先に書くことや、敬語より率直さが大切にされることに戸惑う学生も少なくないと考えられる。1章で述べたように留学する学生が増えた今、こうした違いは多くの学生が経験するものになっている。ホール（Hall 1976）が示したように、言葉以外のサインや暗黙のルールの違いは、日常の誤解の原因になる。このことは、2章で取り上げた「カルチャーショック」や「気づき」が、具体的な経験の中で起きることを示している。</w:t>
+        <w:t xml:space="preserve">留学生が現地で直面するコンテクストの違いは、日常のあらゆる場面に現れる。例えば、授業中の発言の仕方や友人との距離感、メールの書き方などがその代表例である。高コンテクスト文化で育った日本人学生は、相手の意図や場の空気を読むことに慣れているが、低コンテクスト文化では「率直な自己主張」や「YES/NOをはっきり示すこと」が求められる場面が多い。そのため、発言をためらったり、あいまいな表現を使ったりすることで、誤解や摩擦が生じやすい。実際に留学経験者からは、「『どう思う？』と聞かれて黙っていたら、無関心だと受け取られてしまった」という声もある。また、メールで結論を先に述べることや、敬語より率直さが重視されることに戸惑う学生も少なくないと考えられる。こうした違いは、1章で述べた留学機会の拡大に伴い、今では多くの学生が経験するものとなっている。ホール（Hall 1976）が示したように、言葉以外のサインや暗黙のルールの違いは、日常的な誤解の原因となる。このことは、2章の研究課題で取り上げた「カルチャーショック」や「気づき」が、具体的な経験の中で生じることを裏づけている。</w:t>
       </w:r>
     </w:p>
     <w:p>
@@ -1650,7 +1650,7 @@
         <w:rPr>
           <w:color w:val="FF0000"/>
         </w:rPr>
-        <w:t xml:space="preserve">4つの段階ごとに、伝え方の違いによるすれ違いを整理すると、それぞれに特徴が見られる。ハネムーン期には、違いに気づいても好奇心のほうが強く、すれ違いは感じにくい。しかしショック期に入ると、「なぜわかってもらえないのか」「どうしてはっきり言わなければいけないのか」といった不安や怒りが表に出る。調整期には、「ここでは意見を言うのが当たり前なのだ」「この沈黙には意味があるのだろうか」と考え、現地のルールを学び直すようになる。そして適応期には、違いを前提に柔軟にふるまえるようになり、「日本と同じやり方にこだわらなくてもよい」と思えるようになる。ホール（Hall 1976）の理論を踏まえると、伝え方の違いに気づき、それに合わせて行動や言い方を変えられることが、適応にとって大切だと考えられる。このことは、2章で述べた「行動的工夫」や4章で述べた「文化を楽しむ力」が、すれ違いを乗り越える中で育っていくことを示している。</w:t>
+        <w:t xml:space="preserve">異文化適応の4段階の中で、コンテクストの違いによる摩擦がどの時期にどのように現れるかを整理すると、段階ごとに特徴的なパターンが見られる。まずハネムーン期には、違いに気づいても好奇心のほうが勝り、深刻な摩擦は感じにくい。しかしショック期に入ると、「なぜわかってもらえないのか」「なぜはっきり言わなければならないのか」といった不安や怒りが表に出て、コンテクストの違いが感情的な衝突として表面化する。その後の調整期には、「ここでは意見を述べるのが当たり前なのだ」「この沈黙には意味があるのか」と考え、異文化のルールを意識的に学び直す姿勢が生まれる。そして適応期になると、コンテクストの違いを前提として柔軟に振る舞えるようになり、「日本と同じやり方にこだわる必要はない」と考えられるようになる。ホール（Hall 1976）の理論を踏まえると、コンテクストの違いに気づき、それに合わせて行動や表現を調整できることが、異文化適応の重要な要素であると考えられる。このことは、2章で述べた「行動的工夫」や4章で述べた「文化を楽しむ力」が、段階ごとの摩擦を乗り越える中で育まれることを示している。</w:t>
       </w:r>
     </w:p>
     <w:p>
@@ -1699,7 +1699,7 @@
         <w:rPr>
           <w:color w:val="FF0000"/>
         </w:rPr>
-        <w:t xml:space="preserve">ホフステードの文化理論は、文化の違いを「権力距離」「個人主義・集団主義」「男性性・女性性」「不確実性回避」「長期志向」「人生の楽しみ方」の6つの次元で説明する考え方である。大きな特徴は、国ごとの価値観や行動の傾向を数字で表し、比べられるようにした点である。例えば、「権力距離」が高い国では上下関係が重んじられ、「個人主義」が強い国では、自分の意見を言うことや個人の自由が大切にされる。適応の4つの段階においても、こうした違いが気持ちや行動のずれとして表れやすい。ホフステードら（Hofstede et al. 2010）の6次元モデルは、文化の違いを具体的に捉えるのに役立つ枠組みであり、段階ごとに起きるすれ違いを、さまざまな面から理解する手がかりになる。</w:t>
+        <w:t xml:space="preserve">ホフステードの文化理論は、文化の違いを「権力距離」「個人主義・集団主義」「男性性・女性性」「不確実性回避」「長期志向」「人生の享楽志向」という6つの次元で説明する枠組みである。この6次元モデルは、国ごとの価値観や行動の傾向を数値化し、比較できるようにした点に大きな特徴がある。例えば、「権力距離」が高い国では上下関係が重視され、「個人主義」が強い国では自己主張や個人の自由が重視される。異文化適応の4段階（ハネムーン期、ショック期、調整期、適応期）においても、こうした文化の次元の違いが、心理的・行動的なずれとして現れやすい。ホフステードら（Hofstede et al. 2010）の6次元モデルは、文化の違いを具体的に捉えるための有効な枠組みである。このことから、4段階の中で生じる摩擦や適応の仕組みを、より多面的に理解することが求められると言える。</w:t>
       </w:r>
     </w:p>
     <w:p>
@@ -2934,7 +2934,7 @@
       <w:pPr>
         <w:spacing w:after="40" w:line="300"/>
       </w:pPr>
-      <w:hyperlink w:history="1" r:id="rId8axiqbabbv8orxnsgxtcr">
+      <w:hyperlink w:history="1" r:id="rIdagbypjr_uioizaaekrf73">
         <w:r>
           <w:rPr>
             <w:color w:val="0563C1"/>
@@ -2956,7 +2956,7 @@
       <w:pPr>
         <w:spacing w:after="40" w:line="300"/>
       </w:pPr>
-      <w:hyperlink w:history="1" r:id="rIdhdp3kz6vvveclx5wu4i3f">
+      <w:hyperlink w:history="1" r:id="rIducnlowq6_b1kxzy0mhoph">
         <w:r>
           <w:rPr>
             <w:color w:val="0563C1"/>
@@ -2978,7 +2978,7 @@
       <w:pPr>
         <w:spacing w:after="40" w:line="300"/>
       </w:pPr>
-      <w:hyperlink w:history="1" r:id="rIdysgucvme_3axbucw5a6cq">
+      <w:hyperlink w:history="1" r:id="rId1czxxm3vwhwzq5lp1wvay">
         <w:r>
           <w:rPr>
             <w:color w:val="0563C1"/>

--- a/output/異文化適応のプロセス_前半_加筆版.docx
+++ b/output/異文化適応のプロセス_前半_加筆版.docx
@@ -190,7 +190,7 @@
       <w:pPr>
         <w:spacing w:after="40" w:line="300"/>
       </w:pPr>
-      <w:hyperlink w:history="1" r:id="rIdh3m8m5b4kijhbqsmeyz3w">
+      <w:hyperlink w:history="1" r:id="rIdasq2243nnowcx_pdtzy2t">
         <w:r>
           <w:rPr>
             <w:color w:val="0563C1"/>
@@ -212,7 +212,7 @@
       <w:pPr>
         <w:spacing w:after="40" w:line="300"/>
       </w:pPr>
-      <w:hyperlink w:history="1" r:id="rIddcf1i06wdpopqhybjv0nb">
+      <w:hyperlink w:history="1" r:id="rIdteeti7-mdsbuhh6d3yl4t">
         <w:r>
           <w:rPr>
             <w:color w:val="0563C1"/>
@@ -234,7 +234,7 @@
       <w:pPr>
         <w:spacing w:after="40" w:line="300"/>
       </w:pPr>
-      <w:hyperlink w:history="1" r:id="rIdxtwzrsyoo8nzxb59mwzrk">
+      <w:hyperlink w:history="1" r:id="rIdlwgkkt1yctufhowkxmsaz">
         <w:r>
           <w:rPr>
             <w:color w:val="0563C1"/>
@@ -542,7 +542,7 @@
       <w:pPr>
         <w:spacing w:after="40" w:line="300"/>
       </w:pPr>
-      <w:hyperlink w:history="1" r:id="rIdgm4ptd2belwn4mpqhzltc">
+      <w:hyperlink w:history="1" r:id="rIdrpurxfkrbnvxcmjwxjv2i">
         <w:r>
           <w:rPr>
             <w:color w:val="0563C1"/>
@@ -633,7 +633,7 @@
         <w:rPr>
           <w:color w:val="FF0000"/>
         </w:rPr>
-        <w:t xml:space="preserve">オバーグ（Oberg 1960）は、「カルチャーショック」という概念を広めた人類学者であり、異文化に移ったときの心理的な混乱やストレスを、病気ではなく自然な適応の過程として捉えた。彼の理論では、価値観や行動様式の違いによって不安・怒り・孤独などの感情が生じ、それにどう対処するかが適応を左右するとされる。カルチャーショックは「接触初期の理想化」「現実への失望と困惑」「適応の試行錯誤」「安定した適応」の段階に分けられ、特に「失望と困惑」の段階では強い感情の揺れが伴う。また、カルチャーショックは、それまでの自分の常識を見直し、新たな意味づけをするきっかけにもなり、この点は本研究の関心とも重なる。しかし、オバーグの理論は主に初期の感情的な混乱に焦点を当てており、そこから「気づき」や「楽しさ」へ移っていく過程は詳しく説明されていない。そこで本研究では、オバーグの理論を出発点としつつ、積極的な行動や感情の変化にも注目し、カルチャーショック後の適応の過程まで明らかにすることを試みる。</w:t>
+        <w:t xml:space="preserve">オバーグ（Oberg 1960）は、「カルチャーショック」という概念を広めた人類学者であり、留学や海外での仕事などで、それまでとは異なる文化の中で生活を始めたときに起きる心理的な混乱やストレスを、病気ではなく自然な適応の過程として捉えた。彼の理論では、価値観や行動様式の違いによって不安・怒り・孤独などの感情が生じ、それにどう対処するかが適応を左右するとされる。カルチャーショックは「接触初期の理想化」「現実への失望と困惑」「適応の試行錯誤」「安定した適応」の段階に分けられ、特に「失望と困惑」の段階では強い感情の揺れが伴う。また、カルチャーショックは、それまでの自分の常識を見直し、新たな意味づけをするきっかけにもなり、この点は本研究の関心とも重なる。しかし、オバーグの理論は主に初期の感情的な混乱に焦点を当てており、そこから「気づき」や「楽しさ」へ移っていく過程は詳しく説明されていない。そこで本研究では、オバーグの理論を出発点としつつ、積極的な行動や感情の変化にも注目し、カルチャーショック後の適応の過程まで明らかにすることを試みる。</w:t>
       </w:r>
     </w:p>
     <w:p>
@@ -1250,7 +1250,7 @@
       <w:pPr>
         <w:spacing w:after="40" w:line="300"/>
       </w:pPr>
-      <w:hyperlink w:history="1" r:id="rIdvmpzhcttjyfovijz0zjhc">
+      <w:hyperlink w:history="1" r:id="rIdwm5xocw7ifyqpvtieeep0">
         <w:r>
           <w:rPr>
             <w:color w:val="0563C1"/>
@@ -1272,7 +1272,7 @@
       <w:pPr>
         <w:spacing w:after="40" w:line="300"/>
       </w:pPr>
-      <w:hyperlink w:history="1" r:id="rIdigyjankroie5gib9tscj3">
+      <w:hyperlink w:history="1" r:id="rIdzbkwhzsw6uouhcn-k_zdh">
         <w:r>
           <w:rPr>
             <w:color w:val="0563C1"/>
@@ -2934,7 +2934,7 @@
       <w:pPr>
         <w:spacing w:after="40" w:line="300"/>
       </w:pPr>
-      <w:hyperlink w:history="1" r:id="rIdagbypjr_uioizaaekrf73">
+      <w:hyperlink w:history="1" r:id="rIdv47mt-zwcsrm2sst2keop">
         <w:r>
           <w:rPr>
             <w:color w:val="0563C1"/>
@@ -2956,7 +2956,7 @@
       <w:pPr>
         <w:spacing w:after="40" w:line="300"/>
       </w:pPr>
-      <w:hyperlink w:history="1" r:id="rIducnlowq6_b1kxzy0mhoph">
+      <w:hyperlink w:history="1" r:id="rIdvdair8wb90xgjbjk2vpr0">
         <w:r>
           <w:rPr>
             <w:color w:val="0563C1"/>
@@ -2978,7 +2978,7 @@
       <w:pPr>
         <w:spacing w:after="40" w:line="300"/>
       </w:pPr>
-      <w:hyperlink w:history="1" r:id="rId1czxxm3vwhwzq5lp1wvay">
+      <w:hyperlink w:history="1" r:id="rIdgqdhts9vam8v4gnwmxp25">
         <w:r>
           <w:rPr>
             <w:color w:val="0563C1"/>

--- a/output/異文化適応のプロセス_前半_加筆版.docx
+++ b/output/異文化適応のプロセス_前半_加筆版.docx
@@ -190,7 +190,7 @@
       <w:pPr>
         <w:spacing w:after="40" w:line="300"/>
       </w:pPr>
-      <w:hyperlink w:history="1" r:id="rIdasq2243nnowcx_pdtzy2t">
+      <w:hyperlink w:history="1" r:id="rIdkut-t6dfekge-7rqivzqn">
         <w:r>
           <w:rPr>
             <w:color w:val="0563C1"/>
@@ -212,7 +212,7 @@
       <w:pPr>
         <w:spacing w:after="40" w:line="300"/>
       </w:pPr>
-      <w:hyperlink w:history="1" r:id="rIdteeti7-mdsbuhh6d3yl4t">
+      <w:hyperlink w:history="1" r:id="rId2ptdqrz8g6vum6ze1lbuu">
         <w:r>
           <w:rPr>
             <w:color w:val="0563C1"/>
@@ -234,7 +234,7 @@
       <w:pPr>
         <w:spacing w:after="40" w:line="300"/>
       </w:pPr>
-      <w:hyperlink w:history="1" r:id="rIdlwgkkt1yctufhowkxmsaz">
+      <w:hyperlink w:history="1" r:id="rId4eijampisenykmwflobou">
         <w:r>
           <w:rPr>
             <w:color w:val="0563C1"/>
@@ -542,7 +542,7 @@
       <w:pPr>
         <w:spacing w:after="40" w:line="300"/>
       </w:pPr>
-      <w:hyperlink w:history="1" r:id="rIdrpurxfkrbnvxcmjwxjv2i">
+      <w:hyperlink w:history="1" r:id="rIdfnmw1lyngnumqkgrdsdri">
         <w:r>
           <w:rPr>
             <w:color w:val="0563C1"/>
@@ -633,7 +633,7 @@
         <w:rPr>
           <w:color w:val="FF0000"/>
         </w:rPr>
-        <w:t xml:space="preserve">オバーグ（Oberg 1960）は、「カルチャーショック」という概念を広めた人類学者であり、留学や海外での仕事などで、それまでとは異なる文化の中で生活を始めたときに起きる心理的な混乱やストレスを、病気ではなく自然な適応の過程として捉えた。彼の理論では、価値観や行動様式の違いによって不安・怒り・孤独などの感情が生じ、それにどう対処するかが適応を左右するとされる。カルチャーショックは「接触初期の理想化」「現実への失望と困惑」「適応の試行錯誤」「安定した適応」の段階に分けられ、特に「失望と困惑」の段階では強い感情の揺れが伴う。また、カルチャーショックは、それまでの自分の常識を見直し、新たな意味づけをするきっかけにもなり、この点は本研究の関心とも重なる。しかし、オバーグの理論は主に初期の感情的な混乱に焦点を当てており、そこから「気づき」や「楽しさ」へ移っていく過程は詳しく説明されていない。そこで本研究では、オバーグの理論を出発点としつつ、積極的な行動や感情の変化にも注目し、カルチャーショック後の適応の過程まで明らかにすることを試みる。</w:t>
+        <w:t xml:space="preserve">オバーグ（Oberg 1960）は、「カルチャーショック」という概念を広めた人類学者であり、留学や海外での仕事などで、それまでとは異なる文化の中で生活を始めたときに起きる心理的な混乱やストレスを、病気ではなく自然な適応の過程として捉えた。彼の理論では、価値観や行動様式の違いによって不安・怒り・孤独などの感情が生じ、それにどう対処するかが適応を左右するとされる。カルチャーショックは「接触初期の理想化」「現実への失望と困惑」「適応の試行錯誤」「安定した適応」の段階に分けられ、特に「失望と困惑」の段階では強い感情の揺れが伴う。また、カルチャーショックは、それまでの自分の常識を見直し、新たな価値観を得るきっかけにもなり、この点は本研究の関心とも重なる。しかし、オバーグの理論は主に初期の感情的な混乱に焦点を当てており、そこから「気づき」や「楽しさ」へ移っていく過程は詳しく説明されていない。そこで本研究では、オバーグの理論を出発点としつつ、積極的な行動や感情の変化にも注目し、カルチャーショック後の適応の過程まで明らかにすることを試みる。</w:t>
       </w:r>
     </w:p>
     <w:p>
@@ -1250,7 +1250,7 @@
       <w:pPr>
         <w:spacing w:after="40" w:line="300"/>
       </w:pPr>
-      <w:hyperlink w:history="1" r:id="rIdwm5xocw7ifyqpvtieeep0">
+      <w:hyperlink w:history="1" r:id="rIdesyjelzifdams747u5gco">
         <w:r>
           <w:rPr>
             <w:color w:val="0563C1"/>
@@ -1272,7 +1272,7 @@
       <w:pPr>
         <w:spacing w:after="40" w:line="300"/>
       </w:pPr>
-      <w:hyperlink w:history="1" r:id="rIdzbkwhzsw6uouhcn-k_zdh">
+      <w:hyperlink w:history="1" r:id="rIdfuz0uec6hbeux2f_3bcpo">
         <w:r>
           <w:rPr>
             <w:color w:val="0563C1"/>
@@ -2934,7 +2934,7 @@
       <w:pPr>
         <w:spacing w:after="40" w:line="300"/>
       </w:pPr>
-      <w:hyperlink w:history="1" r:id="rIdv47mt-zwcsrm2sst2keop">
+      <w:hyperlink w:history="1" r:id="rIdgklkiicker-tzhus_4bfn">
         <w:r>
           <w:rPr>
             <w:color w:val="0563C1"/>
@@ -2956,7 +2956,7 @@
       <w:pPr>
         <w:spacing w:after="40" w:line="300"/>
       </w:pPr>
-      <w:hyperlink w:history="1" r:id="rIdvdair8wb90xgjbjk2vpr0">
+      <w:hyperlink w:history="1" r:id="rIdjbwjiif3ygb1e0ekbsrxs">
         <w:r>
           <w:rPr>
             <w:color w:val="0563C1"/>
@@ -2978,7 +2978,7 @@
       <w:pPr>
         <w:spacing w:after="40" w:line="300"/>
       </w:pPr>
-      <w:hyperlink w:history="1" r:id="rIdgqdhts9vam8v4gnwmxp25">
+      <w:hyperlink w:history="1" r:id="rIdcnxvht709qe323vjbg_by">
         <w:r>
           <w:rPr>
             <w:color w:val="0563C1"/>

--- a/output/異文化適応のプロセス_前半_加筆版.docx
+++ b/output/異文化適応のプロセス_前半_加筆版.docx
@@ -190,7 +190,7 @@
       <w:pPr>
         <w:spacing w:after="40" w:line="300"/>
       </w:pPr>
-      <w:hyperlink w:history="1" r:id="rIdkut-t6dfekge-7rqivzqn">
+      <w:hyperlink w:history="1" r:id="rId0nxr0dkubdnggi33aecoq">
         <w:r>
           <w:rPr>
             <w:color w:val="0563C1"/>
@@ -212,7 +212,7 @@
       <w:pPr>
         <w:spacing w:after="40" w:line="300"/>
       </w:pPr>
-      <w:hyperlink w:history="1" r:id="rId2ptdqrz8g6vum6ze1lbuu">
+      <w:hyperlink w:history="1" r:id="rId01mv2zpjlso1pohb4lrm7">
         <w:r>
           <w:rPr>
             <w:color w:val="0563C1"/>
@@ -234,7 +234,7 @@
       <w:pPr>
         <w:spacing w:after="40" w:line="300"/>
       </w:pPr>
-      <w:hyperlink w:history="1" r:id="rId4eijampisenykmwflobou">
+      <w:hyperlink w:history="1" r:id="rIdefvexbslc6b7xzpf9ifp4">
         <w:r>
           <w:rPr>
             <w:color w:val="0563C1"/>
@@ -542,7 +542,7 @@
       <w:pPr>
         <w:spacing w:after="40" w:line="300"/>
       </w:pPr>
-      <w:hyperlink w:history="1" r:id="rIdfnmw1lyngnumqkgrdsdri">
+      <w:hyperlink w:history="1" r:id="rIdsdizo8nulmjrlgyg3cjn-">
         <w:r>
           <w:rPr>
             <w:color w:val="0563C1"/>
@@ -658,7 +658,7 @@
         <w:rPr>
           <w:color w:val="FF0000"/>
         </w:rPr>
-        <w:t xml:space="preserve">エドワード・ホール（Hall 1976）は、コミュニケーションにおける「コンテクスト（文脈）」という概念を示し、文化を「高コンテクスト」と「低コンテクスト」に分類した。高コンテクスト文化では、言葉にされない表情や場の空気など、暗黙のうちに伝わる情報が重視される。一方、低コンテクスト文化では、伝えたい内容をはっきりと言葉で表すことが重視される。日本は高コンテクスト文化であり、米国などの低コンテクスト文化とは、情報を伝える前提が大きく異なる。ホールの理論は、異文化の間でなぜすれ違いや誤解が起きるのかを説明するのに有効である。例えば、あいさつや沈黙の意味も文化によって異なるため、相手の反応の意味がわからずに戸惑ったり、人間関係がぎこちなくなったりしやすい。ただし、ホールの分類は文化を固定的に捉えており、実際のコミュニケーションはより複雑で、さまざまな文化が混ざり合っているという限界もある。そこで本研究では、ホールの理論を「物事の捉え方が変わっていく過程」を考える手がかりとして用い、実際の経験談から柔軟な適応の様子を明らかにしていく。</w:t>
+        <w:t xml:space="preserve">エドワード・ホール（Hall 1976）は、文化間コミュニケーションの理論において「コンテクスト（文脈）」という概念を示し、文化を「高コンテクスト」と「低コンテクスト」に分類した。高コンテクスト文化では、表情や場の空気など、言葉にされずに伝わる情報が重視される。一方、低コンテクスト文化では、伝えたい内容をはっきりと言葉で表すことが重視される。日本は高コンテクスト文化であり、米国などの低コンテクスト文化とは、情報を伝える前提が大きく異なる。ホールの理論は、異文化間でなぜすれ違いや誤解が起きるのかを説明するのに有効である。例えば、挨拶や沈黙の意味も文化によって異なるため、相手の反応の意味がわからずに戸惑ったり、人間関係がぎこちなくなったりしやすい。一方で、ホールの理論には限界もある。ホールの分類は、「日本人は空気を読む」「アメリカ人ははっきり言う」というように、国ごとの文化をいつも同じものとして捉えている。しかし実際には、同じ国の人でも伝え方は人や場面によって異なり、異文化に触れることで変わっていくこともある。そこで本研究では、ホールの理論を手がかりとしながら、留学を通して人の物事の捉え方がどのように変わっていくのかを、実際の経験談から明らかにしていく。</w:t>
       </w:r>
     </w:p>
     <w:p>
@@ -1250,7 +1250,7 @@
       <w:pPr>
         <w:spacing w:after="40" w:line="300"/>
       </w:pPr>
-      <w:hyperlink w:history="1" r:id="rIdesyjelzifdams747u5gco">
+      <w:hyperlink w:history="1" r:id="rIdjisbekahly_ws4sgenfes">
         <w:r>
           <w:rPr>
             <w:color w:val="0563C1"/>
@@ -1272,7 +1272,7 @@
       <w:pPr>
         <w:spacing w:after="40" w:line="300"/>
       </w:pPr>
-      <w:hyperlink w:history="1" r:id="rIdfuz0uec6hbeux2f_3bcpo">
+      <w:hyperlink w:history="1" r:id="rId2hdpscjeo8gzts5s90oc6">
         <w:r>
           <w:rPr>
             <w:color w:val="0563C1"/>
@@ -2934,7 +2934,7 @@
       <w:pPr>
         <w:spacing w:after="40" w:line="300"/>
       </w:pPr>
-      <w:hyperlink w:history="1" r:id="rIdgklkiicker-tzhus_4bfn">
+      <w:hyperlink w:history="1" r:id="rId28lxzkvzsjp06miiuzoaw">
         <w:r>
           <w:rPr>
             <w:color w:val="0563C1"/>
@@ -2956,7 +2956,7 @@
       <w:pPr>
         <w:spacing w:after="40" w:line="300"/>
       </w:pPr>
-      <w:hyperlink w:history="1" r:id="rIdjbwjiif3ygb1e0ekbsrxs">
+      <w:hyperlink w:history="1" r:id="rIdq2sqyoaew0gwqkzxyrdvo">
         <w:r>
           <w:rPr>
             <w:color w:val="0563C1"/>
@@ -2978,7 +2978,7 @@
       <w:pPr>
         <w:spacing w:after="40" w:line="300"/>
       </w:pPr>
-      <w:hyperlink w:history="1" r:id="rIdcnxvht709qe323vjbg_by">
+      <w:hyperlink w:history="1" r:id="rIdka0219huhlim16abhrmuw">
         <w:r>
           <w:rPr>
             <w:color w:val="0563C1"/>

--- a/output/異文化適応のプロセス_前半_加筆版.docx
+++ b/output/異文化適応のプロセス_前半_加筆版.docx
@@ -130,6 +130,539 @@
     </w:p>
     <w:p>
       <w:pPr>
+        <w:spacing w:after="480" w:before="240"/>
+        <w:jc w:val="center"/>
+      </w:pPr>
+      <w:r>
+        <w:rPr>
+          <w:rFonts w:ascii="游明朝" w:cs="游明朝" w:eastAsia="游明朝" w:hAnsi="游明朝"/>
+          <w:sz w:val="32"/>
+          <w:szCs w:val="32"/>
+        </w:rPr>
+        <w:t xml:space="preserve">目次</w:t>
+      </w:r>
+    </w:p>
+    <w:p>
+      <w:pPr>
+        <w:spacing w:after="120" w:before="200" w:line="300"/>
+        <w:ind w:left="0"/>
+      </w:pPr>
+      <w:r>
+        <w:rPr>
+          <w:rFonts w:ascii="游明朝" w:cs="游明朝" w:eastAsia="游明朝" w:hAnsi="游明朝"/>
+          <w:sz w:val="21"/>
+          <w:szCs w:val="21"/>
+        </w:rPr>
+        <w:t xml:space="preserve">１．研究背景</w:t>
+      </w:r>
+    </w:p>
+    <w:p>
+      <w:pPr>
+        <w:spacing w:after="120" w:before="0" w:line="300"/>
+        <w:ind w:left="420"/>
+      </w:pPr>
+      <w:r>
+        <w:rPr>
+          <w:rFonts w:ascii="游明朝" w:cs="游明朝" w:eastAsia="游明朝" w:hAnsi="游明朝"/>
+          <w:sz w:val="21"/>
+          <w:szCs w:val="21"/>
+        </w:rPr>
+        <w:t xml:space="preserve">1.1 留学経験者の増加（統計・国内外動向）</w:t>
+      </w:r>
+    </w:p>
+    <w:p>
+      <w:pPr>
+        <w:spacing w:after="120" w:before="0" w:line="300"/>
+        <w:ind w:left="420"/>
+      </w:pPr>
+      <w:r>
+        <w:rPr>
+          <w:rFonts w:ascii="游明朝" w:cs="游明朝" w:eastAsia="游明朝" w:hAnsi="游明朝"/>
+          <w:sz w:val="21"/>
+          <w:szCs w:val="21"/>
+        </w:rPr>
+        <w:t xml:space="preserve">1.2 自身の留学経験からの問題意識</w:t>
+      </w:r>
+    </w:p>
+    <w:p>
+      <w:pPr>
+        <w:spacing w:after="120" w:before="200" w:line="300"/>
+        <w:ind w:left="0"/>
+      </w:pPr>
+      <w:r>
+        <w:rPr>
+          <w:rFonts w:ascii="游明朝" w:cs="游明朝" w:eastAsia="游明朝" w:hAnsi="游明朝"/>
+          <w:sz w:val="21"/>
+          <w:szCs w:val="21"/>
+        </w:rPr>
+        <w:t xml:space="preserve">２．研究目的</w:t>
+      </w:r>
+    </w:p>
+    <w:p>
+      <w:pPr>
+        <w:spacing w:after="120" w:before="0" w:line="300"/>
+        <w:ind w:left="420"/>
+      </w:pPr>
+      <w:r>
+        <w:rPr>
+          <w:rFonts w:ascii="游明朝" w:cs="游明朝" w:eastAsia="游明朝" w:hAnsi="游明朝"/>
+          <w:sz w:val="21"/>
+          <w:szCs w:val="21"/>
+        </w:rPr>
+        <w:t xml:space="preserve">2.1 問題設定：戸惑い→衝突→適応→楽しさ のプロセス</w:t>
+      </w:r>
+    </w:p>
+    <w:p>
+      <w:pPr>
+        <w:spacing w:after="120" w:before="0" w:line="300"/>
+        <w:ind w:left="420"/>
+      </w:pPr>
+      <w:r>
+        <w:rPr>
+          <w:rFonts w:ascii="游明朝" w:cs="游明朝" w:eastAsia="游明朝" w:hAnsi="游明朝"/>
+          <w:sz w:val="21"/>
+          <w:szCs w:val="21"/>
+        </w:rPr>
+        <w:t xml:space="preserve">2.2 研究課題(1) カルチャーショックの受け止め方</w:t>
+      </w:r>
+    </w:p>
+    <w:p>
+      <w:pPr>
+        <w:spacing w:after="120" w:before="0" w:line="300"/>
+        <w:ind w:left="420"/>
+      </w:pPr>
+      <w:r>
+        <w:rPr>
+          <w:rFonts w:ascii="游明朝" w:cs="游明朝" w:eastAsia="游明朝" w:hAnsi="游明朝"/>
+          <w:sz w:val="21"/>
+          <w:szCs w:val="21"/>
+        </w:rPr>
+        <w:t xml:space="preserve">2.3 研究課題(2) 気づき・感情変容</w:t>
+      </w:r>
+    </w:p>
+    <w:p>
+      <w:pPr>
+        <w:spacing w:after="120" w:before="0" w:line="300"/>
+        <w:ind w:left="420"/>
+      </w:pPr>
+      <w:r>
+        <w:rPr>
+          <w:rFonts w:ascii="游明朝" w:cs="游明朝" w:eastAsia="游明朝" w:hAnsi="游明朝"/>
+          <w:sz w:val="21"/>
+          <w:szCs w:val="21"/>
+        </w:rPr>
+        <w:t xml:space="preserve">2.4 研究課題(3) 行動的工夫と「楽しさ」</w:t>
+      </w:r>
+    </w:p>
+    <w:p>
+      <w:pPr>
+        <w:spacing w:after="120" w:before="0" w:line="300"/>
+        <w:ind w:left="420"/>
+      </w:pPr>
+      <w:r>
+        <w:rPr>
+          <w:rFonts w:ascii="游明朝" w:cs="游明朝" w:eastAsia="游明朝" w:hAnsi="游明朝"/>
+          <w:color w:val="FF0000"/>
+          <w:sz w:val="21"/>
+          <w:szCs w:val="21"/>
+        </w:rPr>
+        <w:t xml:space="preserve">2.5 研究課題(4) 受け入れられないことへの向き合い方</w:t>
+      </w:r>
+    </w:p>
+    <w:p>
+      <w:pPr>
+        <w:spacing w:after="120" w:before="0" w:line="300"/>
+        <w:ind w:left="420"/>
+      </w:pPr>
+      <w:r>
+        <w:rPr>
+          <w:rFonts w:ascii="游明朝" w:cs="游明朝" w:eastAsia="游明朝" w:hAnsi="游明朝"/>
+          <w:color w:val="FF0000"/>
+          <w:sz w:val="21"/>
+          <w:szCs w:val="21"/>
+        </w:rPr>
+        <w:t xml:space="preserve">2.6 本研究の目的とリサーチクエスチョン</w:t>
+      </w:r>
+    </w:p>
+    <w:p>
+      <w:pPr>
+        <w:spacing w:after="120" w:before="200" w:line="300"/>
+        <w:ind w:left="0"/>
+      </w:pPr>
+      <w:r>
+        <w:rPr>
+          <w:rFonts w:ascii="游明朝" w:cs="游明朝" w:eastAsia="游明朝" w:hAnsi="游明朝"/>
+          <w:sz w:val="21"/>
+          <w:szCs w:val="21"/>
+        </w:rPr>
+        <w:t xml:space="preserve">３．先行研究概観</w:t>
+      </w:r>
+    </w:p>
+    <w:p>
+      <w:pPr>
+        <w:spacing w:after="120" w:before="0" w:line="300"/>
+        <w:ind w:left="420"/>
+      </w:pPr>
+      <w:r>
+        <w:rPr>
+          <w:rFonts w:ascii="游明朝" w:cs="游明朝" w:eastAsia="游明朝" w:hAnsi="游明朝"/>
+          <w:color w:val="FF0000"/>
+          <w:sz w:val="21"/>
+          <w:szCs w:val="21"/>
+        </w:rPr>
+        <w:t xml:space="preserve">3.1 リスガードのUカーブモデル</w:t>
+      </w:r>
+    </w:p>
+    <w:p>
+      <w:pPr>
+        <w:spacing w:after="120" w:before="0" w:line="300"/>
+        <w:ind w:left="420"/>
+      </w:pPr>
+      <w:r>
+        <w:rPr>
+          <w:rFonts w:ascii="游明朝" w:cs="游明朝" w:eastAsia="游明朝" w:hAnsi="游明朝"/>
+          <w:sz w:val="21"/>
+          <w:szCs w:val="21"/>
+        </w:rPr>
+        <w:t xml:space="preserve">3.2 オバーグのカルチャーショック論</w:t>
+      </w:r>
+    </w:p>
+    <w:p>
+      <w:pPr>
+        <w:spacing w:after="120" w:before="0" w:line="300"/>
+        <w:ind w:left="420"/>
+      </w:pPr>
+      <w:r>
+        <w:rPr>
+          <w:rFonts w:ascii="游明朝" w:cs="游明朝" w:eastAsia="游明朝" w:hAnsi="游明朝"/>
+          <w:sz w:val="21"/>
+          <w:szCs w:val="21"/>
+        </w:rPr>
+        <w:t xml:space="preserve">3.3 エドワード・ホールの文化的コンテクスト理論</w:t>
+      </w:r>
+    </w:p>
+    <w:p>
+      <w:pPr>
+        <w:spacing w:after="120" w:before="0" w:line="300"/>
+        <w:ind w:left="420"/>
+      </w:pPr>
+      <w:r>
+        <w:rPr>
+          <w:rFonts w:ascii="游明朝" w:cs="游明朝" w:eastAsia="游明朝" w:hAnsi="游明朝"/>
+          <w:sz w:val="21"/>
+          <w:szCs w:val="21"/>
+        </w:rPr>
+        <w:t xml:space="preserve">3.4 ホフステードの 6 次元文化モデル</w:t>
+      </w:r>
+    </w:p>
+    <w:p>
+      <w:pPr>
+        <w:spacing w:after="120" w:before="0" w:line="300"/>
+        <w:ind w:left="420"/>
+      </w:pPr>
+      <w:r>
+        <w:rPr>
+          <w:rFonts w:ascii="游明朝" w:cs="游明朝" w:eastAsia="游明朝" w:hAnsi="游明朝"/>
+          <w:color w:val="FF0000"/>
+          <w:sz w:val="21"/>
+          <w:szCs w:val="21"/>
+        </w:rPr>
+        <w:t xml:space="preserve">3.5 先行研究の課題と本研究の位置づけ</w:t>
+      </w:r>
+    </w:p>
+    <w:p>
+      <w:pPr>
+        <w:spacing w:after="120" w:before="200" w:line="300"/>
+        <w:ind w:left="0"/>
+      </w:pPr>
+      <w:r>
+        <w:rPr>
+          <w:rFonts w:ascii="游明朝" w:cs="游明朝" w:eastAsia="游明朝" w:hAnsi="游明朝"/>
+          <w:sz w:val="21"/>
+          <w:szCs w:val="21"/>
+        </w:rPr>
+        <w:t xml:space="preserve">４．異文化適応 4 段階モデル</w:t>
+      </w:r>
+    </w:p>
+    <w:p>
+      <w:pPr>
+        <w:spacing w:after="120" w:before="0" w:line="300"/>
+        <w:ind w:left="420"/>
+      </w:pPr>
+      <w:r>
+        <w:rPr>
+          <w:rFonts w:ascii="游明朝" w:cs="游明朝" w:eastAsia="游明朝" w:hAnsi="游明朝"/>
+          <w:sz w:val="21"/>
+          <w:szCs w:val="21"/>
+        </w:rPr>
+        <w:t xml:space="preserve">4.1 ハネムーン期</w:t>
+      </w:r>
+    </w:p>
+    <w:p>
+      <w:pPr>
+        <w:spacing w:after="120" w:before="0" w:line="300"/>
+        <w:ind w:left="420"/>
+      </w:pPr>
+      <w:r>
+        <w:rPr>
+          <w:rFonts w:ascii="游明朝" w:cs="游明朝" w:eastAsia="游明朝" w:hAnsi="游明朝"/>
+          <w:sz w:val="21"/>
+          <w:szCs w:val="21"/>
+        </w:rPr>
+        <w:t xml:space="preserve">4.2 ショック期</w:t>
+      </w:r>
+    </w:p>
+    <w:p>
+      <w:pPr>
+        <w:spacing w:after="120" w:before="0" w:line="300"/>
+        <w:ind w:left="420"/>
+      </w:pPr>
+      <w:r>
+        <w:rPr>
+          <w:rFonts w:ascii="游明朝" w:cs="游明朝" w:eastAsia="游明朝" w:hAnsi="游明朝"/>
+          <w:sz w:val="21"/>
+          <w:szCs w:val="21"/>
+        </w:rPr>
+        <w:t xml:space="preserve">4.3 調整期</w:t>
+      </w:r>
+    </w:p>
+    <w:p>
+      <w:pPr>
+        <w:spacing w:after="120" w:before="0" w:line="300"/>
+        <w:ind w:left="420"/>
+      </w:pPr>
+      <w:r>
+        <w:rPr>
+          <w:rFonts w:ascii="游明朝" w:cs="游明朝" w:eastAsia="游明朝" w:hAnsi="游明朝"/>
+          <w:sz w:val="21"/>
+          <w:szCs w:val="21"/>
+        </w:rPr>
+        <w:t xml:space="preserve">4.4 適応期</w:t>
+      </w:r>
+    </w:p>
+    <w:p>
+      <w:pPr>
+        <w:spacing w:after="120" w:before="0" w:line="300"/>
+        <w:ind w:left="420"/>
+      </w:pPr>
+      <w:r>
+        <w:rPr>
+          <w:rFonts w:ascii="游明朝" w:cs="游明朝" w:eastAsia="游明朝" w:hAnsi="游明朝"/>
+          <w:sz w:val="21"/>
+          <w:szCs w:val="21"/>
+        </w:rPr>
+        <w:t xml:space="preserve">4.5 「文化を楽しむ力」が発揮される段階</w:t>
+      </w:r>
+    </w:p>
+    <w:p>
+      <w:pPr>
+        <w:spacing w:after="120" w:before="200" w:line="300"/>
+        <w:ind w:left="0"/>
+      </w:pPr>
+      <w:r>
+        <w:rPr>
+          <w:rFonts w:ascii="游明朝" w:cs="游明朝" w:eastAsia="游明朝" w:hAnsi="游明朝"/>
+          <w:sz w:val="21"/>
+          <w:szCs w:val="21"/>
+        </w:rPr>
+        <w:t xml:space="preserve">５．文化的コンテクスト理論</w:t>
+      </w:r>
+    </w:p>
+    <w:p>
+      <w:pPr>
+        <w:spacing w:after="120" w:before="0" w:line="300"/>
+        <w:ind w:left="420"/>
+      </w:pPr>
+      <w:r>
+        <w:rPr>
+          <w:rFonts w:ascii="游明朝" w:cs="游明朝" w:eastAsia="游明朝" w:hAnsi="游明朝"/>
+          <w:sz w:val="21"/>
+          <w:szCs w:val="21"/>
+        </w:rPr>
+        <w:t xml:space="preserve">5.1 高コンテクスト vs 低コンテクスト文化</w:t>
+      </w:r>
+    </w:p>
+    <w:p>
+      <w:pPr>
+        <w:spacing w:after="120" w:before="0" w:line="300"/>
+        <w:ind w:left="420"/>
+      </w:pPr>
+      <w:r>
+        <w:rPr>
+          <w:rFonts w:ascii="游明朝" w:cs="游明朝" w:eastAsia="游明朝" w:hAnsi="游明朝"/>
+          <w:sz w:val="21"/>
+          <w:szCs w:val="21"/>
+        </w:rPr>
+        <w:t xml:space="preserve">5.2 留学生が遭遇するコンテクスト差異の具体例</w:t>
+      </w:r>
+    </w:p>
+    <w:p>
+      <w:pPr>
+        <w:spacing w:after="120" w:before="0" w:line="300"/>
+        <w:ind w:left="420"/>
+      </w:pPr>
+      <w:r>
+        <w:rPr>
+          <w:rFonts w:ascii="游明朝" w:cs="游明朝" w:eastAsia="游明朝" w:hAnsi="游明朝"/>
+          <w:sz w:val="21"/>
+          <w:szCs w:val="21"/>
+        </w:rPr>
+        <w:t xml:space="preserve">5.3 段階別に現れるコンテクスト摩擦パターン</w:t>
+      </w:r>
+    </w:p>
+    <w:p>
+      <w:pPr>
+        <w:spacing w:after="120" w:before="200" w:line="300"/>
+        <w:ind w:left="0"/>
+      </w:pPr>
+      <w:r>
+        <w:rPr>
+          <w:rFonts w:ascii="游明朝" w:cs="游明朝" w:eastAsia="游明朝" w:hAnsi="游明朝"/>
+          <w:sz w:val="21"/>
+          <w:szCs w:val="21"/>
+        </w:rPr>
+        <w:t xml:space="preserve">６．ホフステード文化的理論と本研究の関連</w:t>
+      </w:r>
+    </w:p>
+    <w:p>
+      <w:pPr>
+        <w:spacing w:after="120" w:before="0" w:line="300"/>
+        <w:ind w:left="420"/>
+      </w:pPr>
+      <w:r>
+        <w:rPr>
+          <w:rFonts w:ascii="游明朝" w:cs="游明朝" w:eastAsia="游明朝" w:hAnsi="游明朝"/>
+          <w:sz w:val="21"/>
+          <w:szCs w:val="21"/>
+        </w:rPr>
+        <w:t xml:space="preserve">6.1 6 次元（個人主義―集団主義など）の概要</w:t>
+      </w:r>
+    </w:p>
+    <w:p>
+      <w:pPr>
+        <w:spacing w:after="120" w:before="0" w:line="300"/>
+        <w:ind w:left="420"/>
+      </w:pPr>
+      <w:r>
+        <w:rPr>
+          <w:rFonts w:ascii="游明朝" w:cs="游明朝" w:eastAsia="游明朝" w:hAnsi="游明朝"/>
+          <w:sz w:val="21"/>
+          <w:szCs w:val="21"/>
+        </w:rPr>
+        <w:t xml:space="preserve">6.2 本研究対象国のスコア比較と仮説設定</w:t>
+      </w:r>
+    </w:p>
+    <w:p>
+      <w:pPr>
+        <w:spacing w:after="120" w:before="0" w:line="300"/>
+        <w:ind w:left="420"/>
+      </w:pPr>
+      <w:r>
+        <w:rPr>
+          <w:rFonts w:ascii="游明朝" w:cs="游明朝" w:eastAsia="游明朝" w:hAnsi="游明朝"/>
+          <w:sz w:val="21"/>
+          <w:szCs w:val="21"/>
+        </w:rPr>
+        <w:t xml:space="preserve">6.3 スコア差が 4 段階モデルへ与える影響</w:t>
+      </w:r>
+    </w:p>
+    <w:p>
+      <w:pPr>
+        <w:spacing w:after="120" w:before="200" w:line="300"/>
+        <w:ind w:left="0"/>
+      </w:pPr>
+      <w:r>
+        <w:rPr>
+          <w:rFonts w:ascii="游明朝" w:cs="游明朝" w:eastAsia="游明朝" w:hAnsi="游明朝"/>
+          <w:color w:val="FF0000"/>
+          <w:sz w:val="21"/>
+          <w:szCs w:val="21"/>
+        </w:rPr>
+        <w:t xml:space="preserve">７．研究方法</w:t>
+      </w:r>
+    </w:p>
+    <w:p>
+      <w:pPr>
+        <w:spacing w:after="120" w:before="0" w:line="300"/>
+        <w:ind w:left="420"/>
+      </w:pPr>
+      <w:r>
+        <w:rPr>
+          <w:rFonts w:ascii="游明朝" w:cs="游明朝" w:eastAsia="游明朝" w:hAnsi="游明朝"/>
+          <w:color w:val="FF0000"/>
+          <w:sz w:val="21"/>
+          <w:szCs w:val="21"/>
+        </w:rPr>
+        <w:t xml:space="preserve">7.1 筆者自身の事例（事例研究）</w:t>
+      </w:r>
+    </w:p>
+    <w:p>
+      <w:pPr>
+        <w:spacing w:after="120" w:before="0" w:line="300"/>
+        <w:ind w:left="420"/>
+      </w:pPr>
+      <w:r>
+        <w:rPr>
+          <w:rFonts w:ascii="游明朝" w:cs="游明朝" w:eastAsia="游明朝" w:hAnsi="游明朝"/>
+          <w:color w:val="FF0000"/>
+          <w:sz w:val="21"/>
+          <w:szCs w:val="21"/>
+        </w:rPr>
+        <w:t xml:space="preserve">7.2 アンケート調査の協力者</w:t>
+      </w:r>
+    </w:p>
+    <w:p>
+      <w:pPr>
+        <w:spacing w:after="120" w:before="0" w:line="300"/>
+        <w:ind w:left="420"/>
+      </w:pPr>
+      <w:r>
+        <w:rPr>
+          <w:rFonts w:ascii="游明朝" w:cs="游明朝" w:eastAsia="游明朝" w:hAnsi="游明朝"/>
+          <w:color w:val="FF0000"/>
+          <w:sz w:val="21"/>
+          <w:szCs w:val="21"/>
+        </w:rPr>
+        <w:t xml:space="preserve">7.3 アンケートの質問項目</w:t>
+      </w:r>
+    </w:p>
+    <w:p>
+      <w:pPr>
+        <w:spacing w:after="120" w:before="0" w:line="300"/>
+        <w:ind w:left="420"/>
+      </w:pPr>
+      <w:r>
+        <w:rPr>
+          <w:rFonts w:ascii="游明朝" w:cs="游明朝" w:eastAsia="游明朝" w:hAnsi="游明朝"/>
+          <w:color w:val="FF0000"/>
+          <w:sz w:val="21"/>
+          <w:szCs w:val="21"/>
+        </w:rPr>
+        <w:t xml:space="preserve">7.4 分析方法</w:t>
+      </w:r>
+    </w:p>
+    <w:p>
+      <w:pPr>
+        <w:spacing w:after="120" w:before="0" w:line="300"/>
+        <w:ind w:left="420"/>
+      </w:pPr>
+      <w:r>
+        <w:rPr>
+          <w:rFonts w:ascii="游明朝" w:cs="游明朝" w:eastAsia="游明朝" w:hAnsi="游明朝"/>
+          <w:color w:val="FF0000"/>
+          <w:sz w:val="21"/>
+          <w:szCs w:val="21"/>
+        </w:rPr>
+        <w:t xml:space="preserve">7.5 倫理的配慮</w:t>
+      </w:r>
+    </w:p>
+    <w:p>
+      <w:r>
+        <w:br w:type="page"/>
+      </w:r>
+    </w:p>
+    <w:p>
+      <w:pPr>
         <w:spacing w:after="360"/>
       </w:pPr>
       <w:r>
@@ -190,7 +723,7 @@
       <w:pPr>
         <w:spacing w:after="40" w:line="300"/>
       </w:pPr>
-      <w:hyperlink w:history="1" r:id="rId0nxr0dkubdnggi33aecoq">
+      <w:hyperlink w:history="1" r:id="rIdzhqqs1zsqiexpqlfyc7il">
         <w:r>
           <w:rPr>
             <w:color w:val="0563C1"/>
@@ -212,7 +745,7 @@
       <w:pPr>
         <w:spacing w:after="40" w:line="300"/>
       </w:pPr>
-      <w:hyperlink w:history="1" r:id="rId01mv2zpjlso1pohb4lrm7">
+      <w:hyperlink w:history="1" r:id="rId_fbpk7dvm5wdsv3swrupa">
         <w:r>
           <w:rPr>
             <w:color w:val="0563C1"/>
@@ -234,7 +767,7 @@
       <w:pPr>
         <w:spacing w:after="40" w:line="300"/>
       </w:pPr>
-      <w:hyperlink w:history="1" r:id="rIdefvexbslc6b7xzpf9ifp4">
+      <w:hyperlink w:history="1" r:id="rIdvjuphro3unnr5wjfogndb">
         <w:r>
           <w:rPr>
             <w:color w:val="0563C1"/>
@@ -542,7 +1075,7 @@
       <w:pPr>
         <w:spacing w:after="40" w:line="300"/>
       </w:pPr>
-      <w:hyperlink w:history="1" r:id="rIdsdizo8nulmjrlgyg3cjn-">
+      <w:hyperlink w:history="1" r:id="rIdy1iiaacdd9pykvllru45d">
         <w:r>
           <w:rPr>
             <w:color w:val="0563C1"/>
@@ -1250,7 +1783,7 @@
       <w:pPr>
         <w:spacing w:after="40" w:line="300"/>
       </w:pPr>
-      <w:hyperlink w:history="1" r:id="rIdjisbekahly_ws4sgenfes">
+      <w:hyperlink w:history="1" r:id="rIdy57shexadcq_q8io-h-mx">
         <w:r>
           <w:rPr>
             <w:color w:val="0563C1"/>
@@ -1272,7 +1805,7 @@
       <w:pPr>
         <w:spacing w:after="40" w:line="300"/>
       </w:pPr>
-      <w:hyperlink w:history="1" r:id="rId2hdpscjeo8gzts5s90oc6">
+      <w:hyperlink w:history="1" r:id="rId2ws53y4khu-59ctq3cpf7">
         <w:r>
           <w:rPr>
             <w:color w:val="0563C1"/>
@@ -2934,7 +3467,7 @@
       <w:pPr>
         <w:spacing w:after="40" w:line="300"/>
       </w:pPr>
-      <w:hyperlink w:history="1" r:id="rId28lxzkvzsjp06miiuzoaw">
+      <w:hyperlink w:history="1" r:id="rIdwvm2tvqg-i54syscbt2w-">
         <w:r>
           <w:rPr>
             <w:color w:val="0563C1"/>
@@ -2956,7 +3489,7 @@
       <w:pPr>
         <w:spacing w:after="40" w:line="300"/>
       </w:pPr>
-      <w:hyperlink w:history="1" r:id="rIdq2sqyoaew0gwqkzxyrdvo">
+      <w:hyperlink w:history="1" r:id="rIdbrfy8sta7ajplj2-mwkab">
         <w:r>
           <w:rPr>
             <w:color w:val="0563C1"/>
@@ -2978,7 +3511,7 @@
       <w:pPr>
         <w:spacing w:after="40" w:line="300"/>
       </w:pPr>
-      <w:hyperlink w:history="1" r:id="rIdka0219huhlim16abhrmuw">
+      <w:hyperlink w:history="1" r:id="rIdnwnrhorxoqd39yi4yxmzc">
         <w:r>
           <w:rPr>
             <w:color w:val="0563C1"/>

--- a/output/異文化適応のプロセス_前半_加筆版.docx
+++ b/output/異文化適応のプロセス_前半_加筆版.docx
@@ -262,7 +262,6 @@
       <w:r>
         <w:rPr>
           <w:rFonts w:ascii="游明朝" w:cs="游明朝" w:eastAsia="游明朝" w:hAnsi="游明朝"/>
-          <w:color w:val="FF0000"/>
           <w:sz w:val="21"/>
           <w:szCs w:val="21"/>
         </w:rPr>
@@ -273,21 +272,6 @@
       <w:pPr>
         <w:spacing w:after="120" w:before="0" w:line="300"/>
         <w:ind w:left="420"/>
-      </w:pPr>
-      <w:r>
-        <w:rPr>
-          <w:rFonts w:ascii="游明朝" w:cs="游明朝" w:eastAsia="游明朝" w:hAnsi="游明朝"/>
-          <w:color w:val="FF0000"/>
-          <w:sz w:val="21"/>
-          <w:szCs w:val="21"/>
-        </w:rPr>
-        <w:t xml:space="preserve">2.6 本研究の目的とリサーチクエスチョン</w:t>
-      </w:r>
-    </w:p>
-    <w:p>
-      <w:pPr>
-        <w:spacing w:after="120" w:before="200" w:line="300"/>
-        <w:ind w:left="0"/>
       </w:pPr>
       <w:r>
         <w:rPr>
@@ -295,28 +279,13 @@
           <w:sz w:val="21"/>
           <w:szCs w:val="21"/>
         </w:rPr>
-        <w:t xml:space="preserve">３．先行研究概観</w:t>
-      </w:r>
-    </w:p>
-    <w:p>
-      <w:pPr>
-        <w:spacing w:after="120" w:before="0" w:line="300"/>
-        <w:ind w:left="420"/>
-      </w:pPr>
-      <w:r>
-        <w:rPr>
-          <w:rFonts w:ascii="游明朝" w:cs="游明朝" w:eastAsia="游明朝" w:hAnsi="游明朝"/>
-          <w:color w:val="FF0000"/>
-          <w:sz w:val="21"/>
-          <w:szCs w:val="21"/>
-        </w:rPr>
-        <w:t xml:space="preserve">3.1 リスガードのUカーブモデル</w:t>
-      </w:r>
-    </w:p>
-    <w:p>
-      <w:pPr>
-        <w:spacing w:after="120" w:before="0" w:line="300"/>
-        <w:ind w:left="420"/>
+        <w:t xml:space="preserve">2.6 本研究の目的とリサーチクエスチョン</w:t>
+      </w:r>
+    </w:p>
+    <w:p>
+      <w:pPr>
+        <w:spacing w:after="120" w:before="200" w:line="300"/>
+        <w:ind w:left="0"/>
       </w:pPr>
       <w:r>
         <w:rPr>
@@ -324,7 +293,7 @@
           <w:sz w:val="21"/>
           <w:szCs w:val="21"/>
         </w:rPr>
-        <w:t xml:space="preserve">3.2 オバーグのカルチャーショック論</w:t>
+        <w:t xml:space="preserve">３．先行研究概観</w:t>
       </w:r>
     </w:p>
     <w:p>
@@ -338,7 +307,7 @@
           <w:sz w:val="21"/>
           <w:szCs w:val="21"/>
         </w:rPr>
-        <w:t xml:space="preserve">3.3 エドワード・ホールの文化的コンテクスト理論</w:t>
+        <w:t xml:space="preserve">3.1 リスガードのUカーブモデル</w:t>
       </w:r>
     </w:p>
     <w:p>
@@ -352,28 +321,13 @@
           <w:sz w:val="21"/>
           <w:szCs w:val="21"/>
         </w:rPr>
-        <w:t xml:space="preserve">3.4 ホフステードの 6 次元文化モデル</w:t>
+        <w:t xml:space="preserve">3.2 オバーグのカルチャーショック論</w:t>
       </w:r>
     </w:p>
     <w:p>
       <w:pPr>
         <w:spacing w:after="120" w:before="0" w:line="300"/>
         <w:ind w:left="420"/>
-      </w:pPr>
-      <w:r>
-        <w:rPr>
-          <w:rFonts w:ascii="游明朝" w:cs="游明朝" w:eastAsia="游明朝" w:hAnsi="游明朝"/>
-          <w:color w:val="FF0000"/>
-          <w:sz w:val="21"/>
-          <w:szCs w:val="21"/>
-        </w:rPr>
-        <w:t xml:space="preserve">3.5 先行研究の課題と本研究の位置づけ</w:t>
-      </w:r>
-    </w:p>
-    <w:p>
-      <w:pPr>
-        <w:spacing w:after="120" w:before="200" w:line="300"/>
-        <w:ind w:left="0"/>
       </w:pPr>
       <w:r>
         <w:rPr>
@@ -381,7 +335,7 @@
           <w:sz w:val="21"/>
           <w:szCs w:val="21"/>
         </w:rPr>
-        <w:t xml:space="preserve">４．異文化適応 4 段階モデル</w:t>
+        <w:t xml:space="preserve">3.3 エドワード・ホールの文化的コンテクスト理論</w:t>
       </w:r>
     </w:p>
     <w:p>
@@ -395,7 +349,7 @@
           <w:sz w:val="21"/>
           <w:szCs w:val="21"/>
         </w:rPr>
-        <w:t xml:space="preserve">4.1 ハネムーン期</w:t>
+        <w:t xml:space="preserve">3.4 ホフステードの 6 次元文化モデル</w:t>
       </w:r>
     </w:p>
     <w:p>
@@ -409,13 +363,13 @@
           <w:sz w:val="21"/>
           <w:szCs w:val="21"/>
         </w:rPr>
-        <w:t xml:space="preserve">4.2 ショック期</w:t>
-      </w:r>
-    </w:p>
-    <w:p>
-      <w:pPr>
-        <w:spacing w:after="120" w:before="0" w:line="300"/>
-        <w:ind w:left="420"/>
+        <w:t xml:space="preserve">3.5 先行研究の課題と本研究の位置づけ</w:t>
+      </w:r>
+    </w:p>
+    <w:p>
+      <w:pPr>
+        <w:spacing w:after="120" w:before="200" w:line="300"/>
+        <w:ind w:left="0"/>
       </w:pPr>
       <w:r>
         <w:rPr>
@@ -423,7 +377,7 @@
           <w:sz w:val="21"/>
           <w:szCs w:val="21"/>
         </w:rPr>
-        <w:t xml:space="preserve">4.3 調整期</w:t>
+        <w:t xml:space="preserve">４．異文化適応 4 段階モデル</w:t>
       </w:r>
     </w:p>
     <w:p>
@@ -437,7 +391,7 @@
           <w:sz w:val="21"/>
           <w:szCs w:val="21"/>
         </w:rPr>
-        <w:t xml:space="preserve">4.4 適応期</w:t>
+        <w:t xml:space="preserve">4.1 ハネムーン期</w:t>
       </w:r>
     </w:p>
     <w:p>
@@ -451,13 +405,13 @@
           <w:sz w:val="21"/>
           <w:szCs w:val="21"/>
         </w:rPr>
-        <w:t xml:space="preserve">4.5 「文化を楽しむ力」が発揮される段階</w:t>
-      </w:r>
-    </w:p>
-    <w:p>
-      <w:pPr>
-        <w:spacing w:after="120" w:before="200" w:line="300"/>
-        <w:ind w:left="0"/>
+        <w:t xml:space="preserve">4.2 ショック期</w:t>
+      </w:r>
+    </w:p>
+    <w:p>
+      <w:pPr>
+        <w:spacing w:after="120" w:before="0" w:line="300"/>
+        <w:ind w:left="420"/>
       </w:pPr>
       <w:r>
         <w:rPr>
@@ -465,7 +419,7 @@
           <w:sz w:val="21"/>
           <w:szCs w:val="21"/>
         </w:rPr>
-        <w:t xml:space="preserve">５．文化的コンテクスト理論</w:t>
+        <w:t xml:space="preserve">4.3 調整期</w:t>
       </w:r>
     </w:p>
     <w:p>
@@ -479,7 +433,7 @@
           <w:sz w:val="21"/>
           <w:szCs w:val="21"/>
         </w:rPr>
-        <w:t xml:space="preserve">5.1 高コンテクスト vs 低コンテクスト文化</w:t>
+        <w:t xml:space="preserve">4.4 適応期</w:t>
       </w:r>
     </w:p>
     <w:p>
@@ -493,13 +447,13 @@
           <w:sz w:val="21"/>
           <w:szCs w:val="21"/>
         </w:rPr>
-        <w:t xml:space="preserve">5.2 留学生が遭遇するコンテクスト差異の具体例</w:t>
-      </w:r>
-    </w:p>
-    <w:p>
-      <w:pPr>
-        <w:spacing w:after="120" w:before="0" w:line="300"/>
-        <w:ind w:left="420"/>
+        <w:t xml:space="preserve">4.5 「文化を楽しむ力」が発揮される段階</w:t>
+      </w:r>
+    </w:p>
+    <w:p>
+      <w:pPr>
+        <w:spacing w:after="120" w:before="200" w:line="300"/>
+        <w:ind w:left="0"/>
       </w:pPr>
       <w:r>
         <w:rPr>
@@ -507,13 +461,13 @@
           <w:sz w:val="21"/>
           <w:szCs w:val="21"/>
         </w:rPr>
-        <w:t xml:space="preserve">5.3 段階別に現れるコンテクスト摩擦パターン</w:t>
-      </w:r>
-    </w:p>
-    <w:p>
-      <w:pPr>
-        <w:spacing w:after="120" w:before="200" w:line="300"/>
-        <w:ind w:left="0"/>
+        <w:t xml:space="preserve">５．文化的コンテクスト理論</w:t>
+      </w:r>
+    </w:p>
+    <w:p>
+      <w:pPr>
+        <w:spacing w:after="120" w:before="0" w:line="300"/>
+        <w:ind w:left="420"/>
       </w:pPr>
       <w:r>
         <w:rPr>
@@ -521,7 +475,7 @@
           <w:sz w:val="21"/>
           <w:szCs w:val="21"/>
         </w:rPr>
-        <w:t xml:space="preserve">６．ホフステード文化的理論と本研究の関連</w:t>
+        <w:t xml:space="preserve">5.1 高コンテクスト vs 低コンテクスト文化</w:t>
       </w:r>
     </w:p>
     <w:p>
@@ -535,7 +489,7 @@
           <w:sz w:val="21"/>
           <w:szCs w:val="21"/>
         </w:rPr>
-        <w:t xml:space="preserve">6.1 6 次元（個人主義―集団主義など）の概要</w:t>
+        <w:t xml:space="preserve">5.2 留学生が遭遇するコンテクスト差異の具体例</w:t>
       </w:r>
     </w:p>
     <w:p>
@@ -549,13 +503,13 @@
           <w:sz w:val="21"/>
           <w:szCs w:val="21"/>
         </w:rPr>
-        <w:t xml:space="preserve">6.2 本研究対象国のスコア比較と仮説設定</w:t>
-      </w:r>
-    </w:p>
-    <w:p>
-      <w:pPr>
-        <w:spacing w:after="120" w:before="0" w:line="300"/>
-        <w:ind w:left="420"/>
+        <w:t xml:space="preserve">5.3 段階別に現れるコンテクスト摩擦パターン</w:t>
+      </w:r>
+    </w:p>
+    <w:p>
+      <w:pPr>
+        <w:spacing w:after="120" w:before="200" w:line="300"/>
+        <w:ind w:left="0"/>
       </w:pPr>
       <w:r>
         <w:rPr>
@@ -563,6 +517,48 @@
           <w:sz w:val="21"/>
           <w:szCs w:val="21"/>
         </w:rPr>
+        <w:t xml:space="preserve">６．ホフステード文化的理論と本研究の関連</w:t>
+      </w:r>
+    </w:p>
+    <w:p>
+      <w:pPr>
+        <w:spacing w:after="120" w:before="0" w:line="300"/>
+        <w:ind w:left="420"/>
+      </w:pPr>
+      <w:r>
+        <w:rPr>
+          <w:rFonts w:ascii="游明朝" w:cs="游明朝" w:eastAsia="游明朝" w:hAnsi="游明朝"/>
+          <w:sz w:val="21"/>
+          <w:szCs w:val="21"/>
+        </w:rPr>
+        <w:t xml:space="preserve">6.1 6 次元（個人主義―集団主義など）の概要</w:t>
+      </w:r>
+    </w:p>
+    <w:p>
+      <w:pPr>
+        <w:spacing w:after="120" w:before="0" w:line="300"/>
+        <w:ind w:left="420"/>
+      </w:pPr>
+      <w:r>
+        <w:rPr>
+          <w:rFonts w:ascii="游明朝" w:cs="游明朝" w:eastAsia="游明朝" w:hAnsi="游明朝"/>
+          <w:sz w:val="21"/>
+          <w:szCs w:val="21"/>
+        </w:rPr>
+        <w:t xml:space="preserve">6.2 本研究対象国のスコア比較と仮説設定</w:t>
+      </w:r>
+    </w:p>
+    <w:p>
+      <w:pPr>
+        <w:spacing w:after="120" w:before="0" w:line="300"/>
+        <w:ind w:left="420"/>
+      </w:pPr>
+      <w:r>
+        <w:rPr>
+          <w:rFonts w:ascii="游明朝" w:cs="游明朝" w:eastAsia="游明朝" w:hAnsi="游明朝"/>
+          <w:sz w:val="21"/>
+          <w:szCs w:val="21"/>
+        </w:rPr>
         <w:t xml:space="preserve">6.3 スコア差が 4 段階モデルへ与える影響</w:t>
       </w:r>
     </w:p>
@@ -574,7 +570,6 @@
       <w:r>
         <w:rPr>
           <w:rFonts w:ascii="游明朝" w:cs="游明朝" w:eastAsia="游明朝" w:hAnsi="游明朝"/>
-          <w:color w:val="FF0000"/>
           <w:sz w:val="21"/>
           <w:szCs w:val="21"/>
         </w:rPr>
@@ -589,7 +584,6 @@
       <w:r>
         <w:rPr>
           <w:rFonts w:ascii="游明朝" w:cs="游明朝" w:eastAsia="游明朝" w:hAnsi="游明朝"/>
-          <w:color w:val="FF0000"/>
           <w:sz w:val="21"/>
           <w:szCs w:val="21"/>
         </w:rPr>
@@ -604,7 +598,6 @@
       <w:r>
         <w:rPr>
           <w:rFonts w:ascii="游明朝" w:cs="游明朝" w:eastAsia="游明朝" w:hAnsi="游明朝"/>
-          <w:color w:val="FF0000"/>
           <w:sz w:val="21"/>
           <w:szCs w:val="21"/>
         </w:rPr>
@@ -619,7 +612,6 @@
       <w:r>
         <w:rPr>
           <w:rFonts w:ascii="游明朝" w:cs="游明朝" w:eastAsia="游明朝" w:hAnsi="游明朝"/>
-          <w:color w:val="FF0000"/>
           <w:sz w:val="21"/>
           <w:szCs w:val="21"/>
         </w:rPr>
@@ -634,7 +626,6 @@
       <w:r>
         <w:rPr>
           <w:rFonts w:ascii="游明朝" w:cs="游明朝" w:eastAsia="游明朝" w:hAnsi="游明朝"/>
-          <w:color w:val="FF0000"/>
           <w:sz w:val="21"/>
           <w:szCs w:val="21"/>
         </w:rPr>
@@ -649,7 +640,6 @@
       <w:r>
         <w:rPr>
           <w:rFonts w:ascii="游明朝" w:cs="游明朝" w:eastAsia="游明朝" w:hAnsi="游明朝"/>
-          <w:color w:val="FF0000"/>
           <w:sz w:val="21"/>
           <w:szCs w:val="21"/>
         </w:rPr>
@@ -723,7 +713,7 @@
       <w:pPr>
         <w:spacing w:after="40" w:line="300"/>
       </w:pPr>
-      <w:hyperlink w:history="1" r:id="rIdzhqqs1zsqiexpqlfyc7il">
+      <w:hyperlink w:history="1" r:id="rId1lotjrw7jksolnuxbavdi">
         <w:r>
           <w:rPr>
             <w:color w:val="0563C1"/>
@@ -745,7 +735,7 @@
       <w:pPr>
         <w:spacing w:after="40" w:line="300"/>
       </w:pPr>
-      <w:hyperlink w:history="1" r:id="rId_fbpk7dvm5wdsv3swrupa">
+      <w:hyperlink w:history="1" r:id="rIdw2jdbi8nbxxet1uf9psjp">
         <w:r>
           <w:rPr>
             <w:color w:val="0563C1"/>
@@ -767,7 +757,7 @@
       <w:pPr>
         <w:spacing w:after="40" w:line="300"/>
       </w:pPr>
-      <w:hyperlink w:history="1" r:id="rIdvjuphro3unnr5wjfogndb">
+      <w:hyperlink w:history="1" r:id="rIdjig9y2jhf134kndscrmhk">
         <w:r>
           <w:rPr>
             <w:color w:val="0563C1"/>
@@ -1075,7 +1065,7 @@
       <w:pPr>
         <w:spacing w:after="40" w:line="300"/>
       </w:pPr>
-      <w:hyperlink w:history="1" r:id="rIdy1iiaacdd9pykvllru45d">
+      <w:hyperlink w:history="1" r:id="rId6dzebg3oadwb3dnm3du6w">
         <w:r>
           <w:rPr>
             <w:color w:val="0563C1"/>
@@ -1783,7 +1773,7 @@
       <w:pPr>
         <w:spacing w:after="40" w:line="300"/>
       </w:pPr>
-      <w:hyperlink w:history="1" r:id="rIdy57shexadcq_q8io-h-mx">
+      <w:hyperlink w:history="1" r:id="rIdl_fa9xe29q6rddmo3_npd">
         <w:r>
           <w:rPr>
             <w:color w:val="0563C1"/>
@@ -1805,7 +1795,7 @@
       <w:pPr>
         <w:spacing w:after="40" w:line="300"/>
       </w:pPr>
-      <w:hyperlink w:history="1" r:id="rId2ws53y4khu-59ctq3cpf7">
+      <w:hyperlink w:history="1" r:id="rIded1jxgyymf10qbnai6n0p">
         <w:r>
           <w:rPr>
             <w:color w:val="0563C1"/>
@@ -3467,7 +3457,7 @@
       <w:pPr>
         <w:spacing w:after="40" w:line="300"/>
       </w:pPr>
-      <w:hyperlink w:history="1" r:id="rIdwvm2tvqg-i54syscbt2w-">
+      <w:hyperlink w:history="1" r:id="rIdjktbpa3deudi_unttjgwv">
         <w:r>
           <w:rPr>
             <w:color w:val="0563C1"/>
@@ -3489,7 +3479,7 @@
       <w:pPr>
         <w:spacing w:after="40" w:line="300"/>
       </w:pPr>
-      <w:hyperlink w:history="1" r:id="rIdbrfy8sta7ajplj2-mwkab">
+      <w:hyperlink w:history="1" r:id="rIdysxnoxrhj9vpwcvjp4jq4">
         <w:r>
           <w:rPr>
             <w:color w:val="0563C1"/>
@@ -3511,7 +3501,7 @@
       <w:pPr>
         <w:spacing w:after="40" w:line="300"/>
       </w:pPr>
-      <w:hyperlink w:history="1" r:id="rIdnwnrhorxoqd39yi4yxmzc">
+      <w:hyperlink w:history="1" r:id="rIdo9yep4dqzsb3rlfx65wyi">
         <w:r>
           <w:rPr>
             <w:color w:val="0563C1"/>

--- a/output/異文化適応のプロセス_前半_加筆版.docx
+++ b/output/異文化適応のプロセス_前半_加筆版.docx
@@ -713,7 +713,7 @@
       <w:pPr>
         <w:spacing w:after="40" w:line="300"/>
       </w:pPr>
-      <w:hyperlink w:history="1" r:id="rId1lotjrw7jksolnuxbavdi">
+      <w:hyperlink w:history="1" r:id="rIdkchvyq9wb8cy1vxgf1rwm">
         <w:r>
           <w:rPr>
             <w:color w:val="0563C1"/>
@@ -735,7 +735,7 @@
       <w:pPr>
         <w:spacing w:after="40" w:line="300"/>
       </w:pPr>
-      <w:hyperlink w:history="1" r:id="rIdw2jdbi8nbxxet1uf9psjp">
+      <w:hyperlink w:history="1" r:id="rIdsiux_80iwwvvaxcl7q4cj">
         <w:r>
           <w:rPr>
             <w:color w:val="0563C1"/>
@@ -757,7 +757,7 @@
       <w:pPr>
         <w:spacing w:after="40" w:line="300"/>
       </w:pPr>
-      <w:hyperlink w:history="1" r:id="rIdjig9y2jhf134kndscrmhk">
+      <w:hyperlink w:history="1" r:id="rId0vpdauvfl1x3w1kk-qlah">
         <w:r>
           <w:rPr>
             <w:color w:val="0563C1"/>
@@ -789,7 +789,7 @@
         <w:rPr>
           <w:color w:val="FF0000"/>
         </w:rPr>
-        <w:t xml:space="preserve">筆者は高校生の時に、フィジーで3年間の交換留学を経験した。到着後は、手でカレーを食べる習慣や、停電による冷水シャワー、宗教的な理由で豚肉や牛肉が食べられないといった制限に次々と直面し、当初は「乗り越えられない」と強く困惑した。特に、ホストファミリーが飼っていた羊が目の前で解体され、そのまま食卓に出てきた出来事は、強いカルチャーショックとして記憶に残っている。しかし、ある時点から「何とかなる」と考えるように気持ちを切り替え、異文化の環境に自分から働きかけるようにした。現地の学生との会話を重ねるうちに、少しずつ現地の文化や価値観になじんでいった。また、三食ともカレーが続いて飽きそうになった時には、カルダモンの消化を助ける効果やターメリックの抗炎症作用、クミンの整腸作用などをホストファミリーから教わり、自分でも配合を試すことで、食事を楽しむ工夫をした。こうした挑戦は、自作の「やったことリスト」に記録した。「何とかなる」「何事も挑戦だ」と考えて行動し、やりたかったことを一つずつリストに書き込んでいく中で、困惑は徐々に薄れ、次第に楽しさを感じるようになった。この経験は、Uカーブ理論が示す適応の段階をたどり、さらにその先の「楽しさ」にまで至ったものだと言える。そして筆者は、異文化適応がどのような過程で進むのかを明らかにする必要性を強く感じるようになった。</w:t>
+        <w:t xml:space="preserve">筆者は高校生の時に、フィジーで約2年半の交換留学を経験した。到着後は、手でカレーを食べる習慣や、停電による冷水シャワー、宗教的な理由で豚肉や牛肉が食べられないといった制限に次々と直面し、当初は「乗り越えられない」と強く困惑した。特に、ホストファミリーが飼っていた羊が目の前で解体され、そのまま食卓に出てきた出来事は、強いカルチャーショックとして記憶に残っている。しかし、ある時点から「何とかなる」と考えるように気持ちを切り替え、異文化の環境に自分から働きかけるようにした。現地の学生との会話を重ねるうちに、少しずつ現地の文化や価値観になじんでいった。また、三食ともカレーが続いて飽きそうになった時には、カルダモンの消化を助ける効果やターメリックの抗炎症作用、クミンの整腸作用などをホストファミリーから教わり、自分でも配合を試すことで、食事を楽しむ工夫をした。こうした挑戦は、自作の「やったことリスト」に記録した。「何とかなる」「何事も挑戦だ」と考えて行動し、やりたかったことを一つずつリストに書き込んでいく中で、困惑は徐々に薄れ、次第に楽しさを感じるようになった。この経験は、Uカーブ理論が示す適応の段階をたどり、さらにその先の「楽しさ」にまで至ったものだと言える。そして筆者は、異文化適応がどのような過程で進むのかを明らかにする必要性を強く感じるようになった。</w:t>
       </w:r>
     </w:p>
     <w:p>
@@ -1065,7 +1065,7 @@
       <w:pPr>
         <w:spacing w:after="40" w:line="300"/>
       </w:pPr>
-      <w:hyperlink w:history="1" r:id="rId6dzebg3oadwb3dnm3du6w">
+      <w:hyperlink w:history="1" r:id="rIdkeouubmtukb6u7intf0fx">
         <w:r>
           <w:rPr>
             <w:color w:val="0563C1"/>
@@ -1773,7 +1773,7 @@
       <w:pPr>
         <w:spacing w:after="40" w:line="300"/>
       </w:pPr>
-      <w:hyperlink w:history="1" r:id="rIdl_fa9xe29q6rddmo3_npd">
+      <w:hyperlink w:history="1" r:id="rId8mm5og3j6pyidwh_ims4r">
         <w:r>
           <w:rPr>
             <w:color w:val="0563C1"/>
@@ -1795,7 +1795,7 @@
       <w:pPr>
         <w:spacing w:after="40" w:line="300"/>
       </w:pPr>
-      <w:hyperlink w:history="1" r:id="rIded1jxgyymf10qbnai6n0p">
+      <w:hyperlink w:history="1" r:id="rIdkzjribvamkuenezq5-s0z">
         <w:r>
           <w:rPr>
             <w:color w:val="0563C1"/>
@@ -3457,7 +3457,7 @@
       <w:pPr>
         <w:spacing w:after="40" w:line="300"/>
       </w:pPr>
-      <w:hyperlink w:history="1" r:id="rIdjktbpa3deudi_unttjgwv">
+      <w:hyperlink w:history="1" r:id="rIdb4j9wzp6gtpl8egwnbtkb">
         <w:r>
           <w:rPr>
             <w:color w:val="0563C1"/>
@@ -3479,7 +3479,7 @@
       <w:pPr>
         <w:spacing w:after="40" w:line="300"/>
       </w:pPr>
-      <w:hyperlink w:history="1" r:id="rIdysxnoxrhj9vpwcvjp4jq4">
+      <w:hyperlink w:history="1" r:id="rId3nr9baoerpz6uvs5lnwfd">
         <w:r>
           <w:rPr>
             <w:color w:val="0563C1"/>
@@ -3501,7 +3501,7 @@
       <w:pPr>
         <w:spacing w:after="40" w:line="300"/>
       </w:pPr>
-      <w:hyperlink w:history="1" r:id="rIdo9yep4dqzsb3rlfx65wyi">
+      <w:hyperlink w:history="1" r:id="rIdjie_zkaldj5xwtgv4z-pm">
         <w:r>
           <w:rPr>
             <w:color w:val="0563C1"/>
@@ -3571,7 +3571,7 @@
         <w:rPr>
           <w:color w:val="FF0000"/>
         </w:rPr>
-        <w:t xml:space="preserve">フィジー（3年間）とベトナム（1年間）での筆者の経験を、「やったことリスト」や当時の写真、日記、SNSなどの記録をもとに振り返る。そして、一つひとつの衝突について、アンケートと同じ項目で書き出し、次の表にまとめる。</w:t>
+        <w:t xml:space="preserve">フィジー（約2年半）とベトナム（1年間）での筆者の経験を、「やったことリスト」や当時の写真、日記、SNSなどの記録をもとに振り返る。そして、一つひとつの衝突について、アンケートと同じ項目で書き出し、次の表にまとめる。</w:t>
       </w:r>
     </w:p>
     <w:tbl>
